--- a/notes/thesis-outline.docx
+++ b/notes/thesis-outline.docx
@@ -7,7 +7,7 @@
         <w:pStyle w:val="Title"/>
       </w:pPr>
       <w:r>
-        <w:t xml:space="preserve">논문 개요 (연구 계획 초안)</w:t>
+        <w:t xml:space="preserve">논문 개요 (연구 계획 초안 v2 — 설득 이론 반영)</w:t>
       </w:r>
     </w:p>
     <w:p>
@@ -23,6 +23,35 @@
           <w:color w:val="404040"/>
         </w:rPr>
         <w:t xml:space="preserve">연구를 시작하기 전에 논문 전체의 뼈대를 잡아두는 문서예요. 지도교수님 면담이나 연구 계획서 작성의 바탕으로 쓰세요.</w:t>
+      </w:r>
+    </w:p>
+    <w:p>
+      <w:pPr>
+        <w:pBdr>
+          <w:left w:val="single" w:color="1F4E79" w:sz="12" w:space="8"/>
+        </w:pBdr>
+        <w:spacing w:after="60"/>
+        <w:ind w:left="360"/>
+      </w:pPr>
+      <w:r>
+        <w:rPr>
+          <w:color w:val="404040"/>
+        </w:rPr>
+        <w:t xml:space="preserve">2026-09-28 면담 피드백("설득에 대한 부분을 더 찾아보기")을 반영해 </w:t>
+      </w:r>
+      <w:r>
+        <w:rPr>
+          <w:b/>
+          <w:bCs/>
+          <w:color w:val="404040"/>
+        </w:rPr>
+        <w:t xml:space="preserve">보호 동기 이론을 핵심 틀</w:t>
+      </w:r>
+      <w:r>
+        <w:rPr>
+          <w:color w:val="404040"/>
+        </w:rPr>
+        <w:t xml:space="preserve">로 다시 짰어요.</w:t>
       </w:r>
     </w:p>
     <w:p>
@@ -102,9 +131,9 @@
         </w:tblBorders>
       </w:tblPr>
       <w:tblGrid>
-        <w:gridCol w:w="748"/>
-        <w:gridCol w:w="4278"/>
-        <w:gridCol w:w="4280"/>
+        <w:gridCol w:w="941"/>
+        <w:gridCol w:w="4182"/>
+        <w:gridCol w:w="4183"/>
       </w:tblGrid>
       <w:tr>
         <w:trPr>
@@ -112,7 +141,7 @@
         </w:trPr>
         <w:tc>
           <w:tcPr>
-            <w:tcW w:type="dxa" w:w="748"/>
+            <w:tcW w:type="dxa" w:w="941"/>
             <w:tcBorders>
               <w:top w:val="single" w:color="BFBFBF" w:sz="4"/>
               <w:left w:val="single" w:color="BFBFBF" w:sz="4"/>
@@ -141,7 +170,7 @@
         </w:tc>
         <w:tc>
           <w:tcPr>
-            <w:tcW w:type="dxa" w:w="4278"/>
+            <w:tcW w:type="dxa" w:w="4182"/>
             <w:tcBorders>
               <w:top w:val="single" w:color="BFBFBF" w:sz="4"/>
               <w:left w:val="single" w:color="BFBFBF" w:sz="4"/>
@@ -170,7 +199,7 @@
         </w:tc>
         <w:tc>
           <w:tcPr>
-            <w:tcW w:type="dxa" w:w="4280"/>
+            <w:tcW w:type="dxa" w:w="4183"/>
             <w:tcBorders>
               <w:top w:val="single" w:color="BFBFBF" w:sz="4"/>
               <w:left w:val="single" w:color="BFBFBF" w:sz="4"/>
@@ -204,7 +233,7 @@
         </w:trPr>
         <w:tc>
           <w:tcPr>
-            <w:tcW w:type="dxa" w:w="748"/>
+            <w:tcW w:type="dxa" w:w="941"/>
             <w:tcBorders>
               <w:top w:val="single" w:color="BFBFBF" w:sz="4"/>
               <w:left w:val="single" w:color="BFBFBF" w:sz="4"/>
@@ -230,53 +259,53 @@
         </w:tc>
         <w:tc>
           <w:tcPr>
-            <w:tcW w:type="dxa" w:w="4278"/>
-            <w:tcBorders>
-              <w:top w:val="single" w:color="BFBFBF" w:sz="4"/>
-              <w:left w:val="single" w:color="BFBFBF" w:sz="4"/>
-              <w:bottom w:val="single" w:color="BFBFBF" w:sz="4"/>
-              <w:right w:val="single" w:color="BFBFBF" w:sz="4"/>
-            </w:tcBorders>
-            <w:tcMar>
-              <w:top w:type="dxa" w:w="60"/>
-              <w:left w:type="dxa" w:w="100"/>
-              <w:bottom w:type="dxa" w:w="60"/>
-              <w:right w:type="dxa" w:w="100"/>
-            </w:tcMar>
-          </w:tcPr>
-          <w:p>
-            <w:r>
-              <w:rPr>
-                <w:sz w:val="18"/>
-                <w:szCs w:val="18"/>
-              </w:rPr>
-              <w:t xml:space="preserve">클라우드 스토리지 용량 부족 상황에서 디지털 넛지 유형이 사용자의 정리·결제 선택과 심리적 반발에 미치는 영향</w:t>
-            </w:r>
-          </w:p>
-        </w:tc>
-        <w:tc>
-          <w:tcPr>
-            <w:tcW w:type="dxa" w:w="4280"/>
-            <w:tcBorders>
-              <w:top w:val="single" w:color="BFBFBF" w:sz="4"/>
-              <w:left w:val="single" w:color="BFBFBF" w:sz="4"/>
-              <w:bottom w:val="single" w:color="BFBFBF" w:sz="4"/>
-              <w:right w:val="single" w:color="BFBFBF" w:sz="4"/>
-            </w:tcBorders>
-            <w:tcMar>
-              <w:top w:type="dxa" w:w="60"/>
-              <w:left w:type="dxa" w:w="100"/>
-              <w:bottom w:type="dxa" w:w="60"/>
-              <w:right w:type="dxa" w:w="100"/>
-            </w:tcMar>
-          </w:tcPr>
-          <w:p>
-            <w:r>
-              <w:rPr>
-                <w:sz w:val="18"/>
-                <w:szCs w:val="18"/>
-              </w:rPr>
-              <w:t xml:space="preserve">The Effects of Digital Nudge Types on Users' Cleanup and Upgrade Choices and Psychological Reactance in Cloud Storage Capacity Shortage</w:t>
+            <w:tcW w:type="dxa" w:w="4182"/>
+            <w:tcBorders>
+              <w:top w:val="single" w:color="BFBFBF" w:sz="4"/>
+              <w:left w:val="single" w:color="BFBFBF" w:sz="4"/>
+              <w:bottom w:val="single" w:color="BFBFBF" w:sz="4"/>
+              <w:right w:val="single" w:color="BFBFBF" w:sz="4"/>
+            </w:tcBorders>
+            <w:tcMar>
+              <w:top w:type="dxa" w:w="60"/>
+              <w:left w:type="dxa" w:w="100"/>
+              <w:bottom w:type="dxa" w:w="60"/>
+              <w:right w:type="dxa" w:w="100"/>
+            </w:tcMar>
+          </w:tcPr>
+          <w:p>
+            <w:r>
+              <w:rPr>
+                <w:sz w:val="18"/>
+                <w:szCs w:val="18"/>
+              </w:rPr>
+              <w:t xml:space="preserve">클라우드 스토리지 용량 부족 알림의 설득 전략이 사용자의 정리 행동과 심리적 반발에 미치는 영향: 보호 동기 이론을 중심으로</w:t>
+            </w:r>
+          </w:p>
+        </w:tc>
+        <w:tc>
+          <w:tcPr>
+            <w:tcW w:type="dxa" w:w="4183"/>
+            <w:tcBorders>
+              <w:top w:val="single" w:color="BFBFBF" w:sz="4"/>
+              <w:left w:val="single" w:color="BFBFBF" w:sz="4"/>
+              <w:bottom w:val="single" w:color="BFBFBF" w:sz="4"/>
+              <w:right w:val="single" w:color="BFBFBF" w:sz="4"/>
+            </w:tcBorders>
+            <w:tcMar>
+              <w:top w:type="dxa" w:w="60"/>
+              <w:left w:type="dxa" w:w="100"/>
+              <w:bottom w:type="dxa" w:w="60"/>
+              <w:right w:type="dxa" w:w="100"/>
+            </w:tcMar>
+          </w:tcPr>
+          <w:p>
+            <w:r>
+              <w:rPr>
+                <w:sz w:val="18"/>
+                <w:szCs w:val="18"/>
+              </w:rPr>
+              <w:t xml:space="preserve">The Effects of Persuasion Strategies in Cloud Storage Capacity Alerts on Users' Cleanup Behavior and Psychological Reactance: A Protection Motivation Theory Perspective</w:t>
             </w:r>
           </w:p>
         </w:tc>
@@ -287,7 +316,7 @@
         </w:trPr>
         <w:tc>
           <w:tcPr>
-            <w:tcW w:type="dxa" w:w="748"/>
+            <w:tcW w:type="dxa" w:w="941"/>
             <w:tcBorders>
               <w:top w:val="single" w:color="BFBFBF" w:sz="4"/>
               <w:left w:val="single" w:color="BFBFBF" w:sz="4"/>
@@ -313,53 +342,53 @@
         </w:tc>
         <w:tc>
           <w:tcPr>
-            <w:tcW w:type="dxa" w:w="4278"/>
-            <w:tcBorders>
-              <w:top w:val="single" w:color="BFBFBF" w:sz="4"/>
-              <w:left w:val="single" w:color="BFBFBF" w:sz="4"/>
-              <w:bottom w:val="single" w:color="BFBFBF" w:sz="4"/>
-              <w:right w:val="single" w:color="BFBFBF" w:sz="4"/>
-            </w:tcBorders>
-            <w:tcMar>
-              <w:top w:type="dxa" w:w="60"/>
-              <w:left w:type="dxa" w:w="100"/>
-              <w:bottom w:type="dxa" w:w="60"/>
-              <w:right w:type="dxa" w:w="100"/>
-            </w:tcMar>
-          </w:tcPr>
-          <w:p>
-            <w:r>
-              <w:rPr>
-                <w:sz w:val="18"/>
-                <w:szCs w:val="18"/>
-              </w:rPr>
-              <w:t xml:space="preserve">불쾌하지 않은 넛지: 클라우드 스토리지 이용자의 파일 정리를 이끄는 넛지 설계 연구</w:t>
-            </w:r>
-          </w:p>
-        </w:tc>
-        <w:tc>
-          <w:tcPr>
-            <w:tcW w:type="dxa" w:w="4280"/>
-            <w:tcBorders>
-              <w:top w:val="single" w:color="BFBFBF" w:sz="4"/>
-              <w:left w:val="single" w:color="BFBFBF" w:sz="4"/>
-              <w:bottom w:val="single" w:color="BFBFBF" w:sz="4"/>
-              <w:right w:val="single" w:color="BFBFBF" w:sz="4"/>
-            </w:tcBorders>
-            <w:tcMar>
-              <w:top w:type="dxa" w:w="60"/>
-              <w:left w:type="dxa" w:w="100"/>
-              <w:bottom w:type="dxa" w:w="60"/>
-              <w:right w:type="dxa" w:w="100"/>
-            </w:tcMar>
-          </w:tcPr>
-          <w:p>
-            <w:r>
-              <w:rPr>
-                <w:sz w:val="18"/>
-                <w:szCs w:val="18"/>
-              </w:rPr>
-              <w:t xml:space="preserve">Nudging Without Annoying: Designing Nudges for File Cleanup in Cloud Storage</w:t>
+            <w:tcW w:type="dxa" w:w="4182"/>
+            <w:tcBorders>
+              <w:top w:val="single" w:color="BFBFBF" w:sz="4"/>
+              <w:left w:val="single" w:color="BFBFBF" w:sz="4"/>
+              <w:bottom w:val="single" w:color="BFBFBF" w:sz="4"/>
+              <w:right w:val="single" w:color="BFBFBF" w:sz="4"/>
+            </w:tcBorders>
+            <w:tcMar>
+              <w:top w:type="dxa" w:w="60"/>
+              <w:left w:type="dxa" w:w="100"/>
+              <w:bottom w:type="dxa" w:w="60"/>
+              <w:right w:type="dxa" w:w="100"/>
+            </w:tcMar>
+          </w:tcPr>
+          <w:p>
+            <w:r>
+              <w:rPr>
+                <w:sz w:val="18"/>
+                <w:szCs w:val="18"/>
+              </w:rPr>
+              <w:t xml:space="preserve">반발 없는 설득: 클라우드 스토리지 용량 부족 알림에서 위협과 대처 정보의 효과</w:t>
+            </w:r>
+          </w:p>
+        </w:tc>
+        <w:tc>
+          <w:tcPr>
+            <w:tcW w:type="dxa" w:w="4183"/>
+            <w:tcBorders>
+              <w:top w:val="single" w:color="BFBFBF" w:sz="4"/>
+              <w:left w:val="single" w:color="BFBFBF" w:sz="4"/>
+              <w:bottom w:val="single" w:color="BFBFBF" w:sz="4"/>
+              <w:right w:val="single" w:color="BFBFBF" w:sz="4"/>
+            </w:tcBorders>
+            <w:tcMar>
+              <w:top w:type="dxa" w:w="60"/>
+              <w:left w:type="dxa" w:w="100"/>
+              <w:bottom w:type="dxa" w:w="60"/>
+              <w:right w:type="dxa" w:w="100"/>
+            </w:tcMar>
+          </w:tcPr>
+          <w:p>
+            <w:r>
+              <w:rPr>
+                <w:sz w:val="18"/>
+                <w:szCs w:val="18"/>
+              </w:rPr>
+              <w:t xml:space="preserve">Persuasion Without Reactance: Effects of Threat and Coping Information in Cloud Storage Capacity Alerts</w:t>
             </w:r>
           </w:p>
         </w:tc>
@@ -370,7 +399,7 @@
         </w:trPr>
         <w:tc>
           <w:tcPr>
-            <w:tcW w:type="dxa" w:w="748"/>
+            <w:tcW w:type="dxa" w:w="941"/>
             <w:tcBorders>
               <w:top w:val="single" w:color="BFBFBF" w:sz="4"/>
               <w:left w:val="single" w:color="BFBFBF" w:sz="4"/>
@@ -396,53 +425,53 @@
         </w:tc>
         <w:tc>
           <w:tcPr>
-            <w:tcW w:type="dxa" w:w="4278"/>
-            <w:tcBorders>
-              <w:top w:val="single" w:color="BFBFBF" w:sz="4"/>
-              <w:left w:val="single" w:color="BFBFBF" w:sz="4"/>
-              <w:bottom w:val="single" w:color="BFBFBF" w:sz="4"/>
-              <w:right w:val="single" w:color="BFBFBF" w:sz="4"/>
-            </w:tcBorders>
-            <w:tcMar>
-              <w:top w:type="dxa" w:w="60"/>
-              <w:left w:type="dxa" w:w="100"/>
-              <w:bottom w:type="dxa" w:w="60"/>
-              <w:right w:type="dxa" w:w="100"/>
-            </w:tcMar>
-          </w:tcPr>
-          <w:p>
-            <w:r>
-              <w:rPr>
-                <w:sz w:val="18"/>
-                <w:szCs w:val="18"/>
-              </w:rPr>
-              <w:t xml:space="preserve">디지털 저장강박 성향에 따른 클라우드 스토리지 넛지의 효과 차이</w:t>
-            </w:r>
-          </w:p>
-        </w:tc>
-        <w:tc>
-          <w:tcPr>
-            <w:tcW w:type="dxa" w:w="4280"/>
-            <w:tcBorders>
-              <w:top w:val="single" w:color="BFBFBF" w:sz="4"/>
-              <w:left w:val="single" w:color="BFBFBF" w:sz="4"/>
-              <w:bottom w:val="single" w:color="BFBFBF" w:sz="4"/>
-              <w:right w:val="single" w:color="BFBFBF" w:sz="4"/>
-            </w:tcBorders>
-            <w:tcMar>
-              <w:top w:type="dxa" w:w="60"/>
-              <w:left w:type="dxa" w:w="100"/>
-              <w:bottom w:type="dxa" w:w="60"/>
-              <w:right w:type="dxa" w:w="100"/>
-            </w:tcMar>
-          </w:tcPr>
-          <w:p>
-            <w:r>
-              <w:rPr>
-                <w:sz w:val="18"/>
-                <w:szCs w:val="18"/>
-              </w:rPr>
-              <w:t xml:space="preserve">Differential Effects of Cloud Storage Nudges by Digital Hoarding Tendency</w:t>
+            <w:tcW w:type="dxa" w:w="4182"/>
+            <w:tcBorders>
+              <w:top w:val="single" w:color="BFBFBF" w:sz="4"/>
+              <w:left w:val="single" w:color="BFBFBF" w:sz="4"/>
+              <w:bottom w:val="single" w:color="BFBFBF" w:sz="4"/>
+              <w:right w:val="single" w:color="BFBFBF" w:sz="4"/>
+            </w:tcBorders>
+            <w:tcMar>
+              <w:top w:type="dxa" w:w="60"/>
+              <w:left w:type="dxa" w:w="100"/>
+              <w:bottom w:type="dxa" w:w="60"/>
+              <w:right w:type="dxa" w:w="100"/>
+            </w:tcMar>
+          </w:tcPr>
+          <w:p>
+            <w:r>
+              <w:rPr>
+                <w:sz w:val="18"/>
+                <w:szCs w:val="18"/>
+              </w:rPr>
+              <w:t xml:space="preserve">클라우드 스토리지 이용자의 파일 정리를 이끄는 설득 전략: 대처 효능감과 심리적 반발의 역할</w:t>
+            </w:r>
+          </w:p>
+        </w:tc>
+        <w:tc>
+          <w:tcPr>
+            <w:tcW w:type="dxa" w:w="4183"/>
+            <w:tcBorders>
+              <w:top w:val="single" w:color="BFBFBF" w:sz="4"/>
+              <w:left w:val="single" w:color="BFBFBF" w:sz="4"/>
+              <w:bottom w:val="single" w:color="BFBFBF" w:sz="4"/>
+              <w:right w:val="single" w:color="BFBFBF" w:sz="4"/>
+            </w:tcBorders>
+            <w:tcMar>
+              <w:top w:type="dxa" w:w="60"/>
+              <w:left w:type="dxa" w:w="100"/>
+              <w:bottom w:type="dxa" w:w="60"/>
+              <w:right w:type="dxa" w:w="100"/>
+            </w:tcMar>
+          </w:tcPr>
+          <w:p>
+            <w:r>
+              <w:rPr>
+                <w:sz w:val="18"/>
+                <w:szCs w:val="18"/>
+              </w:rPr>
+              <w:t xml:space="preserve">Persuasion Strategies for File Cleanup in Cloud Storage: The Roles of Coping Efficacy and Psychological Reactance</w:t>
             </w:r>
           </w:p>
         </w:tc>
@@ -458,7 +487,7 @@
         <w:spacing w:after="120"/>
       </w:pPr>
       <w:r>
-        <w:t xml:space="preserve">→ 1번이 연구 내용을 가장 정확히 담고, 2번은 발표용 부제로 쓰기 좋아요.</w:t>
+        <w:t xml:space="preserve">→ 1번을 추천해요. 연구 내용과 이론적 틀이 제목에 모두 드러나요.</w:t>
       </w:r>
     </w:p>
     <w:p>
@@ -474,7 +503,7 @@
         <w:spacing w:after="120"/>
       </w:pPr>
       <w:r>
-        <w:t xml:space="preserve">클라우드 스토리지 이용자 상당수는 파일을 쌓기만 하고 정리하지 않으며, 용량이 가득 차면 서비스는 대개 결제(용량 업그레이드)만 권한다. 이 연구는 용량 부족 순간에 제시되는 넛지의 유형이 사용자의 정리·결제 선택에 어떤 영향을 미치는지, 그리고 그 과정에서 사용자가 느끼는 불쾌감(심리적 반발)은 어떻게 달라지는지를 온라인 실험으로 검증한다. 또한 디지털 저장강박 성향이 넛지의 효과를 조절하는지 살펴본다. 이를 통해 사용자의 자율성을 해치지 않으면서 정리를 돕는 넛지 설계 원칙과, 넛지와 다크 패턴의 경계에 대한 실증적 근거를 제시하고자 한다.</w:t>
+        <w:t xml:space="preserve">클라우드 스토리지 이용자 상당수는 파일을 쌓기만 하고 정리하지 않으며, 용량이 가득 차면 서비스는 대개 결제(용량 업그레이드)만 권한다. 이 연구는 이 순간을 하나의 설득 상황으로 보고, 보호 동기 이론을 바탕으로 알림의 설득 전략이 사용자의 행동에 미치는 영향을 검증한다. 용량 부족은 '위협'이고, 파일 정리와 결제는 그 위협에 대한 두 가지 '대처 행동'이다. 온라인 실험을 통해 위협만 알리는 알림과, 위협과 함께 쉬운 대처 방법을 알려주는 알림, 정리를 대신 해주거나 사회적 증거를 제시하는 알림을 비교하여, 어떤 전략이 사용자의 정리 효능감을 높이고 심리적 반발 없이 정리를 이끄는지 확인한다. 이를 통해 설득의 효과와 비용(반발)을 함께 고려한 서비스 알림 설계 원칙을 제시하고자 한다.</w:t>
       </w:r>
     </w:p>
     <w:p>
@@ -520,7 +549,7 @@
         <w:t xml:space="preserve">서비스의 현재 대응:</w:t>
       </w:r>
       <w:r>
-        <w:t xml:space="preserve"> 용량이 차면 "업그레이드하세요" 알림을 띄운다. 이는 사용자에게 결제 외의 선택지를 잘 보여주지 않고, 반복되면 불쾌감을 줄 수 있다.</w:t>
+        <w:t xml:space="preserve"> 용량이 차면 "업그레이드하세요" 알림을 띄운다. 위협(용량 부족)은 알리지만 결제 외의 대처 방법은 거의 알려주지 않는다.</w:t>
       </w:r>
     </w:p>
     <w:p>
@@ -536,7 +565,7 @@
           <w:b/>
           <w:bCs/>
         </w:rPr>
-        <w:t xml:space="preserve">연구 공백:</w:t>
+        <w:t xml:space="preserve">설득의 관점에서 본 문제:</w:t>
       </w:r>
     </w:p>
     <w:p>
@@ -549,17 +578,17 @@
         <w:spacing w:after="60"/>
       </w:pPr>
       <w:r>
-        <w:t xml:space="preserve">디지털 저장강박 연구는 원인을 설명하지만 </w:t>
+        <w:t xml:space="preserve">보호 동기 이론에 따르면 사람은 위협만으로 움직이지 않고, </w:t>
       </w:r>
       <w:r>
         <w:rPr>
           <w:b/>
           <w:bCs/>
         </w:rPr>
-        <w:t xml:space="preserve">개입 방법</w:t>
-      </w:r>
-      <w:r>
-        <w:t xml:space="preserve">은 거의 다루지 않았다.</w:t>
+        <w:t xml:space="preserve">대처 행동이 효과 있고 쉽다고 느낄 때</w:t>
+      </w:r>
+      <w:r>
+        <w:t xml:space="preserve"> 행동한다 (Rogers, 1975).</w:t>
       </w:r>
     </w:p>
     <w:p>
@@ -572,27 +601,7 @@
         <w:spacing w:after="60"/>
       </w:pPr>
       <w:r>
-        <w:t xml:space="preserve">정리 도구 연구(KondoCloud 등)는 </w:t>
-      </w:r>
-      <w:r>
-        <w:rPr>
-          <w:b/>
-          <w:bCs/>
-        </w:rPr>
-        <w:t xml:space="preserve">효율</w:t>
-      </w:r>
-      <w:r>
-        <w:t xml:space="preserve">은 봤지만 사용자의 </w:t>
-      </w:r>
-      <w:r>
-        <w:rPr>
-          <w:b/>
-          <w:bCs/>
-        </w:rPr>
-        <w:t xml:space="preserve">감정 반응</w:t>
-      </w:r>
-      <w:r>
-        <w:t xml:space="preserve">은 측정하지 않았다.</w:t>
+        <w:t xml:space="preserve">위협에 대처 방법이 함께 제시되지 않으면 메시지를 무시하거나 반발한다 (Witte, 1992; Tannenbaum 외, 2015).</w:t>
       </w:r>
     </w:p>
     <w:p>
@@ -605,17 +614,102 @@
         <w:spacing w:after="60"/>
       </w:pPr>
       <w:r>
-        <w:t xml:space="preserve">넛지 수용성 연구는 건강·환경 분야 중심이고, </w:t>
+        <w:t xml:space="preserve">파일 정리는 "뭘 지울지 모르고 번거로운" 행동이라 대처 효능감이 낮다 → 정리 대신 무시하거나 마지못해 결제한다.</w:t>
+      </w:r>
+    </w:p>
+    <w:p>
+      <w:pPr>
+        <w:spacing w:after="60"/>
+        <w:ind w:left="360" w:hanging="360"/>
+      </w:pPr>
+      <w:r>
+        <w:t xml:space="preserve">4. </w:t>
       </w:r>
       <w:r>
         <w:rPr>
           <w:b/>
           <w:bCs/>
         </w:rPr>
-        <w:t xml:space="preserve">구독형 디지털 서비스</w:t>
-      </w:r>
-      <w:r>
-        <w:t xml:space="preserve"> 맥락은 드물다.</w:t>
+        <w:t xml:space="preserve">연구 공백:</w:t>
+      </w:r>
+    </w:p>
+    <w:p>
+      <w:pPr>
+        <w:pStyle w:val="ListParagraph"/>
+        <w:numPr>
+          <w:ilvl w:val="1"/>
+          <w:numId w:val="2"/>
+        </w:numPr>
+        <w:spacing w:after="60"/>
+      </w:pPr>
+      <w:r>
+        <w:t xml:space="preserve">디지털 저장강박 연구는 원인을 설명하지만 </w:t>
+      </w:r>
+      <w:r>
+        <w:rPr>
+          <w:b/>
+          <w:bCs/>
+        </w:rPr>
+        <w:t xml:space="preserve">설득·개입 방법</w:t>
+      </w:r>
+      <w:r>
+        <w:t xml:space="preserve">은 거의 다루지 않았다.</w:t>
+      </w:r>
+    </w:p>
+    <w:p>
+      <w:pPr>
+        <w:pStyle w:val="ListParagraph"/>
+        <w:numPr>
+          <w:ilvl w:val="1"/>
+          <w:numId w:val="2"/>
+        </w:numPr>
+        <w:spacing w:after="60"/>
+      </w:pPr>
+      <w:r>
+        <w:t xml:space="preserve">클라우드 정리 도구 연구(KondoCloud 등)는 효율은 봤지만, 사용자를 </w:t>
+      </w:r>
+      <w:r>
+        <w:rPr>
+          <w:b/>
+          <w:bCs/>
+        </w:rPr>
+        <w:t xml:space="preserve">어떻게 설득할지</w:t>
+      </w:r>
+      <w:r>
+        <w:t xml:space="preserve">와 </w:t>
+      </w:r>
+      <w:r>
+        <w:rPr>
+          <w:b/>
+          <w:bCs/>
+        </w:rPr>
+        <w:t xml:space="preserve">감정 반응</w:t>
+      </w:r>
+      <w:r>
+        <w:t xml:space="preserve">은 다루지 않았다.</w:t>
+      </w:r>
+    </w:p>
+    <w:p>
+      <w:pPr>
+        <w:pStyle w:val="ListParagraph"/>
+        <w:numPr>
+          <w:ilvl w:val="1"/>
+          <w:numId w:val="2"/>
+        </w:numPr>
+        <w:spacing w:after="60"/>
+      </w:pPr>
+      <w:r>
+        <w:t xml:space="preserve">설득 이론(보호 동기 이론)은 건강·보안 분야에서 주로 검증되었고, </w:t>
+      </w:r>
+      <w:r>
+        <w:rPr>
+          <w:b/>
+          <w:bCs/>
+        </w:rPr>
+        <w:t xml:space="preserve">구독형 디지털 서비스 알림</w:t>
+      </w:r>
+      <w:r>
+        <w:t xml:space="preserve">에는 거의 적용되지 않았다.</w:t>
       </w:r>
     </w:p>
     <w:p>
@@ -624,7 +718,7 @@
         <w:ind w:left="360" w:hanging="360"/>
       </w:pPr>
       <w:r>
-        <w:t xml:space="preserve">4. </w:t>
+        <w:t xml:space="preserve">5. </w:t>
       </w:r>
       <w:r>
         <w:rPr>
@@ -634,73 +728,17 @@
         <w:t xml:space="preserve">따라서:</w:t>
       </w:r>
       <w:r>
-        <w:t xml:space="preserve"> 스토리지 맥락에서 "어떤 넛지가, 누구에게, 불쾌감 없이 효과적인가"를 실증적으로 확인할 필요가 있다.</w:t>
-      </w:r>
-    </w:p>
-    <w:p>
-      <w:pPr>
-        <w:pStyle w:val="Heading1"/>
-      </w:pPr>
-      <w:r>
-        <w:t xml:space="preserve">4. 연구 목적</w:t>
-      </w:r>
-    </w:p>
-    <w:p>
-      <w:pPr>
-        <w:spacing w:after="60"/>
-        <w:ind w:left="360" w:hanging="360"/>
-      </w:pPr>
-      <w:r>
-        <w:t xml:space="preserve">1. </w:t>
-      </w:r>
-      <w:r>
-        <w:t xml:space="preserve">용량 부족 상황에서 넛지 유형에 따라 정리·결제 선택이 어떻게 달라지는지 확인한다.</w:t>
-      </w:r>
-    </w:p>
-    <w:p>
-      <w:pPr>
-        <w:spacing w:after="60"/>
-        <w:ind w:left="360" w:hanging="360"/>
-      </w:pPr>
-      <w:r>
-        <w:t xml:space="preserve">2. </w:t>
-      </w:r>
-      <w:r>
-        <w:t xml:space="preserve">넛지 유형에 따라 사용자가 느끼는 심리적 반발이 어떻게 달라지는지 확인한다.</w:t>
-      </w:r>
-    </w:p>
-    <w:p>
-      <w:pPr>
-        <w:spacing w:after="60"/>
-        <w:ind w:left="360" w:hanging="360"/>
-      </w:pPr>
-      <w:r>
-        <w:t xml:space="preserve">3. </w:t>
-      </w:r>
-      <w:r>
-        <w:t xml:space="preserve">디지털 저장강박 성향이 넛지의 효과를 조절하는지 확인한다.</w:t>
-      </w:r>
-    </w:p>
-    <w:p>
-      <w:pPr>
-        <w:spacing w:after="60"/>
-        <w:ind w:left="360" w:hanging="360"/>
-      </w:pPr>
-      <w:r>
-        <w:t xml:space="preserve">4. </w:t>
-      </w:r>
-      <w:r>
-        <w:t xml:space="preserve">이를 바탕으로 스토리지 서비스를 위한 </w:t>
+        <w:t xml:space="preserve"> 용량 부족 알림을 설득 메시지로 보고, 어떤 설득 전략이 </w:t>
       </w:r>
       <w:r>
         <w:rPr>
           <w:b/>
           <w:bCs/>
         </w:rPr>
-        <w:t xml:space="preserve">자율성을 존중하는 넛지 설계 가이드라인</w:t>
-      </w:r>
-      <w:r>
-        <w:t xml:space="preserve">을 제안한다.</w:t>
+        <w:t xml:space="preserve">반발 없이</w:t>
+      </w:r>
+      <w:r>
+        <w:t xml:space="preserve"> 정리를 이끄는지 확인할 필요가 있다.</w:t>
       </w:r>
     </w:p>
     <w:p>
@@ -708,30 +746,144 @@
         <w:pStyle w:val="Heading1"/>
       </w:pPr>
       <w:r>
-        <w:t xml:space="preserve">5. 연구 문제와 가설</w:t>
-      </w:r>
-    </w:p>
-    <w:p>
-      <w:pPr>
-        <w:spacing w:after="120"/>
-      </w:pPr>
-      <w:r>
-        <w:t xml:space="preserve">가설은 최종 실험 조건에 따라 조정해야 해요. 아래는 조건 5개(통제·추천·기본값·손실 강조·사회적 규범) 기준이에요.</w:t>
-      </w:r>
-    </w:p>
-    <w:p>
-      <w:pPr>
-        <w:spacing w:after="120"/>
-      </w:pPr>
+        <w:t xml:space="preserve">4. 연구 목적</w:t>
+      </w:r>
+    </w:p>
+    <w:p>
+      <w:pPr>
+        <w:spacing w:after="60"/>
+        <w:ind w:left="360" w:hanging="360"/>
+      </w:pPr>
+      <w:r>
+        <w:t xml:space="preserve">1. </w:t>
+      </w:r>
+      <w:r>
+        <w:t xml:space="preserve">용량 부족 알림의 설득 전략에 따라 사용자의 행동(정리·결제·무시)이 어떻게 달라지는지 확인한다.</w:t>
+      </w:r>
+    </w:p>
+    <w:p>
+      <w:pPr>
+        <w:spacing w:after="60"/>
+        <w:ind w:left="360" w:hanging="360"/>
+      </w:pPr>
+      <w:r>
+        <w:t xml:space="preserve">2. </w:t>
+      </w:r>
+      <w:r>
+        <w:t xml:space="preserve">설득 전략이 효과를 내는 경로 — </w:t>
+      </w:r>
       <w:r>
         <w:rPr>
           <w:b/>
           <w:bCs/>
         </w:rPr>
-        <w:t xml:space="preserve">연구 문제 1.</w:t>
-      </w:r>
-      <w:r>
-        <w:t xml:space="preserve"> 넛지 유형에 따라 사용자의 정리·결제 선택은 달라지는가?</w:t>
+        <w:t xml:space="preserve">지각된 위협</w:t>
+      </w:r>
+      <w:r>
+        <w:t xml:space="preserve">과 </w:t>
+      </w:r>
+      <w:r>
+        <w:rPr>
+          <w:b/>
+          <w:bCs/>
+        </w:rPr>
+        <w:t xml:space="preserve">정리 효능감</w:t>
+      </w:r>
+      <w:r>
+        <w:t xml:space="preserve"> — 를 확인한다.</w:t>
+      </w:r>
+    </w:p>
+    <w:p>
+      <w:pPr>
+        <w:spacing w:after="60"/>
+        <w:ind w:left="360" w:hanging="360"/>
+      </w:pPr>
+      <w:r>
+        <w:t xml:space="preserve">3. </w:t>
+      </w:r>
+      <w:r>
+        <w:t xml:space="preserve">설득 전략에 따라 사용자가 느끼는 </w:t>
+      </w:r>
+      <w:r>
+        <w:rPr>
+          <w:b/>
+          <w:bCs/>
+        </w:rPr>
+        <w:t xml:space="preserve">심리적 반발</w:t>
+      </w:r>
+      <w:r>
+        <w:t xml:space="preserve">(설득의 비용)이 어떻게 달라지는지 확인한다.</w:t>
+      </w:r>
+    </w:p>
+    <w:p>
+      <w:pPr>
+        <w:spacing w:after="60"/>
+        <w:ind w:left="360" w:hanging="360"/>
+      </w:pPr>
+      <w:r>
+        <w:t xml:space="preserve">4. </w:t>
+      </w:r>
+      <w:r>
+        <w:t xml:space="preserve">디지털 저장강박 성향에 따라 설득 전략의 효과가 달라지는지 확인한다.</w:t>
+      </w:r>
+    </w:p>
+    <w:p>
+      <w:pPr>
+        <w:spacing w:after="60"/>
+        <w:ind w:left="360" w:hanging="360"/>
+      </w:pPr>
+      <w:r>
+        <w:t xml:space="preserve">5. </w:t>
+      </w:r>
+      <w:r>
+        <w:t xml:space="preserve">이를 바탕으로 설득의 효과와 비용을 함께 고려한 </w:t>
+      </w:r>
+      <w:r>
+        <w:rPr>
+          <w:b/>
+          <w:bCs/>
+        </w:rPr>
+        <w:t xml:space="preserve">알림 설계 원칙</w:t>
+      </w:r>
+      <w:r>
+        <w:t xml:space="preserve">을 제안한다.</w:t>
+      </w:r>
+    </w:p>
+    <w:p>
+      <w:pPr>
+        <w:pStyle w:val="Heading1"/>
+      </w:pPr>
+      <w:r>
+        <w:t xml:space="preserve">5. 연구 문제와 가설</w:t>
+      </w:r>
+    </w:p>
+    <w:p>
+      <w:pPr>
+        <w:spacing w:after="120"/>
+      </w:pPr>
+      <w:r>
+        <w:t xml:space="preserve">가설은 최종 실험 조건에 따라 조정해야 해요. 아래는 조건 5개 기준이에요. (통제 / 위협 제시 / 위협 + 대처 정보 / 과업 단순화 / 사회적 증거 — 자세한 내용은 </w:t>
+      </w:r>
+      <w:r>
+        <w:rPr>
+          <w:color w:val="555555"/>
+        </w:rPr>
+        <w:t xml:space="preserve">research-design.md</w:t>
+      </w:r>
+      <w:r>
+        <w:t xml:space="preserve">)</w:t>
+      </w:r>
+    </w:p>
+    <w:p>
+      <w:pPr>
+        <w:spacing w:after="120"/>
+      </w:pPr>
+      <w:r>
+        <w:rPr>
+          <w:b/>
+          <w:bCs/>
+        </w:rPr>
+        <w:t xml:space="preserve">연구 문제 1. 위협을 알리는 것만으로 사용자는 행동하는가?</w:t>
       </w:r>
     </w:p>
     <w:p>
@@ -744,7 +896,19 @@
         <w:spacing w:after="60"/>
       </w:pPr>
       <w:r>
-        <w:t xml:space="preserve">H1-1. 추천 넛지 조건은 통제 조건보다 정리를 선택하는 비율이 높을 것이다. (근거: KondoCloud에서 추천을 받은 사용자가 더 많이 정리함 — Brackenbury 외, 2021)</w:t>
+        <w:t xml:space="preserve">H1. 위협 제시 조건은 통제 조건보다 지각된 위협이 높고, 무시하는 비율이 낮을 것이다. (근거: 위협의 심각성·가능성이 보호 동기를 높임 — Rogers, 1975)</w:t>
+      </w:r>
+    </w:p>
+    <w:p>
+      <w:pPr>
+        <w:spacing w:after="120"/>
+      </w:pPr>
+      <w:r>
+        <w:rPr>
+          <w:b/>
+          <w:bCs/>
+        </w:rPr>
+        <w:t xml:space="preserve">연구 문제 2. 위협과 함께 대처 방법을 알려주면 정리가 늘어나는가?</w:t>
       </w:r>
     </w:p>
     <w:p>
@@ -757,7 +921,7 @@
         <w:spacing w:after="60"/>
       </w:pPr>
       <w:r>
-        <w:t xml:space="preserve">H1-2. 기본값 넛지 조건은 정리 비율이 가장 높을 것이다. (근거: 현상 유지 편향 — Samuelson &amp; Zeckhauser, 1988)</w:t>
+        <w:t xml:space="preserve">H2-1. 위협 + 대처 정보 조건은 위협 제시 조건보다 정리 효능감이 높을 것이다.</w:t>
       </w:r>
     </w:p>
     <w:p>
@@ -770,22 +934,7 @@
         <w:spacing w:after="60"/>
       </w:pPr>
       <w:r>
-        <w:t xml:space="preserve">H1-3. 손실 강조 조건은 통제 조건보다 결제 의향이 높을 것이다. (근거: 손실 회피)</w:t>
-      </w:r>
-    </w:p>
-    <w:p>
-      <w:pPr>
-        <w:spacing w:after="120"/>
-      </w:pPr>
-      <w:r>
-        <w:rPr>
-          <w:b/>
-          <w:bCs/>
-        </w:rPr>
-        <w:t xml:space="preserve">연구 문제 2.</w:t>
-      </w:r>
-      <w:r>
-        <w:t xml:space="preserve"> 넛지 유형에 따라 사용자가 느끼는 심리적 반발은 달라지는가?</w:t>
+        <w:t xml:space="preserve">H2-2. 위협 + 대처 정보 조건은 위협 제시 조건보다 정리를 선택하는 비율이 높을 것이다. (근거: 효능 메시지가 함께 있을 때 위협 소구의 효과가 큼 — Tannenbaum 외, 2015; KondoCloud의 정리 추천 효과 — Brackenbury 외, 2021)</w:t>
       </w:r>
     </w:p>
     <w:p>
@@ -798,7 +947,19 @@
         <w:spacing w:after="60"/>
       </w:pPr>
       <w:r>
-        <w:t xml:space="preserve">H2-1. 기본값 넛지는 추천 넛지보다 자유 위협 지각이 높을 것이다. (근거: Bruns &amp; Perino, 2023)</w:t>
+        <w:t xml:space="preserve">H2-3. 정리 효능감은 설득 전략과 정리 선택의 관계를 매개할 것이다. (근거: 대처 평가가 보호 행동을 결정함 — Rogers, 1975)</w:t>
+      </w:r>
+    </w:p>
+    <w:p>
+      <w:pPr>
+        <w:spacing w:after="120"/>
+      </w:pPr>
+      <w:r>
+        <w:rPr>
+          <w:b/>
+          <w:bCs/>
+        </w:rPr>
+        <w:t xml:space="preserve">연구 문제 3. 설득 전략에 따라 반발(설득의 비용)은 어떻게 달라지는가?</w:t>
       </w:r>
     </w:p>
     <w:p>
@@ -811,22 +972,7 @@
         <w:spacing w:after="60"/>
       </w:pPr>
       <w:r>
-        <w:t xml:space="preserve">H2-2. 손실 강조 넛지는 추천 넛지보다 심리적 반발이 높을 것이다.</w:t>
-      </w:r>
-    </w:p>
-    <w:p>
-      <w:pPr>
-        <w:spacing w:after="120"/>
-      </w:pPr>
-      <w:r>
-        <w:rPr>
-          <w:b/>
-          <w:bCs/>
-        </w:rPr>
-        <w:t xml:space="preserve">연구 문제 3.</w:t>
-      </w:r>
-      <w:r>
-        <w:t xml:space="preserve"> 심리적 반발은 넛지의 효과를 약화하는가? (매개)</w:t>
+        <w:t xml:space="preserve">H3-1. 위협 제시 조건은 위협 + 대처 정보 조건보다 심리적 반발이 높을 것이다. (근거: 효능감 없이 위협만 받으면 방어적으로 반응함 — Witte, 1992; 자유 회복 문구는 반발을 줄임 — Miller 외, 2007)</w:t>
       </w:r>
     </w:p>
     <w:p>
@@ -839,22 +985,7 @@
         <w:spacing w:after="60"/>
       </w:pPr>
       <w:r>
-        <w:t xml:space="preserve">H3. 심리적 반발이 높을수록 정리 의향과 서비스 태도는 낮아질 것이다. (근거: 반발 이론 — Brehm, 1966; Dillard &amp; Shen, 2005)</w:t>
-      </w:r>
-    </w:p>
-    <w:p>
-      <w:pPr>
-        <w:spacing w:after="120"/>
-      </w:pPr>
-      <w:r>
-        <w:rPr>
-          <w:b/>
-          <w:bCs/>
-        </w:rPr>
-        <w:t xml:space="preserve">연구 문제 4.</w:t>
-      </w:r>
-      <w:r>
-        <w:t xml:space="preserve"> 디지털 저장강박 성향은 넛지의 효과를 조절하는가? (조절)</w:t>
+        <w:t xml:space="preserve">H3-2. 과업 단순화(대신 정리) 조건은 정리 비율은 높지만, 위협 + 대처 정보 조건보다 자유 위협 지각이 높을 것이다. (근거: 기본값은 추천보다 자유를 더 위협한다고 느낌 — Bruns &amp; Perino, 2023)</w:t>
       </w:r>
     </w:p>
     <w:p>
@@ -867,7 +998,47 @@
         <w:spacing w:after="60"/>
       </w:pPr>
       <w:r>
-        <w:t xml:space="preserve">H4. 저장강박 성향이 높은 사용자는 넛지의 정리 효과가 약하고, 반발은 클 것이다. (근거: 삭제의 어려움과 보유 효과 — Neave 외, 2019; Kahneman 외, 1990)</w:t>
+        <w:t xml:space="preserve">H3-3. 심리적 반발이 높을수록 서비스에 대한 태도는 나빠질 것이다. (근거: Brehm, 1966; Dillard &amp; Shen, 2005)</w:t>
+      </w:r>
+    </w:p>
+    <w:p>
+      <w:pPr>
+        <w:spacing w:after="120"/>
+      </w:pPr>
+      <w:r>
+        <w:rPr>
+          <w:b/>
+          <w:bCs/>
+        </w:rPr>
+        <w:t xml:space="preserve">연구 문제 4. 설득 전략의 효과는 누구에게나 같은가?</w:t>
+      </w:r>
+    </w:p>
+    <w:p>
+      <w:pPr>
+        <w:pStyle w:val="ListParagraph"/>
+        <w:numPr>
+          <w:ilvl w:val="0"/>
+          <w:numId w:val="2"/>
+        </w:numPr>
+        <w:spacing w:after="60"/>
+      </w:pPr>
+      <w:r>
+        <w:t xml:space="preserve">H4. 디지털 저장강박 성향이 높은 사용자는 대처 정보의 효과(정리 효능감 증가)가 더 약할 것이다. (근거: 사람마다 통하는 설득이 다름 — Kaptein 외, 2015; 저장강박이 높을수록 삭제를 어렵게 느낌 — Neave 외, 2019)</w:t>
+      </w:r>
+    </w:p>
+    <w:p>
+      <w:pPr>
+        <w:spacing w:after="120"/>
+      </w:pPr>
+      <w:r>
+        <w:rPr>
+          <w:b/>
+          <w:bCs/>
+        </w:rPr>
+        <w:t xml:space="preserve">탐색적 질문.</w:t>
+      </w:r>
+      <w:r>
+        <w:t xml:space="preserve"> 사회적 증거("비슷한 사용자의 70%는 정리해요")는 정리 선택과 반발에 어떤 영향을 미치는가? (설득 시스템 설계 모델의 사회적 지원 원칙 — Oinas-Kukkonen &amp; Harjumaa, 2009)</w:t>
       </w:r>
     </w:p>
     <w:p>
@@ -891,10 +1062,10 @@
         </w:tblBorders>
       </w:tblPr>
       <w:tblGrid>
-        <w:gridCol w:w="930"/>
-        <w:gridCol w:w="3988"/>
-        <w:gridCol w:w="3456"/>
-        <w:gridCol w:w="932"/>
+        <w:gridCol w:w="1021"/>
+        <w:gridCol w:w="4539"/>
+        <w:gridCol w:w="2723"/>
+        <w:gridCol w:w="1023"/>
       </w:tblGrid>
       <w:tr>
         <w:trPr>
@@ -902,7 +1073,7 @@
         </w:trPr>
         <w:tc>
           <w:tcPr>
-            <w:tcW w:type="dxa" w:w="930"/>
+            <w:tcW w:type="dxa" w:w="1021"/>
             <w:tcBorders>
               <w:top w:val="single" w:color="BFBFBF" w:sz="4"/>
               <w:left w:val="single" w:color="BFBFBF" w:sz="4"/>
@@ -931,7 +1102,7 @@
         </w:tc>
         <w:tc>
           <w:tcPr>
-            <w:tcW w:type="dxa" w:w="3988"/>
+            <w:tcW w:type="dxa" w:w="4539"/>
             <w:tcBorders>
               <w:top w:val="single" w:color="BFBFBF" w:sz="4"/>
               <w:left w:val="single" w:color="BFBFBF" w:sz="4"/>
@@ -960,7 +1131,7 @@
         </w:tc>
         <w:tc>
           <w:tcPr>
-            <w:tcW w:type="dxa" w:w="3456"/>
+            <w:tcW w:type="dxa" w:w="2723"/>
             <w:tcBorders>
               <w:top w:val="single" w:color="BFBFBF" w:sz="4"/>
               <w:left w:val="single" w:color="BFBFBF" w:sz="4"/>
@@ -989,7 +1160,7 @@
         </w:tc>
         <w:tc>
           <w:tcPr>
-            <w:tcW w:type="dxa" w:w="932"/>
+            <w:tcW w:type="dxa" w:w="1023"/>
             <w:tcBorders>
               <w:top w:val="single" w:color="BFBFBF" w:sz="4"/>
               <w:left w:val="single" w:color="BFBFBF" w:sz="4"/>
@@ -1023,7 +1194,7 @@
         </w:trPr>
         <w:tc>
           <w:tcPr>
-            <w:tcW w:type="dxa" w:w="930"/>
+            <w:tcW w:type="dxa" w:w="1021"/>
             <w:tcBorders>
               <w:top w:val="single" w:color="BFBFBF" w:sz="4"/>
               <w:left w:val="single" w:color="BFBFBF" w:sz="4"/>
@@ -1049,33 +1220,33 @@
         </w:tc>
         <w:tc>
           <w:tcPr>
-            <w:tcW w:type="dxa" w:w="3988"/>
-            <w:tcBorders>
-              <w:top w:val="single" w:color="BFBFBF" w:sz="4"/>
-              <w:left w:val="single" w:color="BFBFBF" w:sz="4"/>
-              <w:bottom w:val="single" w:color="BFBFBF" w:sz="4"/>
-              <w:right w:val="single" w:color="BFBFBF" w:sz="4"/>
-            </w:tcBorders>
-            <w:tcMar>
-              <w:top w:type="dxa" w:w="60"/>
-              <w:left w:type="dxa" w:w="100"/>
-              <w:bottom w:type="dxa" w:w="60"/>
-              <w:right w:type="dxa" w:w="100"/>
-            </w:tcMar>
-          </w:tcPr>
-          <w:p>
-            <w:r>
-              <w:rPr>
-                <w:sz w:val="18"/>
-                <w:szCs w:val="18"/>
-              </w:rPr>
-              <w:t xml:space="preserve">넛지 유형 (통제·추천·기본값·손실 강조·사회적 규범)</w:t>
-            </w:r>
-          </w:p>
-        </w:tc>
-        <w:tc>
-          <w:tcPr>
-            <w:tcW w:type="dxa" w:w="3456"/>
+            <w:tcW w:type="dxa" w:w="4539"/>
+            <w:tcBorders>
+              <w:top w:val="single" w:color="BFBFBF" w:sz="4"/>
+              <w:left w:val="single" w:color="BFBFBF" w:sz="4"/>
+              <w:bottom w:val="single" w:color="BFBFBF" w:sz="4"/>
+              <w:right w:val="single" w:color="BFBFBF" w:sz="4"/>
+            </w:tcBorders>
+            <w:tcMar>
+              <w:top w:type="dxa" w:w="60"/>
+              <w:left w:type="dxa" w:w="100"/>
+              <w:bottom w:type="dxa" w:w="60"/>
+              <w:right w:type="dxa" w:w="100"/>
+            </w:tcMar>
+          </w:tcPr>
+          <w:p>
+            <w:r>
+              <w:rPr>
+                <w:sz w:val="18"/>
+                <w:szCs w:val="18"/>
+              </w:rPr>
+              <w:t xml:space="preserve">설득 전략 (통제 / 위협 제시 / 위협 + 대처 정보 / 과업 단순화 / 사회적 증거)</w:t>
+            </w:r>
+          </w:p>
+        </w:tc>
+        <w:tc>
+          <w:tcPr>
+            <w:tcW w:type="dxa" w:w="2723"/>
             <w:tcBorders>
               <w:top w:val="single" w:color="BFBFBF" w:sz="4"/>
               <w:left w:val="single" w:color="BFBFBF" w:sz="4"/>
@@ -1101,27 +1272,27 @@
         </w:tc>
         <w:tc>
           <w:tcPr>
-            <w:tcW w:type="dxa" w:w="932"/>
-            <w:tcBorders>
-              <w:top w:val="single" w:color="BFBFBF" w:sz="4"/>
-              <w:left w:val="single" w:color="BFBFBF" w:sz="4"/>
-              <w:bottom w:val="single" w:color="BFBFBF" w:sz="4"/>
-              <w:right w:val="single" w:color="BFBFBF" w:sz="4"/>
-            </w:tcBorders>
-            <w:tcMar>
-              <w:top w:type="dxa" w:w="60"/>
-              <w:left w:type="dxa" w:w="100"/>
-              <w:bottom w:type="dxa" w:w="60"/>
-              <w:right w:type="dxa" w:w="100"/>
-            </w:tcMar>
-          </w:tcPr>
-          <w:p>
-            <w:r>
-              <w:rPr>
-                <w:sz w:val="18"/>
-                <w:szCs w:val="18"/>
-              </w:rPr>
-              <w:t xml:space="preserve">H1, H2</w:t>
+            <w:tcW w:type="dxa" w:w="1023"/>
+            <w:tcBorders>
+              <w:top w:val="single" w:color="BFBFBF" w:sz="4"/>
+              <w:left w:val="single" w:color="BFBFBF" w:sz="4"/>
+              <w:bottom w:val="single" w:color="BFBFBF" w:sz="4"/>
+              <w:right w:val="single" w:color="BFBFBF" w:sz="4"/>
+            </w:tcBorders>
+            <w:tcMar>
+              <w:top w:type="dxa" w:w="60"/>
+              <w:left w:type="dxa" w:w="100"/>
+              <w:bottom w:type="dxa" w:w="60"/>
+              <w:right w:type="dxa" w:w="100"/>
+            </w:tcMar>
+          </w:tcPr>
+          <w:p>
+            <w:r>
+              <w:rPr>
+                <w:sz w:val="18"/>
+                <w:szCs w:val="18"/>
+              </w:rPr>
+              <w:t xml:space="preserve">전체</w:t>
             </w:r>
           </w:p>
         </w:tc>
@@ -1132,85 +1303,85 @@
         </w:trPr>
         <w:tc>
           <w:tcPr>
-            <w:tcW w:type="dxa" w:w="930"/>
-            <w:tcBorders>
-              <w:top w:val="single" w:color="BFBFBF" w:sz="4"/>
-              <w:left w:val="single" w:color="BFBFBF" w:sz="4"/>
-              <w:bottom w:val="single" w:color="BFBFBF" w:sz="4"/>
-              <w:right w:val="single" w:color="BFBFBF" w:sz="4"/>
-            </w:tcBorders>
-            <w:tcMar>
-              <w:top w:type="dxa" w:w="60"/>
-              <w:left w:type="dxa" w:w="100"/>
-              <w:bottom w:type="dxa" w:w="60"/>
-              <w:right w:type="dxa" w:w="100"/>
-            </w:tcMar>
-          </w:tcPr>
-          <w:p>
-            <w:r>
-              <w:rPr>
-                <w:sz w:val="18"/>
-                <w:szCs w:val="18"/>
-              </w:rPr>
-              <w:t xml:space="preserve">종속변수</w:t>
-            </w:r>
-          </w:p>
-        </w:tc>
-        <w:tc>
-          <w:tcPr>
-            <w:tcW w:type="dxa" w:w="3988"/>
-            <w:tcBorders>
-              <w:top w:val="single" w:color="BFBFBF" w:sz="4"/>
-              <w:left w:val="single" w:color="BFBFBF" w:sz="4"/>
-              <w:bottom w:val="single" w:color="BFBFBF" w:sz="4"/>
-              <w:right w:val="single" w:color="BFBFBF" w:sz="4"/>
-            </w:tcBorders>
-            <w:tcMar>
-              <w:top w:type="dxa" w:w="60"/>
-              <w:left w:type="dxa" w:w="100"/>
-              <w:bottom w:type="dxa" w:w="60"/>
-              <w:right w:type="dxa" w:w="100"/>
-            </w:tcMar>
-          </w:tcPr>
-          <w:p>
-            <w:r>
-              <w:rPr>
-                <w:sz w:val="18"/>
-                <w:szCs w:val="18"/>
-              </w:rPr>
-              <w:t xml:space="preserve">정리 / 결제 선택, 정리 의향, 결제 의향</w:t>
-            </w:r>
-          </w:p>
-        </w:tc>
-        <w:tc>
-          <w:tcPr>
-            <w:tcW w:type="dxa" w:w="3456"/>
-            <w:tcBorders>
-              <w:top w:val="single" w:color="BFBFBF" w:sz="4"/>
-              <w:left w:val="single" w:color="BFBFBF" w:sz="4"/>
-              <w:bottom w:val="single" w:color="BFBFBF" w:sz="4"/>
-              <w:right w:val="single" w:color="BFBFBF" w:sz="4"/>
-            </w:tcBorders>
-            <w:tcMar>
-              <w:top w:type="dxa" w:w="60"/>
-              <w:left w:type="dxa" w:w="100"/>
-              <w:bottom w:type="dxa" w:w="60"/>
-              <w:right w:type="dxa" w:w="100"/>
-            </w:tcMar>
-          </w:tcPr>
-          <w:p>
-            <w:r>
-              <w:rPr>
-                <w:sz w:val="18"/>
-                <w:szCs w:val="18"/>
-              </w:rPr>
-              <w:t xml:space="preserve">넛지의 행동 효과</w:t>
-            </w:r>
-          </w:p>
-        </w:tc>
-        <w:tc>
-          <w:tcPr>
-            <w:tcW w:type="dxa" w:w="932"/>
+            <w:tcW w:type="dxa" w:w="1021"/>
+            <w:tcBorders>
+              <w:top w:val="single" w:color="BFBFBF" w:sz="4"/>
+              <w:left w:val="single" w:color="BFBFBF" w:sz="4"/>
+              <w:bottom w:val="single" w:color="BFBFBF" w:sz="4"/>
+              <w:right w:val="single" w:color="BFBFBF" w:sz="4"/>
+            </w:tcBorders>
+            <w:tcMar>
+              <w:top w:type="dxa" w:w="60"/>
+              <w:left w:type="dxa" w:w="100"/>
+              <w:bottom w:type="dxa" w:w="60"/>
+              <w:right w:type="dxa" w:w="100"/>
+            </w:tcMar>
+          </w:tcPr>
+          <w:p>
+            <w:r>
+              <w:rPr>
+                <w:sz w:val="18"/>
+                <w:szCs w:val="18"/>
+              </w:rPr>
+              <w:t xml:space="preserve">매개변수</w:t>
+            </w:r>
+          </w:p>
+        </w:tc>
+        <w:tc>
+          <w:tcPr>
+            <w:tcW w:type="dxa" w:w="4539"/>
+            <w:tcBorders>
+              <w:top w:val="single" w:color="BFBFBF" w:sz="4"/>
+              <w:left w:val="single" w:color="BFBFBF" w:sz="4"/>
+              <w:bottom w:val="single" w:color="BFBFBF" w:sz="4"/>
+              <w:right w:val="single" w:color="BFBFBF" w:sz="4"/>
+            </w:tcBorders>
+            <w:tcMar>
+              <w:top w:type="dxa" w:w="60"/>
+              <w:left w:type="dxa" w:w="100"/>
+              <w:bottom w:type="dxa" w:w="60"/>
+              <w:right w:type="dxa" w:w="100"/>
+            </w:tcMar>
+          </w:tcPr>
+          <w:p>
+            <w:r>
+              <w:rPr>
+                <w:sz w:val="18"/>
+                <w:szCs w:val="18"/>
+              </w:rPr>
+              <w:t xml:space="preserve">지각된 위협 (심각성, 취약성)</w:t>
+            </w:r>
+          </w:p>
+        </w:tc>
+        <w:tc>
+          <w:tcPr>
+            <w:tcW w:type="dxa" w:w="2723"/>
+            <w:tcBorders>
+              <w:top w:val="single" w:color="BFBFBF" w:sz="4"/>
+              <w:left w:val="single" w:color="BFBFBF" w:sz="4"/>
+              <w:bottom w:val="single" w:color="BFBFBF" w:sz="4"/>
+              <w:right w:val="single" w:color="BFBFBF" w:sz="4"/>
+            </w:tcBorders>
+            <w:tcMar>
+              <w:top w:type="dxa" w:w="60"/>
+              <w:left w:type="dxa" w:w="100"/>
+              <w:bottom w:type="dxa" w:w="60"/>
+              <w:right w:type="dxa" w:w="100"/>
+            </w:tcMar>
+          </w:tcPr>
+          <w:p>
+            <w:r>
+              <w:rPr>
+                <w:sz w:val="18"/>
+                <w:szCs w:val="18"/>
+              </w:rPr>
+              <w:t xml:space="preserve">위협 제시 → 지각된 위협↑ → 무시↓</w:t>
+            </w:r>
+          </w:p>
+        </w:tc>
+        <w:tc>
+          <w:tcPr>
+            <w:tcW w:type="dxa" w:w="1023"/>
             <w:tcBorders>
               <w:top w:val="single" w:color="BFBFBF" w:sz="4"/>
               <w:left w:val="single" w:color="BFBFBF" w:sz="4"/>
@@ -1241,7 +1412,7 @@
         </w:trPr>
         <w:tc>
           <w:tcPr>
-            <w:tcW w:type="dxa" w:w="930"/>
+            <w:tcW w:type="dxa" w:w="1021"/>
             <w:tcBorders>
               <w:top w:val="single" w:color="BFBFBF" w:sz="4"/>
               <w:left w:val="single" w:color="BFBFBF" w:sz="4"/>
@@ -1267,79 +1438,79 @@
         </w:tc>
         <w:tc>
           <w:tcPr>
-            <w:tcW w:type="dxa" w:w="3988"/>
-            <w:tcBorders>
-              <w:top w:val="single" w:color="BFBFBF" w:sz="4"/>
-              <w:left w:val="single" w:color="BFBFBF" w:sz="4"/>
-              <w:bottom w:val="single" w:color="BFBFBF" w:sz="4"/>
-              <w:right w:val="single" w:color="BFBFBF" w:sz="4"/>
-            </w:tcBorders>
-            <w:tcMar>
-              <w:top w:type="dxa" w:w="60"/>
-              <w:left w:type="dxa" w:w="100"/>
-              <w:bottom w:type="dxa" w:w="60"/>
-              <w:right w:type="dxa" w:w="100"/>
-            </w:tcMar>
-          </w:tcPr>
-          <w:p>
-            <w:r>
-              <w:rPr>
-                <w:sz w:val="18"/>
-                <w:szCs w:val="18"/>
-              </w:rPr>
-              <w:t xml:space="preserve">심리적 반발 (분노, 부정적 인지, 침해감)</w:t>
-            </w:r>
-          </w:p>
-        </w:tc>
-        <w:tc>
-          <w:tcPr>
-            <w:tcW w:type="dxa" w:w="3456"/>
-            <w:tcBorders>
-              <w:top w:val="single" w:color="BFBFBF" w:sz="4"/>
-              <w:left w:val="single" w:color="BFBFBF" w:sz="4"/>
-              <w:bottom w:val="single" w:color="BFBFBF" w:sz="4"/>
-              <w:right w:val="single" w:color="BFBFBF" w:sz="4"/>
-            </w:tcBorders>
-            <w:tcMar>
-              <w:top w:type="dxa" w:w="60"/>
-              <w:left w:type="dxa" w:w="100"/>
-              <w:bottom w:type="dxa" w:w="60"/>
-              <w:right w:type="dxa" w:w="100"/>
-            </w:tcMar>
-          </w:tcPr>
-          <w:p>
-            <w:r>
-              <w:rPr>
-                <w:sz w:val="18"/>
-                <w:szCs w:val="18"/>
-              </w:rPr>
-              <w:t xml:space="preserve">넛지 → 반발 → 정리 의향·서비스 태도 (−)</w:t>
-            </w:r>
-          </w:p>
-        </w:tc>
-        <w:tc>
-          <w:tcPr>
-            <w:tcW w:type="dxa" w:w="932"/>
-            <w:tcBorders>
-              <w:top w:val="single" w:color="BFBFBF" w:sz="4"/>
-              <w:left w:val="single" w:color="BFBFBF" w:sz="4"/>
-              <w:bottom w:val="single" w:color="BFBFBF" w:sz="4"/>
-              <w:right w:val="single" w:color="BFBFBF" w:sz="4"/>
-            </w:tcBorders>
-            <w:tcMar>
-              <w:top w:type="dxa" w:w="60"/>
-              <w:left w:type="dxa" w:w="100"/>
-              <w:bottom w:type="dxa" w:w="60"/>
-              <w:right w:type="dxa" w:w="100"/>
-            </w:tcMar>
-          </w:tcPr>
-          <w:p>
-            <w:r>
-              <w:rPr>
-                <w:sz w:val="18"/>
-                <w:szCs w:val="18"/>
-              </w:rPr>
-              <w:t xml:space="preserve">H2, H3</w:t>
+            <w:tcW w:type="dxa" w:w="4539"/>
+            <w:tcBorders>
+              <w:top w:val="single" w:color="BFBFBF" w:sz="4"/>
+              <w:left w:val="single" w:color="BFBFBF" w:sz="4"/>
+              <w:bottom w:val="single" w:color="BFBFBF" w:sz="4"/>
+              <w:right w:val="single" w:color="BFBFBF" w:sz="4"/>
+            </w:tcBorders>
+            <w:tcMar>
+              <w:top w:type="dxa" w:w="60"/>
+              <w:left w:type="dxa" w:w="100"/>
+              <w:bottom w:type="dxa" w:w="60"/>
+              <w:right w:type="dxa" w:w="100"/>
+            </w:tcMar>
+          </w:tcPr>
+          <w:p>
+            <w:r>
+              <w:rPr>
+                <w:sz w:val="18"/>
+                <w:szCs w:val="18"/>
+              </w:rPr>
+              <w:t xml:space="preserve">정리 효능감 (반응 효능감, 자기 효능감, 반응 비용)</w:t>
+            </w:r>
+          </w:p>
+        </w:tc>
+        <w:tc>
+          <w:tcPr>
+            <w:tcW w:type="dxa" w:w="2723"/>
+            <w:tcBorders>
+              <w:top w:val="single" w:color="BFBFBF" w:sz="4"/>
+              <w:left w:val="single" w:color="BFBFBF" w:sz="4"/>
+              <w:bottom w:val="single" w:color="BFBFBF" w:sz="4"/>
+              <w:right w:val="single" w:color="BFBFBF" w:sz="4"/>
+            </w:tcBorders>
+            <w:tcMar>
+              <w:top w:type="dxa" w:w="60"/>
+              <w:left w:type="dxa" w:w="100"/>
+              <w:bottom w:type="dxa" w:w="60"/>
+              <w:right w:type="dxa" w:w="100"/>
+            </w:tcMar>
+          </w:tcPr>
+          <w:p>
+            <w:r>
+              <w:rPr>
+                <w:sz w:val="18"/>
+                <w:szCs w:val="18"/>
+              </w:rPr>
+              <w:t xml:space="preserve">대처 정보 → 정리 효능감↑ → 정리 선택↑</w:t>
+            </w:r>
+          </w:p>
+        </w:tc>
+        <w:tc>
+          <w:tcPr>
+            <w:tcW w:type="dxa" w:w="1023"/>
+            <w:tcBorders>
+              <w:top w:val="single" w:color="BFBFBF" w:sz="4"/>
+              <w:left w:val="single" w:color="BFBFBF" w:sz="4"/>
+              <w:bottom w:val="single" w:color="BFBFBF" w:sz="4"/>
+              <w:right w:val="single" w:color="BFBFBF" w:sz="4"/>
+            </w:tcBorders>
+            <w:tcMar>
+              <w:top w:type="dxa" w:w="60"/>
+              <w:left w:type="dxa" w:w="100"/>
+              <w:bottom w:type="dxa" w:w="60"/>
+              <w:right w:type="dxa" w:w="100"/>
+            </w:tcMar>
+          </w:tcPr>
+          <w:p>
+            <w:r>
+              <w:rPr>
+                <w:sz w:val="18"/>
+                <w:szCs w:val="18"/>
+              </w:rPr>
+              <w:t xml:space="preserve">H2</w:t>
             </w:r>
           </w:p>
         </w:tc>
@@ -1350,7 +1521,116 @@
         </w:trPr>
         <w:tc>
           <w:tcPr>
-            <w:tcW w:type="dxa" w:w="930"/>
+            <w:tcW w:type="dxa" w:w="1021"/>
+            <w:tcBorders>
+              <w:top w:val="single" w:color="BFBFBF" w:sz="4"/>
+              <w:left w:val="single" w:color="BFBFBF" w:sz="4"/>
+              <w:bottom w:val="single" w:color="BFBFBF" w:sz="4"/>
+              <w:right w:val="single" w:color="BFBFBF" w:sz="4"/>
+            </w:tcBorders>
+            <w:tcMar>
+              <w:top w:type="dxa" w:w="60"/>
+              <w:left w:type="dxa" w:w="100"/>
+              <w:bottom w:type="dxa" w:w="60"/>
+              <w:right w:type="dxa" w:w="100"/>
+            </w:tcMar>
+          </w:tcPr>
+          <w:p>
+            <w:r>
+              <w:rPr>
+                <w:sz w:val="18"/>
+                <w:szCs w:val="18"/>
+              </w:rPr>
+              <w:t xml:space="preserve">매개변수</w:t>
+            </w:r>
+          </w:p>
+        </w:tc>
+        <w:tc>
+          <w:tcPr>
+            <w:tcW w:type="dxa" w:w="4539"/>
+            <w:tcBorders>
+              <w:top w:val="single" w:color="BFBFBF" w:sz="4"/>
+              <w:left w:val="single" w:color="BFBFBF" w:sz="4"/>
+              <w:bottom w:val="single" w:color="BFBFBF" w:sz="4"/>
+              <w:right w:val="single" w:color="BFBFBF" w:sz="4"/>
+            </w:tcBorders>
+            <w:tcMar>
+              <w:top w:type="dxa" w:w="60"/>
+              <w:left w:type="dxa" w:w="100"/>
+              <w:bottom w:type="dxa" w:w="60"/>
+              <w:right w:type="dxa" w:w="100"/>
+            </w:tcMar>
+          </w:tcPr>
+          <w:p>
+            <w:r>
+              <w:rPr>
+                <w:sz w:val="18"/>
+                <w:szCs w:val="18"/>
+              </w:rPr>
+              <w:t xml:space="preserve">심리적 반발 (설득의 비용)</w:t>
+            </w:r>
+          </w:p>
+        </w:tc>
+        <w:tc>
+          <w:tcPr>
+            <w:tcW w:type="dxa" w:w="2723"/>
+            <w:tcBorders>
+              <w:top w:val="single" w:color="BFBFBF" w:sz="4"/>
+              <w:left w:val="single" w:color="BFBFBF" w:sz="4"/>
+              <w:bottom w:val="single" w:color="BFBFBF" w:sz="4"/>
+              <w:right w:val="single" w:color="BFBFBF" w:sz="4"/>
+            </w:tcBorders>
+            <w:tcMar>
+              <w:top w:type="dxa" w:w="60"/>
+              <w:left w:type="dxa" w:w="100"/>
+              <w:bottom w:type="dxa" w:w="60"/>
+              <w:right w:type="dxa" w:w="100"/>
+            </w:tcMar>
+          </w:tcPr>
+          <w:p>
+            <w:r>
+              <w:rPr>
+                <w:sz w:val="18"/>
+                <w:szCs w:val="18"/>
+              </w:rPr>
+              <w:t xml:space="preserve">설득 전략 → 반발 → 서비스 태도 (−)</w:t>
+            </w:r>
+          </w:p>
+        </w:tc>
+        <w:tc>
+          <w:tcPr>
+            <w:tcW w:type="dxa" w:w="1023"/>
+            <w:tcBorders>
+              <w:top w:val="single" w:color="BFBFBF" w:sz="4"/>
+              <w:left w:val="single" w:color="BFBFBF" w:sz="4"/>
+              <w:bottom w:val="single" w:color="BFBFBF" w:sz="4"/>
+              <w:right w:val="single" w:color="BFBFBF" w:sz="4"/>
+            </w:tcBorders>
+            <w:tcMar>
+              <w:top w:type="dxa" w:w="60"/>
+              <w:left w:type="dxa" w:w="100"/>
+              <w:bottom w:type="dxa" w:w="60"/>
+              <w:right w:type="dxa" w:w="100"/>
+            </w:tcMar>
+          </w:tcPr>
+          <w:p>
+            <w:r>
+              <w:rPr>
+                <w:sz w:val="18"/>
+                <w:szCs w:val="18"/>
+              </w:rPr>
+              <w:t xml:space="preserve">H3</w:t>
+            </w:r>
+          </w:p>
+        </w:tc>
+      </w:tr>
+      <w:tr>
+        <w:trPr>
+          <w:tblHeader w:val="off"/>
+        </w:trPr>
+        <w:tc>
+          <w:tcPr>
+            <w:tcW w:type="dxa" w:w="1021"/>
             <w:tcBorders>
               <w:top w:val="single" w:color="BFBFBF" w:sz="4"/>
               <w:left w:val="single" w:color="BFBFBF" w:sz="4"/>
@@ -1376,7 +1656,7 @@
         </w:tc>
         <w:tc>
           <w:tcPr>
-            <w:tcW w:type="dxa" w:w="3988"/>
+            <w:tcW w:type="dxa" w:w="4539"/>
             <w:tcBorders>
               <w:top w:val="single" w:color="BFBFBF" w:sz="4"/>
               <w:left w:val="single" w:color="BFBFBF" w:sz="4"/>
@@ -1402,33 +1682,33 @@
         </w:tc>
         <w:tc>
           <w:tcPr>
-            <w:tcW w:type="dxa" w:w="3456"/>
-            <w:tcBorders>
-              <w:top w:val="single" w:color="BFBFBF" w:sz="4"/>
-              <w:left w:val="single" w:color="BFBFBF" w:sz="4"/>
-              <w:bottom w:val="single" w:color="BFBFBF" w:sz="4"/>
-              <w:right w:val="single" w:color="BFBFBF" w:sz="4"/>
-            </w:tcBorders>
-            <w:tcMar>
-              <w:top w:type="dxa" w:w="60"/>
-              <w:left w:type="dxa" w:w="100"/>
-              <w:bottom w:type="dxa" w:w="60"/>
-              <w:right w:type="dxa" w:w="100"/>
-            </w:tcMar>
-          </w:tcPr>
-          <w:p>
-            <w:r>
-              <w:rPr>
-                <w:sz w:val="18"/>
-                <w:szCs w:val="18"/>
-              </w:rPr>
-              <w:t xml:space="preserve">넛지 유형과 선택의 관계를 조절</w:t>
-            </w:r>
-          </w:p>
-        </w:tc>
-        <w:tc>
-          <w:tcPr>
-            <w:tcW w:type="dxa" w:w="932"/>
+            <w:tcW w:type="dxa" w:w="2723"/>
+            <w:tcBorders>
+              <w:top w:val="single" w:color="BFBFBF" w:sz="4"/>
+              <w:left w:val="single" w:color="BFBFBF" w:sz="4"/>
+              <w:bottom w:val="single" w:color="BFBFBF" w:sz="4"/>
+              <w:right w:val="single" w:color="BFBFBF" w:sz="4"/>
+            </w:tcBorders>
+            <w:tcMar>
+              <w:top w:type="dxa" w:w="60"/>
+              <w:left w:type="dxa" w:w="100"/>
+              <w:bottom w:type="dxa" w:w="60"/>
+              <w:right w:type="dxa" w:w="100"/>
+            </w:tcMar>
+          </w:tcPr>
+          <w:p>
+            <w:r>
+              <w:rPr>
+                <w:sz w:val="18"/>
+                <w:szCs w:val="18"/>
+              </w:rPr>
+              <w:t xml:space="preserve">대처 정보의 효과를 약화</w:t>
+            </w:r>
+          </w:p>
+        </w:tc>
+        <w:tc>
+          <w:tcPr>
+            <w:tcW w:type="dxa" w:w="1023"/>
             <w:tcBorders>
               <w:top w:val="single" w:color="BFBFBF" w:sz="4"/>
               <w:left w:val="single" w:color="BFBFBF" w:sz="4"/>
@@ -1449,6 +1729,115 @@
                 <w:szCs w:val="18"/>
               </w:rPr>
               <w:t xml:space="preserve">H4</w:t>
+            </w:r>
+          </w:p>
+        </w:tc>
+      </w:tr>
+      <w:tr>
+        <w:trPr>
+          <w:tblHeader w:val="off"/>
+        </w:trPr>
+        <w:tc>
+          <w:tcPr>
+            <w:tcW w:type="dxa" w:w="1021"/>
+            <w:tcBorders>
+              <w:top w:val="single" w:color="BFBFBF" w:sz="4"/>
+              <w:left w:val="single" w:color="BFBFBF" w:sz="4"/>
+              <w:bottom w:val="single" w:color="BFBFBF" w:sz="4"/>
+              <w:right w:val="single" w:color="BFBFBF" w:sz="4"/>
+            </w:tcBorders>
+            <w:tcMar>
+              <w:top w:type="dxa" w:w="60"/>
+              <w:left w:type="dxa" w:w="100"/>
+              <w:bottom w:type="dxa" w:w="60"/>
+              <w:right w:type="dxa" w:w="100"/>
+            </w:tcMar>
+          </w:tcPr>
+          <w:p>
+            <w:r>
+              <w:rPr>
+                <w:sz w:val="18"/>
+                <w:szCs w:val="18"/>
+              </w:rPr>
+              <w:t xml:space="preserve">종속변수</w:t>
+            </w:r>
+          </w:p>
+        </w:tc>
+        <w:tc>
+          <w:tcPr>
+            <w:tcW w:type="dxa" w:w="4539"/>
+            <w:tcBorders>
+              <w:top w:val="single" w:color="BFBFBF" w:sz="4"/>
+              <w:left w:val="single" w:color="BFBFBF" w:sz="4"/>
+              <w:bottom w:val="single" w:color="BFBFBF" w:sz="4"/>
+              <w:right w:val="single" w:color="BFBFBF" w:sz="4"/>
+            </w:tcBorders>
+            <w:tcMar>
+              <w:top w:type="dxa" w:w="60"/>
+              <w:left w:type="dxa" w:w="100"/>
+              <w:bottom w:type="dxa" w:w="60"/>
+              <w:right w:type="dxa" w:w="100"/>
+            </w:tcMar>
+          </w:tcPr>
+          <w:p>
+            <w:r>
+              <w:rPr>
+                <w:sz w:val="18"/>
+                <w:szCs w:val="18"/>
+              </w:rPr>
+              <w:t xml:space="preserve">행동 (정리 / 결제 / 무시), 정리·결제 의향, 서비스 태도</w:t>
+            </w:r>
+          </w:p>
+        </w:tc>
+        <w:tc>
+          <w:tcPr>
+            <w:tcW w:type="dxa" w:w="2723"/>
+            <w:tcBorders>
+              <w:top w:val="single" w:color="BFBFBF" w:sz="4"/>
+              <w:left w:val="single" w:color="BFBFBF" w:sz="4"/>
+              <w:bottom w:val="single" w:color="BFBFBF" w:sz="4"/>
+              <w:right w:val="single" w:color="BFBFBF" w:sz="4"/>
+            </w:tcBorders>
+            <w:tcMar>
+              <w:top w:type="dxa" w:w="60"/>
+              <w:left w:type="dxa" w:w="100"/>
+              <w:bottom w:type="dxa" w:w="60"/>
+              <w:right w:type="dxa" w:w="100"/>
+            </w:tcMar>
+          </w:tcPr>
+          <w:p>
+            <w:r>
+              <w:rPr>
+                <w:sz w:val="18"/>
+                <w:szCs w:val="18"/>
+              </w:rPr>
+              <w:t xml:space="preserve">설득의 효과와 비용</w:t>
+            </w:r>
+          </w:p>
+        </w:tc>
+        <w:tc>
+          <w:tcPr>
+            <w:tcW w:type="dxa" w:w="1023"/>
+            <w:tcBorders>
+              <w:top w:val="single" w:color="BFBFBF" w:sz="4"/>
+              <w:left w:val="single" w:color="BFBFBF" w:sz="4"/>
+              <w:bottom w:val="single" w:color="BFBFBF" w:sz="4"/>
+              <w:right w:val="single" w:color="BFBFBF" w:sz="4"/>
+            </w:tcBorders>
+            <w:tcMar>
+              <w:top w:type="dxa" w:w="60"/>
+              <w:left w:type="dxa" w:w="100"/>
+              <w:bottom w:type="dxa" w:w="60"/>
+              <w:right w:type="dxa" w:w="100"/>
+            </w:tcMar>
+          </w:tcPr>
+          <w:p>
+            <w:r>
+              <w:rPr>
+                <w:sz w:val="18"/>
+                <w:szCs w:val="18"/>
+              </w:rPr>
+              <w:t xml:space="preserve">—</w:t>
             </w:r>
           </w:p>
         </w:tc>
@@ -1480,9 +1869,9 @@
         </w:tblBorders>
       </w:tblPr>
       <w:tblGrid>
-        <w:gridCol w:w="919"/>
-        <w:gridCol w:w="4595"/>
-        <w:gridCol w:w="3792"/>
+        <w:gridCol w:w="1021"/>
+        <w:gridCol w:w="4539"/>
+        <w:gridCol w:w="3746"/>
       </w:tblGrid>
       <w:tr>
         <w:trPr>
@@ -1490,7 +1879,7 @@
         </w:trPr>
         <w:tc>
           <w:tcPr>
-            <w:tcW w:type="dxa" w:w="919"/>
+            <w:tcW w:type="dxa" w:w="1021"/>
             <w:tcBorders>
               <w:top w:val="single" w:color="BFBFBF" w:sz="4"/>
               <w:left w:val="single" w:color="BFBFBF" w:sz="4"/>
@@ -1519,7 +1908,7 @@
         </w:tc>
         <w:tc>
           <w:tcPr>
-            <w:tcW w:type="dxa" w:w="4595"/>
+            <w:tcW w:type="dxa" w:w="4539"/>
             <w:tcBorders>
               <w:top w:val="single" w:color="BFBFBF" w:sz="4"/>
               <w:left w:val="single" w:color="BFBFBF" w:sz="4"/>
@@ -1548,7 +1937,7 @@
         </w:tc>
         <w:tc>
           <w:tcPr>
-            <w:tcW w:type="dxa" w:w="3792"/>
+            <w:tcW w:type="dxa" w:w="3746"/>
             <w:tcBorders>
               <w:top w:val="single" w:color="BFBFBF" w:sz="4"/>
               <w:left w:val="single" w:color="BFBFBF" w:sz="4"/>
@@ -1582,79 +1971,79 @@
         </w:trPr>
         <w:tc>
           <w:tcPr>
-            <w:tcW w:type="dxa" w:w="919"/>
-            <w:tcBorders>
-              <w:top w:val="single" w:color="BFBFBF" w:sz="4"/>
-              <w:left w:val="single" w:color="BFBFBF" w:sz="4"/>
-              <w:bottom w:val="single" w:color="BFBFBF" w:sz="4"/>
-              <w:right w:val="single" w:color="BFBFBF" w:sz="4"/>
-            </w:tcBorders>
-            <w:tcMar>
-              <w:top w:type="dxa" w:w="60"/>
-              <w:left w:type="dxa" w:w="100"/>
-              <w:bottom w:type="dxa" w:w="60"/>
-              <w:right w:type="dxa" w:w="100"/>
-            </w:tcMar>
-          </w:tcPr>
-          <w:p>
-            <w:r>
-              <w:rPr>
-                <w:sz w:val="18"/>
-                <w:szCs w:val="18"/>
-              </w:rPr>
-              <w:t xml:space="preserve">디지털 저장강박</w:t>
-            </w:r>
-          </w:p>
-        </w:tc>
-        <w:tc>
-          <w:tcPr>
-            <w:tcW w:type="dxa" w:w="4595"/>
-            <w:tcBorders>
-              <w:top w:val="single" w:color="BFBFBF" w:sz="4"/>
-              <w:left w:val="single" w:color="BFBFBF" w:sz="4"/>
-              <w:bottom w:val="single" w:color="BFBFBF" w:sz="4"/>
-              <w:right w:val="single" w:color="BFBFBF" w:sz="4"/>
-            </w:tcBorders>
-            <w:tcMar>
-              <w:top w:type="dxa" w:w="60"/>
-              <w:left w:type="dxa" w:w="100"/>
-              <w:bottom w:type="dxa" w:w="60"/>
-              <w:right w:type="dxa" w:w="100"/>
-            </w:tcMar>
-          </w:tcPr>
-          <w:p>
-            <w:r>
-              <w:rPr>
-                <w:sz w:val="18"/>
-                <w:szCs w:val="18"/>
-              </w:rPr>
-              <w:t xml:space="preserve">디지털 자료를 과도하게 모으고 삭제하기 어려워하는 경향</w:t>
-            </w:r>
-          </w:p>
-        </w:tc>
-        <w:tc>
-          <w:tcPr>
-            <w:tcW w:type="dxa" w:w="3792"/>
-            <w:tcBorders>
-              <w:top w:val="single" w:color="BFBFBF" w:sz="4"/>
-              <w:left w:val="single" w:color="BFBFBF" w:sz="4"/>
-              <w:bottom w:val="single" w:color="BFBFBF" w:sz="4"/>
-              <w:right w:val="single" w:color="BFBFBF" w:sz="4"/>
-            </w:tcBorders>
-            <w:tcMar>
-              <w:top w:type="dxa" w:w="60"/>
-              <w:left w:type="dxa" w:w="100"/>
-              <w:bottom w:type="dxa" w:w="60"/>
-              <w:right w:type="dxa" w:w="100"/>
-            </w:tcMar>
-          </w:tcPr>
-          <w:p>
-            <w:r>
-              <w:rPr>
-                <w:sz w:val="18"/>
-                <w:szCs w:val="18"/>
-              </w:rPr>
-              <w:t xml:space="preserve">Sweeten 외(2018), Neave 외(2019)</w:t>
+            <w:tcW w:type="dxa" w:w="1021"/>
+            <w:tcBorders>
+              <w:top w:val="single" w:color="BFBFBF" w:sz="4"/>
+              <w:left w:val="single" w:color="BFBFBF" w:sz="4"/>
+              <w:bottom w:val="single" w:color="BFBFBF" w:sz="4"/>
+              <w:right w:val="single" w:color="BFBFBF" w:sz="4"/>
+            </w:tcBorders>
+            <w:tcMar>
+              <w:top w:type="dxa" w:w="60"/>
+              <w:left w:type="dxa" w:w="100"/>
+              <w:bottom w:type="dxa" w:w="60"/>
+              <w:right w:type="dxa" w:w="100"/>
+            </w:tcMar>
+          </w:tcPr>
+          <w:p>
+            <w:r>
+              <w:rPr>
+                <w:sz w:val="18"/>
+                <w:szCs w:val="18"/>
+              </w:rPr>
+              <w:t xml:space="preserve">설득 전략</w:t>
+            </w:r>
+          </w:p>
+        </w:tc>
+        <w:tc>
+          <w:tcPr>
+            <w:tcW w:type="dxa" w:w="4539"/>
+            <w:tcBorders>
+              <w:top w:val="single" w:color="BFBFBF" w:sz="4"/>
+              <w:left w:val="single" w:color="BFBFBF" w:sz="4"/>
+              <w:bottom w:val="single" w:color="BFBFBF" w:sz="4"/>
+              <w:right w:val="single" w:color="BFBFBF" w:sz="4"/>
+            </w:tcBorders>
+            <w:tcMar>
+              <w:top w:type="dxa" w:w="60"/>
+              <w:left w:type="dxa" w:w="100"/>
+              <w:bottom w:type="dxa" w:w="60"/>
+              <w:right w:type="dxa" w:w="100"/>
+            </w:tcMar>
+          </w:tcPr>
+          <w:p>
+            <w:r>
+              <w:rPr>
+                <w:sz w:val="18"/>
+                <w:szCs w:val="18"/>
+              </w:rPr>
+              <w:t xml:space="preserve">사용자의 행동을 바꾸기 위해 알림 메시지와 화면에 담는 정보·설계 방식</w:t>
+            </w:r>
+          </w:p>
+        </w:tc>
+        <w:tc>
+          <w:tcPr>
+            <w:tcW w:type="dxa" w:w="3746"/>
+            <w:tcBorders>
+              <w:top w:val="single" w:color="BFBFBF" w:sz="4"/>
+              <w:left w:val="single" w:color="BFBFBF" w:sz="4"/>
+              <w:bottom w:val="single" w:color="BFBFBF" w:sz="4"/>
+              <w:right w:val="single" w:color="BFBFBF" w:sz="4"/>
+            </w:tcBorders>
+            <w:tcMar>
+              <w:top w:type="dxa" w:w="60"/>
+              <w:left w:type="dxa" w:w="100"/>
+              <w:bottom w:type="dxa" w:w="60"/>
+              <w:right w:type="dxa" w:w="100"/>
+            </w:tcMar>
+          </w:tcPr>
+          <w:p>
+            <w:r>
+              <w:rPr>
+                <w:sz w:val="18"/>
+                <w:szCs w:val="18"/>
+              </w:rPr>
+              <w:t xml:space="preserve">Oinas-Kukkonen &amp; Harjumaa(2009)</w:t>
             </w:r>
           </w:p>
         </w:tc>
@@ -1665,79 +2054,79 @@
         </w:trPr>
         <w:tc>
           <w:tcPr>
-            <w:tcW w:type="dxa" w:w="919"/>
-            <w:tcBorders>
-              <w:top w:val="single" w:color="BFBFBF" w:sz="4"/>
-              <w:left w:val="single" w:color="BFBFBF" w:sz="4"/>
-              <w:bottom w:val="single" w:color="BFBFBF" w:sz="4"/>
-              <w:right w:val="single" w:color="BFBFBF" w:sz="4"/>
-            </w:tcBorders>
-            <w:tcMar>
-              <w:top w:type="dxa" w:w="60"/>
-              <w:left w:type="dxa" w:w="100"/>
-              <w:bottom w:type="dxa" w:w="60"/>
-              <w:right w:type="dxa" w:w="100"/>
-            </w:tcMar>
-          </w:tcPr>
-          <w:p>
-            <w:r>
-              <w:rPr>
-                <w:sz w:val="18"/>
-                <w:szCs w:val="18"/>
-              </w:rPr>
-              <w:t xml:space="preserve">디지털 넛지</w:t>
-            </w:r>
-          </w:p>
-        </w:tc>
-        <w:tc>
-          <w:tcPr>
-            <w:tcW w:type="dxa" w:w="4595"/>
-            <w:tcBorders>
-              <w:top w:val="single" w:color="BFBFBF" w:sz="4"/>
-              <w:left w:val="single" w:color="BFBFBF" w:sz="4"/>
-              <w:bottom w:val="single" w:color="BFBFBF" w:sz="4"/>
-              <w:right w:val="single" w:color="BFBFBF" w:sz="4"/>
-            </w:tcBorders>
-            <w:tcMar>
-              <w:top w:type="dxa" w:w="60"/>
-              <w:left w:type="dxa" w:w="100"/>
-              <w:bottom w:type="dxa" w:w="60"/>
-              <w:right w:type="dxa" w:w="100"/>
-            </w:tcMar>
-          </w:tcPr>
-          <w:p>
-            <w:r>
-              <w:rPr>
-                <w:sz w:val="18"/>
-                <w:szCs w:val="18"/>
-              </w:rPr>
-              <w:t xml:space="preserve">사용자 인터페이스 설계 요소로 선택을 제한하지 않으면서 행동을 이끄는 방법</w:t>
-            </w:r>
-          </w:p>
-        </w:tc>
-        <w:tc>
-          <w:tcPr>
-            <w:tcW w:type="dxa" w:w="3792"/>
-            <w:tcBorders>
-              <w:top w:val="single" w:color="BFBFBF" w:sz="4"/>
-              <w:left w:val="single" w:color="BFBFBF" w:sz="4"/>
-              <w:bottom w:val="single" w:color="BFBFBF" w:sz="4"/>
-              <w:right w:val="single" w:color="BFBFBF" w:sz="4"/>
-            </w:tcBorders>
-            <w:tcMar>
-              <w:top w:type="dxa" w:w="60"/>
-              <w:left w:type="dxa" w:w="100"/>
-              <w:bottom w:type="dxa" w:w="60"/>
-              <w:right w:type="dxa" w:w="100"/>
-            </w:tcMar>
-          </w:tcPr>
-          <w:p>
-            <w:r>
-              <w:rPr>
-                <w:sz w:val="18"/>
-                <w:szCs w:val="18"/>
-              </w:rPr>
-              <w:t xml:space="preserve">Weinmann 외(2016)</w:t>
+            <w:tcW w:type="dxa" w:w="1021"/>
+            <w:tcBorders>
+              <w:top w:val="single" w:color="BFBFBF" w:sz="4"/>
+              <w:left w:val="single" w:color="BFBFBF" w:sz="4"/>
+              <w:bottom w:val="single" w:color="BFBFBF" w:sz="4"/>
+              <w:right w:val="single" w:color="BFBFBF" w:sz="4"/>
+            </w:tcBorders>
+            <w:tcMar>
+              <w:top w:type="dxa" w:w="60"/>
+              <w:left w:type="dxa" w:w="100"/>
+              <w:bottom w:type="dxa" w:w="60"/>
+              <w:right w:type="dxa" w:w="100"/>
+            </w:tcMar>
+          </w:tcPr>
+          <w:p>
+            <w:r>
+              <w:rPr>
+                <w:sz w:val="18"/>
+                <w:szCs w:val="18"/>
+              </w:rPr>
+              <w:t xml:space="preserve">보호 동기 이론</w:t>
+            </w:r>
+          </w:p>
+        </w:tc>
+        <w:tc>
+          <w:tcPr>
+            <w:tcW w:type="dxa" w:w="4539"/>
+            <w:tcBorders>
+              <w:top w:val="single" w:color="BFBFBF" w:sz="4"/>
+              <w:left w:val="single" w:color="BFBFBF" w:sz="4"/>
+              <w:bottom w:val="single" w:color="BFBFBF" w:sz="4"/>
+              <w:right w:val="single" w:color="BFBFBF" w:sz="4"/>
+            </w:tcBorders>
+            <w:tcMar>
+              <w:top w:type="dxa" w:w="60"/>
+              <w:left w:type="dxa" w:w="100"/>
+              <w:bottom w:type="dxa" w:w="60"/>
+              <w:right w:type="dxa" w:w="100"/>
+            </w:tcMar>
+          </w:tcPr>
+          <w:p>
+            <w:r>
+              <w:rPr>
+                <w:sz w:val="18"/>
+                <w:szCs w:val="18"/>
+              </w:rPr>
+              <w:t xml:space="preserve">위협 평가(심각성·가능성)와 대처 평가(효능·비용)가 보호 행동을 결정한다는 이론</w:t>
+            </w:r>
+          </w:p>
+        </w:tc>
+        <w:tc>
+          <w:tcPr>
+            <w:tcW w:type="dxa" w:w="3746"/>
+            <w:tcBorders>
+              <w:top w:val="single" w:color="BFBFBF" w:sz="4"/>
+              <w:left w:val="single" w:color="BFBFBF" w:sz="4"/>
+              <w:bottom w:val="single" w:color="BFBFBF" w:sz="4"/>
+              <w:right w:val="single" w:color="BFBFBF" w:sz="4"/>
+            </w:tcBorders>
+            <w:tcMar>
+              <w:top w:type="dxa" w:w="60"/>
+              <w:left w:type="dxa" w:w="100"/>
+              <w:bottom w:type="dxa" w:w="60"/>
+              <w:right w:type="dxa" w:w="100"/>
+            </w:tcMar>
+          </w:tcPr>
+          <w:p>
+            <w:r>
+              <w:rPr>
+                <w:sz w:val="18"/>
+                <w:szCs w:val="18"/>
+              </w:rPr>
+              <w:t xml:space="preserve">Rogers(1975)</w:t>
             </w:r>
           </w:p>
         </w:tc>
@@ -1748,79 +2137,79 @@
         </w:trPr>
         <w:tc>
           <w:tcPr>
-            <w:tcW w:type="dxa" w:w="919"/>
-            <w:tcBorders>
-              <w:top w:val="single" w:color="BFBFBF" w:sz="4"/>
-              <w:left w:val="single" w:color="BFBFBF" w:sz="4"/>
-              <w:bottom w:val="single" w:color="BFBFBF" w:sz="4"/>
-              <w:right w:val="single" w:color="BFBFBF" w:sz="4"/>
-            </w:tcBorders>
-            <w:tcMar>
-              <w:top w:type="dxa" w:w="60"/>
-              <w:left w:type="dxa" w:w="100"/>
-              <w:bottom w:type="dxa" w:w="60"/>
-              <w:right w:type="dxa" w:w="100"/>
-            </w:tcMar>
-          </w:tcPr>
-          <w:p>
-            <w:r>
-              <w:rPr>
-                <w:sz w:val="18"/>
-                <w:szCs w:val="18"/>
-              </w:rPr>
-              <w:t xml:space="preserve">심리적 반발</w:t>
-            </w:r>
-          </w:p>
-        </w:tc>
-        <w:tc>
-          <w:tcPr>
-            <w:tcW w:type="dxa" w:w="4595"/>
-            <w:tcBorders>
-              <w:top w:val="single" w:color="BFBFBF" w:sz="4"/>
-              <w:left w:val="single" w:color="BFBFBF" w:sz="4"/>
-              <w:bottom w:val="single" w:color="BFBFBF" w:sz="4"/>
-              <w:right w:val="single" w:color="BFBFBF" w:sz="4"/>
-            </w:tcBorders>
-            <w:tcMar>
-              <w:top w:type="dxa" w:w="60"/>
-              <w:left w:type="dxa" w:w="100"/>
-              <w:bottom w:type="dxa" w:w="60"/>
-              <w:right w:type="dxa" w:w="100"/>
-            </w:tcMar>
-          </w:tcPr>
-          <w:p>
-            <w:r>
-              <w:rPr>
-                <w:sz w:val="18"/>
-                <w:szCs w:val="18"/>
-              </w:rPr>
-              <w:t xml:space="preserve">선택의 자유가 위협받는다고 느낄 때 생기는 분노와 부정적 인지</w:t>
-            </w:r>
-          </w:p>
-        </w:tc>
-        <w:tc>
-          <w:tcPr>
-            <w:tcW w:type="dxa" w:w="3792"/>
-            <w:tcBorders>
-              <w:top w:val="single" w:color="BFBFBF" w:sz="4"/>
-              <w:left w:val="single" w:color="BFBFBF" w:sz="4"/>
-              <w:bottom w:val="single" w:color="BFBFBF" w:sz="4"/>
-              <w:right w:val="single" w:color="BFBFBF" w:sz="4"/>
-            </w:tcBorders>
-            <w:tcMar>
-              <w:top w:type="dxa" w:w="60"/>
-              <w:left w:type="dxa" w:w="100"/>
-              <w:bottom w:type="dxa" w:w="60"/>
-              <w:right w:type="dxa" w:w="100"/>
-            </w:tcMar>
-          </w:tcPr>
-          <w:p>
-            <w:r>
-              <w:rPr>
-                <w:sz w:val="18"/>
-                <w:szCs w:val="18"/>
-              </w:rPr>
-              <w:t xml:space="preserve">Brehm(1966), Dillard &amp; Shen(2005)</w:t>
+            <w:tcW w:type="dxa" w:w="1021"/>
+            <w:tcBorders>
+              <w:top w:val="single" w:color="BFBFBF" w:sz="4"/>
+              <w:left w:val="single" w:color="BFBFBF" w:sz="4"/>
+              <w:bottom w:val="single" w:color="BFBFBF" w:sz="4"/>
+              <w:right w:val="single" w:color="BFBFBF" w:sz="4"/>
+            </w:tcBorders>
+            <w:tcMar>
+              <w:top w:type="dxa" w:w="60"/>
+              <w:left w:type="dxa" w:w="100"/>
+              <w:bottom w:type="dxa" w:w="60"/>
+              <w:right w:type="dxa" w:w="100"/>
+            </w:tcMar>
+          </w:tcPr>
+          <w:p>
+            <w:r>
+              <w:rPr>
+                <w:sz w:val="18"/>
+                <w:szCs w:val="18"/>
+              </w:rPr>
+              <w:t xml:space="preserve">지각된 위협</w:t>
+            </w:r>
+          </w:p>
+        </w:tc>
+        <w:tc>
+          <w:tcPr>
+            <w:tcW w:type="dxa" w:w="4539"/>
+            <w:tcBorders>
+              <w:top w:val="single" w:color="BFBFBF" w:sz="4"/>
+              <w:left w:val="single" w:color="BFBFBF" w:sz="4"/>
+              <w:bottom w:val="single" w:color="BFBFBF" w:sz="4"/>
+              <w:right w:val="single" w:color="BFBFBF" w:sz="4"/>
+            </w:tcBorders>
+            <w:tcMar>
+              <w:top w:type="dxa" w:w="60"/>
+              <w:left w:type="dxa" w:w="100"/>
+              <w:bottom w:type="dxa" w:w="60"/>
+              <w:right w:type="dxa" w:w="100"/>
+            </w:tcMar>
+          </w:tcPr>
+          <w:p>
+            <w:r>
+              <w:rPr>
+                <w:sz w:val="18"/>
+                <w:szCs w:val="18"/>
+              </w:rPr>
+              <w:t xml:space="preserve">용량 부족이 자신에게 불이익(백업 중단 등)을 줄 것이라는 인식</w:t>
+            </w:r>
+          </w:p>
+        </w:tc>
+        <w:tc>
+          <w:tcPr>
+            <w:tcW w:type="dxa" w:w="3746"/>
+            <w:tcBorders>
+              <w:top w:val="single" w:color="BFBFBF" w:sz="4"/>
+              <w:left w:val="single" w:color="BFBFBF" w:sz="4"/>
+              <w:bottom w:val="single" w:color="BFBFBF" w:sz="4"/>
+              <w:right w:val="single" w:color="BFBFBF" w:sz="4"/>
+            </w:tcBorders>
+            <w:tcMar>
+              <w:top w:type="dxa" w:w="60"/>
+              <w:left w:type="dxa" w:w="100"/>
+              <w:bottom w:type="dxa" w:w="60"/>
+              <w:right w:type="dxa" w:w="100"/>
+            </w:tcMar>
+          </w:tcPr>
+          <w:p>
+            <w:r>
+              <w:rPr>
+                <w:sz w:val="18"/>
+                <w:szCs w:val="18"/>
+              </w:rPr>
+              <w:t xml:space="preserve">Rogers(1975)</w:t>
             </w:r>
           </w:p>
         </w:tc>
@@ -1831,79 +2220,79 @@
         </w:trPr>
         <w:tc>
           <w:tcPr>
-            <w:tcW w:type="dxa" w:w="919"/>
-            <w:tcBorders>
-              <w:top w:val="single" w:color="BFBFBF" w:sz="4"/>
-              <w:left w:val="single" w:color="BFBFBF" w:sz="4"/>
-              <w:bottom w:val="single" w:color="BFBFBF" w:sz="4"/>
-              <w:right w:val="single" w:color="BFBFBF" w:sz="4"/>
-            </w:tcBorders>
-            <w:tcMar>
-              <w:top w:type="dxa" w:w="60"/>
-              <w:left w:type="dxa" w:w="100"/>
-              <w:bottom w:type="dxa" w:w="60"/>
-              <w:right w:type="dxa" w:w="100"/>
-            </w:tcMar>
-          </w:tcPr>
-          <w:p>
-            <w:r>
-              <w:rPr>
-                <w:sz w:val="18"/>
-                <w:szCs w:val="18"/>
-              </w:rPr>
-              <w:t xml:space="preserve">다크 패턴</w:t>
-            </w:r>
-          </w:p>
-        </w:tc>
-        <w:tc>
-          <w:tcPr>
-            <w:tcW w:type="dxa" w:w="4595"/>
-            <w:tcBorders>
-              <w:top w:val="single" w:color="BFBFBF" w:sz="4"/>
-              <w:left w:val="single" w:color="BFBFBF" w:sz="4"/>
-              <w:bottom w:val="single" w:color="BFBFBF" w:sz="4"/>
-              <w:right w:val="single" w:color="BFBFBF" w:sz="4"/>
-            </w:tcBorders>
-            <w:tcMar>
-              <w:top w:type="dxa" w:w="60"/>
-              <w:left w:type="dxa" w:w="100"/>
-              <w:bottom w:type="dxa" w:w="60"/>
-              <w:right w:type="dxa" w:w="100"/>
-            </w:tcMar>
-          </w:tcPr>
-          <w:p>
-            <w:r>
-              <w:rPr>
-                <w:sz w:val="18"/>
-                <w:szCs w:val="18"/>
-              </w:rPr>
-              <w:t xml:space="preserve">사용자의 이익보다 서비스의 이익을 위해 선택을 조작하는 인터페이스 설계</w:t>
-            </w:r>
-          </w:p>
-        </w:tc>
-        <w:tc>
-          <w:tcPr>
-            <w:tcW w:type="dxa" w:w="3792"/>
-            <w:tcBorders>
-              <w:top w:val="single" w:color="BFBFBF" w:sz="4"/>
-              <w:left w:val="single" w:color="BFBFBF" w:sz="4"/>
-              <w:bottom w:val="single" w:color="BFBFBF" w:sz="4"/>
-              <w:right w:val="single" w:color="BFBFBF" w:sz="4"/>
-            </w:tcBorders>
-            <w:tcMar>
-              <w:top w:type="dxa" w:w="60"/>
-              <w:left w:type="dxa" w:w="100"/>
-              <w:bottom w:type="dxa" w:w="60"/>
-              <w:right w:type="dxa" w:w="100"/>
-            </w:tcMar>
-          </w:tcPr>
-          <w:p>
-            <w:r>
-              <w:rPr>
-                <w:sz w:val="18"/>
-                <w:szCs w:val="18"/>
-              </w:rPr>
-              <w:t xml:space="preserve">Gray 외(2018)</w:t>
+            <w:tcW w:type="dxa" w:w="1021"/>
+            <w:tcBorders>
+              <w:top w:val="single" w:color="BFBFBF" w:sz="4"/>
+              <w:left w:val="single" w:color="BFBFBF" w:sz="4"/>
+              <w:bottom w:val="single" w:color="BFBFBF" w:sz="4"/>
+              <w:right w:val="single" w:color="BFBFBF" w:sz="4"/>
+            </w:tcBorders>
+            <w:tcMar>
+              <w:top w:type="dxa" w:w="60"/>
+              <w:left w:type="dxa" w:w="100"/>
+              <w:bottom w:type="dxa" w:w="60"/>
+              <w:right w:type="dxa" w:w="100"/>
+            </w:tcMar>
+          </w:tcPr>
+          <w:p>
+            <w:r>
+              <w:rPr>
+                <w:sz w:val="18"/>
+                <w:szCs w:val="18"/>
+              </w:rPr>
+              <w:t xml:space="preserve">정리 효능감</w:t>
+            </w:r>
+          </w:p>
+        </w:tc>
+        <w:tc>
+          <w:tcPr>
+            <w:tcW w:type="dxa" w:w="4539"/>
+            <w:tcBorders>
+              <w:top w:val="single" w:color="BFBFBF" w:sz="4"/>
+              <w:left w:val="single" w:color="BFBFBF" w:sz="4"/>
+              <w:bottom w:val="single" w:color="BFBFBF" w:sz="4"/>
+              <w:right w:val="single" w:color="BFBFBF" w:sz="4"/>
+            </w:tcBorders>
+            <w:tcMar>
+              <w:top w:type="dxa" w:w="60"/>
+              <w:left w:type="dxa" w:w="100"/>
+              <w:bottom w:type="dxa" w:w="60"/>
+              <w:right w:type="dxa" w:w="100"/>
+            </w:tcMar>
+          </w:tcPr>
+          <w:p>
+            <w:r>
+              <w:rPr>
+                <w:sz w:val="18"/>
+                <w:szCs w:val="18"/>
+              </w:rPr>
+              <w:t xml:space="preserve">파일 정리가 용량 문제를 해결하고(반응 효능감), 자신이 쉽게 할 수 있다는(자기 효능감) 믿음</w:t>
+            </w:r>
+          </w:p>
+        </w:tc>
+        <w:tc>
+          <w:tcPr>
+            <w:tcW w:type="dxa" w:w="3746"/>
+            <w:tcBorders>
+              <w:top w:val="single" w:color="BFBFBF" w:sz="4"/>
+              <w:left w:val="single" w:color="BFBFBF" w:sz="4"/>
+              <w:bottom w:val="single" w:color="BFBFBF" w:sz="4"/>
+              <w:right w:val="single" w:color="BFBFBF" w:sz="4"/>
+            </w:tcBorders>
+            <w:tcMar>
+              <w:top w:type="dxa" w:w="60"/>
+              <w:left w:type="dxa" w:w="100"/>
+              <w:bottom w:type="dxa" w:w="60"/>
+              <w:right w:type="dxa" w:w="100"/>
+            </w:tcMar>
+          </w:tcPr>
+          <w:p>
+            <w:r>
+              <w:rPr>
+                <w:sz w:val="18"/>
+                <w:szCs w:val="18"/>
+              </w:rPr>
+              <w:t xml:space="preserve">Rogers(1975), Witte(1992)</w:t>
             </w:r>
           </w:p>
         </w:tc>
@@ -1914,79 +2303,245 @@
         </w:trPr>
         <w:tc>
           <w:tcPr>
-            <w:tcW w:type="dxa" w:w="919"/>
-            <w:tcBorders>
-              <w:top w:val="single" w:color="BFBFBF" w:sz="4"/>
-              <w:left w:val="single" w:color="BFBFBF" w:sz="4"/>
-              <w:bottom w:val="single" w:color="BFBFBF" w:sz="4"/>
-              <w:right w:val="single" w:color="BFBFBF" w:sz="4"/>
-            </w:tcBorders>
-            <w:tcMar>
-              <w:top w:type="dxa" w:w="60"/>
-              <w:left w:type="dxa" w:w="100"/>
-              <w:bottom w:type="dxa" w:w="60"/>
-              <w:right w:type="dxa" w:w="100"/>
-            </w:tcMar>
-          </w:tcPr>
-          <w:p>
-            <w:r>
-              <w:rPr>
-                <w:sz w:val="18"/>
-                <w:szCs w:val="18"/>
-              </w:rPr>
-              <w:t xml:space="preserve">프리미엄 전환</w:t>
-            </w:r>
-          </w:p>
-        </w:tc>
-        <w:tc>
-          <w:tcPr>
-            <w:tcW w:type="dxa" w:w="4595"/>
-            <w:tcBorders>
-              <w:top w:val="single" w:color="BFBFBF" w:sz="4"/>
-              <w:left w:val="single" w:color="BFBFBF" w:sz="4"/>
-              <w:bottom w:val="single" w:color="BFBFBF" w:sz="4"/>
-              <w:right w:val="single" w:color="BFBFBF" w:sz="4"/>
-            </w:tcBorders>
-            <w:tcMar>
-              <w:top w:type="dxa" w:w="60"/>
-              <w:left w:type="dxa" w:w="100"/>
-              <w:bottom w:type="dxa" w:w="60"/>
-              <w:right w:type="dxa" w:w="100"/>
-            </w:tcMar>
-          </w:tcPr>
-          <w:p>
-            <w:r>
-              <w:rPr>
-                <w:sz w:val="18"/>
-                <w:szCs w:val="18"/>
-              </w:rPr>
-              <w:t xml:space="preserve">무료 이용자가 유료 요금제로 업그레이드하는 것</w:t>
-            </w:r>
-          </w:p>
-        </w:tc>
-        <w:tc>
-          <w:tcPr>
-            <w:tcW w:type="dxa" w:w="3792"/>
-            <w:tcBorders>
-              <w:top w:val="single" w:color="BFBFBF" w:sz="4"/>
-              <w:left w:val="single" w:color="BFBFBF" w:sz="4"/>
-              <w:bottom w:val="single" w:color="BFBFBF" w:sz="4"/>
-              <w:right w:val="single" w:color="BFBFBF" w:sz="4"/>
-            </w:tcBorders>
-            <w:tcMar>
-              <w:top w:type="dxa" w:w="60"/>
-              <w:left w:type="dxa" w:w="100"/>
-              <w:bottom w:type="dxa" w:w="60"/>
-              <w:right w:type="dxa" w:w="100"/>
-            </w:tcMar>
-          </w:tcPr>
-          <w:p>
-            <w:r>
-              <w:rPr>
-                <w:sz w:val="18"/>
-                <w:szCs w:val="18"/>
-              </w:rPr>
-              <w:t xml:space="preserve">Mäntymäki 외(2020)</w:t>
+            <w:tcW w:type="dxa" w:w="1021"/>
+            <w:tcBorders>
+              <w:top w:val="single" w:color="BFBFBF" w:sz="4"/>
+              <w:left w:val="single" w:color="BFBFBF" w:sz="4"/>
+              <w:bottom w:val="single" w:color="BFBFBF" w:sz="4"/>
+              <w:right w:val="single" w:color="BFBFBF" w:sz="4"/>
+            </w:tcBorders>
+            <w:tcMar>
+              <w:top w:type="dxa" w:w="60"/>
+              <w:left w:type="dxa" w:w="100"/>
+              <w:bottom w:type="dxa" w:w="60"/>
+              <w:right w:type="dxa" w:w="100"/>
+            </w:tcMar>
+          </w:tcPr>
+          <w:p>
+            <w:r>
+              <w:rPr>
+                <w:sz w:val="18"/>
+                <w:szCs w:val="18"/>
+              </w:rPr>
+              <w:t xml:space="preserve">심리적 반발</w:t>
+            </w:r>
+          </w:p>
+        </w:tc>
+        <w:tc>
+          <w:tcPr>
+            <w:tcW w:type="dxa" w:w="4539"/>
+            <w:tcBorders>
+              <w:top w:val="single" w:color="BFBFBF" w:sz="4"/>
+              <w:left w:val="single" w:color="BFBFBF" w:sz="4"/>
+              <w:bottom w:val="single" w:color="BFBFBF" w:sz="4"/>
+              <w:right w:val="single" w:color="BFBFBF" w:sz="4"/>
+            </w:tcBorders>
+            <w:tcMar>
+              <w:top w:type="dxa" w:w="60"/>
+              <w:left w:type="dxa" w:w="100"/>
+              <w:bottom w:type="dxa" w:w="60"/>
+              <w:right w:type="dxa" w:w="100"/>
+            </w:tcMar>
+          </w:tcPr>
+          <w:p>
+            <w:r>
+              <w:rPr>
+                <w:sz w:val="18"/>
+                <w:szCs w:val="18"/>
+              </w:rPr>
+              <w:t xml:space="preserve">선택의 자유가 위협받는다고 느낄 때 생기는 분노와 부정적 인지. 이 연구에서는 설득의 비용</w:t>
+            </w:r>
+          </w:p>
+        </w:tc>
+        <w:tc>
+          <w:tcPr>
+            <w:tcW w:type="dxa" w:w="3746"/>
+            <w:tcBorders>
+              <w:top w:val="single" w:color="BFBFBF" w:sz="4"/>
+              <w:left w:val="single" w:color="BFBFBF" w:sz="4"/>
+              <w:bottom w:val="single" w:color="BFBFBF" w:sz="4"/>
+              <w:right w:val="single" w:color="BFBFBF" w:sz="4"/>
+            </w:tcBorders>
+            <w:tcMar>
+              <w:top w:type="dxa" w:w="60"/>
+              <w:left w:type="dxa" w:w="100"/>
+              <w:bottom w:type="dxa" w:w="60"/>
+              <w:right w:type="dxa" w:w="100"/>
+            </w:tcMar>
+          </w:tcPr>
+          <w:p>
+            <w:r>
+              <w:rPr>
+                <w:sz w:val="18"/>
+                <w:szCs w:val="18"/>
+              </w:rPr>
+              <w:t xml:space="preserve">Brehm(1966), Dillard &amp; Shen(2005)</w:t>
+            </w:r>
+          </w:p>
+        </w:tc>
+      </w:tr>
+      <w:tr>
+        <w:trPr>
+          <w:tblHeader w:val="off"/>
+        </w:trPr>
+        <w:tc>
+          <w:tcPr>
+            <w:tcW w:type="dxa" w:w="1021"/>
+            <w:tcBorders>
+              <w:top w:val="single" w:color="BFBFBF" w:sz="4"/>
+              <w:left w:val="single" w:color="BFBFBF" w:sz="4"/>
+              <w:bottom w:val="single" w:color="BFBFBF" w:sz="4"/>
+              <w:right w:val="single" w:color="BFBFBF" w:sz="4"/>
+            </w:tcBorders>
+            <w:tcMar>
+              <w:top w:type="dxa" w:w="60"/>
+              <w:left w:type="dxa" w:w="100"/>
+              <w:bottom w:type="dxa" w:w="60"/>
+              <w:right w:type="dxa" w:w="100"/>
+            </w:tcMar>
+          </w:tcPr>
+          <w:p>
+            <w:r>
+              <w:rPr>
+                <w:sz w:val="18"/>
+                <w:szCs w:val="18"/>
+              </w:rPr>
+              <w:t xml:space="preserve">디지털 저장강박</w:t>
+            </w:r>
+          </w:p>
+        </w:tc>
+        <w:tc>
+          <w:tcPr>
+            <w:tcW w:type="dxa" w:w="4539"/>
+            <w:tcBorders>
+              <w:top w:val="single" w:color="BFBFBF" w:sz="4"/>
+              <w:left w:val="single" w:color="BFBFBF" w:sz="4"/>
+              <w:bottom w:val="single" w:color="BFBFBF" w:sz="4"/>
+              <w:right w:val="single" w:color="BFBFBF" w:sz="4"/>
+            </w:tcBorders>
+            <w:tcMar>
+              <w:top w:type="dxa" w:w="60"/>
+              <w:left w:type="dxa" w:w="100"/>
+              <w:bottom w:type="dxa" w:w="60"/>
+              <w:right w:type="dxa" w:w="100"/>
+            </w:tcMar>
+          </w:tcPr>
+          <w:p>
+            <w:r>
+              <w:rPr>
+                <w:sz w:val="18"/>
+                <w:szCs w:val="18"/>
+              </w:rPr>
+              <w:t xml:space="preserve">디지털 자료를 과도하게 모으고 삭제하기 어려워하는 경향</w:t>
+            </w:r>
+          </w:p>
+        </w:tc>
+        <w:tc>
+          <w:tcPr>
+            <w:tcW w:type="dxa" w:w="3746"/>
+            <w:tcBorders>
+              <w:top w:val="single" w:color="BFBFBF" w:sz="4"/>
+              <w:left w:val="single" w:color="BFBFBF" w:sz="4"/>
+              <w:bottom w:val="single" w:color="BFBFBF" w:sz="4"/>
+              <w:right w:val="single" w:color="BFBFBF" w:sz="4"/>
+            </w:tcBorders>
+            <w:tcMar>
+              <w:top w:type="dxa" w:w="60"/>
+              <w:left w:type="dxa" w:w="100"/>
+              <w:bottom w:type="dxa" w:w="60"/>
+              <w:right w:type="dxa" w:w="100"/>
+            </w:tcMar>
+          </w:tcPr>
+          <w:p>
+            <w:r>
+              <w:rPr>
+                <w:sz w:val="18"/>
+                <w:szCs w:val="18"/>
+              </w:rPr>
+              <w:t xml:space="preserve">Sweeten 외(2018), Neave 외(2019)</w:t>
+            </w:r>
+          </w:p>
+        </w:tc>
+      </w:tr>
+      <w:tr>
+        <w:trPr>
+          <w:tblHeader w:val="off"/>
+        </w:trPr>
+        <w:tc>
+          <w:tcPr>
+            <w:tcW w:type="dxa" w:w="1021"/>
+            <w:tcBorders>
+              <w:top w:val="single" w:color="BFBFBF" w:sz="4"/>
+              <w:left w:val="single" w:color="BFBFBF" w:sz="4"/>
+              <w:bottom w:val="single" w:color="BFBFBF" w:sz="4"/>
+              <w:right w:val="single" w:color="BFBFBF" w:sz="4"/>
+            </w:tcBorders>
+            <w:tcMar>
+              <w:top w:type="dxa" w:w="60"/>
+              <w:left w:type="dxa" w:w="100"/>
+              <w:bottom w:type="dxa" w:w="60"/>
+              <w:right w:type="dxa" w:w="100"/>
+            </w:tcMar>
+          </w:tcPr>
+          <w:p>
+            <w:r>
+              <w:rPr>
+                <w:sz w:val="18"/>
+                <w:szCs w:val="18"/>
+              </w:rPr>
+              <w:t xml:space="preserve">다크 패턴</w:t>
+            </w:r>
+          </w:p>
+        </w:tc>
+        <w:tc>
+          <w:tcPr>
+            <w:tcW w:type="dxa" w:w="4539"/>
+            <w:tcBorders>
+              <w:top w:val="single" w:color="BFBFBF" w:sz="4"/>
+              <w:left w:val="single" w:color="BFBFBF" w:sz="4"/>
+              <w:bottom w:val="single" w:color="BFBFBF" w:sz="4"/>
+              <w:right w:val="single" w:color="BFBFBF" w:sz="4"/>
+            </w:tcBorders>
+            <w:tcMar>
+              <w:top w:type="dxa" w:w="60"/>
+              <w:left w:type="dxa" w:w="100"/>
+              <w:bottom w:type="dxa" w:w="60"/>
+              <w:right w:type="dxa" w:w="100"/>
+            </w:tcMar>
+          </w:tcPr>
+          <w:p>
+            <w:r>
+              <w:rPr>
+                <w:sz w:val="18"/>
+                <w:szCs w:val="18"/>
+              </w:rPr>
+              <w:t xml:space="preserve">사용자의 이익보다 서비스의 이익을 위해 선택을 조작하는 인터페이스 설계</w:t>
+            </w:r>
+          </w:p>
+        </w:tc>
+        <w:tc>
+          <w:tcPr>
+            <w:tcW w:type="dxa" w:w="3746"/>
+            <w:tcBorders>
+              <w:top w:val="single" w:color="BFBFBF" w:sz="4"/>
+              <w:left w:val="single" w:color="BFBFBF" w:sz="4"/>
+              <w:bottom w:val="single" w:color="BFBFBF" w:sz="4"/>
+              <w:right w:val="single" w:color="BFBFBF" w:sz="4"/>
+            </w:tcBorders>
+            <w:tcMar>
+              <w:top w:type="dxa" w:w="60"/>
+              <w:left w:type="dxa" w:w="100"/>
+              <w:bottom w:type="dxa" w:w="60"/>
+              <w:right w:type="dxa" w:w="100"/>
+            </w:tcMar>
+          </w:tcPr>
+          <w:p>
+            <w:r>
+              <w:rPr>
+                <w:sz w:val="18"/>
+                <w:szCs w:val="18"/>
+              </w:rPr>
+              <w:t xml:space="preserve">Gray 외(2018)</w:t>
             </w:r>
           </w:p>
         </w:tc>
@@ -2018,10 +2573,10 @@
         </w:tblBorders>
       </w:tblPr>
       <w:tblGrid>
-        <w:gridCol w:w="1174"/>
-        <w:gridCol w:w="1897"/>
-        <w:gridCol w:w="2620"/>
-        <w:gridCol w:w="3615"/>
+        <w:gridCol w:w="1070"/>
+        <w:gridCol w:w="2058"/>
+        <w:gridCol w:w="2882"/>
+        <w:gridCol w:w="3296"/>
       </w:tblGrid>
       <w:tr>
         <w:trPr>
@@ -2029,7 +2584,7 @@
         </w:trPr>
         <w:tc>
           <w:tcPr>
-            <w:tcW w:type="dxa" w:w="1174"/>
+            <w:tcW w:type="dxa" w:w="1070"/>
             <w:tcBorders>
               <w:top w:val="single" w:color="BFBFBF" w:sz="4"/>
               <w:left w:val="single" w:color="BFBFBF" w:sz="4"/>
@@ -2058,7 +2613,7 @@
         </w:tc>
         <w:tc>
           <w:tcPr>
-            <w:tcW w:type="dxa" w:w="1897"/>
+            <w:tcW w:type="dxa" w:w="2058"/>
             <w:tcBorders>
               <w:top w:val="single" w:color="BFBFBF" w:sz="4"/>
               <w:left w:val="single" w:color="BFBFBF" w:sz="4"/>
@@ -2087,7 +2642,7 @@
         </w:tc>
         <w:tc>
           <w:tcPr>
-            <w:tcW w:type="dxa" w:w="2620"/>
+            <w:tcW w:type="dxa" w:w="2882"/>
             <w:tcBorders>
               <w:top w:val="single" w:color="BFBFBF" w:sz="4"/>
               <w:left w:val="single" w:color="BFBFBF" w:sz="4"/>
@@ -2116,7 +2671,7 @@
         </w:tc>
         <w:tc>
           <w:tcPr>
-            <w:tcW w:type="dxa" w:w="3615"/>
+            <w:tcW w:type="dxa" w:w="3296"/>
             <w:tcBorders>
               <w:top w:val="single" w:color="BFBFBF" w:sz="4"/>
               <w:left w:val="single" w:color="BFBFBF" w:sz="4"/>
@@ -2150,7 +2705,7 @@
         </w:trPr>
         <w:tc>
           <w:tcPr>
-            <w:tcW w:type="dxa" w:w="1174"/>
+            <w:tcW w:type="dxa" w:w="1070"/>
             <w:tcBorders>
               <w:top w:val="single" w:color="BFBFBF" w:sz="4"/>
               <w:left w:val="single" w:color="BFBFBF" w:sz="4"/>
@@ -2176,7 +2731,7 @@
         </w:tc>
         <w:tc>
           <w:tcPr>
-            <w:tcW w:type="dxa" w:w="1897"/>
+            <w:tcW w:type="dxa" w:w="2058"/>
             <w:tcBorders>
               <w:top w:val="single" w:color="BFBFBF" w:sz="4"/>
               <w:left w:val="single" w:color="BFBFBF" w:sz="4"/>
@@ -2202,33 +2757,33 @@
         </w:tc>
         <w:tc>
           <w:tcPr>
-            <w:tcW w:type="dxa" w:w="2620"/>
-            <w:tcBorders>
-              <w:top w:val="single" w:color="BFBFBF" w:sz="4"/>
-              <w:left w:val="single" w:color="BFBFBF" w:sz="4"/>
-              <w:bottom w:val="single" w:color="BFBFBF" w:sz="4"/>
-              <w:right w:val="single" w:color="BFBFBF" w:sz="4"/>
-            </w:tcBorders>
-            <w:tcMar>
-              <w:top w:type="dxa" w:w="60"/>
-              <w:left w:type="dxa" w:w="100"/>
-              <w:bottom w:type="dxa" w:w="60"/>
-              <w:right w:type="dxa" w:w="100"/>
-            </w:tcMar>
-          </w:tcPr>
-          <w:p>
-            <w:r>
-              <w:rPr>
-                <w:sz w:val="18"/>
-                <w:szCs w:val="18"/>
-              </w:rPr>
-              <w:t xml:space="preserve">디지털 자료 축적 현상, 스토리지 서비스의 현재 대응</w:t>
-            </w:r>
-          </w:p>
-        </w:tc>
-        <w:tc>
-          <w:tcPr>
-            <w:tcW w:type="dxa" w:w="3615"/>
+            <w:tcW w:type="dxa" w:w="2882"/>
+            <w:tcBorders>
+              <w:top w:val="single" w:color="BFBFBF" w:sz="4"/>
+              <w:left w:val="single" w:color="BFBFBF" w:sz="4"/>
+              <w:bottom w:val="single" w:color="BFBFBF" w:sz="4"/>
+              <w:right w:val="single" w:color="BFBFBF" w:sz="4"/>
+            </w:tcBorders>
+            <w:tcMar>
+              <w:top w:type="dxa" w:w="60"/>
+              <w:left w:type="dxa" w:w="100"/>
+              <w:bottom w:type="dxa" w:w="60"/>
+              <w:right w:type="dxa" w:w="100"/>
+            </w:tcMar>
+          </w:tcPr>
+          <w:p>
+            <w:r>
+              <w:rPr>
+                <w:sz w:val="18"/>
+                <w:szCs w:val="18"/>
+              </w:rPr>
+              <w:t xml:space="preserve">파일 축적 현상, 결제만 권하는 용량 알림</w:t>
+            </w:r>
+          </w:p>
+        </w:tc>
+        <w:tc>
+          <w:tcPr>
+            <w:tcW w:type="dxa" w:w="3296"/>
             <w:tcBorders>
               <w:top w:val="single" w:color="BFBFBF" w:sz="4"/>
               <w:left w:val="single" w:color="BFBFBF" w:sz="4"/>
@@ -2259,7 +2814,7 @@
         </w:trPr>
         <w:tc>
           <w:tcPr>
-            <w:tcW w:type="dxa" w:w="1174"/>
+            <w:tcW w:type="dxa" w:w="1070"/>
             <w:tcBorders>
               <w:top w:val="single" w:color="BFBFBF" w:sz="4"/>
               <w:left w:val="single" w:color="BFBFBF" w:sz="4"/>
@@ -2277,7 +2832,7 @@
         </w:tc>
         <w:tc>
           <w:tcPr>
-            <w:tcW w:type="dxa" w:w="1897"/>
+            <w:tcW w:type="dxa" w:w="2058"/>
             <w:tcBorders>
               <w:top w:val="single" w:color="BFBFBF" w:sz="4"/>
               <w:left w:val="single" w:color="BFBFBF" w:sz="4"/>
@@ -2303,7 +2858,7 @@
         </w:tc>
         <w:tc>
           <w:tcPr>
-            <w:tcW w:type="dxa" w:w="2620"/>
+            <w:tcW w:type="dxa" w:w="2882"/>
             <w:tcBorders>
               <w:top w:val="single" w:color="BFBFBF" w:sz="4"/>
               <w:left w:val="single" w:color="BFBFBF" w:sz="4"/>
@@ -2329,7 +2884,7 @@
         </w:tc>
         <w:tc>
           <w:tcPr>
-            <w:tcW w:type="dxa" w:w="3615"/>
+            <w:tcW w:type="dxa" w:w="3296"/>
             <w:tcBorders>
               <w:top w:val="single" w:color="BFBFBF" w:sz="4"/>
               <w:left w:val="single" w:color="BFBFBF" w:sz="4"/>
@@ -2352,7 +2907,7 @@
         </w:trPr>
         <w:tc>
           <w:tcPr>
-            <w:tcW w:type="dxa" w:w="1174"/>
+            <w:tcW w:type="dxa" w:w="1070"/>
             <w:tcBorders>
               <w:top w:val="single" w:color="BFBFBF" w:sz="4"/>
               <w:left w:val="single" w:color="BFBFBF" w:sz="4"/>
@@ -2370,7 +2925,7 @@
         </w:tc>
         <w:tc>
           <w:tcPr>
-            <w:tcW w:type="dxa" w:w="1897"/>
+            <w:tcW w:type="dxa" w:w="2058"/>
             <w:tcBorders>
               <w:top w:val="single" w:color="BFBFBF" w:sz="4"/>
               <w:left w:val="single" w:color="BFBFBF" w:sz="4"/>
@@ -2396,7 +2951,7 @@
         </w:tc>
         <w:tc>
           <w:tcPr>
-            <w:tcW w:type="dxa" w:w="2620"/>
+            <w:tcW w:type="dxa" w:w="2882"/>
             <w:tcBorders>
               <w:top w:val="single" w:color="BFBFBF" w:sz="4"/>
               <w:left w:val="single" w:color="BFBFBF" w:sz="4"/>
@@ -2422,7 +2977,7 @@
         </w:tc>
         <w:tc>
           <w:tcPr>
-            <w:tcW w:type="dxa" w:w="3615"/>
+            <w:tcW w:type="dxa" w:w="3296"/>
             <w:tcBorders>
               <w:top w:val="single" w:color="BFBFBF" w:sz="4"/>
               <w:left w:val="single" w:color="BFBFBF" w:sz="4"/>
@@ -2445,7 +3000,7 @@
         </w:trPr>
         <w:tc>
           <w:tcPr>
-            <w:tcW w:type="dxa" w:w="1174"/>
+            <w:tcW w:type="dxa" w:w="1070"/>
             <w:tcBorders>
               <w:top w:val="single" w:color="BFBFBF" w:sz="4"/>
               <w:left w:val="single" w:color="BFBFBF" w:sz="4"/>
@@ -2463,7 +3018,7 @@
         </w:tc>
         <w:tc>
           <w:tcPr>
-            <w:tcW w:type="dxa" w:w="1897"/>
+            <w:tcW w:type="dxa" w:w="2058"/>
             <w:tcBorders>
               <w:top w:val="single" w:color="BFBFBF" w:sz="4"/>
               <w:left w:val="single" w:color="BFBFBF" w:sz="4"/>
@@ -2489,7 +3044,7 @@
         </w:tc>
         <w:tc>
           <w:tcPr>
-            <w:tcW w:type="dxa" w:w="2620"/>
+            <w:tcW w:type="dxa" w:w="2882"/>
             <w:tcBorders>
               <w:top w:val="single" w:color="BFBFBF" w:sz="4"/>
               <w:left w:val="single" w:color="BFBFBF" w:sz="4"/>
@@ -2515,7 +3070,7 @@
         </w:tc>
         <w:tc>
           <w:tcPr>
-            <w:tcW w:type="dxa" w:w="3615"/>
+            <w:tcW w:type="dxa" w:w="3296"/>
             <w:tcBorders>
               <w:top w:val="single" w:color="BFBFBF" w:sz="4"/>
               <w:left w:val="single" w:color="BFBFBF" w:sz="4"/>
@@ -2538,7 +3093,7 @@
         </w:trPr>
         <w:tc>
           <w:tcPr>
-            <w:tcW w:type="dxa" w:w="1174"/>
+            <w:tcW w:type="dxa" w:w="1070"/>
             <w:tcBorders>
               <w:top w:val="single" w:color="BFBFBF" w:sz="4"/>
               <w:left w:val="single" w:color="BFBFBF" w:sz="4"/>
@@ -2564,79 +3119,79 @@
         </w:tc>
         <w:tc>
           <w:tcPr>
-            <w:tcW w:type="dxa" w:w="1897"/>
-            <w:tcBorders>
-              <w:top w:val="single" w:color="BFBFBF" w:sz="4"/>
-              <w:left w:val="single" w:color="BFBFBF" w:sz="4"/>
-              <w:bottom w:val="single" w:color="BFBFBF" w:sz="4"/>
-              <w:right w:val="single" w:color="BFBFBF" w:sz="4"/>
-            </w:tcBorders>
-            <w:tcMar>
-              <w:top w:type="dxa" w:w="60"/>
-              <w:left w:type="dxa" w:w="100"/>
-              <w:bottom w:type="dxa" w:w="60"/>
-              <w:right w:type="dxa" w:w="100"/>
-            </w:tcMar>
-          </w:tcPr>
-          <w:p>
-            <w:r>
-              <w:rPr>
-                <w:sz w:val="18"/>
-                <w:szCs w:val="18"/>
-              </w:rPr>
-              <w:t xml:space="preserve">2.1 디지털 저장강박</w:t>
-            </w:r>
-          </w:p>
-        </w:tc>
-        <w:tc>
-          <w:tcPr>
-            <w:tcW w:type="dxa" w:w="2620"/>
-            <w:tcBorders>
-              <w:top w:val="single" w:color="BFBFBF" w:sz="4"/>
-              <w:left w:val="single" w:color="BFBFBF" w:sz="4"/>
-              <w:bottom w:val="single" w:color="BFBFBF" w:sz="4"/>
-              <w:right w:val="single" w:color="BFBFBF" w:sz="4"/>
-            </w:tcBorders>
-            <w:tcMar>
-              <w:top w:type="dxa" w:w="60"/>
-              <w:left w:type="dxa" w:w="100"/>
-              <w:bottom w:type="dxa" w:w="60"/>
-              <w:right w:type="dxa" w:w="100"/>
-            </w:tcMar>
-          </w:tcPr>
-          <w:p>
-            <w:r>
-              <w:rPr>
-                <w:sz w:val="18"/>
-                <w:szCs w:val="18"/>
-              </w:rPr>
-              <w:t xml:space="preserve">정의, 원인, 측정</w:t>
-            </w:r>
-          </w:p>
-        </w:tc>
-        <w:tc>
-          <w:tcPr>
-            <w:tcW w:type="dxa" w:w="3615"/>
-            <w:tcBorders>
-              <w:top w:val="single" w:color="BFBFBF" w:sz="4"/>
-              <w:left w:val="single" w:color="BFBFBF" w:sz="4"/>
-              <w:bottom w:val="single" w:color="BFBFBF" w:sz="4"/>
-              <w:right w:val="single" w:color="BFBFBF" w:sz="4"/>
-            </w:tcBorders>
-            <w:tcMar>
-              <w:top w:type="dxa" w:w="60"/>
-              <w:left w:type="dxa" w:w="100"/>
-              <w:bottom w:type="dxa" w:w="60"/>
-              <w:right w:type="dxa" w:w="100"/>
-            </w:tcMar>
-          </w:tcPr>
-          <w:p>
-            <w:r>
-              <w:rPr>
-                <w:sz w:val="18"/>
-                <w:szCs w:val="18"/>
-              </w:rPr>
-              <w:t xml:space="preserve">Sweeten, Neave, Vitale, Sedera</w:t>
+            <w:tcW w:type="dxa" w:w="2058"/>
+            <w:tcBorders>
+              <w:top w:val="single" w:color="BFBFBF" w:sz="4"/>
+              <w:left w:val="single" w:color="BFBFBF" w:sz="4"/>
+              <w:bottom w:val="single" w:color="BFBFBF" w:sz="4"/>
+              <w:right w:val="single" w:color="BFBFBF" w:sz="4"/>
+            </w:tcBorders>
+            <w:tcMar>
+              <w:top w:type="dxa" w:w="60"/>
+              <w:left w:type="dxa" w:w="100"/>
+              <w:bottom w:type="dxa" w:w="60"/>
+              <w:right w:type="dxa" w:w="100"/>
+            </w:tcMar>
+          </w:tcPr>
+          <w:p>
+            <w:r>
+              <w:rPr>
+                <w:sz w:val="18"/>
+                <w:szCs w:val="18"/>
+              </w:rPr>
+              <w:t xml:space="preserve">2.1 디지털 저장강박과 클라우드 정리</w:t>
+            </w:r>
+          </w:p>
+        </w:tc>
+        <w:tc>
+          <w:tcPr>
+            <w:tcW w:type="dxa" w:w="2882"/>
+            <w:tcBorders>
+              <w:top w:val="single" w:color="BFBFBF" w:sz="4"/>
+              <w:left w:val="single" w:color="BFBFBF" w:sz="4"/>
+              <w:bottom w:val="single" w:color="BFBFBF" w:sz="4"/>
+              <w:right w:val="single" w:color="BFBFBF" w:sz="4"/>
+            </w:tcBorders>
+            <w:tcMar>
+              <w:top w:type="dxa" w:w="60"/>
+              <w:left w:type="dxa" w:w="100"/>
+              <w:bottom w:type="dxa" w:w="60"/>
+              <w:right w:type="dxa" w:w="100"/>
+            </w:tcMar>
+          </w:tcPr>
+          <w:p>
+            <w:r>
+              <w:rPr>
+                <w:sz w:val="18"/>
+                <w:szCs w:val="18"/>
+              </w:rPr>
+              <w:t xml:space="preserve">정의, 원인, 정리 도구</w:t>
+            </w:r>
+          </w:p>
+        </w:tc>
+        <w:tc>
+          <w:tcPr>
+            <w:tcW w:type="dxa" w:w="3296"/>
+            <w:tcBorders>
+              <w:top w:val="single" w:color="BFBFBF" w:sz="4"/>
+              <w:left w:val="single" w:color="BFBFBF" w:sz="4"/>
+              <w:bottom w:val="single" w:color="BFBFBF" w:sz="4"/>
+              <w:right w:val="single" w:color="BFBFBF" w:sz="4"/>
+            </w:tcBorders>
+            <w:tcMar>
+              <w:top w:type="dxa" w:w="60"/>
+              <w:left w:type="dxa" w:w="100"/>
+              <w:bottom w:type="dxa" w:w="60"/>
+              <w:right w:type="dxa" w:w="100"/>
+            </w:tcMar>
+          </w:tcPr>
+          <w:p>
+            <w:r>
+              <w:rPr>
+                <w:sz w:val="18"/>
+                <w:szCs w:val="18"/>
+              </w:rPr>
+              <w:t xml:space="preserve">Sweeten, Neave, Vitale, Khan, Brackenbury</w:t>
             </w:r>
           </w:p>
         </w:tc>
@@ -2647,7 +3202,7 @@
         </w:trPr>
         <w:tc>
           <w:tcPr>
-            <w:tcW w:type="dxa" w:w="1174"/>
+            <w:tcW w:type="dxa" w:w="1070"/>
             <w:tcBorders>
               <w:top w:val="single" w:color="BFBFBF" w:sz="4"/>
               <w:left w:val="single" w:color="BFBFBF" w:sz="4"/>
@@ -2665,79 +3220,79 @@
         </w:tc>
         <w:tc>
           <w:tcPr>
-            <w:tcW w:type="dxa" w:w="1897"/>
-            <w:tcBorders>
-              <w:top w:val="single" w:color="BFBFBF" w:sz="4"/>
-              <w:left w:val="single" w:color="BFBFBF" w:sz="4"/>
-              <w:bottom w:val="single" w:color="BFBFBF" w:sz="4"/>
-              <w:right w:val="single" w:color="BFBFBF" w:sz="4"/>
-            </w:tcBorders>
-            <w:tcMar>
-              <w:top w:type="dxa" w:w="60"/>
-              <w:left w:type="dxa" w:w="100"/>
-              <w:bottom w:type="dxa" w:w="60"/>
-              <w:right w:type="dxa" w:w="100"/>
-            </w:tcMar>
-          </w:tcPr>
-          <w:p>
-            <w:r>
-              <w:rPr>
-                <w:sz w:val="18"/>
-                <w:szCs w:val="18"/>
-              </w:rPr>
-              <w:t xml:space="preserve">2.2 개인 정보 관리와 클라우드 정리</w:t>
-            </w:r>
-          </w:p>
-        </w:tc>
-        <w:tc>
-          <w:tcPr>
-            <w:tcW w:type="dxa" w:w="2620"/>
-            <w:tcBorders>
-              <w:top w:val="single" w:color="BFBFBF" w:sz="4"/>
-              <w:left w:val="single" w:color="BFBFBF" w:sz="4"/>
-              <w:bottom w:val="single" w:color="BFBFBF" w:sz="4"/>
-              <w:right w:val="single" w:color="BFBFBF" w:sz="4"/>
-            </w:tcBorders>
-            <w:tcMar>
-              <w:top w:type="dxa" w:w="60"/>
-              <w:left w:type="dxa" w:w="100"/>
-              <w:bottom w:type="dxa" w:w="60"/>
-              <w:right w:type="dxa" w:w="100"/>
-            </w:tcMar>
-          </w:tcPr>
-          <w:p>
-            <w:r>
-              <w:rPr>
-                <w:sz w:val="18"/>
-                <w:szCs w:val="18"/>
-              </w:rPr>
-              <w:t xml:space="preserve">PIM 연구, 클라우드 정리 도구</w:t>
-            </w:r>
-          </w:p>
-        </w:tc>
-        <w:tc>
-          <w:tcPr>
-            <w:tcW w:type="dxa" w:w="3615"/>
-            <w:tcBorders>
-              <w:top w:val="single" w:color="BFBFBF" w:sz="4"/>
-              <w:left w:val="single" w:color="BFBFBF" w:sz="4"/>
-              <w:bottom w:val="single" w:color="BFBFBF" w:sz="4"/>
-              <w:right w:val="single" w:color="BFBFBF" w:sz="4"/>
-            </w:tcBorders>
-            <w:tcMar>
-              <w:top w:type="dxa" w:w="60"/>
-              <w:left w:type="dxa" w:w="100"/>
-              <w:bottom w:type="dxa" w:w="60"/>
-              <w:right w:type="dxa" w:w="100"/>
-            </w:tcMar>
-          </w:tcPr>
-          <w:p>
-            <w:r>
-              <w:rPr>
-                <w:sz w:val="18"/>
-                <w:szCs w:val="18"/>
-              </w:rPr>
-              <w:t xml:space="preserve">Boardman &amp; Sasse, Bergman &amp; Whittaker, Khan, Brackenbury</w:t>
+            <w:tcW w:type="dxa" w:w="2058"/>
+            <w:tcBorders>
+              <w:top w:val="single" w:color="BFBFBF" w:sz="4"/>
+              <w:left w:val="single" w:color="BFBFBF" w:sz="4"/>
+              <w:bottom w:val="single" w:color="BFBFBF" w:sz="4"/>
+              <w:right w:val="single" w:color="BFBFBF" w:sz="4"/>
+            </w:tcBorders>
+            <w:tcMar>
+              <w:top w:type="dxa" w:w="60"/>
+              <w:left w:type="dxa" w:w="100"/>
+              <w:bottom w:type="dxa" w:w="60"/>
+              <w:right w:type="dxa" w:w="100"/>
+            </w:tcMar>
+          </w:tcPr>
+          <w:p>
+            <w:r>
+              <w:rPr>
+                <w:sz w:val="18"/>
+                <w:szCs w:val="18"/>
+              </w:rPr>
+              <w:t xml:space="preserve">2.2 설득 이론</w:t>
+            </w:r>
+          </w:p>
+        </w:tc>
+        <w:tc>
+          <w:tcPr>
+            <w:tcW w:type="dxa" w:w="2882"/>
+            <w:tcBorders>
+              <w:top w:val="single" w:color="BFBFBF" w:sz="4"/>
+              <w:left w:val="single" w:color="BFBFBF" w:sz="4"/>
+              <w:bottom w:val="single" w:color="BFBFBF" w:sz="4"/>
+              <w:right w:val="single" w:color="BFBFBF" w:sz="4"/>
+            </w:tcBorders>
+            <w:tcMar>
+              <w:top w:type="dxa" w:w="60"/>
+              <w:left w:type="dxa" w:w="100"/>
+              <w:bottom w:type="dxa" w:w="60"/>
+              <w:right w:type="dxa" w:w="100"/>
+            </w:tcMar>
+          </w:tcPr>
+          <w:p>
+            <w:r>
+              <w:rPr>
+                <w:sz w:val="18"/>
+                <w:szCs w:val="18"/>
+              </w:rPr>
+              <w:t xml:space="preserve">보호 동기 이론, 위협 소구와 효능 메시지, 정교화 가능성 모델</w:t>
+            </w:r>
+          </w:p>
+        </w:tc>
+        <w:tc>
+          <w:tcPr>
+            <w:tcW w:type="dxa" w:w="3296"/>
+            <w:tcBorders>
+              <w:top w:val="single" w:color="BFBFBF" w:sz="4"/>
+              <w:left w:val="single" w:color="BFBFBF" w:sz="4"/>
+              <w:bottom w:val="single" w:color="BFBFBF" w:sz="4"/>
+              <w:right w:val="single" w:color="BFBFBF" w:sz="4"/>
+            </w:tcBorders>
+            <w:tcMar>
+              <w:top w:type="dxa" w:w="60"/>
+              <w:left w:type="dxa" w:w="100"/>
+              <w:bottom w:type="dxa" w:w="60"/>
+              <w:right w:type="dxa" w:w="100"/>
+            </w:tcMar>
+          </w:tcPr>
+          <w:p>
+            <w:r>
+              <w:rPr>
+                <w:sz w:val="18"/>
+                <w:szCs w:val="18"/>
+              </w:rPr>
+              <w:t xml:space="preserve">Rogers, Witte, Tannenbaum, Petty &amp; Cacioppo</w:t>
             </w:r>
           </w:p>
         </w:tc>
@@ -2748,7 +3303,7 @@
         </w:trPr>
         <w:tc>
           <w:tcPr>
-            <w:tcW w:type="dxa" w:w="1174"/>
+            <w:tcW w:type="dxa" w:w="1070"/>
             <w:tcBorders>
               <w:top w:val="single" w:color="BFBFBF" w:sz="4"/>
               <w:left w:val="single" w:color="BFBFBF" w:sz="4"/>
@@ -2766,79 +3321,79 @@
         </w:tc>
         <w:tc>
           <w:tcPr>
-            <w:tcW w:type="dxa" w:w="1897"/>
-            <w:tcBorders>
-              <w:top w:val="single" w:color="BFBFBF" w:sz="4"/>
-              <w:left w:val="single" w:color="BFBFBF" w:sz="4"/>
-              <w:bottom w:val="single" w:color="BFBFBF" w:sz="4"/>
-              <w:right w:val="single" w:color="BFBFBF" w:sz="4"/>
-            </w:tcBorders>
-            <w:tcMar>
-              <w:top w:type="dxa" w:w="60"/>
-              <w:left w:type="dxa" w:w="100"/>
-              <w:bottom w:type="dxa" w:w="60"/>
-              <w:right w:type="dxa" w:w="100"/>
-            </w:tcMar>
-          </w:tcPr>
-          <w:p>
-            <w:r>
-              <w:rPr>
-                <w:sz w:val="18"/>
-                <w:szCs w:val="18"/>
-              </w:rPr>
-              <w:t xml:space="preserve">2.3 디지털 넛지</w:t>
-            </w:r>
-          </w:p>
-        </w:tc>
-        <w:tc>
-          <w:tcPr>
-            <w:tcW w:type="dxa" w:w="2620"/>
-            <w:tcBorders>
-              <w:top w:val="single" w:color="BFBFBF" w:sz="4"/>
-              <w:left w:val="single" w:color="BFBFBF" w:sz="4"/>
-              <w:bottom w:val="single" w:color="BFBFBF" w:sz="4"/>
-              <w:right w:val="single" w:color="BFBFBF" w:sz="4"/>
-            </w:tcBorders>
-            <w:tcMar>
-              <w:top w:type="dxa" w:w="60"/>
-              <w:left w:type="dxa" w:w="100"/>
-              <w:bottom w:type="dxa" w:w="60"/>
-              <w:right w:type="dxa" w:w="100"/>
-            </w:tcMar>
-          </w:tcPr>
-          <w:p>
-            <w:r>
-              <w:rPr>
-                <w:sz w:val="18"/>
-                <w:szCs w:val="18"/>
-              </w:rPr>
-              <w:t xml:space="preserve">넛지 개념, 디지털 넛지 유형</w:t>
-            </w:r>
-          </w:p>
-        </w:tc>
-        <w:tc>
-          <w:tcPr>
-            <w:tcW w:type="dxa" w:w="3615"/>
-            <w:tcBorders>
-              <w:top w:val="single" w:color="BFBFBF" w:sz="4"/>
-              <w:left w:val="single" w:color="BFBFBF" w:sz="4"/>
-              <w:bottom w:val="single" w:color="BFBFBF" w:sz="4"/>
-              <w:right w:val="single" w:color="BFBFBF" w:sz="4"/>
-            </w:tcBorders>
-            <w:tcMar>
-              <w:top w:type="dxa" w:w="60"/>
-              <w:left w:type="dxa" w:w="100"/>
-              <w:bottom w:type="dxa" w:w="60"/>
-              <w:right w:type="dxa" w:w="100"/>
-            </w:tcMar>
-          </w:tcPr>
-          <w:p>
-            <w:r>
-              <w:rPr>
-                <w:sz w:val="18"/>
-                <w:szCs w:val="18"/>
-              </w:rPr>
-              <w:t xml:space="preserve">Thaler &amp; Sunstein, Weinmann, Caraban</w:t>
+            <w:tcW w:type="dxa" w:w="2058"/>
+            <w:tcBorders>
+              <w:top w:val="single" w:color="BFBFBF" w:sz="4"/>
+              <w:left w:val="single" w:color="BFBFBF" w:sz="4"/>
+              <w:bottom w:val="single" w:color="BFBFBF" w:sz="4"/>
+              <w:right w:val="single" w:color="BFBFBF" w:sz="4"/>
+            </w:tcBorders>
+            <w:tcMar>
+              <w:top w:type="dxa" w:w="60"/>
+              <w:left w:type="dxa" w:w="100"/>
+              <w:bottom w:type="dxa" w:w="60"/>
+              <w:right w:type="dxa" w:w="100"/>
+            </w:tcMar>
+          </w:tcPr>
+          <w:p>
+            <w:r>
+              <w:rPr>
+                <w:sz w:val="18"/>
+                <w:szCs w:val="18"/>
+              </w:rPr>
+              <w:t xml:space="preserve">2.3 디지털 설득과 넛지</w:t>
+            </w:r>
+          </w:p>
+        </w:tc>
+        <w:tc>
+          <w:tcPr>
+            <w:tcW w:type="dxa" w:w="2882"/>
+            <w:tcBorders>
+              <w:top w:val="single" w:color="BFBFBF" w:sz="4"/>
+              <w:left w:val="single" w:color="BFBFBF" w:sz="4"/>
+              <w:bottom w:val="single" w:color="BFBFBF" w:sz="4"/>
+              <w:right w:val="single" w:color="BFBFBF" w:sz="4"/>
+            </w:tcBorders>
+            <w:tcMar>
+              <w:top w:type="dxa" w:w="60"/>
+              <w:left w:type="dxa" w:w="100"/>
+              <w:bottom w:type="dxa" w:w="60"/>
+              <w:right w:type="dxa" w:w="100"/>
+            </w:tcMar>
+          </w:tcPr>
+          <w:p>
+            <w:r>
+              <w:rPr>
+                <w:sz w:val="18"/>
+                <w:szCs w:val="18"/>
+              </w:rPr>
+              <w:t xml:space="preserve">설득 시스템 설계 모델, 디지털 넛지, 설득 개인화</w:t>
+            </w:r>
+          </w:p>
+        </w:tc>
+        <w:tc>
+          <w:tcPr>
+            <w:tcW w:type="dxa" w:w="3296"/>
+            <w:tcBorders>
+              <w:top w:val="single" w:color="BFBFBF" w:sz="4"/>
+              <w:left w:val="single" w:color="BFBFBF" w:sz="4"/>
+              <w:bottom w:val="single" w:color="BFBFBF" w:sz="4"/>
+              <w:right w:val="single" w:color="BFBFBF" w:sz="4"/>
+            </w:tcBorders>
+            <w:tcMar>
+              <w:top w:type="dxa" w:w="60"/>
+              <w:left w:type="dxa" w:w="100"/>
+              <w:bottom w:type="dxa" w:w="60"/>
+              <w:right w:type="dxa" w:w="100"/>
+            </w:tcMar>
+          </w:tcPr>
+          <w:p>
+            <w:r>
+              <w:rPr>
+                <w:sz w:val="18"/>
+                <w:szCs w:val="18"/>
+              </w:rPr>
+              <w:t xml:space="preserve">Oinas-Kukkonen &amp; Harjumaa, Weinmann, Caraban, Kaptein</w:t>
             </w:r>
           </w:p>
         </w:tc>
@@ -2849,7 +3404,7 @@
         </w:trPr>
         <w:tc>
           <w:tcPr>
-            <w:tcW w:type="dxa" w:w="1174"/>
+            <w:tcW w:type="dxa" w:w="1070"/>
             <w:tcBorders>
               <w:top w:val="single" w:color="BFBFBF" w:sz="4"/>
               <w:left w:val="single" w:color="BFBFBF" w:sz="4"/>
@@ -2867,79 +3422,79 @@
         </w:tc>
         <w:tc>
           <w:tcPr>
-            <w:tcW w:type="dxa" w:w="1897"/>
-            <w:tcBorders>
-              <w:top w:val="single" w:color="BFBFBF" w:sz="4"/>
-              <w:left w:val="single" w:color="BFBFBF" w:sz="4"/>
-              <w:bottom w:val="single" w:color="BFBFBF" w:sz="4"/>
-              <w:right w:val="single" w:color="BFBFBF" w:sz="4"/>
-            </w:tcBorders>
-            <w:tcMar>
-              <w:top w:type="dxa" w:w="60"/>
-              <w:left w:type="dxa" w:w="100"/>
-              <w:bottom w:type="dxa" w:w="60"/>
-              <w:right w:type="dxa" w:w="100"/>
-            </w:tcMar>
-          </w:tcPr>
-          <w:p>
-            <w:r>
-              <w:rPr>
-                <w:sz w:val="18"/>
-                <w:szCs w:val="18"/>
-              </w:rPr>
-              <w:t xml:space="preserve">2.4 심리적 반발과 넛지의 윤리</w:t>
-            </w:r>
-          </w:p>
-        </w:tc>
-        <w:tc>
-          <w:tcPr>
-            <w:tcW w:type="dxa" w:w="2620"/>
-            <w:tcBorders>
-              <w:top w:val="single" w:color="BFBFBF" w:sz="4"/>
-              <w:left w:val="single" w:color="BFBFBF" w:sz="4"/>
-              <w:bottom w:val="single" w:color="BFBFBF" w:sz="4"/>
-              <w:right w:val="single" w:color="BFBFBF" w:sz="4"/>
-            </w:tcBorders>
-            <w:tcMar>
-              <w:top w:type="dxa" w:w="60"/>
-              <w:left w:type="dxa" w:w="100"/>
-              <w:bottom w:type="dxa" w:w="60"/>
-              <w:right w:type="dxa" w:w="100"/>
-            </w:tcMar>
-          </w:tcPr>
-          <w:p>
-            <w:r>
-              <w:rPr>
-                <w:sz w:val="18"/>
-                <w:szCs w:val="18"/>
-              </w:rPr>
-              <w:t xml:space="preserve">반발 이론, 넛지 수용성, 다크 패턴</w:t>
-            </w:r>
-          </w:p>
-        </w:tc>
-        <w:tc>
-          <w:tcPr>
-            <w:tcW w:type="dxa" w:w="3615"/>
-            <w:tcBorders>
-              <w:top w:val="single" w:color="BFBFBF" w:sz="4"/>
-              <w:left w:val="single" w:color="BFBFBF" w:sz="4"/>
-              <w:bottom w:val="single" w:color="BFBFBF" w:sz="4"/>
-              <w:right w:val="single" w:color="BFBFBF" w:sz="4"/>
-            </w:tcBorders>
-            <w:tcMar>
-              <w:top w:type="dxa" w:w="60"/>
-              <w:left w:type="dxa" w:w="100"/>
-              <w:bottom w:type="dxa" w:w="60"/>
-              <w:right w:type="dxa" w:w="100"/>
-            </w:tcMar>
-          </w:tcPr>
-          <w:p>
-            <w:r>
-              <w:rPr>
-                <w:sz w:val="18"/>
-                <w:szCs w:val="18"/>
-              </w:rPr>
-              <w:t xml:space="preserve">Brehm, Dillard &amp; Shen, Bruns &amp; Perino, Gray, Mathur</w:t>
+            <w:tcW w:type="dxa" w:w="2058"/>
+            <w:tcBorders>
+              <w:top w:val="single" w:color="BFBFBF" w:sz="4"/>
+              <w:left w:val="single" w:color="BFBFBF" w:sz="4"/>
+              <w:bottom w:val="single" w:color="BFBFBF" w:sz="4"/>
+              <w:right w:val="single" w:color="BFBFBF" w:sz="4"/>
+            </w:tcBorders>
+            <w:tcMar>
+              <w:top w:type="dxa" w:w="60"/>
+              <w:left w:type="dxa" w:w="100"/>
+              <w:bottom w:type="dxa" w:w="60"/>
+              <w:right w:type="dxa" w:w="100"/>
+            </w:tcMar>
+          </w:tcPr>
+          <w:p>
+            <w:r>
+              <w:rPr>
+                <w:sz w:val="18"/>
+                <w:szCs w:val="18"/>
+              </w:rPr>
+              <w:t xml:space="preserve">2.4 설득의 비용: 심리적 반발과 다크 패턴</w:t>
+            </w:r>
+          </w:p>
+        </w:tc>
+        <w:tc>
+          <w:tcPr>
+            <w:tcW w:type="dxa" w:w="2882"/>
+            <w:tcBorders>
+              <w:top w:val="single" w:color="BFBFBF" w:sz="4"/>
+              <w:left w:val="single" w:color="BFBFBF" w:sz="4"/>
+              <w:bottom w:val="single" w:color="BFBFBF" w:sz="4"/>
+              <w:right w:val="single" w:color="BFBFBF" w:sz="4"/>
+            </w:tcBorders>
+            <w:tcMar>
+              <w:top w:type="dxa" w:w="60"/>
+              <w:left w:type="dxa" w:w="100"/>
+              <w:bottom w:type="dxa" w:w="60"/>
+              <w:right w:type="dxa" w:w="100"/>
+            </w:tcMar>
+          </w:tcPr>
+          <w:p>
+            <w:r>
+              <w:rPr>
+                <w:sz w:val="18"/>
+                <w:szCs w:val="18"/>
+              </w:rPr>
+              <w:t xml:space="preserve">반발 이론, 통제적 언어, 넛지 수용성, 다크 패턴</w:t>
+            </w:r>
+          </w:p>
+        </w:tc>
+        <w:tc>
+          <w:tcPr>
+            <w:tcW w:type="dxa" w:w="3296"/>
+            <w:tcBorders>
+              <w:top w:val="single" w:color="BFBFBF" w:sz="4"/>
+              <w:left w:val="single" w:color="BFBFBF" w:sz="4"/>
+              <w:bottom w:val="single" w:color="BFBFBF" w:sz="4"/>
+              <w:right w:val="single" w:color="BFBFBF" w:sz="4"/>
+            </w:tcBorders>
+            <w:tcMar>
+              <w:top w:type="dxa" w:w="60"/>
+              <w:left w:type="dxa" w:w="100"/>
+              <w:bottom w:type="dxa" w:w="60"/>
+              <w:right w:type="dxa" w:w="100"/>
+            </w:tcMar>
+          </w:tcPr>
+          <w:p>
+            <w:r>
+              <w:rPr>
+                <w:sz w:val="18"/>
+                <w:szCs w:val="18"/>
+              </w:rPr>
+              <w:t xml:space="preserve">Brehm, Dillard &amp; Shen, Miller, Bruns &amp; Perino, Gray, Luguri &amp; Strahilevitz</w:t>
             </w:r>
           </w:p>
         </w:tc>
@@ -2950,7 +3505,7 @@
         </w:trPr>
         <w:tc>
           <w:tcPr>
-            <w:tcW w:type="dxa" w:w="1174"/>
+            <w:tcW w:type="dxa" w:w="1070"/>
             <w:tcBorders>
               <w:top w:val="single" w:color="BFBFBF" w:sz="4"/>
               <w:left w:val="single" w:color="BFBFBF" w:sz="4"/>
@@ -2968,81 +3523,73 @@
         </w:tc>
         <w:tc>
           <w:tcPr>
-            <w:tcW w:type="dxa" w:w="1897"/>
-            <w:tcBorders>
-              <w:top w:val="single" w:color="BFBFBF" w:sz="4"/>
-              <w:left w:val="single" w:color="BFBFBF" w:sz="4"/>
-              <w:bottom w:val="single" w:color="BFBFBF" w:sz="4"/>
-              <w:right w:val="single" w:color="BFBFBF" w:sz="4"/>
-            </w:tcBorders>
-            <w:tcMar>
-              <w:top w:type="dxa" w:w="60"/>
-              <w:left w:type="dxa" w:w="100"/>
-              <w:bottom w:type="dxa" w:w="60"/>
-              <w:right w:type="dxa" w:w="100"/>
-            </w:tcMar>
-          </w:tcPr>
-          <w:p>
-            <w:r>
-              <w:rPr>
-                <w:sz w:val="18"/>
-                <w:szCs w:val="18"/>
-              </w:rPr>
-              <w:t xml:space="preserve">2.5 프리미엄 서비스의 유료 전환</w:t>
-            </w:r>
-          </w:p>
-        </w:tc>
-        <w:tc>
-          <w:tcPr>
-            <w:tcW w:type="dxa" w:w="2620"/>
-            <w:tcBorders>
-              <w:top w:val="single" w:color="BFBFBF" w:sz="4"/>
-              <w:left w:val="single" w:color="BFBFBF" w:sz="4"/>
-              <w:bottom w:val="single" w:color="BFBFBF" w:sz="4"/>
-              <w:right w:val="single" w:color="BFBFBF" w:sz="4"/>
-            </w:tcBorders>
-            <w:tcMar>
-              <w:top w:type="dxa" w:w="60"/>
-              <w:left w:type="dxa" w:w="100"/>
-              <w:bottom w:type="dxa" w:w="60"/>
-              <w:right w:type="dxa" w:w="100"/>
-            </w:tcMar>
-          </w:tcPr>
-          <w:p>
-            <w:r>
-              <w:rPr>
-                <w:sz w:val="18"/>
-                <w:szCs w:val="18"/>
-              </w:rPr>
-              <w:t xml:space="preserve">전환 요인</w:t>
-            </w:r>
-          </w:p>
-        </w:tc>
-        <w:tc>
-          <w:tcPr>
-            <w:tcW w:type="dxa" w:w="3615"/>
-            <w:tcBorders>
-              <w:top w:val="single" w:color="BFBFBF" w:sz="4"/>
-              <w:left w:val="single" w:color="BFBFBF" w:sz="4"/>
-              <w:bottom w:val="single" w:color="BFBFBF" w:sz="4"/>
-              <w:right w:val="single" w:color="BFBFBF" w:sz="4"/>
-            </w:tcBorders>
-            <w:tcMar>
-              <w:top w:type="dxa" w:w="60"/>
-              <w:left w:type="dxa" w:w="100"/>
-              <w:bottom w:type="dxa" w:w="60"/>
-              <w:right w:type="dxa" w:w="100"/>
-            </w:tcMar>
-          </w:tcPr>
-          <w:p>
-            <w:r>
-              <w:rPr>
-                <w:sz w:val="18"/>
-                <w:szCs w:val="18"/>
-              </w:rPr>
-              <w:t xml:space="preserve">Mäntymäki, Wagner</w:t>
-            </w:r>
-          </w:p>
+            <w:tcW w:type="dxa" w:w="2058"/>
+            <w:tcBorders>
+              <w:top w:val="single" w:color="BFBFBF" w:sz="4"/>
+              <w:left w:val="single" w:color="BFBFBF" w:sz="4"/>
+              <w:bottom w:val="single" w:color="BFBFBF" w:sz="4"/>
+              <w:right w:val="single" w:color="BFBFBF" w:sz="4"/>
+            </w:tcBorders>
+            <w:tcMar>
+              <w:top w:type="dxa" w:w="60"/>
+              <w:left w:type="dxa" w:w="100"/>
+              <w:bottom w:type="dxa" w:w="60"/>
+              <w:right w:type="dxa" w:w="100"/>
+            </w:tcMar>
+          </w:tcPr>
+          <w:p>
+            <w:r>
+              <w:rPr>
+                <w:sz w:val="18"/>
+                <w:szCs w:val="18"/>
+              </w:rPr>
+              <w:t xml:space="preserve">2.5 연구 가설</w:t>
+            </w:r>
+          </w:p>
+        </w:tc>
+        <w:tc>
+          <w:tcPr>
+            <w:tcW w:type="dxa" w:w="2882"/>
+            <w:tcBorders>
+              <w:top w:val="single" w:color="BFBFBF" w:sz="4"/>
+              <w:left w:val="single" w:color="BFBFBF" w:sz="4"/>
+              <w:bottom w:val="single" w:color="BFBFBF" w:sz="4"/>
+              <w:right w:val="single" w:color="BFBFBF" w:sz="4"/>
+            </w:tcBorders>
+            <w:tcMar>
+              <w:top w:type="dxa" w:w="60"/>
+              <w:left w:type="dxa" w:w="100"/>
+              <w:bottom w:type="dxa" w:w="60"/>
+              <w:right w:type="dxa" w:w="100"/>
+            </w:tcMar>
+          </w:tcPr>
+          <w:p>
+            <w:r>
+              <w:rPr>
+                <w:sz w:val="18"/>
+                <w:szCs w:val="18"/>
+              </w:rPr>
+              <w:t xml:space="preserve">가설 도출</w:t>
+            </w:r>
+          </w:p>
+        </w:tc>
+        <w:tc>
+          <w:tcPr>
+            <w:tcW w:type="dxa" w:w="3296"/>
+            <w:tcBorders>
+              <w:top w:val="single" w:color="BFBFBF" w:sz="4"/>
+              <w:left w:val="single" w:color="BFBFBF" w:sz="4"/>
+              <w:bottom w:val="single" w:color="BFBFBF" w:sz="4"/>
+              <w:right w:val="single" w:color="BFBFBF" w:sz="4"/>
+            </w:tcBorders>
+            <w:tcMar>
+              <w:top w:type="dxa" w:w="60"/>
+              <w:left w:type="dxa" w:w="100"/>
+              <w:bottom w:type="dxa" w:w="60"/>
+              <w:right w:type="dxa" w:w="100"/>
+            </w:tcMar>
+          </w:tcPr>
+          <w:p/>
         </w:tc>
       </w:tr>
       <w:tr>
@@ -3051,77 +3598,85 @@
         </w:trPr>
         <w:tc>
           <w:tcPr>
-            <w:tcW w:type="dxa" w:w="1174"/>
-            <w:tcBorders>
-              <w:top w:val="single" w:color="BFBFBF" w:sz="4"/>
-              <w:left w:val="single" w:color="BFBFBF" w:sz="4"/>
-              <w:bottom w:val="single" w:color="BFBFBF" w:sz="4"/>
-              <w:right w:val="single" w:color="BFBFBF" w:sz="4"/>
-            </w:tcBorders>
-            <w:tcMar>
-              <w:top w:type="dxa" w:w="60"/>
-              <w:left w:type="dxa" w:w="100"/>
-              <w:bottom w:type="dxa" w:w="60"/>
-              <w:right w:type="dxa" w:w="100"/>
-            </w:tcMar>
-          </w:tcPr>
-          <w:p/>
-        </w:tc>
-        <w:tc>
-          <w:tcPr>
-            <w:tcW w:type="dxa" w:w="1897"/>
-            <w:tcBorders>
-              <w:top w:val="single" w:color="BFBFBF" w:sz="4"/>
-              <w:left w:val="single" w:color="BFBFBF" w:sz="4"/>
-              <w:bottom w:val="single" w:color="BFBFBF" w:sz="4"/>
-              <w:right w:val="single" w:color="BFBFBF" w:sz="4"/>
-            </w:tcBorders>
-            <w:tcMar>
-              <w:top w:type="dxa" w:w="60"/>
-              <w:left w:type="dxa" w:w="100"/>
-              <w:bottom w:type="dxa" w:w="60"/>
-              <w:right w:type="dxa" w:w="100"/>
-            </w:tcMar>
-          </w:tcPr>
-          <w:p>
-            <w:r>
-              <w:rPr>
-                <w:sz w:val="18"/>
-                <w:szCs w:val="18"/>
-              </w:rPr>
-              <w:t xml:space="preserve">2.6 연구 가설</w:t>
-            </w:r>
-          </w:p>
-        </w:tc>
-        <w:tc>
-          <w:tcPr>
-            <w:tcW w:type="dxa" w:w="2620"/>
-            <w:tcBorders>
-              <w:top w:val="single" w:color="BFBFBF" w:sz="4"/>
-              <w:left w:val="single" w:color="BFBFBF" w:sz="4"/>
-              <w:bottom w:val="single" w:color="BFBFBF" w:sz="4"/>
-              <w:right w:val="single" w:color="BFBFBF" w:sz="4"/>
-            </w:tcBorders>
-            <w:tcMar>
-              <w:top w:type="dxa" w:w="60"/>
-              <w:left w:type="dxa" w:w="100"/>
-              <w:bottom w:type="dxa" w:w="60"/>
-              <w:right w:type="dxa" w:w="100"/>
-            </w:tcMar>
-          </w:tcPr>
-          <w:p>
-            <w:r>
-              <w:rPr>
-                <w:sz w:val="18"/>
-                <w:szCs w:val="18"/>
-              </w:rPr>
-              <w:t xml:space="preserve">가설 도출</w:t>
-            </w:r>
-          </w:p>
-        </w:tc>
-        <w:tc>
-          <w:tcPr>
-            <w:tcW w:type="dxa" w:w="3615"/>
+            <w:tcW w:type="dxa" w:w="1070"/>
+            <w:tcBorders>
+              <w:top w:val="single" w:color="BFBFBF" w:sz="4"/>
+              <w:left w:val="single" w:color="BFBFBF" w:sz="4"/>
+              <w:bottom w:val="single" w:color="BFBFBF" w:sz="4"/>
+              <w:right w:val="single" w:color="BFBFBF" w:sz="4"/>
+            </w:tcBorders>
+            <w:tcMar>
+              <w:top w:type="dxa" w:w="60"/>
+              <w:left w:type="dxa" w:w="100"/>
+              <w:bottom w:type="dxa" w:w="60"/>
+              <w:right w:type="dxa" w:w="100"/>
+            </w:tcMar>
+          </w:tcPr>
+          <w:p>
+            <w:r>
+              <w:rPr>
+                <w:sz w:val="18"/>
+                <w:szCs w:val="18"/>
+              </w:rPr>
+              <w:t xml:space="preserve">3. 연구 방법</w:t>
+            </w:r>
+          </w:p>
+        </w:tc>
+        <w:tc>
+          <w:tcPr>
+            <w:tcW w:type="dxa" w:w="2058"/>
+            <w:tcBorders>
+              <w:top w:val="single" w:color="BFBFBF" w:sz="4"/>
+              <w:left w:val="single" w:color="BFBFBF" w:sz="4"/>
+              <w:bottom w:val="single" w:color="BFBFBF" w:sz="4"/>
+              <w:right w:val="single" w:color="BFBFBF" w:sz="4"/>
+            </w:tcBorders>
+            <w:tcMar>
+              <w:top w:type="dxa" w:w="60"/>
+              <w:left w:type="dxa" w:w="100"/>
+              <w:bottom w:type="dxa" w:w="60"/>
+              <w:right w:type="dxa" w:w="100"/>
+            </w:tcMar>
+          </w:tcPr>
+          <w:p>
+            <w:r>
+              <w:rPr>
+                <w:sz w:val="18"/>
+                <w:szCs w:val="18"/>
+              </w:rPr>
+              <w:t xml:space="preserve">3.1 연구 모형</w:t>
+            </w:r>
+          </w:p>
+        </w:tc>
+        <w:tc>
+          <w:tcPr>
+            <w:tcW w:type="dxa" w:w="2882"/>
+            <w:tcBorders>
+              <w:top w:val="single" w:color="BFBFBF" w:sz="4"/>
+              <w:left w:val="single" w:color="BFBFBF" w:sz="4"/>
+              <w:bottom w:val="single" w:color="BFBFBF" w:sz="4"/>
+              <w:right w:val="single" w:color="BFBFBF" w:sz="4"/>
+            </w:tcBorders>
+            <w:tcMar>
+              <w:top w:type="dxa" w:w="60"/>
+              <w:left w:type="dxa" w:w="100"/>
+              <w:bottom w:type="dxa" w:w="60"/>
+              <w:right w:type="dxa" w:w="100"/>
+            </w:tcMar>
+          </w:tcPr>
+          <w:p>
+            <w:r>
+              <w:rPr>
+                <w:sz w:val="18"/>
+                <w:szCs w:val="18"/>
+              </w:rPr>
+              <w:t xml:space="preserve">위 6절</w:t>
+            </w:r>
+          </w:p>
+        </w:tc>
+        <w:tc>
+          <w:tcPr>
+            <w:tcW w:type="dxa" w:w="3296"/>
             <w:tcBorders>
               <w:top w:val="single" w:color="BFBFBF" w:sz="4"/>
               <w:left w:val="single" w:color="BFBFBF" w:sz="4"/>
@@ -3144,85 +3699,7 @@
         </w:trPr>
         <w:tc>
           <w:tcPr>
-            <w:tcW w:type="dxa" w:w="1174"/>
-            <w:tcBorders>
-              <w:top w:val="single" w:color="BFBFBF" w:sz="4"/>
-              <w:left w:val="single" w:color="BFBFBF" w:sz="4"/>
-              <w:bottom w:val="single" w:color="BFBFBF" w:sz="4"/>
-              <w:right w:val="single" w:color="BFBFBF" w:sz="4"/>
-            </w:tcBorders>
-            <w:tcMar>
-              <w:top w:type="dxa" w:w="60"/>
-              <w:left w:type="dxa" w:w="100"/>
-              <w:bottom w:type="dxa" w:w="60"/>
-              <w:right w:type="dxa" w:w="100"/>
-            </w:tcMar>
-          </w:tcPr>
-          <w:p>
-            <w:r>
-              <w:rPr>
-                <w:sz w:val="18"/>
-                <w:szCs w:val="18"/>
-              </w:rPr>
-              <w:t xml:space="preserve">3. 연구 방법</w:t>
-            </w:r>
-          </w:p>
-        </w:tc>
-        <w:tc>
-          <w:tcPr>
-            <w:tcW w:type="dxa" w:w="1897"/>
-            <w:tcBorders>
-              <w:top w:val="single" w:color="BFBFBF" w:sz="4"/>
-              <w:left w:val="single" w:color="BFBFBF" w:sz="4"/>
-              <w:bottom w:val="single" w:color="BFBFBF" w:sz="4"/>
-              <w:right w:val="single" w:color="BFBFBF" w:sz="4"/>
-            </w:tcBorders>
-            <w:tcMar>
-              <w:top w:type="dxa" w:w="60"/>
-              <w:left w:type="dxa" w:w="100"/>
-              <w:bottom w:type="dxa" w:w="60"/>
-              <w:right w:type="dxa" w:w="100"/>
-            </w:tcMar>
-          </w:tcPr>
-          <w:p>
-            <w:r>
-              <w:rPr>
-                <w:sz w:val="18"/>
-                <w:szCs w:val="18"/>
-              </w:rPr>
-              <w:t xml:space="preserve">3.1 연구 모형</w:t>
-            </w:r>
-          </w:p>
-        </w:tc>
-        <w:tc>
-          <w:tcPr>
-            <w:tcW w:type="dxa" w:w="2620"/>
-            <w:tcBorders>
-              <w:top w:val="single" w:color="BFBFBF" w:sz="4"/>
-              <w:left w:val="single" w:color="BFBFBF" w:sz="4"/>
-              <w:bottom w:val="single" w:color="BFBFBF" w:sz="4"/>
-              <w:right w:val="single" w:color="BFBFBF" w:sz="4"/>
-            </w:tcBorders>
-            <w:tcMar>
-              <w:top w:type="dxa" w:w="60"/>
-              <w:left w:type="dxa" w:w="100"/>
-              <w:bottom w:type="dxa" w:w="60"/>
-              <w:right w:type="dxa" w:w="100"/>
-            </w:tcMar>
-          </w:tcPr>
-          <w:p>
-            <w:r>
-              <w:rPr>
-                <w:sz w:val="18"/>
-                <w:szCs w:val="18"/>
-              </w:rPr>
-              <w:t xml:space="preserve">위 6절</w:t>
-            </w:r>
-          </w:p>
-        </w:tc>
-        <w:tc>
-          <w:tcPr>
-            <w:tcW w:type="dxa" w:w="3615"/>
+            <w:tcW w:type="dxa" w:w="1070"/>
             <w:tcBorders>
               <w:top w:val="single" w:color="BFBFBF" w:sz="4"/>
               <w:left w:val="single" w:color="BFBFBF" w:sz="4"/>
@@ -3237,6 +3714,84 @@
             </w:tcMar>
           </w:tcPr>
           <w:p/>
+        </w:tc>
+        <w:tc>
+          <w:tcPr>
+            <w:tcW w:type="dxa" w:w="2058"/>
+            <w:tcBorders>
+              <w:top w:val="single" w:color="BFBFBF" w:sz="4"/>
+              <w:left w:val="single" w:color="BFBFBF" w:sz="4"/>
+              <w:bottom w:val="single" w:color="BFBFBF" w:sz="4"/>
+              <w:right w:val="single" w:color="BFBFBF" w:sz="4"/>
+            </w:tcBorders>
+            <w:tcMar>
+              <w:top w:type="dxa" w:w="60"/>
+              <w:left w:type="dxa" w:w="100"/>
+              <w:bottom w:type="dxa" w:w="60"/>
+              <w:right w:type="dxa" w:w="100"/>
+            </w:tcMar>
+          </w:tcPr>
+          <w:p>
+            <w:r>
+              <w:rPr>
+                <w:sz w:val="18"/>
+                <w:szCs w:val="18"/>
+              </w:rPr>
+              <w:t xml:space="preserve">3.2 실험 설계</w:t>
+            </w:r>
+          </w:p>
+        </w:tc>
+        <w:tc>
+          <w:tcPr>
+            <w:tcW w:type="dxa" w:w="2882"/>
+            <w:tcBorders>
+              <w:top w:val="single" w:color="BFBFBF" w:sz="4"/>
+              <w:left w:val="single" w:color="BFBFBF" w:sz="4"/>
+              <w:bottom w:val="single" w:color="BFBFBF" w:sz="4"/>
+              <w:right w:val="single" w:color="BFBFBF" w:sz="4"/>
+            </w:tcBorders>
+            <w:tcMar>
+              <w:top w:type="dxa" w:w="60"/>
+              <w:left w:type="dxa" w:w="100"/>
+              <w:bottom w:type="dxa" w:w="60"/>
+              <w:right w:type="dxa" w:w="100"/>
+            </w:tcMar>
+          </w:tcPr>
+          <w:p>
+            <w:r>
+              <w:rPr>
+                <w:sz w:val="18"/>
+                <w:szCs w:val="18"/>
+              </w:rPr>
+              <w:t xml:space="preserve">조건(설득 전략), 자극물</w:t>
+            </w:r>
+          </w:p>
+        </w:tc>
+        <w:tc>
+          <w:tcPr>
+            <w:tcW w:type="dxa" w:w="3296"/>
+            <w:tcBorders>
+              <w:top w:val="single" w:color="BFBFBF" w:sz="4"/>
+              <w:left w:val="single" w:color="BFBFBF" w:sz="4"/>
+              <w:bottom w:val="single" w:color="BFBFBF" w:sz="4"/>
+              <w:right w:val="single" w:color="BFBFBF" w:sz="4"/>
+            </w:tcBorders>
+            <w:tcMar>
+              <w:top w:type="dxa" w:w="60"/>
+              <w:left w:type="dxa" w:w="100"/>
+              <w:bottom w:type="dxa" w:w="60"/>
+              <w:right w:type="dxa" w:w="100"/>
+            </w:tcMar>
+          </w:tcPr>
+          <w:p>
+            <w:r>
+              <w:rPr>
+                <w:sz w:val="18"/>
+                <w:szCs w:val="18"/>
+              </w:rPr>
+              <w:t xml:space="preserve">research-design.md</w:t>
+            </w:r>
+          </w:p>
         </w:tc>
       </w:tr>
       <w:tr>
@@ -3245,7 +3800,7 @@
         </w:trPr>
         <w:tc>
           <w:tcPr>
-            <w:tcW w:type="dxa" w:w="1174"/>
+            <w:tcW w:type="dxa" w:w="1070"/>
             <w:tcBorders>
               <w:top w:val="single" w:color="BFBFBF" w:sz="4"/>
               <w:left w:val="single" w:color="BFBFBF" w:sz="4"/>
@@ -3263,81 +3818,73 @@
         </w:tc>
         <w:tc>
           <w:tcPr>
-            <w:tcW w:type="dxa" w:w="1897"/>
-            <w:tcBorders>
-              <w:top w:val="single" w:color="BFBFBF" w:sz="4"/>
-              <w:left w:val="single" w:color="BFBFBF" w:sz="4"/>
-              <w:bottom w:val="single" w:color="BFBFBF" w:sz="4"/>
-              <w:right w:val="single" w:color="BFBFBF" w:sz="4"/>
-            </w:tcBorders>
-            <w:tcMar>
-              <w:top w:type="dxa" w:w="60"/>
-              <w:left w:type="dxa" w:w="100"/>
-              <w:bottom w:type="dxa" w:w="60"/>
-              <w:right w:type="dxa" w:w="100"/>
-            </w:tcMar>
-          </w:tcPr>
-          <w:p>
-            <w:r>
-              <w:rPr>
-                <w:sz w:val="18"/>
-                <w:szCs w:val="18"/>
-              </w:rPr>
-              <w:t xml:space="preserve">3.2 실험 설계</w:t>
-            </w:r>
-          </w:p>
-        </w:tc>
-        <w:tc>
-          <w:tcPr>
-            <w:tcW w:type="dxa" w:w="2620"/>
-            <w:tcBorders>
-              <w:top w:val="single" w:color="BFBFBF" w:sz="4"/>
-              <w:left w:val="single" w:color="BFBFBF" w:sz="4"/>
-              <w:bottom w:val="single" w:color="BFBFBF" w:sz="4"/>
-              <w:right w:val="single" w:color="BFBFBF" w:sz="4"/>
-            </w:tcBorders>
-            <w:tcMar>
-              <w:top w:type="dxa" w:w="60"/>
-              <w:left w:type="dxa" w:w="100"/>
-              <w:bottom w:type="dxa" w:w="60"/>
-              <w:right w:type="dxa" w:w="100"/>
-            </w:tcMar>
-          </w:tcPr>
-          <w:p>
-            <w:r>
-              <w:rPr>
-                <w:sz w:val="18"/>
-                <w:szCs w:val="18"/>
-              </w:rPr>
-              <w:t xml:space="preserve">조건, 자극물</w:t>
-            </w:r>
-          </w:p>
-        </w:tc>
-        <w:tc>
-          <w:tcPr>
-            <w:tcW w:type="dxa" w:w="3615"/>
-            <w:tcBorders>
-              <w:top w:val="single" w:color="BFBFBF" w:sz="4"/>
-              <w:left w:val="single" w:color="BFBFBF" w:sz="4"/>
-              <w:bottom w:val="single" w:color="BFBFBF" w:sz="4"/>
-              <w:right w:val="single" w:color="BFBFBF" w:sz="4"/>
-            </w:tcBorders>
-            <w:tcMar>
-              <w:top w:type="dxa" w:w="60"/>
-              <w:left w:type="dxa" w:w="100"/>
-              <w:bottom w:type="dxa" w:w="60"/>
-              <w:right w:type="dxa" w:w="100"/>
-            </w:tcMar>
-          </w:tcPr>
-          <w:p>
-            <w:r>
-              <w:rPr>
-                <w:sz w:val="18"/>
-                <w:szCs w:val="18"/>
-              </w:rPr>
-              <w:t xml:space="preserve">research-design.md</w:t>
-            </w:r>
-          </w:p>
+            <w:tcW w:type="dxa" w:w="2058"/>
+            <w:tcBorders>
+              <w:top w:val="single" w:color="BFBFBF" w:sz="4"/>
+              <w:left w:val="single" w:color="BFBFBF" w:sz="4"/>
+              <w:bottom w:val="single" w:color="BFBFBF" w:sz="4"/>
+              <w:right w:val="single" w:color="BFBFBF" w:sz="4"/>
+            </w:tcBorders>
+            <w:tcMar>
+              <w:top w:type="dxa" w:w="60"/>
+              <w:left w:type="dxa" w:w="100"/>
+              <w:bottom w:type="dxa" w:w="60"/>
+              <w:right w:type="dxa" w:w="100"/>
+            </w:tcMar>
+          </w:tcPr>
+          <w:p>
+            <w:r>
+              <w:rPr>
+                <w:sz w:val="18"/>
+                <w:szCs w:val="18"/>
+              </w:rPr>
+              <w:t xml:space="preserve">3.3 참가자</w:t>
+            </w:r>
+          </w:p>
+        </w:tc>
+        <w:tc>
+          <w:tcPr>
+            <w:tcW w:type="dxa" w:w="2882"/>
+            <w:tcBorders>
+              <w:top w:val="single" w:color="BFBFBF" w:sz="4"/>
+              <w:left w:val="single" w:color="BFBFBF" w:sz="4"/>
+              <w:bottom w:val="single" w:color="BFBFBF" w:sz="4"/>
+              <w:right w:val="single" w:color="BFBFBF" w:sz="4"/>
+            </w:tcBorders>
+            <w:tcMar>
+              <w:top w:type="dxa" w:w="60"/>
+              <w:left w:type="dxa" w:w="100"/>
+              <w:bottom w:type="dxa" w:w="60"/>
+              <w:right w:type="dxa" w:w="100"/>
+            </w:tcMar>
+          </w:tcPr>
+          <w:p>
+            <w:r>
+              <w:rPr>
+                <w:sz w:val="18"/>
+                <w:szCs w:val="18"/>
+              </w:rPr>
+              <w:t xml:space="preserve">모집, 표본 크기</w:t>
+            </w:r>
+          </w:p>
+        </w:tc>
+        <w:tc>
+          <w:tcPr>
+            <w:tcW w:type="dxa" w:w="3296"/>
+            <w:tcBorders>
+              <w:top w:val="single" w:color="BFBFBF" w:sz="4"/>
+              <w:left w:val="single" w:color="BFBFBF" w:sz="4"/>
+              <w:bottom w:val="single" w:color="BFBFBF" w:sz="4"/>
+              <w:right w:val="single" w:color="BFBFBF" w:sz="4"/>
+            </w:tcBorders>
+            <w:tcMar>
+              <w:top w:type="dxa" w:w="60"/>
+              <w:left w:type="dxa" w:w="100"/>
+              <w:bottom w:type="dxa" w:w="60"/>
+              <w:right w:type="dxa" w:w="100"/>
+            </w:tcMar>
+          </w:tcPr>
+          <w:p/>
         </w:tc>
       </w:tr>
       <w:tr>
@@ -3346,7 +3893,7 @@
         </w:trPr>
         <w:tc>
           <w:tcPr>
-            <w:tcW w:type="dxa" w:w="1174"/>
+            <w:tcW w:type="dxa" w:w="1070"/>
             <w:tcBorders>
               <w:top w:val="single" w:color="BFBFBF" w:sz="4"/>
               <w:left w:val="single" w:color="BFBFBF" w:sz="4"/>
@@ -3364,59 +3911,59 @@
         </w:tc>
         <w:tc>
           <w:tcPr>
-            <w:tcW w:type="dxa" w:w="1897"/>
-            <w:tcBorders>
-              <w:top w:val="single" w:color="BFBFBF" w:sz="4"/>
-              <w:left w:val="single" w:color="BFBFBF" w:sz="4"/>
-              <w:bottom w:val="single" w:color="BFBFBF" w:sz="4"/>
-              <w:right w:val="single" w:color="BFBFBF" w:sz="4"/>
-            </w:tcBorders>
-            <w:tcMar>
-              <w:top w:type="dxa" w:w="60"/>
-              <w:left w:type="dxa" w:w="100"/>
-              <w:bottom w:type="dxa" w:w="60"/>
-              <w:right w:type="dxa" w:w="100"/>
-            </w:tcMar>
-          </w:tcPr>
-          <w:p>
-            <w:r>
-              <w:rPr>
-                <w:sz w:val="18"/>
-                <w:szCs w:val="18"/>
-              </w:rPr>
-              <w:t xml:space="preserve">3.3 참가자</w:t>
-            </w:r>
-          </w:p>
-        </w:tc>
-        <w:tc>
-          <w:tcPr>
-            <w:tcW w:type="dxa" w:w="2620"/>
-            <w:tcBorders>
-              <w:top w:val="single" w:color="BFBFBF" w:sz="4"/>
-              <w:left w:val="single" w:color="BFBFBF" w:sz="4"/>
-              <w:bottom w:val="single" w:color="BFBFBF" w:sz="4"/>
-              <w:right w:val="single" w:color="BFBFBF" w:sz="4"/>
-            </w:tcBorders>
-            <w:tcMar>
-              <w:top w:type="dxa" w:w="60"/>
-              <w:left w:type="dxa" w:w="100"/>
-              <w:bottom w:type="dxa" w:w="60"/>
-              <w:right w:type="dxa" w:w="100"/>
-            </w:tcMar>
-          </w:tcPr>
-          <w:p>
-            <w:r>
-              <w:rPr>
-                <w:sz w:val="18"/>
-                <w:szCs w:val="18"/>
-              </w:rPr>
-              <w:t xml:space="preserve">모집, 표본 크기</w:t>
-            </w:r>
-          </w:p>
-        </w:tc>
-        <w:tc>
-          <w:tcPr>
-            <w:tcW w:type="dxa" w:w="3615"/>
+            <w:tcW w:type="dxa" w:w="2058"/>
+            <w:tcBorders>
+              <w:top w:val="single" w:color="BFBFBF" w:sz="4"/>
+              <w:left w:val="single" w:color="BFBFBF" w:sz="4"/>
+              <w:bottom w:val="single" w:color="BFBFBF" w:sz="4"/>
+              <w:right w:val="single" w:color="BFBFBF" w:sz="4"/>
+            </w:tcBorders>
+            <w:tcMar>
+              <w:top w:type="dxa" w:w="60"/>
+              <w:left w:type="dxa" w:w="100"/>
+              <w:bottom w:type="dxa" w:w="60"/>
+              <w:right w:type="dxa" w:w="100"/>
+            </w:tcMar>
+          </w:tcPr>
+          <w:p>
+            <w:r>
+              <w:rPr>
+                <w:sz w:val="18"/>
+                <w:szCs w:val="18"/>
+              </w:rPr>
+              <w:t xml:space="preserve">3.4 측정 도구</w:t>
+            </w:r>
+          </w:p>
+        </w:tc>
+        <w:tc>
+          <w:tcPr>
+            <w:tcW w:type="dxa" w:w="2882"/>
+            <w:tcBorders>
+              <w:top w:val="single" w:color="BFBFBF" w:sz="4"/>
+              <w:left w:val="single" w:color="BFBFBF" w:sz="4"/>
+              <w:bottom w:val="single" w:color="BFBFBF" w:sz="4"/>
+              <w:right w:val="single" w:color="BFBFBF" w:sz="4"/>
+            </w:tcBorders>
+            <w:tcMar>
+              <w:top w:type="dxa" w:w="60"/>
+              <w:left w:type="dxa" w:w="100"/>
+              <w:bottom w:type="dxa" w:w="60"/>
+              <w:right w:type="dxa" w:w="100"/>
+            </w:tcMar>
+          </w:tcPr>
+          <w:p>
+            <w:r>
+              <w:rPr>
+                <w:sz w:val="18"/>
+                <w:szCs w:val="18"/>
+              </w:rPr>
+              <w:t xml:space="preserve">위협, 효능감, 반발, 행동, 저장강박</w:t>
+            </w:r>
+          </w:p>
+        </w:tc>
+        <w:tc>
+          <w:tcPr>
+            <w:tcW w:type="dxa" w:w="3296"/>
             <w:tcBorders>
               <w:top w:val="single" w:color="BFBFBF" w:sz="4"/>
               <w:left w:val="single" w:color="BFBFBF" w:sz="4"/>
@@ -3439,7 +3986,7 @@
         </w:trPr>
         <w:tc>
           <w:tcPr>
-            <w:tcW w:type="dxa" w:w="1174"/>
+            <w:tcW w:type="dxa" w:w="1070"/>
             <w:tcBorders>
               <w:top w:val="single" w:color="BFBFBF" w:sz="4"/>
               <w:left w:val="single" w:color="BFBFBF" w:sz="4"/>
@@ -3457,59 +4004,59 @@
         </w:tc>
         <w:tc>
           <w:tcPr>
-            <w:tcW w:type="dxa" w:w="1897"/>
-            <w:tcBorders>
-              <w:top w:val="single" w:color="BFBFBF" w:sz="4"/>
-              <w:left w:val="single" w:color="BFBFBF" w:sz="4"/>
-              <w:bottom w:val="single" w:color="BFBFBF" w:sz="4"/>
-              <w:right w:val="single" w:color="BFBFBF" w:sz="4"/>
-            </w:tcBorders>
-            <w:tcMar>
-              <w:top w:type="dxa" w:w="60"/>
-              <w:left w:type="dxa" w:w="100"/>
-              <w:bottom w:type="dxa" w:w="60"/>
-              <w:right w:type="dxa" w:w="100"/>
-            </w:tcMar>
-          </w:tcPr>
-          <w:p>
-            <w:r>
-              <w:rPr>
-                <w:sz w:val="18"/>
-                <w:szCs w:val="18"/>
-              </w:rPr>
-              <w:t xml:space="preserve">3.4 측정 도구</w:t>
-            </w:r>
-          </w:p>
-        </w:tc>
-        <w:tc>
-          <w:tcPr>
-            <w:tcW w:type="dxa" w:w="2620"/>
-            <w:tcBorders>
-              <w:top w:val="single" w:color="BFBFBF" w:sz="4"/>
-              <w:left w:val="single" w:color="BFBFBF" w:sz="4"/>
-              <w:bottom w:val="single" w:color="BFBFBF" w:sz="4"/>
-              <w:right w:val="single" w:color="BFBFBF" w:sz="4"/>
-            </w:tcBorders>
-            <w:tcMar>
-              <w:top w:type="dxa" w:w="60"/>
-              <w:left w:type="dxa" w:w="100"/>
-              <w:bottom w:type="dxa" w:w="60"/>
-              <w:right w:type="dxa" w:w="100"/>
-            </w:tcMar>
-          </w:tcPr>
-          <w:p>
-            <w:r>
-              <w:rPr>
-                <w:sz w:val="18"/>
-                <w:szCs w:val="18"/>
-              </w:rPr>
-              <w:t xml:space="preserve">척도, 번역 절차</w:t>
-            </w:r>
-          </w:p>
-        </w:tc>
-        <w:tc>
-          <w:tcPr>
-            <w:tcW w:type="dxa" w:w="3615"/>
+            <w:tcW w:type="dxa" w:w="2058"/>
+            <w:tcBorders>
+              <w:top w:val="single" w:color="BFBFBF" w:sz="4"/>
+              <w:left w:val="single" w:color="BFBFBF" w:sz="4"/>
+              <w:bottom w:val="single" w:color="BFBFBF" w:sz="4"/>
+              <w:right w:val="single" w:color="BFBFBF" w:sz="4"/>
+            </w:tcBorders>
+            <w:tcMar>
+              <w:top w:type="dxa" w:w="60"/>
+              <w:left w:type="dxa" w:w="100"/>
+              <w:bottom w:type="dxa" w:w="60"/>
+              <w:right w:type="dxa" w:w="100"/>
+            </w:tcMar>
+          </w:tcPr>
+          <w:p>
+            <w:r>
+              <w:rPr>
+                <w:sz w:val="18"/>
+                <w:szCs w:val="18"/>
+              </w:rPr>
+              <w:t xml:space="preserve">3.5 절차</w:t>
+            </w:r>
+          </w:p>
+        </w:tc>
+        <w:tc>
+          <w:tcPr>
+            <w:tcW w:type="dxa" w:w="2882"/>
+            <w:tcBorders>
+              <w:top w:val="single" w:color="BFBFBF" w:sz="4"/>
+              <w:left w:val="single" w:color="BFBFBF" w:sz="4"/>
+              <w:bottom w:val="single" w:color="BFBFBF" w:sz="4"/>
+              <w:right w:val="single" w:color="BFBFBF" w:sz="4"/>
+            </w:tcBorders>
+            <w:tcMar>
+              <w:top w:type="dxa" w:w="60"/>
+              <w:left w:type="dxa" w:w="100"/>
+              <w:bottom w:type="dxa" w:w="60"/>
+              <w:right w:type="dxa" w:w="100"/>
+            </w:tcMar>
+          </w:tcPr>
+          <w:p>
+            <w:r>
+              <w:rPr>
+                <w:sz w:val="18"/>
+                <w:szCs w:val="18"/>
+              </w:rPr>
+              <w:t xml:space="preserve">실험 흐름, IRB</w:t>
+            </w:r>
+          </w:p>
+        </w:tc>
+        <w:tc>
+          <w:tcPr>
+            <w:tcW w:type="dxa" w:w="3296"/>
             <w:tcBorders>
               <w:top w:val="single" w:color="BFBFBF" w:sz="4"/>
               <w:left w:val="single" w:color="BFBFBF" w:sz="4"/>
@@ -3532,7 +4079,7 @@
         </w:trPr>
         <w:tc>
           <w:tcPr>
-            <w:tcW w:type="dxa" w:w="1174"/>
+            <w:tcW w:type="dxa" w:w="1070"/>
             <w:tcBorders>
               <w:top w:val="single" w:color="BFBFBF" w:sz="4"/>
               <w:left w:val="single" w:color="BFBFBF" w:sz="4"/>
@@ -3550,59 +4097,59 @@
         </w:tc>
         <w:tc>
           <w:tcPr>
-            <w:tcW w:type="dxa" w:w="1897"/>
-            <w:tcBorders>
-              <w:top w:val="single" w:color="BFBFBF" w:sz="4"/>
-              <w:left w:val="single" w:color="BFBFBF" w:sz="4"/>
-              <w:bottom w:val="single" w:color="BFBFBF" w:sz="4"/>
-              <w:right w:val="single" w:color="BFBFBF" w:sz="4"/>
-            </w:tcBorders>
-            <w:tcMar>
-              <w:top w:type="dxa" w:w="60"/>
-              <w:left w:type="dxa" w:w="100"/>
-              <w:bottom w:type="dxa" w:w="60"/>
-              <w:right w:type="dxa" w:w="100"/>
-            </w:tcMar>
-          </w:tcPr>
-          <w:p>
-            <w:r>
-              <w:rPr>
-                <w:sz w:val="18"/>
-                <w:szCs w:val="18"/>
-              </w:rPr>
-              <w:t xml:space="preserve">3.5 절차</w:t>
-            </w:r>
-          </w:p>
-        </w:tc>
-        <w:tc>
-          <w:tcPr>
-            <w:tcW w:type="dxa" w:w="2620"/>
-            <w:tcBorders>
-              <w:top w:val="single" w:color="BFBFBF" w:sz="4"/>
-              <w:left w:val="single" w:color="BFBFBF" w:sz="4"/>
-              <w:bottom w:val="single" w:color="BFBFBF" w:sz="4"/>
-              <w:right w:val="single" w:color="BFBFBF" w:sz="4"/>
-            </w:tcBorders>
-            <w:tcMar>
-              <w:top w:type="dxa" w:w="60"/>
-              <w:left w:type="dxa" w:w="100"/>
-              <w:bottom w:type="dxa" w:w="60"/>
-              <w:right w:type="dxa" w:w="100"/>
-            </w:tcMar>
-          </w:tcPr>
-          <w:p>
-            <w:r>
-              <w:rPr>
-                <w:sz w:val="18"/>
-                <w:szCs w:val="18"/>
-              </w:rPr>
-              <w:t xml:space="preserve">실험 흐름, IRB</w:t>
-            </w:r>
-          </w:p>
-        </w:tc>
-        <w:tc>
-          <w:tcPr>
-            <w:tcW w:type="dxa" w:w="3615"/>
+            <w:tcW w:type="dxa" w:w="2058"/>
+            <w:tcBorders>
+              <w:top w:val="single" w:color="BFBFBF" w:sz="4"/>
+              <w:left w:val="single" w:color="BFBFBF" w:sz="4"/>
+              <w:bottom w:val="single" w:color="BFBFBF" w:sz="4"/>
+              <w:right w:val="single" w:color="BFBFBF" w:sz="4"/>
+            </w:tcBorders>
+            <w:tcMar>
+              <w:top w:type="dxa" w:w="60"/>
+              <w:left w:type="dxa" w:w="100"/>
+              <w:bottom w:type="dxa" w:w="60"/>
+              <w:right w:type="dxa" w:w="100"/>
+            </w:tcMar>
+          </w:tcPr>
+          <w:p>
+            <w:r>
+              <w:rPr>
+                <w:sz w:val="18"/>
+                <w:szCs w:val="18"/>
+              </w:rPr>
+              <w:t xml:space="preserve">3.6 분석 방법</w:t>
+            </w:r>
+          </w:p>
+        </w:tc>
+        <w:tc>
+          <w:tcPr>
+            <w:tcW w:type="dxa" w:w="2882"/>
+            <w:tcBorders>
+              <w:top w:val="single" w:color="BFBFBF" w:sz="4"/>
+              <w:left w:val="single" w:color="BFBFBF" w:sz="4"/>
+              <w:bottom w:val="single" w:color="BFBFBF" w:sz="4"/>
+              <w:right w:val="single" w:color="BFBFBF" w:sz="4"/>
+            </w:tcBorders>
+            <w:tcMar>
+              <w:top w:type="dxa" w:w="60"/>
+              <w:left w:type="dxa" w:w="100"/>
+              <w:bottom w:type="dxa" w:w="60"/>
+              <w:right w:type="dxa" w:w="100"/>
+            </w:tcMar>
+          </w:tcPr>
+          <w:p>
+            <w:r>
+              <w:rPr>
+                <w:sz w:val="18"/>
+                <w:szCs w:val="18"/>
+              </w:rPr>
+              <w:t xml:space="preserve">ANOVA, 다항 로지스틱 회귀, PROCESS</w:t>
+            </w:r>
+          </w:p>
+        </w:tc>
+        <w:tc>
+          <w:tcPr>
+            <w:tcW w:type="dxa" w:w="3296"/>
             <w:tcBorders>
               <w:top w:val="single" w:color="BFBFBF" w:sz="4"/>
               <w:left w:val="single" w:color="BFBFBF" w:sz="4"/>
@@ -3625,7 +4172,59 @@
         </w:trPr>
         <w:tc>
           <w:tcPr>
-            <w:tcW w:type="dxa" w:w="1174"/>
+            <w:tcW w:type="dxa" w:w="1070"/>
+            <w:tcBorders>
+              <w:top w:val="single" w:color="BFBFBF" w:sz="4"/>
+              <w:left w:val="single" w:color="BFBFBF" w:sz="4"/>
+              <w:bottom w:val="single" w:color="BFBFBF" w:sz="4"/>
+              <w:right w:val="single" w:color="BFBFBF" w:sz="4"/>
+            </w:tcBorders>
+            <w:tcMar>
+              <w:top w:type="dxa" w:w="60"/>
+              <w:left w:type="dxa" w:w="100"/>
+              <w:bottom w:type="dxa" w:w="60"/>
+              <w:right w:type="dxa" w:w="100"/>
+            </w:tcMar>
+          </w:tcPr>
+          <w:p>
+            <w:r>
+              <w:rPr>
+                <w:sz w:val="18"/>
+                <w:szCs w:val="18"/>
+              </w:rPr>
+              <w:t xml:space="preserve">4. 연구 결과</w:t>
+            </w:r>
+          </w:p>
+        </w:tc>
+        <w:tc>
+          <w:tcPr>
+            <w:tcW w:type="dxa" w:w="2058"/>
+            <w:tcBorders>
+              <w:top w:val="single" w:color="BFBFBF" w:sz="4"/>
+              <w:left w:val="single" w:color="BFBFBF" w:sz="4"/>
+              <w:bottom w:val="single" w:color="BFBFBF" w:sz="4"/>
+              <w:right w:val="single" w:color="BFBFBF" w:sz="4"/>
+            </w:tcBorders>
+            <w:tcMar>
+              <w:top w:type="dxa" w:w="60"/>
+              <w:left w:type="dxa" w:w="100"/>
+              <w:bottom w:type="dxa" w:w="60"/>
+              <w:right w:type="dxa" w:w="100"/>
+            </w:tcMar>
+          </w:tcPr>
+          <w:p>
+            <w:r>
+              <w:rPr>
+                <w:sz w:val="18"/>
+                <w:szCs w:val="18"/>
+              </w:rPr>
+              <w:t xml:space="preserve">4.1 표본 특성</w:t>
+            </w:r>
+          </w:p>
+        </w:tc>
+        <w:tc>
+          <w:tcPr>
+            <w:tcW w:type="dxa" w:w="2882"/>
             <w:tcBorders>
               <w:top w:val="single" w:color="BFBFBF" w:sz="4"/>
               <w:left w:val="single" w:color="BFBFBF" w:sz="4"/>
@@ -3643,59 +4242,7 @@
         </w:tc>
         <w:tc>
           <w:tcPr>
-            <w:tcW w:type="dxa" w:w="1897"/>
-            <w:tcBorders>
-              <w:top w:val="single" w:color="BFBFBF" w:sz="4"/>
-              <w:left w:val="single" w:color="BFBFBF" w:sz="4"/>
-              <w:bottom w:val="single" w:color="BFBFBF" w:sz="4"/>
-              <w:right w:val="single" w:color="BFBFBF" w:sz="4"/>
-            </w:tcBorders>
-            <w:tcMar>
-              <w:top w:type="dxa" w:w="60"/>
-              <w:left w:type="dxa" w:w="100"/>
-              <w:bottom w:type="dxa" w:w="60"/>
-              <w:right w:type="dxa" w:w="100"/>
-            </w:tcMar>
-          </w:tcPr>
-          <w:p>
-            <w:r>
-              <w:rPr>
-                <w:sz w:val="18"/>
-                <w:szCs w:val="18"/>
-              </w:rPr>
-              <w:t xml:space="preserve">3.6 분석 방법</w:t>
-            </w:r>
-          </w:p>
-        </w:tc>
-        <w:tc>
-          <w:tcPr>
-            <w:tcW w:type="dxa" w:w="2620"/>
-            <w:tcBorders>
-              <w:top w:val="single" w:color="BFBFBF" w:sz="4"/>
-              <w:left w:val="single" w:color="BFBFBF" w:sz="4"/>
-              <w:bottom w:val="single" w:color="BFBFBF" w:sz="4"/>
-              <w:right w:val="single" w:color="BFBFBF" w:sz="4"/>
-            </w:tcBorders>
-            <w:tcMar>
-              <w:top w:type="dxa" w:w="60"/>
-              <w:left w:type="dxa" w:w="100"/>
-              <w:bottom w:type="dxa" w:w="60"/>
-              <w:right w:type="dxa" w:w="100"/>
-            </w:tcMar>
-          </w:tcPr>
-          <w:p>
-            <w:r>
-              <w:rPr>
-                <w:sz w:val="18"/>
-                <w:szCs w:val="18"/>
-              </w:rPr>
-              <w:t xml:space="preserve">ANOVA, 로지스틱 회귀, PROCESS</w:t>
-            </w:r>
-          </w:p>
-        </w:tc>
-        <w:tc>
-          <w:tcPr>
-            <w:tcW w:type="dxa" w:w="3615"/>
+            <w:tcW w:type="dxa" w:w="3296"/>
             <w:tcBorders>
               <w:top w:val="single" w:color="BFBFBF" w:sz="4"/>
               <w:left w:val="single" w:color="BFBFBF" w:sz="4"/>
@@ -3718,59 +4265,7 @@
         </w:trPr>
         <w:tc>
           <w:tcPr>
-            <w:tcW w:type="dxa" w:w="1174"/>
-            <w:tcBorders>
-              <w:top w:val="single" w:color="BFBFBF" w:sz="4"/>
-              <w:left w:val="single" w:color="BFBFBF" w:sz="4"/>
-              <w:bottom w:val="single" w:color="BFBFBF" w:sz="4"/>
-              <w:right w:val="single" w:color="BFBFBF" w:sz="4"/>
-            </w:tcBorders>
-            <w:tcMar>
-              <w:top w:type="dxa" w:w="60"/>
-              <w:left w:type="dxa" w:w="100"/>
-              <w:bottom w:type="dxa" w:w="60"/>
-              <w:right w:type="dxa" w:w="100"/>
-            </w:tcMar>
-          </w:tcPr>
-          <w:p>
-            <w:r>
-              <w:rPr>
-                <w:sz w:val="18"/>
-                <w:szCs w:val="18"/>
-              </w:rPr>
-              <w:t xml:space="preserve">4. 연구 결과</w:t>
-            </w:r>
-          </w:p>
-        </w:tc>
-        <w:tc>
-          <w:tcPr>
-            <w:tcW w:type="dxa" w:w="1897"/>
-            <w:tcBorders>
-              <w:top w:val="single" w:color="BFBFBF" w:sz="4"/>
-              <w:left w:val="single" w:color="BFBFBF" w:sz="4"/>
-              <w:bottom w:val="single" w:color="BFBFBF" w:sz="4"/>
-              <w:right w:val="single" w:color="BFBFBF" w:sz="4"/>
-            </w:tcBorders>
-            <w:tcMar>
-              <w:top w:type="dxa" w:w="60"/>
-              <w:left w:type="dxa" w:w="100"/>
-              <w:bottom w:type="dxa" w:w="60"/>
-              <w:right w:type="dxa" w:w="100"/>
-            </w:tcMar>
-          </w:tcPr>
-          <w:p>
-            <w:r>
-              <w:rPr>
-                <w:sz w:val="18"/>
-                <w:szCs w:val="18"/>
-              </w:rPr>
-              <w:t xml:space="preserve">4.1 표본 특성</w:t>
-            </w:r>
-          </w:p>
-        </w:tc>
-        <w:tc>
-          <w:tcPr>
-            <w:tcW w:type="dxa" w:w="2620"/>
+            <w:tcW w:type="dxa" w:w="1070"/>
             <w:tcBorders>
               <w:top w:val="single" w:color="BFBFBF" w:sz="4"/>
               <w:left w:val="single" w:color="BFBFBF" w:sz="4"/>
@@ -3788,7 +4283,51 @@
         </w:tc>
         <w:tc>
           <w:tcPr>
-            <w:tcW w:type="dxa" w:w="3615"/>
+            <w:tcW w:type="dxa" w:w="2058"/>
+            <w:tcBorders>
+              <w:top w:val="single" w:color="BFBFBF" w:sz="4"/>
+              <w:left w:val="single" w:color="BFBFBF" w:sz="4"/>
+              <w:bottom w:val="single" w:color="BFBFBF" w:sz="4"/>
+              <w:right w:val="single" w:color="BFBFBF" w:sz="4"/>
+            </w:tcBorders>
+            <w:tcMar>
+              <w:top w:type="dxa" w:w="60"/>
+              <w:left w:type="dxa" w:w="100"/>
+              <w:bottom w:type="dxa" w:w="60"/>
+              <w:right w:type="dxa" w:w="100"/>
+            </w:tcMar>
+          </w:tcPr>
+          <w:p>
+            <w:r>
+              <w:rPr>
+                <w:sz w:val="18"/>
+                <w:szCs w:val="18"/>
+              </w:rPr>
+              <w:t xml:space="preserve">4.2 조작 점검과 신뢰도</w:t>
+            </w:r>
+          </w:p>
+        </w:tc>
+        <w:tc>
+          <w:tcPr>
+            <w:tcW w:type="dxa" w:w="2882"/>
+            <w:tcBorders>
+              <w:top w:val="single" w:color="BFBFBF" w:sz="4"/>
+              <w:left w:val="single" w:color="BFBFBF" w:sz="4"/>
+              <w:bottom w:val="single" w:color="BFBFBF" w:sz="4"/>
+              <w:right w:val="single" w:color="BFBFBF" w:sz="4"/>
+            </w:tcBorders>
+            <w:tcMar>
+              <w:top w:type="dxa" w:w="60"/>
+              <w:left w:type="dxa" w:w="100"/>
+              <w:bottom w:type="dxa" w:w="60"/>
+              <w:right w:type="dxa" w:w="100"/>
+            </w:tcMar>
+          </w:tcPr>
+          <w:p/>
+        </w:tc>
+        <w:tc>
+          <w:tcPr>
+            <w:tcW w:type="dxa" w:w="3296"/>
             <w:tcBorders>
               <w:top w:val="single" w:color="BFBFBF" w:sz="4"/>
               <w:left w:val="single" w:color="BFBFBF" w:sz="4"/>
@@ -3811,7 +4350,7 @@
         </w:trPr>
         <w:tc>
           <w:tcPr>
-            <w:tcW w:type="dxa" w:w="1174"/>
+            <w:tcW w:type="dxa" w:w="1070"/>
             <w:tcBorders>
               <w:top w:val="single" w:color="BFBFBF" w:sz="4"/>
               <w:left w:val="single" w:color="BFBFBF" w:sz="4"/>
@@ -3829,51 +4368,59 @@
         </w:tc>
         <w:tc>
           <w:tcPr>
-            <w:tcW w:type="dxa" w:w="1897"/>
-            <w:tcBorders>
-              <w:top w:val="single" w:color="BFBFBF" w:sz="4"/>
-              <w:left w:val="single" w:color="BFBFBF" w:sz="4"/>
-              <w:bottom w:val="single" w:color="BFBFBF" w:sz="4"/>
-              <w:right w:val="single" w:color="BFBFBF" w:sz="4"/>
-            </w:tcBorders>
-            <w:tcMar>
-              <w:top w:type="dxa" w:w="60"/>
-              <w:left w:type="dxa" w:w="100"/>
-              <w:bottom w:type="dxa" w:w="60"/>
-              <w:right w:type="dxa" w:w="100"/>
-            </w:tcMar>
-          </w:tcPr>
-          <w:p>
-            <w:r>
-              <w:rPr>
-                <w:sz w:val="18"/>
-                <w:szCs w:val="18"/>
-              </w:rPr>
-              <w:t xml:space="preserve">4.2 조작 점검과 신뢰도</w:t>
-            </w:r>
-          </w:p>
-        </w:tc>
-        <w:tc>
-          <w:tcPr>
-            <w:tcW w:type="dxa" w:w="2620"/>
-            <w:tcBorders>
-              <w:top w:val="single" w:color="BFBFBF" w:sz="4"/>
-              <w:left w:val="single" w:color="BFBFBF" w:sz="4"/>
-              <w:bottom w:val="single" w:color="BFBFBF" w:sz="4"/>
-              <w:right w:val="single" w:color="BFBFBF" w:sz="4"/>
-            </w:tcBorders>
-            <w:tcMar>
-              <w:top w:type="dxa" w:w="60"/>
-              <w:left w:type="dxa" w:w="100"/>
-              <w:bottom w:type="dxa" w:w="60"/>
-              <w:right w:type="dxa" w:w="100"/>
-            </w:tcMar>
-          </w:tcPr>
-          <w:p/>
-        </w:tc>
-        <w:tc>
-          <w:tcPr>
-            <w:tcW w:type="dxa" w:w="3615"/>
+            <w:tcW w:type="dxa" w:w="2058"/>
+            <w:tcBorders>
+              <w:top w:val="single" w:color="BFBFBF" w:sz="4"/>
+              <w:left w:val="single" w:color="BFBFBF" w:sz="4"/>
+              <w:bottom w:val="single" w:color="BFBFBF" w:sz="4"/>
+              <w:right w:val="single" w:color="BFBFBF" w:sz="4"/>
+            </w:tcBorders>
+            <w:tcMar>
+              <w:top w:type="dxa" w:w="60"/>
+              <w:left w:type="dxa" w:w="100"/>
+              <w:bottom w:type="dxa" w:w="60"/>
+              <w:right w:type="dxa" w:w="100"/>
+            </w:tcMar>
+          </w:tcPr>
+          <w:p>
+            <w:r>
+              <w:rPr>
+                <w:sz w:val="18"/>
+                <w:szCs w:val="18"/>
+              </w:rPr>
+              <w:t xml:space="preserve">4.3 가설 검증</w:t>
+            </w:r>
+          </w:p>
+        </w:tc>
+        <w:tc>
+          <w:tcPr>
+            <w:tcW w:type="dxa" w:w="2882"/>
+            <w:tcBorders>
+              <w:top w:val="single" w:color="BFBFBF" w:sz="4"/>
+              <w:left w:val="single" w:color="BFBFBF" w:sz="4"/>
+              <w:bottom w:val="single" w:color="BFBFBF" w:sz="4"/>
+              <w:right w:val="single" w:color="BFBFBF" w:sz="4"/>
+            </w:tcBorders>
+            <w:tcMar>
+              <w:top w:type="dxa" w:w="60"/>
+              <w:left w:type="dxa" w:w="100"/>
+              <w:bottom w:type="dxa" w:w="60"/>
+              <w:right w:type="dxa" w:w="100"/>
+            </w:tcMar>
+          </w:tcPr>
+          <w:p>
+            <w:r>
+              <w:rPr>
+                <w:sz w:val="18"/>
+                <w:szCs w:val="18"/>
+              </w:rPr>
+              <w:t xml:space="preserve">가설별 결과</w:t>
+            </w:r>
+          </w:p>
+        </w:tc>
+        <w:tc>
+          <w:tcPr>
+            <w:tcW w:type="dxa" w:w="3296"/>
             <w:tcBorders>
               <w:top w:val="single" w:color="BFBFBF" w:sz="4"/>
               <w:left w:val="single" w:color="BFBFBF" w:sz="4"/>
@@ -3896,7 +4443,7 @@
         </w:trPr>
         <w:tc>
           <w:tcPr>
-            <w:tcW w:type="dxa" w:w="1174"/>
+            <w:tcW w:type="dxa" w:w="1070"/>
             <w:tcBorders>
               <w:top w:val="single" w:color="BFBFBF" w:sz="4"/>
               <w:left w:val="single" w:color="BFBFBF" w:sz="4"/>
@@ -3914,59 +4461,59 @@
         </w:tc>
         <w:tc>
           <w:tcPr>
-            <w:tcW w:type="dxa" w:w="1897"/>
-            <w:tcBorders>
-              <w:top w:val="single" w:color="BFBFBF" w:sz="4"/>
-              <w:left w:val="single" w:color="BFBFBF" w:sz="4"/>
-              <w:bottom w:val="single" w:color="BFBFBF" w:sz="4"/>
-              <w:right w:val="single" w:color="BFBFBF" w:sz="4"/>
-            </w:tcBorders>
-            <w:tcMar>
-              <w:top w:type="dxa" w:w="60"/>
-              <w:left w:type="dxa" w:w="100"/>
-              <w:bottom w:type="dxa" w:w="60"/>
-              <w:right w:type="dxa" w:w="100"/>
-            </w:tcMar>
-          </w:tcPr>
-          <w:p>
-            <w:r>
-              <w:rPr>
-                <w:sz w:val="18"/>
-                <w:szCs w:val="18"/>
-              </w:rPr>
-              <w:t xml:space="preserve">4.3 가설 검증</w:t>
-            </w:r>
-          </w:p>
-        </w:tc>
-        <w:tc>
-          <w:tcPr>
-            <w:tcW w:type="dxa" w:w="2620"/>
-            <w:tcBorders>
-              <w:top w:val="single" w:color="BFBFBF" w:sz="4"/>
-              <w:left w:val="single" w:color="BFBFBF" w:sz="4"/>
-              <w:bottom w:val="single" w:color="BFBFBF" w:sz="4"/>
-              <w:right w:val="single" w:color="BFBFBF" w:sz="4"/>
-            </w:tcBorders>
-            <w:tcMar>
-              <w:top w:type="dxa" w:w="60"/>
-              <w:left w:type="dxa" w:w="100"/>
-              <w:bottom w:type="dxa" w:w="60"/>
-              <w:right w:type="dxa" w:w="100"/>
-            </w:tcMar>
-          </w:tcPr>
-          <w:p>
-            <w:r>
-              <w:rPr>
-                <w:sz w:val="18"/>
-                <w:szCs w:val="18"/>
-              </w:rPr>
-              <w:t xml:space="preserve">가설별 결과</w:t>
-            </w:r>
-          </w:p>
-        </w:tc>
-        <w:tc>
-          <w:tcPr>
-            <w:tcW w:type="dxa" w:w="3615"/>
+            <w:tcW w:type="dxa" w:w="2058"/>
+            <w:tcBorders>
+              <w:top w:val="single" w:color="BFBFBF" w:sz="4"/>
+              <w:left w:val="single" w:color="BFBFBF" w:sz="4"/>
+              <w:bottom w:val="single" w:color="BFBFBF" w:sz="4"/>
+              <w:right w:val="single" w:color="BFBFBF" w:sz="4"/>
+            </w:tcBorders>
+            <w:tcMar>
+              <w:top w:type="dxa" w:w="60"/>
+              <w:left w:type="dxa" w:w="100"/>
+              <w:bottom w:type="dxa" w:w="60"/>
+              <w:right w:type="dxa" w:w="100"/>
+            </w:tcMar>
+          </w:tcPr>
+          <w:p>
+            <w:r>
+              <w:rPr>
+                <w:sz w:val="18"/>
+                <w:szCs w:val="18"/>
+              </w:rPr>
+              <w:t xml:space="preserve">4.4 추가 분석</w:t>
+            </w:r>
+          </w:p>
+        </w:tc>
+        <w:tc>
+          <w:tcPr>
+            <w:tcW w:type="dxa" w:w="2882"/>
+            <w:tcBorders>
+              <w:top w:val="single" w:color="BFBFBF" w:sz="4"/>
+              <w:left w:val="single" w:color="BFBFBF" w:sz="4"/>
+              <w:bottom w:val="single" w:color="BFBFBF" w:sz="4"/>
+              <w:right w:val="single" w:color="BFBFBF" w:sz="4"/>
+            </w:tcBorders>
+            <w:tcMar>
+              <w:top w:type="dxa" w:w="60"/>
+              <w:left w:type="dxa" w:w="100"/>
+              <w:bottom w:type="dxa" w:w="60"/>
+              <w:right w:type="dxa" w:w="100"/>
+            </w:tcMar>
+          </w:tcPr>
+          <w:p>
+            <w:r>
+              <w:rPr>
+                <w:sz w:val="18"/>
+                <w:szCs w:val="18"/>
+              </w:rPr>
+              <w:t xml:space="preserve">사회적 증거(탐색적 질문)</w:t>
+            </w:r>
+          </w:p>
+        </w:tc>
+        <w:tc>
+          <w:tcPr>
+            <w:tcW w:type="dxa" w:w="3296"/>
             <w:tcBorders>
               <w:top w:val="single" w:color="BFBFBF" w:sz="4"/>
               <w:left w:val="single" w:color="BFBFBF" w:sz="4"/>
@@ -3989,7 +4536,59 @@
         </w:trPr>
         <w:tc>
           <w:tcPr>
-            <w:tcW w:type="dxa" w:w="1174"/>
+            <w:tcW w:type="dxa" w:w="1070"/>
+            <w:tcBorders>
+              <w:top w:val="single" w:color="BFBFBF" w:sz="4"/>
+              <w:left w:val="single" w:color="BFBFBF" w:sz="4"/>
+              <w:bottom w:val="single" w:color="BFBFBF" w:sz="4"/>
+              <w:right w:val="single" w:color="BFBFBF" w:sz="4"/>
+            </w:tcBorders>
+            <w:tcMar>
+              <w:top w:type="dxa" w:w="60"/>
+              <w:left w:type="dxa" w:w="100"/>
+              <w:bottom w:type="dxa" w:w="60"/>
+              <w:right w:type="dxa" w:w="100"/>
+            </w:tcMar>
+          </w:tcPr>
+          <w:p>
+            <w:r>
+              <w:rPr>
+                <w:sz w:val="18"/>
+                <w:szCs w:val="18"/>
+              </w:rPr>
+              <w:t xml:space="preserve">5. 결론</w:t>
+            </w:r>
+          </w:p>
+        </w:tc>
+        <w:tc>
+          <w:tcPr>
+            <w:tcW w:type="dxa" w:w="2058"/>
+            <w:tcBorders>
+              <w:top w:val="single" w:color="BFBFBF" w:sz="4"/>
+              <w:left w:val="single" w:color="BFBFBF" w:sz="4"/>
+              <w:bottom w:val="single" w:color="BFBFBF" w:sz="4"/>
+              <w:right w:val="single" w:color="BFBFBF" w:sz="4"/>
+            </w:tcBorders>
+            <w:tcMar>
+              <w:top w:type="dxa" w:w="60"/>
+              <w:left w:type="dxa" w:w="100"/>
+              <w:bottom w:type="dxa" w:w="60"/>
+              <w:right w:type="dxa" w:w="100"/>
+            </w:tcMar>
+          </w:tcPr>
+          <w:p>
+            <w:r>
+              <w:rPr>
+                <w:sz w:val="18"/>
+                <w:szCs w:val="18"/>
+              </w:rPr>
+              <w:t xml:space="preserve">5.1 연구 요약</w:t>
+            </w:r>
+          </w:p>
+        </w:tc>
+        <w:tc>
+          <w:tcPr>
+            <w:tcW w:type="dxa" w:w="2882"/>
             <w:tcBorders>
               <w:top w:val="single" w:color="BFBFBF" w:sz="4"/>
               <w:left w:val="single" w:color="BFBFBF" w:sz="4"/>
@@ -4007,51 +4606,7 @@
         </w:tc>
         <w:tc>
           <w:tcPr>
-            <w:tcW w:type="dxa" w:w="1897"/>
-            <w:tcBorders>
-              <w:top w:val="single" w:color="BFBFBF" w:sz="4"/>
-              <w:left w:val="single" w:color="BFBFBF" w:sz="4"/>
-              <w:bottom w:val="single" w:color="BFBFBF" w:sz="4"/>
-              <w:right w:val="single" w:color="BFBFBF" w:sz="4"/>
-            </w:tcBorders>
-            <w:tcMar>
-              <w:top w:type="dxa" w:w="60"/>
-              <w:left w:type="dxa" w:w="100"/>
-              <w:bottom w:type="dxa" w:w="60"/>
-              <w:right w:type="dxa" w:w="100"/>
-            </w:tcMar>
-          </w:tcPr>
-          <w:p>
-            <w:r>
-              <w:rPr>
-                <w:sz w:val="18"/>
-                <w:szCs w:val="18"/>
-              </w:rPr>
-              <w:t xml:space="preserve">4.4 추가 분석</w:t>
-            </w:r>
-          </w:p>
-        </w:tc>
-        <w:tc>
-          <w:tcPr>
-            <w:tcW w:type="dxa" w:w="2620"/>
-            <w:tcBorders>
-              <w:top w:val="single" w:color="BFBFBF" w:sz="4"/>
-              <w:left w:val="single" w:color="BFBFBF" w:sz="4"/>
-              <w:bottom w:val="single" w:color="BFBFBF" w:sz="4"/>
-              <w:right w:val="single" w:color="BFBFBF" w:sz="4"/>
-            </w:tcBorders>
-            <w:tcMar>
-              <w:top w:type="dxa" w:w="60"/>
-              <w:left w:type="dxa" w:w="100"/>
-              <w:bottom w:type="dxa" w:w="60"/>
-              <w:right w:type="dxa" w:w="100"/>
-            </w:tcMar>
-          </w:tcPr>
-          <w:p/>
-        </w:tc>
-        <w:tc>
-          <w:tcPr>
-            <w:tcW w:type="dxa" w:w="3615"/>
+            <w:tcW w:type="dxa" w:w="3296"/>
             <w:tcBorders>
               <w:top w:val="single" w:color="BFBFBF" w:sz="4"/>
               <w:left w:val="single" w:color="BFBFBF" w:sz="4"/>
@@ -4074,59 +4629,7 @@
         </w:trPr>
         <w:tc>
           <w:tcPr>
-            <w:tcW w:type="dxa" w:w="1174"/>
-            <w:tcBorders>
-              <w:top w:val="single" w:color="BFBFBF" w:sz="4"/>
-              <w:left w:val="single" w:color="BFBFBF" w:sz="4"/>
-              <w:bottom w:val="single" w:color="BFBFBF" w:sz="4"/>
-              <w:right w:val="single" w:color="BFBFBF" w:sz="4"/>
-            </w:tcBorders>
-            <w:tcMar>
-              <w:top w:type="dxa" w:w="60"/>
-              <w:left w:type="dxa" w:w="100"/>
-              <w:bottom w:type="dxa" w:w="60"/>
-              <w:right w:type="dxa" w:w="100"/>
-            </w:tcMar>
-          </w:tcPr>
-          <w:p>
-            <w:r>
-              <w:rPr>
-                <w:sz w:val="18"/>
-                <w:szCs w:val="18"/>
-              </w:rPr>
-              <w:t xml:space="preserve">5. 결론</w:t>
-            </w:r>
-          </w:p>
-        </w:tc>
-        <w:tc>
-          <w:tcPr>
-            <w:tcW w:type="dxa" w:w="1897"/>
-            <w:tcBorders>
-              <w:top w:val="single" w:color="BFBFBF" w:sz="4"/>
-              <w:left w:val="single" w:color="BFBFBF" w:sz="4"/>
-              <w:bottom w:val="single" w:color="BFBFBF" w:sz="4"/>
-              <w:right w:val="single" w:color="BFBFBF" w:sz="4"/>
-            </w:tcBorders>
-            <w:tcMar>
-              <w:top w:type="dxa" w:w="60"/>
-              <w:left w:type="dxa" w:w="100"/>
-              <w:bottom w:type="dxa" w:w="60"/>
-              <w:right w:type="dxa" w:w="100"/>
-            </w:tcMar>
-          </w:tcPr>
-          <w:p>
-            <w:r>
-              <w:rPr>
-                <w:sz w:val="18"/>
-                <w:szCs w:val="18"/>
-              </w:rPr>
-              <w:t xml:space="preserve">5.1 연구 요약</w:t>
-            </w:r>
-          </w:p>
-        </w:tc>
-        <w:tc>
-          <w:tcPr>
-            <w:tcW w:type="dxa" w:w="2620"/>
+            <w:tcW w:type="dxa" w:w="1070"/>
             <w:tcBorders>
               <w:top w:val="single" w:color="BFBFBF" w:sz="4"/>
               <w:left w:val="single" w:color="BFBFBF" w:sz="4"/>
@@ -4144,7 +4647,59 @@
         </w:tc>
         <w:tc>
           <w:tcPr>
-            <w:tcW w:type="dxa" w:w="3615"/>
+            <w:tcW w:type="dxa" w:w="2058"/>
+            <w:tcBorders>
+              <w:top w:val="single" w:color="BFBFBF" w:sz="4"/>
+              <w:left w:val="single" w:color="BFBFBF" w:sz="4"/>
+              <w:bottom w:val="single" w:color="BFBFBF" w:sz="4"/>
+              <w:right w:val="single" w:color="BFBFBF" w:sz="4"/>
+            </w:tcBorders>
+            <w:tcMar>
+              <w:top w:type="dxa" w:w="60"/>
+              <w:left w:type="dxa" w:w="100"/>
+              <w:bottom w:type="dxa" w:w="60"/>
+              <w:right w:type="dxa" w:w="100"/>
+            </w:tcMar>
+          </w:tcPr>
+          <w:p>
+            <w:r>
+              <w:rPr>
+                <w:sz w:val="18"/>
+                <w:szCs w:val="18"/>
+              </w:rPr>
+              <w:t xml:space="preserve">5.2 이론적 시사점</w:t>
+            </w:r>
+          </w:p>
+        </w:tc>
+        <w:tc>
+          <w:tcPr>
+            <w:tcW w:type="dxa" w:w="2882"/>
+            <w:tcBorders>
+              <w:top w:val="single" w:color="BFBFBF" w:sz="4"/>
+              <w:left w:val="single" w:color="BFBFBF" w:sz="4"/>
+              <w:bottom w:val="single" w:color="BFBFBF" w:sz="4"/>
+              <w:right w:val="single" w:color="BFBFBF" w:sz="4"/>
+            </w:tcBorders>
+            <w:tcMar>
+              <w:top w:type="dxa" w:w="60"/>
+              <w:left w:type="dxa" w:w="100"/>
+              <w:bottom w:type="dxa" w:w="60"/>
+              <w:right w:type="dxa" w:w="100"/>
+            </w:tcMar>
+          </w:tcPr>
+          <w:p>
+            <w:r>
+              <w:rPr>
+                <w:sz w:val="18"/>
+                <w:szCs w:val="18"/>
+              </w:rPr>
+              <w:t xml:space="preserve">보호 동기 이론의 디지털 서비스 적용</w:t>
+            </w:r>
+          </w:p>
+        </w:tc>
+        <w:tc>
+          <w:tcPr>
+            <w:tcW w:type="dxa" w:w="3296"/>
             <w:tcBorders>
               <w:top w:val="single" w:color="BFBFBF" w:sz="4"/>
               <w:left w:val="single" w:color="BFBFBF" w:sz="4"/>
@@ -4167,7 +4722,7 @@
         </w:trPr>
         <w:tc>
           <w:tcPr>
-            <w:tcW w:type="dxa" w:w="1174"/>
+            <w:tcW w:type="dxa" w:w="1070"/>
             <w:tcBorders>
               <w:top w:val="single" w:color="BFBFBF" w:sz="4"/>
               <w:left w:val="single" w:color="BFBFBF" w:sz="4"/>
@@ -4185,51 +4740,59 @@
         </w:tc>
         <w:tc>
           <w:tcPr>
-            <w:tcW w:type="dxa" w:w="1897"/>
-            <w:tcBorders>
-              <w:top w:val="single" w:color="BFBFBF" w:sz="4"/>
-              <w:left w:val="single" w:color="BFBFBF" w:sz="4"/>
-              <w:bottom w:val="single" w:color="BFBFBF" w:sz="4"/>
-              <w:right w:val="single" w:color="BFBFBF" w:sz="4"/>
-            </w:tcBorders>
-            <w:tcMar>
-              <w:top w:type="dxa" w:w="60"/>
-              <w:left w:type="dxa" w:w="100"/>
-              <w:bottom w:type="dxa" w:w="60"/>
-              <w:right w:type="dxa" w:w="100"/>
-            </w:tcMar>
-          </w:tcPr>
-          <w:p>
-            <w:r>
-              <w:rPr>
-                <w:sz w:val="18"/>
-                <w:szCs w:val="18"/>
-              </w:rPr>
-              <w:t xml:space="preserve">5.2 이론적 시사점</w:t>
-            </w:r>
-          </w:p>
-        </w:tc>
-        <w:tc>
-          <w:tcPr>
-            <w:tcW w:type="dxa" w:w="2620"/>
-            <w:tcBorders>
-              <w:top w:val="single" w:color="BFBFBF" w:sz="4"/>
-              <w:left w:val="single" w:color="BFBFBF" w:sz="4"/>
-              <w:bottom w:val="single" w:color="BFBFBF" w:sz="4"/>
-              <w:right w:val="single" w:color="BFBFBF" w:sz="4"/>
-            </w:tcBorders>
-            <w:tcMar>
-              <w:top w:type="dxa" w:w="60"/>
-              <w:left w:type="dxa" w:w="100"/>
-              <w:bottom w:type="dxa" w:w="60"/>
-              <w:right w:type="dxa" w:w="100"/>
-            </w:tcMar>
-          </w:tcPr>
-          <w:p/>
-        </w:tc>
-        <w:tc>
-          <w:tcPr>
-            <w:tcW w:type="dxa" w:w="3615"/>
+            <w:tcW w:type="dxa" w:w="2058"/>
+            <w:tcBorders>
+              <w:top w:val="single" w:color="BFBFBF" w:sz="4"/>
+              <w:left w:val="single" w:color="BFBFBF" w:sz="4"/>
+              <w:bottom w:val="single" w:color="BFBFBF" w:sz="4"/>
+              <w:right w:val="single" w:color="BFBFBF" w:sz="4"/>
+            </w:tcBorders>
+            <w:tcMar>
+              <w:top w:type="dxa" w:w="60"/>
+              <w:left w:type="dxa" w:w="100"/>
+              <w:bottom w:type="dxa" w:w="60"/>
+              <w:right w:type="dxa" w:w="100"/>
+            </w:tcMar>
+          </w:tcPr>
+          <w:p>
+            <w:r>
+              <w:rPr>
+                <w:sz w:val="18"/>
+                <w:szCs w:val="18"/>
+              </w:rPr>
+              <w:t xml:space="preserve">5.3 실무적 시사점</w:t>
+            </w:r>
+          </w:p>
+        </w:tc>
+        <w:tc>
+          <w:tcPr>
+            <w:tcW w:type="dxa" w:w="2882"/>
+            <w:tcBorders>
+              <w:top w:val="single" w:color="BFBFBF" w:sz="4"/>
+              <w:left w:val="single" w:color="BFBFBF" w:sz="4"/>
+              <w:bottom w:val="single" w:color="BFBFBF" w:sz="4"/>
+              <w:right w:val="single" w:color="BFBFBF" w:sz="4"/>
+            </w:tcBorders>
+            <w:tcMar>
+              <w:top w:type="dxa" w:w="60"/>
+              <w:left w:type="dxa" w:w="100"/>
+              <w:bottom w:type="dxa" w:w="60"/>
+              <w:right w:type="dxa" w:w="100"/>
+            </w:tcMar>
+          </w:tcPr>
+          <w:p>
+            <w:r>
+              <w:rPr>
+                <w:sz w:val="18"/>
+                <w:szCs w:val="18"/>
+              </w:rPr>
+              <w:t xml:space="preserve">알림 설계 가이드라인</w:t>
+            </w:r>
+          </w:p>
+        </w:tc>
+        <w:tc>
+          <w:tcPr>
+            <w:tcW w:type="dxa" w:w="3296"/>
             <w:tcBorders>
               <w:top w:val="single" w:color="BFBFBF" w:sz="4"/>
               <w:left w:val="single" w:color="BFBFBF" w:sz="4"/>
@@ -4252,7 +4815,7 @@
         </w:trPr>
         <w:tc>
           <w:tcPr>
-            <w:tcW w:type="dxa" w:w="1174"/>
+            <w:tcW w:type="dxa" w:w="1070"/>
             <w:tcBorders>
               <w:top w:val="single" w:color="BFBFBF" w:sz="4"/>
               <w:left w:val="single" w:color="BFBFBF" w:sz="4"/>
@@ -4270,59 +4833,33 @@
         </w:tc>
         <w:tc>
           <w:tcPr>
-            <w:tcW w:type="dxa" w:w="1897"/>
-            <w:tcBorders>
-              <w:top w:val="single" w:color="BFBFBF" w:sz="4"/>
-              <w:left w:val="single" w:color="BFBFBF" w:sz="4"/>
-              <w:bottom w:val="single" w:color="BFBFBF" w:sz="4"/>
-              <w:right w:val="single" w:color="BFBFBF" w:sz="4"/>
-            </w:tcBorders>
-            <w:tcMar>
-              <w:top w:type="dxa" w:w="60"/>
-              <w:left w:type="dxa" w:w="100"/>
-              <w:bottom w:type="dxa" w:w="60"/>
-              <w:right w:type="dxa" w:w="100"/>
-            </w:tcMar>
-          </w:tcPr>
-          <w:p>
-            <w:r>
-              <w:rPr>
-                <w:sz w:val="18"/>
-                <w:szCs w:val="18"/>
-              </w:rPr>
-              <w:t xml:space="preserve">5.3 실무적 시사점</w:t>
-            </w:r>
-          </w:p>
-        </w:tc>
-        <w:tc>
-          <w:tcPr>
-            <w:tcW w:type="dxa" w:w="2620"/>
-            <w:tcBorders>
-              <w:top w:val="single" w:color="BFBFBF" w:sz="4"/>
-              <w:left w:val="single" w:color="BFBFBF" w:sz="4"/>
-              <w:bottom w:val="single" w:color="BFBFBF" w:sz="4"/>
-              <w:right w:val="single" w:color="BFBFBF" w:sz="4"/>
-            </w:tcBorders>
-            <w:tcMar>
-              <w:top w:type="dxa" w:w="60"/>
-              <w:left w:type="dxa" w:w="100"/>
-              <w:bottom w:type="dxa" w:w="60"/>
-              <w:right w:type="dxa" w:w="100"/>
-            </w:tcMar>
-          </w:tcPr>
-          <w:p>
-            <w:r>
-              <w:rPr>
-                <w:sz w:val="18"/>
-                <w:szCs w:val="18"/>
-              </w:rPr>
-              <w:t xml:space="preserve">넛지 설계 가이드라인</w:t>
-            </w:r>
-          </w:p>
-        </w:tc>
-        <w:tc>
-          <w:tcPr>
-            <w:tcW w:type="dxa" w:w="3615"/>
+            <w:tcW w:type="dxa" w:w="2058"/>
+            <w:tcBorders>
+              <w:top w:val="single" w:color="BFBFBF" w:sz="4"/>
+              <w:left w:val="single" w:color="BFBFBF" w:sz="4"/>
+              <w:bottom w:val="single" w:color="BFBFBF" w:sz="4"/>
+              <w:right w:val="single" w:color="BFBFBF" w:sz="4"/>
+            </w:tcBorders>
+            <w:tcMar>
+              <w:top w:type="dxa" w:w="60"/>
+              <w:left w:type="dxa" w:w="100"/>
+              <w:bottom w:type="dxa" w:w="60"/>
+              <w:right w:type="dxa" w:w="100"/>
+            </w:tcMar>
+          </w:tcPr>
+          <w:p>
+            <w:r>
+              <w:rPr>
+                <w:sz w:val="18"/>
+                <w:szCs w:val="18"/>
+              </w:rPr>
+              <w:t xml:space="preserve">5.4 한계와 후속 연구</w:t>
+            </w:r>
+          </w:p>
+        </w:tc>
+        <w:tc>
+          <w:tcPr>
+            <w:tcW w:type="dxa" w:w="2882"/>
             <w:tcBorders>
               <w:top w:val="single" w:color="BFBFBF" w:sz="4"/>
               <w:left w:val="single" w:color="BFBFBF" w:sz="4"/>
@@ -4338,76 +4875,9 @@
           </w:tcPr>
           <w:p/>
         </w:tc>
-      </w:tr>
-      <w:tr>
-        <w:trPr>
-          <w:tblHeader w:val="off"/>
-        </w:trPr>
-        <w:tc>
-          <w:tcPr>
-            <w:tcW w:type="dxa" w:w="1174"/>
-            <w:tcBorders>
-              <w:top w:val="single" w:color="BFBFBF" w:sz="4"/>
-              <w:left w:val="single" w:color="BFBFBF" w:sz="4"/>
-              <w:bottom w:val="single" w:color="BFBFBF" w:sz="4"/>
-              <w:right w:val="single" w:color="BFBFBF" w:sz="4"/>
-            </w:tcBorders>
-            <w:tcMar>
-              <w:top w:type="dxa" w:w="60"/>
-              <w:left w:type="dxa" w:w="100"/>
-              <w:bottom w:type="dxa" w:w="60"/>
-              <w:right w:type="dxa" w:w="100"/>
-            </w:tcMar>
-          </w:tcPr>
-          <w:p/>
-        </w:tc>
-        <w:tc>
-          <w:tcPr>
-            <w:tcW w:type="dxa" w:w="1897"/>
-            <w:tcBorders>
-              <w:top w:val="single" w:color="BFBFBF" w:sz="4"/>
-              <w:left w:val="single" w:color="BFBFBF" w:sz="4"/>
-              <w:bottom w:val="single" w:color="BFBFBF" w:sz="4"/>
-              <w:right w:val="single" w:color="BFBFBF" w:sz="4"/>
-            </w:tcBorders>
-            <w:tcMar>
-              <w:top w:type="dxa" w:w="60"/>
-              <w:left w:type="dxa" w:w="100"/>
-              <w:bottom w:type="dxa" w:w="60"/>
-              <w:right w:type="dxa" w:w="100"/>
-            </w:tcMar>
-          </w:tcPr>
-          <w:p>
-            <w:r>
-              <w:rPr>
-                <w:sz w:val="18"/>
-                <w:szCs w:val="18"/>
-              </w:rPr>
-              <w:t xml:space="preserve">5.4 한계와 후속 연구</w:t>
-            </w:r>
-          </w:p>
-        </w:tc>
-        <w:tc>
-          <w:tcPr>
-            <w:tcW w:type="dxa" w:w="2620"/>
-            <w:tcBorders>
-              <w:top w:val="single" w:color="BFBFBF" w:sz="4"/>
-              <w:left w:val="single" w:color="BFBFBF" w:sz="4"/>
-              <w:bottom w:val="single" w:color="BFBFBF" w:sz="4"/>
-              <w:right w:val="single" w:color="BFBFBF" w:sz="4"/>
-            </w:tcBorders>
-            <w:tcMar>
-              <w:top w:type="dxa" w:w="60"/>
-              <w:left w:type="dxa" w:w="100"/>
-              <w:bottom w:type="dxa" w:w="60"/>
-              <w:right w:type="dxa" w:w="100"/>
-            </w:tcMar>
-          </w:tcPr>
-          <w:p/>
-        </w:tc>
-        <w:tc>
-          <w:tcPr>
-            <w:tcW w:type="dxa" w:w="3615"/>
+        <w:tc>
+          <w:tcPr>
+            <w:tcW w:type="dxa" w:w="3296"/>
             <w:tcBorders>
               <w:top w:val="single" w:color="BFBFBF" w:sz="4"/>
               <w:left w:val="single" w:color="BFBFBF" w:sz="4"/>
@@ -4460,7 +4930,17 @@
         <w:spacing w:after="60"/>
       </w:pPr>
       <w:r>
-        <w:t xml:space="preserve">디지털 저장강박 연구를 "원인 설명"에서 "개입"으로 확장</w:t>
+        <w:t xml:space="preserve">보호 동기 이론을 건강·보안 분야에서 </w:t>
+      </w:r>
+      <w:r>
+        <w:rPr>
+          <w:b/>
+          <w:bCs/>
+        </w:rPr>
+        <w:t xml:space="preserve">구독형 디지털 서비스 알림</w:t>
+      </w:r>
+      <w:r>
+        <w:t xml:space="preserve">으로 확장</w:t>
       </w:r>
     </w:p>
     <w:p>
@@ -4473,7 +4953,7 @@
         <w:spacing w:after="60"/>
       </w:pPr>
       <w:r>
-        <w:t xml:space="preserve">넛지 수용성·반발 연구를 구독형 디지털 서비스 맥락으로 확장</w:t>
+        <w:t xml:space="preserve">디지털 저장강박 연구를 "원인 설명"에서 "설득·개입"으로 확장</w:t>
       </w:r>
     </w:p>
     <w:p>
@@ -4486,7 +4966,27 @@
         <w:spacing w:after="60"/>
       </w:pPr>
       <w:r>
-        <w:t xml:space="preserve">넛지와 다크 패턴의 경계를 사용자 반응(반발)으로 실증</w:t>
+        <w:t xml:space="preserve">설득의 </w:t>
+      </w:r>
+      <w:r>
+        <w:rPr>
+          <w:b/>
+          <w:bCs/>
+        </w:rPr>
+        <w:t xml:space="preserve">효과(행동)</w:t>
+      </w:r>
+      <w:r>
+        <w:t xml:space="preserve">와 </w:t>
+      </w:r>
+      <w:r>
+        <w:rPr>
+          <w:b/>
+          <w:bCs/>
+        </w:rPr>
+        <w:t xml:space="preserve">비용(반발)</w:t>
+      </w:r>
+      <w:r>
+        <w:t xml:space="preserve">을 한 연구에서 함께 측정</w:t>
       </w:r>
     </w:p>
     <w:p>
@@ -4511,7 +5011,7 @@
         <w:spacing w:after="60"/>
       </w:pPr>
       <w:r>
-        <w:t xml:space="preserve">스토리지 서비스가 쓸 수 있는 넛지 설계 가이드라인 (어떤 문구·방식이 불쾌감 없이 효과적인가)</w:t>
+        <w:t xml:space="preserve">용량 부족 알림 설계 가이드라인: 위협만 알리지 말고, 쉬운 대처 방법을 함께 제시할 것</w:t>
       </w:r>
     </w:p>
     <w:p>
@@ -4524,15 +5024,7 @@
         <w:spacing w:after="60"/>
       </w:pPr>
       <w:r>
-        <w:t xml:space="preserve">사용자 성향(저장강박)에 따른 맞춤형 넛지의 근거</w:t>
-      </w:r>
-    </w:p>
-    <w:p>
-      <w:pPr>
-        <w:pStyle w:val="Heading1"/>
-      </w:pPr>
-      <w:r>
-        <w:t xml:space="preserve">10. 연구 범위와 예상 한계</w:t>
+        <w:t xml:space="preserve">결제만 권하는 알림의 한계와, 정리를 돕는 알림이 사용자 반응에 미치는 영향에 대한 근거</w:t>
       </w:r>
     </w:p>
     <w:p>
@@ -4545,14 +5037,15 @@
         <w:spacing w:after="60"/>
       </w:pPr>
       <w:r>
-        <w:rPr>
-          <w:b/>
-          <w:bCs/>
-        </w:rPr>
-        <w:t xml:space="preserve">범위:</w:t>
-      </w:r>
-      <w:r>
-        <w:t xml:space="preserve"> 개인용 클라우드 스토리지, 용량 부족 순간의 1회성 넛지</w:t>
+        <w:t xml:space="preserve">사용자 성향(저장강박)에 따른 맞춤형 설득의 근거</w:t>
+      </w:r>
+    </w:p>
+    <w:p>
+      <w:pPr>
+        <w:pStyle w:val="Heading1"/>
+      </w:pPr>
+      <w:r>
+        <w:t xml:space="preserve">10. 연구 범위와 예상 한계</w:t>
       </w:r>
     </w:p>
     <w:p>
@@ -4569,6 +5062,26 @@
           <w:b/>
           <w:bCs/>
         </w:rPr>
+        <w:t xml:space="preserve">범위:</w:t>
+      </w:r>
+      <w:r>
+        <w:t xml:space="preserve"> 개인용 클라우드 스토리지, 용량 부족 순간의 1회 알림</w:t>
+      </w:r>
+    </w:p>
+    <w:p>
+      <w:pPr>
+        <w:pStyle w:val="ListParagraph"/>
+        <w:numPr>
+          <w:ilvl w:val="0"/>
+          <w:numId w:val="2"/>
+        </w:numPr>
+        <w:spacing w:after="60"/>
+      </w:pPr>
+      <w:r>
+        <w:rPr>
+          <w:b/>
+          <w:bCs/>
+        </w:rPr>
         <w:t xml:space="preserve">예상 한계:</w:t>
       </w:r>
     </w:p>
@@ -4582,7 +5095,7 @@
         <w:spacing w:after="60"/>
       </w:pPr>
       <w:r>
-        <w:t xml:space="preserve">실제 서비스 데이터가 아닌 실험 상황이라 실제 행동과 다를 수 있음 (특히 시나리오 방식일 경우)</w:t>
+        <w:t xml:space="preserve">실험 상황이라 실제 행동과 다를 수 있음 (특히 시나리오 방식일 경우)</w:t>
       </w:r>
     </w:p>
     <w:p>
@@ -4595,7 +5108,7 @@
         <w:spacing w:after="60"/>
       </w:pPr>
       <w:r>
-        <w:t xml:space="preserve">1회 노출 효과만 측정, 반복 알림의 장기 효과는 보지 못함</w:t>
+        <w:t xml:space="preserve">1회 노출만 측정하므로 반복 알림에서 반발이 쌓이는 과정은 보지 못함</w:t>
       </w:r>
     </w:p>
     <w:p>
@@ -4608,7 +5121,7 @@
         <w:spacing w:after="60"/>
       </w:pPr>
       <w:r>
-        <w:t xml:space="preserve">실제 결제가 일어나지 않으므로 결제는 "의향"으로만 측정</w:t>
+        <w:t xml:space="preserve">실제 결제는 일어나지 않으므로 결제는 선택 의향으로 측정</w:t>
       </w:r>
     </w:p>
     <w:p>
@@ -4641,7 +5154,7 @@
         <w:t xml:space="preserve">☐ </w:t>
       </w:r>
       <w:r>
-        <w:t xml:space="preserve">설득 관련 문헌 조사 후 이론적 틀에 반영 (2026-09-28 면담 피드백)</w:t>
+        <w:t xml:space="preserve">다음 면담에서 "보호 동기 이론을 핵심 틀로 삼겠다"는 방향 확인받기</w:t>
       </w:r>
     </w:p>
     <w:p>
@@ -4653,7 +5166,7 @@
         <w:t xml:space="preserve">☐ </w:t>
       </w:r>
       <w:r>
-        <w:t xml:space="preserve">이 개요를 들고 지도교수님 면담 (특히 5절 가설과 제목)</w:t>
+        <w:t xml:space="preserve">보호 동기 이론 변수(위협, 효능감)의 측정 척도 찾기</w:t>
       </w:r>
     </w:p>
     <w:p>
@@ -4665,7 +5178,7 @@
         <w:t xml:space="preserve">☐ </w:t>
       </w:r>
       <w:r>
-        <w:t xml:space="preserve">실험 조건과 자극물 형태 확정 (research-design.md)</w:t>
+        <w:t xml:space="preserve">실험 조건 5개의 알림 문구와 자극물 형태 확정 (research-design.md)</w:t>
       </w:r>
     </w:p>
     <w:p>
@@ -4686,7 +5199,7 @@
         <w:t xml:space="preserve">notes/reading/</w:t>
       </w:r>
       <w:r>
-        <w:t xml:space="preserve">에 읽기 노트 작성</w:t>
+        <w:t xml:space="preserve">에 읽기 노트 작성 (특히 Rogers, Witte, Tannenbaum)</w:t>
       </w:r>
     </w:p>
     <w:p>
@@ -4698,7 +5211,7 @@
         <w:t xml:space="preserve">☐ </w:t>
       </w:r>
       <w:r>
-        <w:t xml:space="preserve">국내 선행연구 검색 (RISS, KCI, DBpia)</w:t>
+        <w:t xml:space="preserve">국내 선행연구 검색 (RISS, KCI, DBpia): 보호 동기 이론, 공포 소구, 다크패턴</w:t>
       </w:r>
     </w:p>
     <w:p>

--- a/notes/thesis-outline.docx
+++ b/notes/thesis-outline.docx
@@ -5163,10 +5163,10 @@
         <w:ind w:left="360" w:hanging="300"/>
       </w:pPr>
       <w:r>
-        <w:t xml:space="preserve">☐ </w:t>
-      </w:r>
-      <w:r>
-        <w:t xml:space="preserve">보호 동기 이론 변수(위협, 효능감)의 측정 척도 찾기</w:t>
+        <w:t xml:space="preserve">☑ </w:t>
+      </w:r>
+      <w:r>
+        <w:t xml:space="preserve">보호 동기 이론 변수(위협, 효능감)의 측정 척도 찾기 → literature-review.md 3.4절</w:t>
       </w:r>
     </w:p>
     <w:p>

--- a/notes/thesis-outline.docx
+++ b/notes/thesis-outline.docx
@@ -7,7 +7,7 @@
         <w:pStyle w:val="Title"/>
       </w:pPr>
       <w:r>
-        <w:t xml:space="preserve">논문 개요 (연구 계획 초안 v2 — 설득 이론 반영)</w:t>
+        <w:t xml:space="preserve">논문 개요 (연구 계획 초안)</w:t>
       </w:r>
     </w:p>
     <w:p>
@@ -23,35 +23,6 @@
           <w:color w:val="404040"/>
         </w:rPr>
         <w:t xml:space="preserve">연구를 시작하기 전에 논문 전체의 뼈대를 잡아두는 문서예요. 지도교수님 면담이나 연구 계획서 작성의 바탕으로 쓰세요.</w:t>
-      </w:r>
-    </w:p>
-    <w:p>
-      <w:pPr>
-        <w:pBdr>
-          <w:left w:val="single" w:color="1F4E79" w:sz="12" w:space="8"/>
-        </w:pBdr>
-        <w:spacing w:after="60"/>
-        <w:ind w:left="360"/>
-      </w:pPr>
-      <w:r>
-        <w:rPr>
-          <w:color w:val="404040"/>
-        </w:rPr>
-        <w:t xml:space="preserve">2026-09-28 면담 피드백("설득에 대한 부분을 더 찾아보기")을 반영해 </w:t>
-      </w:r>
-      <w:r>
-        <w:rPr>
-          <w:b/>
-          <w:bCs/>
-          <w:color w:val="404040"/>
-        </w:rPr>
-        <w:t xml:space="preserve">보호 동기 이론을 핵심 틀</w:t>
-      </w:r>
-      <w:r>
-        <w:rPr>
-          <w:color w:val="404040"/>
-        </w:rPr>
-        <w:t xml:space="preserve">로 다시 짰어요.</w:t>
       </w:r>
     </w:p>
     <w:p>
@@ -131,9 +102,9 @@
         </w:tblBorders>
       </w:tblPr>
       <w:tblGrid>
-        <w:gridCol w:w="941"/>
-        <w:gridCol w:w="4182"/>
-        <w:gridCol w:w="4183"/>
+        <w:gridCol w:w="748"/>
+        <w:gridCol w:w="4278"/>
+        <w:gridCol w:w="4280"/>
       </w:tblGrid>
       <w:tr>
         <w:trPr>
@@ -141,7 +112,7 @@
         </w:trPr>
         <w:tc>
           <w:tcPr>
-            <w:tcW w:type="dxa" w:w="941"/>
+            <w:tcW w:type="dxa" w:w="748"/>
             <w:tcBorders>
               <w:top w:val="single" w:color="BFBFBF" w:sz="4"/>
               <w:left w:val="single" w:color="BFBFBF" w:sz="4"/>
@@ -170,7 +141,7 @@
         </w:tc>
         <w:tc>
           <w:tcPr>
-            <w:tcW w:type="dxa" w:w="4182"/>
+            <w:tcW w:type="dxa" w:w="4278"/>
             <w:tcBorders>
               <w:top w:val="single" w:color="BFBFBF" w:sz="4"/>
               <w:left w:val="single" w:color="BFBFBF" w:sz="4"/>
@@ -199,7 +170,7 @@
         </w:tc>
         <w:tc>
           <w:tcPr>
-            <w:tcW w:type="dxa" w:w="4183"/>
+            <w:tcW w:type="dxa" w:w="4280"/>
             <w:tcBorders>
               <w:top w:val="single" w:color="BFBFBF" w:sz="4"/>
               <w:left w:val="single" w:color="BFBFBF" w:sz="4"/>
@@ -233,7 +204,7 @@
         </w:trPr>
         <w:tc>
           <w:tcPr>
-            <w:tcW w:type="dxa" w:w="941"/>
+            <w:tcW w:type="dxa" w:w="748"/>
             <w:tcBorders>
               <w:top w:val="single" w:color="BFBFBF" w:sz="4"/>
               <w:left w:val="single" w:color="BFBFBF" w:sz="4"/>
@@ -259,53 +230,53 @@
         </w:tc>
         <w:tc>
           <w:tcPr>
-            <w:tcW w:type="dxa" w:w="4182"/>
-            <w:tcBorders>
-              <w:top w:val="single" w:color="BFBFBF" w:sz="4"/>
-              <w:left w:val="single" w:color="BFBFBF" w:sz="4"/>
-              <w:bottom w:val="single" w:color="BFBFBF" w:sz="4"/>
-              <w:right w:val="single" w:color="BFBFBF" w:sz="4"/>
-            </w:tcBorders>
-            <w:tcMar>
-              <w:top w:type="dxa" w:w="60"/>
-              <w:left w:type="dxa" w:w="100"/>
-              <w:bottom w:type="dxa" w:w="60"/>
-              <w:right w:type="dxa" w:w="100"/>
-            </w:tcMar>
-          </w:tcPr>
-          <w:p>
-            <w:r>
-              <w:rPr>
-                <w:sz w:val="18"/>
-                <w:szCs w:val="18"/>
-              </w:rPr>
-              <w:t xml:space="preserve">클라우드 스토리지 용량 부족 알림의 설득 전략이 사용자의 정리 행동과 심리적 반발에 미치는 영향: 보호 동기 이론을 중심으로</w:t>
-            </w:r>
-          </w:p>
-        </w:tc>
-        <w:tc>
-          <w:tcPr>
-            <w:tcW w:type="dxa" w:w="4183"/>
-            <w:tcBorders>
-              <w:top w:val="single" w:color="BFBFBF" w:sz="4"/>
-              <w:left w:val="single" w:color="BFBFBF" w:sz="4"/>
-              <w:bottom w:val="single" w:color="BFBFBF" w:sz="4"/>
-              <w:right w:val="single" w:color="BFBFBF" w:sz="4"/>
-            </w:tcBorders>
-            <w:tcMar>
-              <w:top w:type="dxa" w:w="60"/>
-              <w:left w:type="dxa" w:w="100"/>
-              <w:bottom w:type="dxa" w:w="60"/>
-              <w:right w:type="dxa" w:w="100"/>
-            </w:tcMar>
-          </w:tcPr>
-          <w:p>
-            <w:r>
-              <w:rPr>
-                <w:sz w:val="18"/>
-                <w:szCs w:val="18"/>
-              </w:rPr>
-              <w:t xml:space="preserve">The Effects of Persuasion Strategies in Cloud Storage Capacity Alerts on Users' Cleanup Behavior and Psychological Reactance: A Protection Motivation Theory Perspective</w:t>
+            <w:tcW w:type="dxa" w:w="4278"/>
+            <w:tcBorders>
+              <w:top w:val="single" w:color="BFBFBF" w:sz="4"/>
+              <w:left w:val="single" w:color="BFBFBF" w:sz="4"/>
+              <w:bottom w:val="single" w:color="BFBFBF" w:sz="4"/>
+              <w:right w:val="single" w:color="BFBFBF" w:sz="4"/>
+            </w:tcBorders>
+            <w:tcMar>
+              <w:top w:type="dxa" w:w="60"/>
+              <w:left w:type="dxa" w:w="100"/>
+              <w:bottom w:type="dxa" w:w="60"/>
+              <w:right w:type="dxa" w:w="100"/>
+            </w:tcMar>
+          </w:tcPr>
+          <w:p>
+            <w:r>
+              <w:rPr>
+                <w:sz w:val="18"/>
+                <w:szCs w:val="18"/>
+              </w:rPr>
+              <w:t xml:space="preserve">클라우드 스토리지 용량 부족 상황에서 디지털 넛지 유형이 사용자의 정리·결제 선택과 심리적 반발에 미치는 영향</w:t>
+            </w:r>
+          </w:p>
+        </w:tc>
+        <w:tc>
+          <w:tcPr>
+            <w:tcW w:type="dxa" w:w="4280"/>
+            <w:tcBorders>
+              <w:top w:val="single" w:color="BFBFBF" w:sz="4"/>
+              <w:left w:val="single" w:color="BFBFBF" w:sz="4"/>
+              <w:bottom w:val="single" w:color="BFBFBF" w:sz="4"/>
+              <w:right w:val="single" w:color="BFBFBF" w:sz="4"/>
+            </w:tcBorders>
+            <w:tcMar>
+              <w:top w:type="dxa" w:w="60"/>
+              <w:left w:type="dxa" w:w="100"/>
+              <w:bottom w:type="dxa" w:w="60"/>
+              <w:right w:type="dxa" w:w="100"/>
+            </w:tcMar>
+          </w:tcPr>
+          <w:p>
+            <w:r>
+              <w:rPr>
+                <w:sz w:val="18"/>
+                <w:szCs w:val="18"/>
+              </w:rPr>
+              <w:t xml:space="preserve">The Effects of Digital Nudge Types on Users' Cleanup and Upgrade Choices and Psychological Reactance in Cloud Storage Capacity Shortage</w:t>
             </w:r>
           </w:p>
         </w:tc>
@@ -316,7 +287,7 @@
         </w:trPr>
         <w:tc>
           <w:tcPr>
-            <w:tcW w:type="dxa" w:w="941"/>
+            <w:tcW w:type="dxa" w:w="748"/>
             <w:tcBorders>
               <w:top w:val="single" w:color="BFBFBF" w:sz="4"/>
               <w:left w:val="single" w:color="BFBFBF" w:sz="4"/>
@@ -342,53 +313,53 @@
         </w:tc>
         <w:tc>
           <w:tcPr>
-            <w:tcW w:type="dxa" w:w="4182"/>
-            <w:tcBorders>
-              <w:top w:val="single" w:color="BFBFBF" w:sz="4"/>
-              <w:left w:val="single" w:color="BFBFBF" w:sz="4"/>
-              <w:bottom w:val="single" w:color="BFBFBF" w:sz="4"/>
-              <w:right w:val="single" w:color="BFBFBF" w:sz="4"/>
-            </w:tcBorders>
-            <w:tcMar>
-              <w:top w:type="dxa" w:w="60"/>
-              <w:left w:type="dxa" w:w="100"/>
-              <w:bottom w:type="dxa" w:w="60"/>
-              <w:right w:type="dxa" w:w="100"/>
-            </w:tcMar>
-          </w:tcPr>
-          <w:p>
-            <w:r>
-              <w:rPr>
-                <w:sz w:val="18"/>
-                <w:szCs w:val="18"/>
-              </w:rPr>
-              <w:t xml:space="preserve">반발 없는 설득: 클라우드 스토리지 용량 부족 알림에서 위협과 대처 정보의 효과</w:t>
-            </w:r>
-          </w:p>
-        </w:tc>
-        <w:tc>
-          <w:tcPr>
-            <w:tcW w:type="dxa" w:w="4183"/>
-            <w:tcBorders>
-              <w:top w:val="single" w:color="BFBFBF" w:sz="4"/>
-              <w:left w:val="single" w:color="BFBFBF" w:sz="4"/>
-              <w:bottom w:val="single" w:color="BFBFBF" w:sz="4"/>
-              <w:right w:val="single" w:color="BFBFBF" w:sz="4"/>
-            </w:tcBorders>
-            <w:tcMar>
-              <w:top w:type="dxa" w:w="60"/>
-              <w:left w:type="dxa" w:w="100"/>
-              <w:bottom w:type="dxa" w:w="60"/>
-              <w:right w:type="dxa" w:w="100"/>
-            </w:tcMar>
-          </w:tcPr>
-          <w:p>
-            <w:r>
-              <w:rPr>
-                <w:sz w:val="18"/>
-                <w:szCs w:val="18"/>
-              </w:rPr>
-              <w:t xml:space="preserve">Persuasion Without Reactance: Effects of Threat and Coping Information in Cloud Storage Capacity Alerts</w:t>
+            <w:tcW w:type="dxa" w:w="4278"/>
+            <w:tcBorders>
+              <w:top w:val="single" w:color="BFBFBF" w:sz="4"/>
+              <w:left w:val="single" w:color="BFBFBF" w:sz="4"/>
+              <w:bottom w:val="single" w:color="BFBFBF" w:sz="4"/>
+              <w:right w:val="single" w:color="BFBFBF" w:sz="4"/>
+            </w:tcBorders>
+            <w:tcMar>
+              <w:top w:type="dxa" w:w="60"/>
+              <w:left w:type="dxa" w:w="100"/>
+              <w:bottom w:type="dxa" w:w="60"/>
+              <w:right w:type="dxa" w:w="100"/>
+            </w:tcMar>
+          </w:tcPr>
+          <w:p>
+            <w:r>
+              <w:rPr>
+                <w:sz w:val="18"/>
+                <w:szCs w:val="18"/>
+              </w:rPr>
+              <w:t xml:space="preserve">불쾌하지 않은 넛지: 클라우드 스토리지 이용자의 파일 정리를 이끄는 넛지 설계 연구</w:t>
+            </w:r>
+          </w:p>
+        </w:tc>
+        <w:tc>
+          <w:tcPr>
+            <w:tcW w:type="dxa" w:w="4280"/>
+            <w:tcBorders>
+              <w:top w:val="single" w:color="BFBFBF" w:sz="4"/>
+              <w:left w:val="single" w:color="BFBFBF" w:sz="4"/>
+              <w:bottom w:val="single" w:color="BFBFBF" w:sz="4"/>
+              <w:right w:val="single" w:color="BFBFBF" w:sz="4"/>
+            </w:tcBorders>
+            <w:tcMar>
+              <w:top w:type="dxa" w:w="60"/>
+              <w:left w:type="dxa" w:w="100"/>
+              <w:bottom w:type="dxa" w:w="60"/>
+              <w:right w:type="dxa" w:w="100"/>
+            </w:tcMar>
+          </w:tcPr>
+          <w:p>
+            <w:r>
+              <w:rPr>
+                <w:sz w:val="18"/>
+                <w:szCs w:val="18"/>
+              </w:rPr>
+              <w:t xml:space="preserve">Nudging Without Annoying: Designing Nudges for File Cleanup in Cloud Storage</w:t>
             </w:r>
           </w:p>
         </w:tc>
@@ -399,7 +370,7 @@
         </w:trPr>
         <w:tc>
           <w:tcPr>
-            <w:tcW w:type="dxa" w:w="941"/>
+            <w:tcW w:type="dxa" w:w="748"/>
             <w:tcBorders>
               <w:top w:val="single" w:color="BFBFBF" w:sz="4"/>
               <w:left w:val="single" w:color="BFBFBF" w:sz="4"/>
@@ -425,53 +396,53 @@
         </w:tc>
         <w:tc>
           <w:tcPr>
-            <w:tcW w:type="dxa" w:w="4182"/>
-            <w:tcBorders>
-              <w:top w:val="single" w:color="BFBFBF" w:sz="4"/>
-              <w:left w:val="single" w:color="BFBFBF" w:sz="4"/>
-              <w:bottom w:val="single" w:color="BFBFBF" w:sz="4"/>
-              <w:right w:val="single" w:color="BFBFBF" w:sz="4"/>
-            </w:tcBorders>
-            <w:tcMar>
-              <w:top w:type="dxa" w:w="60"/>
-              <w:left w:type="dxa" w:w="100"/>
-              <w:bottom w:type="dxa" w:w="60"/>
-              <w:right w:type="dxa" w:w="100"/>
-            </w:tcMar>
-          </w:tcPr>
-          <w:p>
-            <w:r>
-              <w:rPr>
-                <w:sz w:val="18"/>
-                <w:szCs w:val="18"/>
-              </w:rPr>
-              <w:t xml:space="preserve">클라우드 스토리지 이용자의 파일 정리를 이끄는 설득 전략: 대처 효능감과 심리적 반발의 역할</w:t>
-            </w:r>
-          </w:p>
-        </w:tc>
-        <w:tc>
-          <w:tcPr>
-            <w:tcW w:type="dxa" w:w="4183"/>
-            <w:tcBorders>
-              <w:top w:val="single" w:color="BFBFBF" w:sz="4"/>
-              <w:left w:val="single" w:color="BFBFBF" w:sz="4"/>
-              <w:bottom w:val="single" w:color="BFBFBF" w:sz="4"/>
-              <w:right w:val="single" w:color="BFBFBF" w:sz="4"/>
-            </w:tcBorders>
-            <w:tcMar>
-              <w:top w:type="dxa" w:w="60"/>
-              <w:left w:type="dxa" w:w="100"/>
-              <w:bottom w:type="dxa" w:w="60"/>
-              <w:right w:type="dxa" w:w="100"/>
-            </w:tcMar>
-          </w:tcPr>
-          <w:p>
-            <w:r>
-              <w:rPr>
-                <w:sz w:val="18"/>
-                <w:szCs w:val="18"/>
-              </w:rPr>
-              <w:t xml:space="preserve">Persuasion Strategies for File Cleanup in Cloud Storage: The Roles of Coping Efficacy and Psychological Reactance</w:t>
+            <w:tcW w:type="dxa" w:w="4278"/>
+            <w:tcBorders>
+              <w:top w:val="single" w:color="BFBFBF" w:sz="4"/>
+              <w:left w:val="single" w:color="BFBFBF" w:sz="4"/>
+              <w:bottom w:val="single" w:color="BFBFBF" w:sz="4"/>
+              <w:right w:val="single" w:color="BFBFBF" w:sz="4"/>
+            </w:tcBorders>
+            <w:tcMar>
+              <w:top w:type="dxa" w:w="60"/>
+              <w:left w:type="dxa" w:w="100"/>
+              <w:bottom w:type="dxa" w:w="60"/>
+              <w:right w:type="dxa" w:w="100"/>
+            </w:tcMar>
+          </w:tcPr>
+          <w:p>
+            <w:r>
+              <w:rPr>
+                <w:sz w:val="18"/>
+                <w:szCs w:val="18"/>
+              </w:rPr>
+              <w:t xml:space="preserve">디지털 저장강박 성향에 따른 클라우드 스토리지 넛지의 효과 차이</w:t>
+            </w:r>
+          </w:p>
+        </w:tc>
+        <w:tc>
+          <w:tcPr>
+            <w:tcW w:type="dxa" w:w="4280"/>
+            <w:tcBorders>
+              <w:top w:val="single" w:color="BFBFBF" w:sz="4"/>
+              <w:left w:val="single" w:color="BFBFBF" w:sz="4"/>
+              <w:bottom w:val="single" w:color="BFBFBF" w:sz="4"/>
+              <w:right w:val="single" w:color="BFBFBF" w:sz="4"/>
+            </w:tcBorders>
+            <w:tcMar>
+              <w:top w:type="dxa" w:w="60"/>
+              <w:left w:type="dxa" w:w="100"/>
+              <w:bottom w:type="dxa" w:w="60"/>
+              <w:right w:type="dxa" w:w="100"/>
+            </w:tcMar>
+          </w:tcPr>
+          <w:p>
+            <w:r>
+              <w:rPr>
+                <w:sz w:val="18"/>
+                <w:szCs w:val="18"/>
+              </w:rPr>
+              <w:t xml:space="preserve">Differential Effects of Cloud Storage Nudges by Digital Hoarding Tendency</w:t>
             </w:r>
           </w:p>
         </w:tc>
@@ -487,7 +458,7 @@
         <w:spacing w:after="120"/>
       </w:pPr>
       <w:r>
-        <w:t xml:space="preserve">→ 1번을 추천해요. 연구 내용과 이론적 틀이 제목에 모두 드러나요.</w:t>
+        <w:t xml:space="preserve">→ 1번이 연구 내용을 가장 정확히 담고, 2번은 발표용 부제로 쓰기 좋아요.</w:t>
       </w:r>
     </w:p>
     <w:p>
@@ -503,7 +474,7 @@
         <w:spacing w:after="120"/>
       </w:pPr>
       <w:r>
-        <w:t xml:space="preserve">클라우드 스토리지 이용자 상당수는 파일을 쌓기만 하고 정리하지 않으며, 용량이 가득 차면 서비스는 대개 결제(용량 업그레이드)만 권한다. 이 연구는 이 순간을 하나의 설득 상황으로 보고, 보호 동기 이론을 바탕으로 알림의 설득 전략이 사용자의 행동에 미치는 영향을 검증한다. 용량 부족은 '위협'이고, 파일 정리와 결제는 그 위협에 대한 두 가지 '대처 행동'이다. 온라인 실험을 통해 위협만 알리는 알림과, 위협과 함께 쉬운 대처 방법을 알려주는 알림, 정리를 대신 해주거나 사회적 증거를 제시하는 알림을 비교하여, 어떤 전략이 사용자의 정리 효능감을 높이고 심리적 반발 없이 정리를 이끄는지 확인한다. 이를 통해 설득의 효과와 비용(반발)을 함께 고려한 서비스 알림 설계 원칙을 제시하고자 한다.</w:t>
+        <w:t xml:space="preserve">클라우드 스토리지 이용자 상당수는 파일을 쌓기만 하고 정리하지 않으며, 용량이 가득 차면 서비스는 대개 결제(용량 업그레이드)만 권한다. 이 연구는 용량 부족 순간에 제시되는 넛지의 유형이 사용자의 정리·결제 선택에 어떤 영향을 미치는지, 그리고 그 과정에서 사용자가 느끼는 불쾌감(심리적 반발)은 어떻게 달라지는지를 온라인 실험으로 검증한다. 또한 디지털 저장강박 성향이 넛지의 효과를 조절하는지 살펴본다. 이를 통해 사용자의 자율성을 해치지 않으면서 정리를 돕는 넛지 설계 원칙과, 넛지와 다크 패턴의 경계에 대한 실증적 근거를 제시하고자 한다.</w:t>
       </w:r>
     </w:p>
     <w:p>
@@ -549,7 +520,7 @@
         <w:t xml:space="preserve">서비스의 현재 대응:</w:t>
       </w:r>
       <w:r>
-        <w:t xml:space="preserve"> 용량이 차면 "업그레이드하세요" 알림을 띄운다. 위협(용량 부족)은 알리지만 결제 외의 대처 방법은 거의 알려주지 않는다.</w:t>
+        <w:t xml:space="preserve"> 용량이 차면 "업그레이드하세요" 알림을 띄운다. 이는 사용자에게 결제 외의 선택지를 잘 보여주지 않고, 반복되면 불쾌감을 줄 수 있다.</w:t>
       </w:r>
     </w:p>
     <w:p>
@@ -565,7 +536,7 @@
           <w:b/>
           <w:bCs/>
         </w:rPr>
-        <w:t xml:space="preserve">설득의 관점에서 본 문제:</w:t>
+        <w:t xml:space="preserve">연구 공백:</w:t>
       </w:r>
     </w:p>
     <w:p>
@@ -578,17 +549,17 @@
         <w:spacing w:after="60"/>
       </w:pPr>
       <w:r>
-        <w:t xml:space="preserve">보호 동기 이론에 따르면 사람은 위협만으로 움직이지 않고, </w:t>
+        <w:t xml:space="preserve">디지털 저장강박 연구는 원인을 설명하지만 </w:t>
       </w:r>
       <w:r>
         <w:rPr>
           <w:b/>
           <w:bCs/>
         </w:rPr>
-        <w:t xml:space="preserve">대처 행동이 효과 있고 쉽다고 느낄 때</w:t>
-      </w:r>
-      <w:r>
-        <w:t xml:space="preserve"> 행동한다 (Rogers, 1975).</w:t>
+        <w:t xml:space="preserve">개입 방법</w:t>
+      </w:r>
+      <w:r>
+        <w:t xml:space="preserve">은 거의 다루지 않았다.</w:t>
       </w:r>
     </w:p>
     <w:p>
@@ -601,7 +572,27 @@
         <w:spacing w:after="60"/>
       </w:pPr>
       <w:r>
-        <w:t xml:space="preserve">위협에 대처 방법이 함께 제시되지 않으면 메시지를 무시하거나 반발한다 (Witte, 1992; Tannenbaum 외, 2015).</w:t>
+        <w:t xml:space="preserve">정리 도구 연구(KondoCloud 등)는 </w:t>
+      </w:r>
+      <w:r>
+        <w:rPr>
+          <w:b/>
+          <w:bCs/>
+        </w:rPr>
+        <w:t xml:space="preserve">효율</w:t>
+      </w:r>
+      <w:r>
+        <w:t xml:space="preserve">은 봤지만 사용자의 </w:t>
+      </w:r>
+      <w:r>
+        <w:rPr>
+          <w:b/>
+          <w:bCs/>
+        </w:rPr>
+        <w:t xml:space="preserve">감정 반응</w:t>
+      </w:r>
+      <w:r>
+        <w:t xml:space="preserve">은 측정하지 않았다.</w:t>
       </w:r>
     </w:p>
     <w:p>
@@ -614,102 +605,17 @@
         <w:spacing w:after="60"/>
       </w:pPr>
       <w:r>
-        <w:t xml:space="preserve">파일 정리는 "뭘 지울지 모르고 번거로운" 행동이라 대처 효능감이 낮다 → 정리 대신 무시하거나 마지못해 결제한다.</w:t>
-      </w:r>
-    </w:p>
-    <w:p>
-      <w:pPr>
-        <w:spacing w:after="60"/>
-        <w:ind w:left="360" w:hanging="360"/>
-      </w:pPr>
-      <w:r>
-        <w:t xml:space="preserve">4. </w:t>
+        <w:t xml:space="preserve">넛지 수용성 연구는 건강·환경 분야 중심이고, </w:t>
       </w:r>
       <w:r>
         <w:rPr>
           <w:b/>
           <w:bCs/>
         </w:rPr>
-        <w:t xml:space="preserve">연구 공백:</w:t>
-      </w:r>
-    </w:p>
-    <w:p>
-      <w:pPr>
-        <w:pStyle w:val="ListParagraph"/>
-        <w:numPr>
-          <w:ilvl w:val="1"/>
-          <w:numId w:val="2"/>
-        </w:numPr>
-        <w:spacing w:after="60"/>
-      </w:pPr>
-      <w:r>
-        <w:t xml:space="preserve">디지털 저장강박 연구는 원인을 설명하지만 </w:t>
-      </w:r>
-      <w:r>
-        <w:rPr>
-          <w:b/>
-          <w:bCs/>
-        </w:rPr>
-        <w:t xml:space="preserve">설득·개입 방법</w:t>
-      </w:r>
-      <w:r>
-        <w:t xml:space="preserve">은 거의 다루지 않았다.</w:t>
-      </w:r>
-    </w:p>
-    <w:p>
-      <w:pPr>
-        <w:pStyle w:val="ListParagraph"/>
-        <w:numPr>
-          <w:ilvl w:val="1"/>
-          <w:numId w:val="2"/>
-        </w:numPr>
-        <w:spacing w:after="60"/>
-      </w:pPr>
-      <w:r>
-        <w:t xml:space="preserve">클라우드 정리 도구 연구(KondoCloud 등)는 효율은 봤지만, 사용자를 </w:t>
-      </w:r>
-      <w:r>
-        <w:rPr>
-          <w:b/>
-          <w:bCs/>
-        </w:rPr>
-        <w:t xml:space="preserve">어떻게 설득할지</w:t>
-      </w:r>
-      <w:r>
-        <w:t xml:space="preserve">와 </w:t>
-      </w:r>
-      <w:r>
-        <w:rPr>
-          <w:b/>
-          <w:bCs/>
-        </w:rPr>
-        <w:t xml:space="preserve">감정 반응</w:t>
-      </w:r>
-      <w:r>
-        <w:t xml:space="preserve">은 다루지 않았다.</w:t>
-      </w:r>
-    </w:p>
-    <w:p>
-      <w:pPr>
-        <w:pStyle w:val="ListParagraph"/>
-        <w:numPr>
-          <w:ilvl w:val="1"/>
-          <w:numId w:val="2"/>
-        </w:numPr>
-        <w:spacing w:after="60"/>
-      </w:pPr>
-      <w:r>
-        <w:t xml:space="preserve">설득 이론(보호 동기 이론)은 건강·보안 분야에서 주로 검증되었고, </w:t>
-      </w:r>
-      <w:r>
-        <w:rPr>
-          <w:b/>
-          <w:bCs/>
-        </w:rPr>
-        <w:t xml:space="preserve">구독형 디지털 서비스 알림</w:t>
-      </w:r>
-      <w:r>
-        <w:t xml:space="preserve">에는 거의 적용되지 않았다.</w:t>
+        <w:t xml:space="preserve">구독형 디지털 서비스</w:t>
+      </w:r>
+      <w:r>
+        <w:t xml:space="preserve"> 맥락은 드물다.</w:t>
       </w:r>
     </w:p>
     <w:p>
@@ -718,7 +624,7 @@
         <w:ind w:left="360" w:hanging="360"/>
       </w:pPr>
       <w:r>
-        <w:t xml:space="preserve">5. </w:t>
+        <w:t xml:space="preserve">4. </w:t>
       </w:r>
       <w:r>
         <w:rPr>
@@ -728,17 +634,73 @@
         <w:t xml:space="preserve">따라서:</w:t>
       </w:r>
       <w:r>
-        <w:t xml:space="preserve"> 용량 부족 알림을 설득 메시지로 보고, 어떤 설득 전략이 </w:t>
+        <w:t xml:space="preserve"> 스토리지 맥락에서 "어떤 넛지가, 누구에게, 불쾌감 없이 효과적인가"를 실증적으로 확인할 필요가 있다.</w:t>
+      </w:r>
+    </w:p>
+    <w:p>
+      <w:pPr>
+        <w:pStyle w:val="Heading1"/>
+      </w:pPr>
+      <w:r>
+        <w:t xml:space="preserve">4. 연구 목적</w:t>
+      </w:r>
+    </w:p>
+    <w:p>
+      <w:pPr>
+        <w:spacing w:after="60"/>
+        <w:ind w:left="360" w:hanging="360"/>
+      </w:pPr>
+      <w:r>
+        <w:t xml:space="preserve">1. </w:t>
+      </w:r>
+      <w:r>
+        <w:t xml:space="preserve">용량 부족 상황에서 넛지 유형에 따라 정리·결제 선택이 어떻게 달라지는지 확인한다.</w:t>
+      </w:r>
+    </w:p>
+    <w:p>
+      <w:pPr>
+        <w:spacing w:after="60"/>
+        <w:ind w:left="360" w:hanging="360"/>
+      </w:pPr>
+      <w:r>
+        <w:t xml:space="preserve">2. </w:t>
+      </w:r>
+      <w:r>
+        <w:t xml:space="preserve">넛지 유형에 따라 사용자가 느끼는 심리적 반발이 어떻게 달라지는지 확인한다.</w:t>
+      </w:r>
+    </w:p>
+    <w:p>
+      <w:pPr>
+        <w:spacing w:after="60"/>
+        <w:ind w:left="360" w:hanging="360"/>
+      </w:pPr>
+      <w:r>
+        <w:t xml:space="preserve">3. </w:t>
+      </w:r>
+      <w:r>
+        <w:t xml:space="preserve">디지털 저장강박 성향이 넛지의 효과를 조절하는지 확인한다.</w:t>
+      </w:r>
+    </w:p>
+    <w:p>
+      <w:pPr>
+        <w:spacing w:after="60"/>
+        <w:ind w:left="360" w:hanging="360"/>
+      </w:pPr>
+      <w:r>
+        <w:t xml:space="preserve">4. </w:t>
+      </w:r>
+      <w:r>
+        <w:t xml:space="preserve">이를 바탕으로 스토리지 서비스를 위한 </w:t>
       </w:r>
       <w:r>
         <w:rPr>
           <w:b/>
           <w:bCs/>
         </w:rPr>
-        <w:t xml:space="preserve">반발 없이</w:t>
-      </w:r>
-      <w:r>
-        <w:t xml:space="preserve"> 정리를 이끄는지 확인할 필요가 있다.</w:t>
+        <w:t xml:space="preserve">자율성을 존중하는 넛지 설계 가이드라인</w:t>
+      </w:r>
+      <w:r>
+        <w:t xml:space="preserve">을 제안한다.</w:t>
       </w:r>
     </w:p>
     <w:p>
@@ -746,144 +708,30 @@
         <w:pStyle w:val="Heading1"/>
       </w:pPr>
       <w:r>
-        <w:t xml:space="preserve">4. 연구 목적</w:t>
-      </w:r>
-    </w:p>
-    <w:p>
-      <w:pPr>
-        <w:spacing w:after="60"/>
-        <w:ind w:left="360" w:hanging="360"/>
-      </w:pPr>
-      <w:r>
-        <w:t xml:space="preserve">1. </w:t>
-      </w:r>
-      <w:r>
-        <w:t xml:space="preserve">용량 부족 알림의 설득 전략에 따라 사용자의 행동(정리·결제·무시)이 어떻게 달라지는지 확인한다.</w:t>
-      </w:r>
-    </w:p>
-    <w:p>
-      <w:pPr>
-        <w:spacing w:after="60"/>
-        <w:ind w:left="360" w:hanging="360"/>
-      </w:pPr>
-      <w:r>
-        <w:t xml:space="preserve">2. </w:t>
-      </w:r>
-      <w:r>
-        <w:t xml:space="preserve">설득 전략이 효과를 내는 경로 — </w:t>
-      </w:r>
+        <w:t xml:space="preserve">5. 연구 문제와 가설</w:t>
+      </w:r>
+    </w:p>
+    <w:p>
+      <w:pPr>
+        <w:spacing w:after="120"/>
+      </w:pPr>
+      <w:r>
+        <w:t xml:space="preserve">가설은 최종 실험 조건에 따라 조정해야 해요. 아래는 조건 5개(통제·추천·기본값·손실 강조·사회적 규범) 기준이에요.</w:t>
+      </w:r>
+    </w:p>
+    <w:p>
+      <w:pPr>
+        <w:spacing w:after="120"/>
+      </w:pPr>
       <w:r>
         <w:rPr>
           <w:b/>
           <w:bCs/>
         </w:rPr>
-        <w:t xml:space="preserve">지각된 위협</w:t>
-      </w:r>
-      <w:r>
-        <w:t xml:space="preserve">과 </w:t>
-      </w:r>
-      <w:r>
-        <w:rPr>
-          <w:b/>
-          <w:bCs/>
-        </w:rPr>
-        <w:t xml:space="preserve">정리 효능감</w:t>
-      </w:r>
-      <w:r>
-        <w:t xml:space="preserve"> — 를 확인한다.</w:t>
-      </w:r>
-    </w:p>
-    <w:p>
-      <w:pPr>
-        <w:spacing w:after="60"/>
-        <w:ind w:left="360" w:hanging="360"/>
-      </w:pPr>
-      <w:r>
-        <w:t xml:space="preserve">3. </w:t>
-      </w:r>
-      <w:r>
-        <w:t xml:space="preserve">설득 전략에 따라 사용자가 느끼는 </w:t>
-      </w:r>
-      <w:r>
-        <w:rPr>
-          <w:b/>
-          <w:bCs/>
-        </w:rPr>
-        <w:t xml:space="preserve">심리적 반발</w:t>
-      </w:r>
-      <w:r>
-        <w:t xml:space="preserve">(설득의 비용)이 어떻게 달라지는지 확인한다.</w:t>
-      </w:r>
-    </w:p>
-    <w:p>
-      <w:pPr>
-        <w:spacing w:after="60"/>
-        <w:ind w:left="360" w:hanging="360"/>
-      </w:pPr>
-      <w:r>
-        <w:t xml:space="preserve">4. </w:t>
-      </w:r>
-      <w:r>
-        <w:t xml:space="preserve">디지털 저장강박 성향에 따라 설득 전략의 효과가 달라지는지 확인한다.</w:t>
-      </w:r>
-    </w:p>
-    <w:p>
-      <w:pPr>
-        <w:spacing w:after="60"/>
-        <w:ind w:left="360" w:hanging="360"/>
-      </w:pPr>
-      <w:r>
-        <w:t xml:space="preserve">5. </w:t>
-      </w:r>
-      <w:r>
-        <w:t xml:space="preserve">이를 바탕으로 설득의 효과와 비용을 함께 고려한 </w:t>
-      </w:r>
-      <w:r>
-        <w:rPr>
-          <w:b/>
-          <w:bCs/>
-        </w:rPr>
-        <w:t xml:space="preserve">알림 설계 원칙</w:t>
-      </w:r>
-      <w:r>
-        <w:t xml:space="preserve">을 제안한다.</w:t>
-      </w:r>
-    </w:p>
-    <w:p>
-      <w:pPr>
-        <w:pStyle w:val="Heading1"/>
-      </w:pPr>
-      <w:r>
-        <w:t xml:space="preserve">5. 연구 문제와 가설</w:t>
-      </w:r>
-    </w:p>
-    <w:p>
-      <w:pPr>
-        <w:spacing w:after="120"/>
-      </w:pPr>
-      <w:r>
-        <w:t xml:space="preserve">가설은 최종 실험 조건에 따라 조정해야 해요. 아래는 조건 5개 기준이에요. (통제 / 위협 제시 / 위협 + 대처 정보 / 과업 단순화 / 사회적 증거 — 자세한 내용은 </w:t>
-      </w:r>
-      <w:r>
-        <w:rPr>
-          <w:color w:val="555555"/>
-        </w:rPr>
-        <w:t xml:space="preserve">research-design.md</w:t>
-      </w:r>
-      <w:r>
-        <w:t xml:space="preserve">)</w:t>
-      </w:r>
-    </w:p>
-    <w:p>
-      <w:pPr>
-        <w:spacing w:after="120"/>
-      </w:pPr>
-      <w:r>
-        <w:rPr>
-          <w:b/>
-          <w:bCs/>
-        </w:rPr>
-        <w:t xml:space="preserve">연구 문제 1. 위협을 알리는 것만으로 사용자는 행동하는가?</w:t>
+        <w:t xml:space="preserve">연구 문제 1.</w:t>
+      </w:r>
+      <w:r>
+        <w:t xml:space="preserve"> 넛지 유형에 따라 사용자의 정리·결제 선택은 달라지는가?</w:t>
       </w:r>
     </w:p>
     <w:p>
@@ -896,19 +744,7 @@
         <w:spacing w:after="60"/>
       </w:pPr>
       <w:r>
-        <w:t xml:space="preserve">H1. 위협 제시 조건은 통제 조건보다 지각된 위협이 높고, 무시하는 비율이 낮을 것이다. (근거: 위협의 심각성·가능성이 보호 동기를 높임 — Rogers, 1975)</w:t>
-      </w:r>
-    </w:p>
-    <w:p>
-      <w:pPr>
-        <w:spacing w:after="120"/>
-      </w:pPr>
-      <w:r>
-        <w:rPr>
-          <w:b/>
-          <w:bCs/>
-        </w:rPr>
-        <w:t xml:space="preserve">연구 문제 2. 위협과 함께 대처 방법을 알려주면 정리가 늘어나는가?</w:t>
+        <w:t xml:space="preserve">H1-1. 추천 넛지 조건은 통제 조건보다 정리를 선택하는 비율이 높을 것이다. (근거: KondoCloud에서 추천을 받은 사용자가 더 많이 정리함 — Brackenbury 외, 2021)</w:t>
       </w:r>
     </w:p>
     <w:p>
@@ -921,7 +757,7 @@
         <w:spacing w:after="60"/>
       </w:pPr>
       <w:r>
-        <w:t xml:space="preserve">H2-1. 위협 + 대처 정보 조건은 위협 제시 조건보다 정리 효능감이 높을 것이다.</w:t>
+        <w:t xml:space="preserve">H1-2. 기본값 넛지 조건은 정리 비율이 가장 높을 것이다. (근거: 현상 유지 편향 — Samuelson &amp; Zeckhauser, 1988)</w:t>
       </w:r>
     </w:p>
     <w:p>
@@ -934,7 +770,22 @@
         <w:spacing w:after="60"/>
       </w:pPr>
       <w:r>
-        <w:t xml:space="preserve">H2-2. 위협 + 대처 정보 조건은 위협 제시 조건보다 정리를 선택하는 비율이 높을 것이다. (근거: 효능 메시지가 함께 있을 때 위협 소구의 효과가 큼 — Tannenbaum 외, 2015; KondoCloud의 정리 추천 효과 — Brackenbury 외, 2021)</w:t>
+        <w:t xml:space="preserve">H1-3. 손실 강조 조건은 통제 조건보다 결제 의향이 높을 것이다. (근거: 손실 회피)</w:t>
+      </w:r>
+    </w:p>
+    <w:p>
+      <w:pPr>
+        <w:spacing w:after="120"/>
+      </w:pPr>
+      <w:r>
+        <w:rPr>
+          <w:b/>
+          <w:bCs/>
+        </w:rPr>
+        <w:t xml:space="preserve">연구 문제 2.</w:t>
+      </w:r>
+      <w:r>
+        <w:t xml:space="preserve"> 넛지 유형에 따라 사용자가 느끼는 심리적 반발은 달라지는가?</w:t>
       </w:r>
     </w:p>
     <w:p>
@@ -947,19 +798,7 @@
         <w:spacing w:after="60"/>
       </w:pPr>
       <w:r>
-        <w:t xml:space="preserve">H2-3. 정리 효능감은 설득 전략과 정리 선택의 관계를 매개할 것이다. (근거: 대처 평가가 보호 행동을 결정함 — Rogers, 1975)</w:t>
-      </w:r>
-    </w:p>
-    <w:p>
-      <w:pPr>
-        <w:spacing w:after="120"/>
-      </w:pPr>
-      <w:r>
-        <w:rPr>
-          <w:b/>
-          <w:bCs/>
-        </w:rPr>
-        <w:t xml:space="preserve">연구 문제 3. 설득 전략에 따라 반발(설득의 비용)은 어떻게 달라지는가?</w:t>
+        <w:t xml:space="preserve">H2-1. 기본값 넛지는 추천 넛지보다 자유 위협 지각이 높을 것이다. (근거: Bruns &amp; Perino, 2023)</w:t>
       </w:r>
     </w:p>
     <w:p>
@@ -972,7 +811,22 @@
         <w:spacing w:after="60"/>
       </w:pPr>
       <w:r>
-        <w:t xml:space="preserve">H3-1. 위협 제시 조건은 위협 + 대처 정보 조건보다 심리적 반발이 높을 것이다. (근거: 효능감 없이 위협만 받으면 방어적으로 반응함 — Witte, 1992; 자유 회복 문구는 반발을 줄임 — Miller 외, 2007)</w:t>
+        <w:t xml:space="preserve">H2-2. 손실 강조 넛지는 추천 넛지보다 심리적 반발이 높을 것이다.</w:t>
+      </w:r>
+    </w:p>
+    <w:p>
+      <w:pPr>
+        <w:spacing w:after="120"/>
+      </w:pPr>
+      <w:r>
+        <w:rPr>
+          <w:b/>
+          <w:bCs/>
+        </w:rPr>
+        <w:t xml:space="preserve">연구 문제 3.</w:t>
+      </w:r>
+      <w:r>
+        <w:t xml:space="preserve"> 심리적 반발은 넛지의 효과를 약화하는가? (매개)</w:t>
       </w:r>
     </w:p>
     <w:p>
@@ -985,7 +839,22 @@
         <w:spacing w:after="60"/>
       </w:pPr>
       <w:r>
-        <w:t xml:space="preserve">H3-2. 과업 단순화(대신 정리) 조건은 정리 비율은 높지만, 위협 + 대처 정보 조건보다 자유 위협 지각이 높을 것이다. (근거: 기본값은 추천보다 자유를 더 위협한다고 느낌 — Bruns &amp; Perino, 2023)</w:t>
+        <w:t xml:space="preserve">H3. 심리적 반발이 높을수록 정리 의향과 서비스 태도는 낮아질 것이다. (근거: 반발 이론 — Brehm, 1966; Dillard &amp; Shen, 2005)</w:t>
+      </w:r>
+    </w:p>
+    <w:p>
+      <w:pPr>
+        <w:spacing w:after="120"/>
+      </w:pPr>
+      <w:r>
+        <w:rPr>
+          <w:b/>
+          <w:bCs/>
+        </w:rPr>
+        <w:t xml:space="preserve">연구 문제 4.</w:t>
+      </w:r>
+      <w:r>
+        <w:t xml:space="preserve"> 디지털 저장강박 성향은 넛지의 효과를 조절하는가? (조절)</w:t>
       </w:r>
     </w:p>
     <w:p>
@@ -998,47 +867,7 @@
         <w:spacing w:after="60"/>
       </w:pPr>
       <w:r>
-        <w:t xml:space="preserve">H3-3. 심리적 반발이 높을수록 서비스에 대한 태도는 나빠질 것이다. (근거: Brehm, 1966; Dillard &amp; Shen, 2005)</w:t>
-      </w:r>
-    </w:p>
-    <w:p>
-      <w:pPr>
-        <w:spacing w:after="120"/>
-      </w:pPr>
-      <w:r>
-        <w:rPr>
-          <w:b/>
-          <w:bCs/>
-        </w:rPr>
-        <w:t xml:space="preserve">연구 문제 4. 설득 전략의 효과는 누구에게나 같은가?</w:t>
-      </w:r>
-    </w:p>
-    <w:p>
-      <w:pPr>
-        <w:pStyle w:val="ListParagraph"/>
-        <w:numPr>
-          <w:ilvl w:val="0"/>
-          <w:numId w:val="2"/>
-        </w:numPr>
-        <w:spacing w:after="60"/>
-      </w:pPr>
-      <w:r>
-        <w:t xml:space="preserve">H4. 디지털 저장강박 성향이 높은 사용자는 대처 정보의 효과(정리 효능감 증가)가 더 약할 것이다. (근거: 사람마다 통하는 설득이 다름 — Kaptein 외, 2015; 저장강박이 높을수록 삭제를 어렵게 느낌 — Neave 외, 2019)</w:t>
-      </w:r>
-    </w:p>
-    <w:p>
-      <w:pPr>
-        <w:spacing w:after="120"/>
-      </w:pPr>
-      <w:r>
-        <w:rPr>
-          <w:b/>
-          <w:bCs/>
-        </w:rPr>
-        <w:t xml:space="preserve">탐색적 질문.</w:t>
-      </w:r>
-      <w:r>
-        <w:t xml:space="preserve"> 사회적 증거("비슷한 사용자의 70%는 정리해요")는 정리 선택과 반발에 어떤 영향을 미치는가? (설득 시스템 설계 모델의 사회적 지원 원칙 — Oinas-Kukkonen &amp; Harjumaa, 2009)</w:t>
+        <w:t xml:space="preserve">H4. 저장강박 성향이 높은 사용자는 넛지의 정리 효과가 약하고, 반발은 클 것이다. (근거: 삭제의 어려움과 보유 효과 — Neave 외, 2019; Kahneman 외, 1990)</w:t>
       </w:r>
     </w:p>
     <w:p>
@@ -1062,10 +891,10 @@
         </w:tblBorders>
       </w:tblPr>
       <w:tblGrid>
-        <w:gridCol w:w="1021"/>
-        <w:gridCol w:w="4539"/>
-        <w:gridCol w:w="2723"/>
-        <w:gridCol w:w="1023"/>
+        <w:gridCol w:w="930"/>
+        <w:gridCol w:w="3988"/>
+        <w:gridCol w:w="3456"/>
+        <w:gridCol w:w="932"/>
       </w:tblGrid>
       <w:tr>
         <w:trPr>
@@ -1073,7 +902,7 @@
         </w:trPr>
         <w:tc>
           <w:tcPr>
-            <w:tcW w:type="dxa" w:w="1021"/>
+            <w:tcW w:type="dxa" w:w="930"/>
             <w:tcBorders>
               <w:top w:val="single" w:color="BFBFBF" w:sz="4"/>
               <w:left w:val="single" w:color="BFBFBF" w:sz="4"/>
@@ -1102,7 +931,7 @@
         </w:tc>
         <w:tc>
           <w:tcPr>
-            <w:tcW w:type="dxa" w:w="4539"/>
+            <w:tcW w:type="dxa" w:w="3988"/>
             <w:tcBorders>
               <w:top w:val="single" w:color="BFBFBF" w:sz="4"/>
               <w:left w:val="single" w:color="BFBFBF" w:sz="4"/>
@@ -1131,7 +960,7 @@
         </w:tc>
         <w:tc>
           <w:tcPr>
-            <w:tcW w:type="dxa" w:w="2723"/>
+            <w:tcW w:type="dxa" w:w="3456"/>
             <w:tcBorders>
               <w:top w:val="single" w:color="BFBFBF" w:sz="4"/>
               <w:left w:val="single" w:color="BFBFBF" w:sz="4"/>
@@ -1160,7 +989,7 @@
         </w:tc>
         <w:tc>
           <w:tcPr>
-            <w:tcW w:type="dxa" w:w="1023"/>
+            <w:tcW w:type="dxa" w:w="932"/>
             <w:tcBorders>
               <w:top w:val="single" w:color="BFBFBF" w:sz="4"/>
               <w:left w:val="single" w:color="BFBFBF" w:sz="4"/>
@@ -1194,7 +1023,7 @@
         </w:trPr>
         <w:tc>
           <w:tcPr>
-            <w:tcW w:type="dxa" w:w="1021"/>
+            <w:tcW w:type="dxa" w:w="930"/>
             <w:tcBorders>
               <w:top w:val="single" w:color="BFBFBF" w:sz="4"/>
               <w:left w:val="single" w:color="BFBFBF" w:sz="4"/>
@@ -1220,33 +1049,33 @@
         </w:tc>
         <w:tc>
           <w:tcPr>
-            <w:tcW w:type="dxa" w:w="4539"/>
-            <w:tcBorders>
-              <w:top w:val="single" w:color="BFBFBF" w:sz="4"/>
-              <w:left w:val="single" w:color="BFBFBF" w:sz="4"/>
-              <w:bottom w:val="single" w:color="BFBFBF" w:sz="4"/>
-              <w:right w:val="single" w:color="BFBFBF" w:sz="4"/>
-            </w:tcBorders>
-            <w:tcMar>
-              <w:top w:type="dxa" w:w="60"/>
-              <w:left w:type="dxa" w:w="100"/>
-              <w:bottom w:type="dxa" w:w="60"/>
-              <w:right w:type="dxa" w:w="100"/>
-            </w:tcMar>
-          </w:tcPr>
-          <w:p>
-            <w:r>
-              <w:rPr>
-                <w:sz w:val="18"/>
-                <w:szCs w:val="18"/>
-              </w:rPr>
-              <w:t xml:space="preserve">설득 전략 (통제 / 위협 제시 / 위협 + 대처 정보 / 과업 단순화 / 사회적 증거)</w:t>
-            </w:r>
-          </w:p>
-        </w:tc>
-        <w:tc>
-          <w:tcPr>
-            <w:tcW w:type="dxa" w:w="2723"/>
+            <w:tcW w:type="dxa" w:w="3988"/>
+            <w:tcBorders>
+              <w:top w:val="single" w:color="BFBFBF" w:sz="4"/>
+              <w:left w:val="single" w:color="BFBFBF" w:sz="4"/>
+              <w:bottom w:val="single" w:color="BFBFBF" w:sz="4"/>
+              <w:right w:val="single" w:color="BFBFBF" w:sz="4"/>
+            </w:tcBorders>
+            <w:tcMar>
+              <w:top w:type="dxa" w:w="60"/>
+              <w:left w:type="dxa" w:w="100"/>
+              <w:bottom w:type="dxa" w:w="60"/>
+              <w:right w:type="dxa" w:w="100"/>
+            </w:tcMar>
+          </w:tcPr>
+          <w:p>
+            <w:r>
+              <w:rPr>
+                <w:sz w:val="18"/>
+                <w:szCs w:val="18"/>
+              </w:rPr>
+              <w:t xml:space="preserve">넛지 유형 (통제·추천·기본값·손실 강조·사회적 규범)</w:t>
+            </w:r>
+          </w:p>
+        </w:tc>
+        <w:tc>
+          <w:tcPr>
+            <w:tcW w:type="dxa" w:w="3456"/>
             <w:tcBorders>
               <w:top w:val="single" w:color="BFBFBF" w:sz="4"/>
               <w:left w:val="single" w:color="BFBFBF" w:sz="4"/>
@@ -1272,27 +1101,27 @@
         </w:tc>
         <w:tc>
           <w:tcPr>
-            <w:tcW w:type="dxa" w:w="1023"/>
-            <w:tcBorders>
-              <w:top w:val="single" w:color="BFBFBF" w:sz="4"/>
-              <w:left w:val="single" w:color="BFBFBF" w:sz="4"/>
-              <w:bottom w:val="single" w:color="BFBFBF" w:sz="4"/>
-              <w:right w:val="single" w:color="BFBFBF" w:sz="4"/>
-            </w:tcBorders>
-            <w:tcMar>
-              <w:top w:type="dxa" w:w="60"/>
-              <w:left w:type="dxa" w:w="100"/>
-              <w:bottom w:type="dxa" w:w="60"/>
-              <w:right w:type="dxa" w:w="100"/>
-            </w:tcMar>
-          </w:tcPr>
-          <w:p>
-            <w:r>
-              <w:rPr>
-                <w:sz w:val="18"/>
-                <w:szCs w:val="18"/>
-              </w:rPr>
-              <w:t xml:space="preserve">전체</w:t>
+            <w:tcW w:type="dxa" w:w="932"/>
+            <w:tcBorders>
+              <w:top w:val="single" w:color="BFBFBF" w:sz="4"/>
+              <w:left w:val="single" w:color="BFBFBF" w:sz="4"/>
+              <w:bottom w:val="single" w:color="BFBFBF" w:sz="4"/>
+              <w:right w:val="single" w:color="BFBFBF" w:sz="4"/>
+            </w:tcBorders>
+            <w:tcMar>
+              <w:top w:type="dxa" w:w="60"/>
+              <w:left w:type="dxa" w:w="100"/>
+              <w:bottom w:type="dxa" w:w="60"/>
+              <w:right w:type="dxa" w:w="100"/>
+            </w:tcMar>
+          </w:tcPr>
+          <w:p>
+            <w:r>
+              <w:rPr>
+                <w:sz w:val="18"/>
+                <w:szCs w:val="18"/>
+              </w:rPr>
+              <w:t xml:space="preserve">H1, H2</w:t>
             </w:r>
           </w:p>
         </w:tc>
@@ -1303,85 +1132,85 @@
         </w:trPr>
         <w:tc>
           <w:tcPr>
-            <w:tcW w:type="dxa" w:w="1021"/>
-            <w:tcBorders>
-              <w:top w:val="single" w:color="BFBFBF" w:sz="4"/>
-              <w:left w:val="single" w:color="BFBFBF" w:sz="4"/>
-              <w:bottom w:val="single" w:color="BFBFBF" w:sz="4"/>
-              <w:right w:val="single" w:color="BFBFBF" w:sz="4"/>
-            </w:tcBorders>
-            <w:tcMar>
-              <w:top w:type="dxa" w:w="60"/>
-              <w:left w:type="dxa" w:w="100"/>
-              <w:bottom w:type="dxa" w:w="60"/>
-              <w:right w:type="dxa" w:w="100"/>
-            </w:tcMar>
-          </w:tcPr>
-          <w:p>
-            <w:r>
-              <w:rPr>
-                <w:sz w:val="18"/>
-                <w:szCs w:val="18"/>
-              </w:rPr>
-              <w:t xml:space="preserve">매개변수</w:t>
-            </w:r>
-          </w:p>
-        </w:tc>
-        <w:tc>
-          <w:tcPr>
-            <w:tcW w:type="dxa" w:w="4539"/>
-            <w:tcBorders>
-              <w:top w:val="single" w:color="BFBFBF" w:sz="4"/>
-              <w:left w:val="single" w:color="BFBFBF" w:sz="4"/>
-              <w:bottom w:val="single" w:color="BFBFBF" w:sz="4"/>
-              <w:right w:val="single" w:color="BFBFBF" w:sz="4"/>
-            </w:tcBorders>
-            <w:tcMar>
-              <w:top w:type="dxa" w:w="60"/>
-              <w:left w:type="dxa" w:w="100"/>
-              <w:bottom w:type="dxa" w:w="60"/>
-              <w:right w:type="dxa" w:w="100"/>
-            </w:tcMar>
-          </w:tcPr>
-          <w:p>
-            <w:r>
-              <w:rPr>
-                <w:sz w:val="18"/>
-                <w:szCs w:val="18"/>
-              </w:rPr>
-              <w:t xml:space="preserve">지각된 위협 (심각성, 취약성)</w:t>
-            </w:r>
-          </w:p>
-        </w:tc>
-        <w:tc>
-          <w:tcPr>
-            <w:tcW w:type="dxa" w:w="2723"/>
-            <w:tcBorders>
-              <w:top w:val="single" w:color="BFBFBF" w:sz="4"/>
-              <w:left w:val="single" w:color="BFBFBF" w:sz="4"/>
-              <w:bottom w:val="single" w:color="BFBFBF" w:sz="4"/>
-              <w:right w:val="single" w:color="BFBFBF" w:sz="4"/>
-            </w:tcBorders>
-            <w:tcMar>
-              <w:top w:type="dxa" w:w="60"/>
-              <w:left w:type="dxa" w:w="100"/>
-              <w:bottom w:type="dxa" w:w="60"/>
-              <w:right w:type="dxa" w:w="100"/>
-            </w:tcMar>
-          </w:tcPr>
-          <w:p>
-            <w:r>
-              <w:rPr>
-                <w:sz w:val="18"/>
-                <w:szCs w:val="18"/>
-              </w:rPr>
-              <w:t xml:space="preserve">위협 제시 → 지각된 위협↑ → 무시↓</w:t>
-            </w:r>
-          </w:p>
-        </w:tc>
-        <w:tc>
-          <w:tcPr>
-            <w:tcW w:type="dxa" w:w="1023"/>
+            <w:tcW w:type="dxa" w:w="930"/>
+            <w:tcBorders>
+              <w:top w:val="single" w:color="BFBFBF" w:sz="4"/>
+              <w:left w:val="single" w:color="BFBFBF" w:sz="4"/>
+              <w:bottom w:val="single" w:color="BFBFBF" w:sz="4"/>
+              <w:right w:val="single" w:color="BFBFBF" w:sz="4"/>
+            </w:tcBorders>
+            <w:tcMar>
+              <w:top w:type="dxa" w:w="60"/>
+              <w:left w:type="dxa" w:w="100"/>
+              <w:bottom w:type="dxa" w:w="60"/>
+              <w:right w:type="dxa" w:w="100"/>
+            </w:tcMar>
+          </w:tcPr>
+          <w:p>
+            <w:r>
+              <w:rPr>
+                <w:sz w:val="18"/>
+                <w:szCs w:val="18"/>
+              </w:rPr>
+              <w:t xml:space="preserve">종속변수</w:t>
+            </w:r>
+          </w:p>
+        </w:tc>
+        <w:tc>
+          <w:tcPr>
+            <w:tcW w:type="dxa" w:w="3988"/>
+            <w:tcBorders>
+              <w:top w:val="single" w:color="BFBFBF" w:sz="4"/>
+              <w:left w:val="single" w:color="BFBFBF" w:sz="4"/>
+              <w:bottom w:val="single" w:color="BFBFBF" w:sz="4"/>
+              <w:right w:val="single" w:color="BFBFBF" w:sz="4"/>
+            </w:tcBorders>
+            <w:tcMar>
+              <w:top w:type="dxa" w:w="60"/>
+              <w:left w:type="dxa" w:w="100"/>
+              <w:bottom w:type="dxa" w:w="60"/>
+              <w:right w:type="dxa" w:w="100"/>
+            </w:tcMar>
+          </w:tcPr>
+          <w:p>
+            <w:r>
+              <w:rPr>
+                <w:sz w:val="18"/>
+                <w:szCs w:val="18"/>
+              </w:rPr>
+              <w:t xml:space="preserve">정리 / 결제 선택, 정리 의향, 결제 의향</w:t>
+            </w:r>
+          </w:p>
+        </w:tc>
+        <w:tc>
+          <w:tcPr>
+            <w:tcW w:type="dxa" w:w="3456"/>
+            <w:tcBorders>
+              <w:top w:val="single" w:color="BFBFBF" w:sz="4"/>
+              <w:left w:val="single" w:color="BFBFBF" w:sz="4"/>
+              <w:bottom w:val="single" w:color="BFBFBF" w:sz="4"/>
+              <w:right w:val="single" w:color="BFBFBF" w:sz="4"/>
+            </w:tcBorders>
+            <w:tcMar>
+              <w:top w:type="dxa" w:w="60"/>
+              <w:left w:type="dxa" w:w="100"/>
+              <w:bottom w:type="dxa" w:w="60"/>
+              <w:right w:type="dxa" w:w="100"/>
+            </w:tcMar>
+          </w:tcPr>
+          <w:p>
+            <w:r>
+              <w:rPr>
+                <w:sz w:val="18"/>
+                <w:szCs w:val="18"/>
+              </w:rPr>
+              <w:t xml:space="preserve">넛지의 행동 효과</w:t>
+            </w:r>
+          </w:p>
+        </w:tc>
+        <w:tc>
+          <w:tcPr>
+            <w:tcW w:type="dxa" w:w="932"/>
             <w:tcBorders>
               <w:top w:val="single" w:color="BFBFBF" w:sz="4"/>
               <w:left w:val="single" w:color="BFBFBF" w:sz="4"/>
@@ -1412,7 +1241,7 @@
         </w:trPr>
         <w:tc>
           <w:tcPr>
-            <w:tcW w:type="dxa" w:w="1021"/>
+            <w:tcW w:type="dxa" w:w="930"/>
             <w:tcBorders>
               <w:top w:val="single" w:color="BFBFBF" w:sz="4"/>
               <w:left w:val="single" w:color="BFBFBF" w:sz="4"/>
@@ -1438,79 +1267,79 @@
         </w:tc>
         <w:tc>
           <w:tcPr>
-            <w:tcW w:type="dxa" w:w="4539"/>
-            <w:tcBorders>
-              <w:top w:val="single" w:color="BFBFBF" w:sz="4"/>
-              <w:left w:val="single" w:color="BFBFBF" w:sz="4"/>
-              <w:bottom w:val="single" w:color="BFBFBF" w:sz="4"/>
-              <w:right w:val="single" w:color="BFBFBF" w:sz="4"/>
-            </w:tcBorders>
-            <w:tcMar>
-              <w:top w:type="dxa" w:w="60"/>
-              <w:left w:type="dxa" w:w="100"/>
-              <w:bottom w:type="dxa" w:w="60"/>
-              <w:right w:type="dxa" w:w="100"/>
-            </w:tcMar>
-          </w:tcPr>
-          <w:p>
-            <w:r>
-              <w:rPr>
-                <w:sz w:val="18"/>
-                <w:szCs w:val="18"/>
-              </w:rPr>
-              <w:t xml:space="preserve">정리 효능감 (반응 효능감, 자기 효능감, 반응 비용)</w:t>
-            </w:r>
-          </w:p>
-        </w:tc>
-        <w:tc>
-          <w:tcPr>
-            <w:tcW w:type="dxa" w:w="2723"/>
-            <w:tcBorders>
-              <w:top w:val="single" w:color="BFBFBF" w:sz="4"/>
-              <w:left w:val="single" w:color="BFBFBF" w:sz="4"/>
-              <w:bottom w:val="single" w:color="BFBFBF" w:sz="4"/>
-              <w:right w:val="single" w:color="BFBFBF" w:sz="4"/>
-            </w:tcBorders>
-            <w:tcMar>
-              <w:top w:type="dxa" w:w="60"/>
-              <w:left w:type="dxa" w:w="100"/>
-              <w:bottom w:type="dxa" w:w="60"/>
-              <w:right w:type="dxa" w:w="100"/>
-            </w:tcMar>
-          </w:tcPr>
-          <w:p>
-            <w:r>
-              <w:rPr>
-                <w:sz w:val="18"/>
-                <w:szCs w:val="18"/>
-              </w:rPr>
-              <w:t xml:space="preserve">대처 정보 → 정리 효능감↑ → 정리 선택↑</w:t>
-            </w:r>
-          </w:p>
-        </w:tc>
-        <w:tc>
-          <w:tcPr>
-            <w:tcW w:type="dxa" w:w="1023"/>
-            <w:tcBorders>
-              <w:top w:val="single" w:color="BFBFBF" w:sz="4"/>
-              <w:left w:val="single" w:color="BFBFBF" w:sz="4"/>
-              <w:bottom w:val="single" w:color="BFBFBF" w:sz="4"/>
-              <w:right w:val="single" w:color="BFBFBF" w:sz="4"/>
-            </w:tcBorders>
-            <w:tcMar>
-              <w:top w:type="dxa" w:w="60"/>
-              <w:left w:type="dxa" w:w="100"/>
-              <w:bottom w:type="dxa" w:w="60"/>
-              <w:right w:type="dxa" w:w="100"/>
-            </w:tcMar>
-          </w:tcPr>
-          <w:p>
-            <w:r>
-              <w:rPr>
-                <w:sz w:val="18"/>
-                <w:szCs w:val="18"/>
-              </w:rPr>
-              <w:t xml:space="preserve">H2</w:t>
+            <w:tcW w:type="dxa" w:w="3988"/>
+            <w:tcBorders>
+              <w:top w:val="single" w:color="BFBFBF" w:sz="4"/>
+              <w:left w:val="single" w:color="BFBFBF" w:sz="4"/>
+              <w:bottom w:val="single" w:color="BFBFBF" w:sz="4"/>
+              <w:right w:val="single" w:color="BFBFBF" w:sz="4"/>
+            </w:tcBorders>
+            <w:tcMar>
+              <w:top w:type="dxa" w:w="60"/>
+              <w:left w:type="dxa" w:w="100"/>
+              <w:bottom w:type="dxa" w:w="60"/>
+              <w:right w:type="dxa" w:w="100"/>
+            </w:tcMar>
+          </w:tcPr>
+          <w:p>
+            <w:r>
+              <w:rPr>
+                <w:sz w:val="18"/>
+                <w:szCs w:val="18"/>
+              </w:rPr>
+              <w:t xml:space="preserve">심리적 반발 (분노, 부정적 인지, 침해감)</w:t>
+            </w:r>
+          </w:p>
+        </w:tc>
+        <w:tc>
+          <w:tcPr>
+            <w:tcW w:type="dxa" w:w="3456"/>
+            <w:tcBorders>
+              <w:top w:val="single" w:color="BFBFBF" w:sz="4"/>
+              <w:left w:val="single" w:color="BFBFBF" w:sz="4"/>
+              <w:bottom w:val="single" w:color="BFBFBF" w:sz="4"/>
+              <w:right w:val="single" w:color="BFBFBF" w:sz="4"/>
+            </w:tcBorders>
+            <w:tcMar>
+              <w:top w:type="dxa" w:w="60"/>
+              <w:left w:type="dxa" w:w="100"/>
+              <w:bottom w:type="dxa" w:w="60"/>
+              <w:right w:type="dxa" w:w="100"/>
+            </w:tcMar>
+          </w:tcPr>
+          <w:p>
+            <w:r>
+              <w:rPr>
+                <w:sz w:val="18"/>
+                <w:szCs w:val="18"/>
+              </w:rPr>
+              <w:t xml:space="preserve">넛지 → 반발 → 정리 의향·서비스 태도 (−)</w:t>
+            </w:r>
+          </w:p>
+        </w:tc>
+        <w:tc>
+          <w:tcPr>
+            <w:tcW w:type="dxa" w:w="932"/>
+            <w:tcBorders>
+              <w:top w:val="single" w:color="BFBFBF" w:sz="4"/>
+              <w:left w:val="single" w:color="BFBFBF" w:sz="4"/>
+              <w:bottom w:val="single" w:color="BFBFBF" w:sz="4"/>
+              <w:right w:val="single" w:color="BFBFBF" w:sz="4"/>
+            </w:tcBorders>
+            <w:tcMar>
+              <w:top w:type="dxa" w:w="60"/>
+              <w:left w:type="dxa" w:w="100"/>
+              <w:bottom w:type="dxa" w:w="60"/>
+              <w:right w:type="dxa" w:w="100"/>
+            </w:tcMar>
+          </w:tcPr>
+          <w:p>
+            <w:r>
+              <w:rPr>
+                <w:sz w:val="18"/>
+                <w:szCs w:val="18"/>
+              </w:rPr>
+              <w:t xml:space="preserve">H2, H3</w:t>
             </w:r>
           </w:p>
         </w:tc>
@@ -1521,116 +1350,7 @@
         </w:trPr>
         <w:tc>
           <w:tcPr>
-            <w:tcW w:type="dxa" w:w="1021"/>
-            <w:tcBorders>
-              <w:top w:val="single" w:color="BFBFBF" w:sz="4"/>
-              <w:left w:val="single" w:color="BFBFBF" w:sz="4"/>
-              <w:bottom w:val="single" w:color="BFBFBF" w:sz="4"/>
-              <w:right w:val="single" w:color="BFBFBF" w:sz="4"/>
-            </w:tcBorders>
-            <w:tcMar>
-              <w:top w:type="dxa" w:w="60"/>
-              <w:left w:type="dxa" w:w="100"/>
-              <w:bottom w:type="dxa" w:w="60"/>
-              <w:right w:type="dxa" w:w="100"/>
-            </w:tcMar>
-          </w:tcPr>
-          <w:p>
-            <w:r>
-              <w:rPr>
-                <w:sz w:val="18"/>
-                <w:szCs w:val="18"/>
-              </w:rPr>
-              <w:t xml:space="preserve">매개변수</w:t>
-            </w:r>
-          </w:p>
-        </w:tc>
-        <w:tc>
-          <w:tcPr>
-            <w:tcW w:type="dxa" w:w="4539"/>
-            <w:tcBorders>
-              <w:top w:val="single" w:color="BFBFBF" w:sz="4"/>
-              <w:left w:val="single" w:color="BFBFBF" w:sz="4"/>
-              <w:bottom w:val="single" w:color="BFBFBF" w:sz="4"/>
-              <w:right w:val="single" w:color="BFBFBF" w:sz="4"/>
-            </w:tcBorders>
-            <w:tcMar>
-              <w:top w:type="dxa" w:w="60"/>
-              <w:left w:type="dxa" w:w="100"/>
-              <w:bottom w:type="dxa" w:w="60"/>
-              <w:right w:type="dxa" w:w="100"/>
-            </w:tcMar>
-          </w:tcPr>
-          <w:p>
-            <w:r>
-              <w:rPr>
-                <w:sz w:val="18"/>
-                <w:szCs w:val="18"/>
-              </w:rPr>
-              <w:t xml:space="preserve">심리적 반발 (설득의 비용)</w:t>
-            </w:r>
-          </w:p>
-        </w:tc>
-        <w:tc>
-          <w:tcPr>
-            <w:tcW w:type="dxa" w:w="2723"/>
-            <w:tcBorders>
-              <w:top w:val="single" w:color="BFBFBF" w:sz="4"/>
-              <w:left w:val="single" w:color="BFBFBF" w:sz="4"/>
-              <w:bottom w:val="single" w:color="BFBFBF" w:sz="4"/>
-              <w:right w:val="single" w:color="BFBFBF" w:sz="4"/>
-            </w:tcBorders>
-            <w:tcMar>
-              <w:top w:type="dxa" w:w="60"/>
-              <w:left w:type="dxa" w:w="100"/>
-              <w:bottom w:type="dxa" w:w="60"/>
-              <w:right w:type="dxa" w:w="100"/>
-            </w:tcMar>
-          </w:tcPr>
-          <w:p>
-            <w:r>
-              <w:rPr>
-                <w:sz w:val="18"/>
-                <w:szCs w:val="18"/>
-              </w:rPr>
-              <w:t xml:space="preserve">설득 전략 → 반발 → 서비스 태도 (−)</w:t>
-            </w:r>
-          </w:p>
-        </w:tc>
-        <w:tc>
-          <w:tcPr>
-            <w:tcW w:type="dxa" w:w="1023"/>
-            <w:tcBorders>
-              <w:top w:val="single" w:color="BFBFBF" w:sz="4"/>
-              <w:left w:val="single" w:color="BFBFBF" w:sz="4"/>
-              <w:bottom w:val="single" w:color="BFBFBF" w:sz="4"/>
-              <w:right w:val="single" w:color="BFBFBF" w:sz="4"/>
-            </w:tcBorders>
-            <w:tcMar>
-              <w:top w:type="dxa" w:w="60"/>
-              <w:left w:type="dxa" w:w="100"/>
-              <w:bottom w:type="dxa" w:w="60"/>
-              <w:right w:type="dxa" w:w="100"/>
-            </w:tcMar>
-          </w:tcPr>
-          <w:p>
-            <w:r>
-              <w:rPr>
-                <w:sz w:val="18"/>
-                <w:szCs w:val="18"/>
-              </w:rPr>
-              <w:t xml:space="preserve">H3</w:t>
-            </w:r>
-          </w:p>
-        </w:tc>
-      </w:tr>
-      <w:tr>
-        <w:trPr>
-          <w:tblHeader w:val="off"/>
-        </w:trPr>
-        <w:tc>
-          <w:tcPr>
-            <w:tcW w:type="dxa" w:w="1021"/>
+            <w:tcW w:type="dxa" w:w="930"/>
             <w:tcBorders>
               <w:top w:val="single" w:color="BFBFBF" w:sz="4"/>
               <w:left w:val="single" w:color="BFBFBF" w:sz="4"/>
@@ -1656,7 +1376,7 @@
         </w:tc>
         <w:tc>
           <w:tcPr>
-            <w:tcW w:type="dxa" w:w="4539"/>
+            <w:tcW w:type="dxa" w:w="3988"/>
             <w:tcBorders>
               <w:top w:val="single" w:color="BFBFBF" w:sz="4"/>
               <w:left w:val="single" w:color="BFBFBF" w:sz="4"/>
@@ -1682,33 +1402,33 @@
         </w:tc>
         <w:tc>
           <w:tcPr>
-            <w:tcW w:type="dxa" w:w="2723"/>
-            <w:tcBorders>
-              <w:top w:val="single" w:color="BFBFBF" w:sz="4"/>
-              <w:left w:val="single" w:color="BFBFBF" w:sz="4"/>
-              <w:bottom w:val="single" w:color="BFBFBF" w:sz="4"/>
-              <w:right w:val="single" w:color="BFBFBF" w:sz="4"/>
-            </w:tcBorders>
-            <w:tcMar>
-              <w:top w:type="dxa" w:w="60"/>
-              <w:left w:type="dxa" w:w="100"/>
-              <w:bottom w:type="dxa" w:w="60"/>
-              <w:right w:type="dxa" w:w="100"/>
-            </w:tcMar>
-          </w:tcPr>
-          <w:p>
-            <w:r>
-              <w:rPr>
-                <w:sz w:val="18"/>
-                <w:szCs w:val="18"/>
-              </w:rPr>
-              <w:t xml:space="preserve">대처 정보의 효과를 약화</w:t>
-            </w:r>
-          </w:p>
-        </w:tc>
-        <w:tc>
-          <w:tcPr>
-            <w:tcW w:type="dxa" w:w="1023"/>
+            <w:tcW w:type="dxa" w:w="3456"/>
+            <w:tcBorders>
+              <w:top w:val="single" w:color="BFBFBF" w:sz="4"/>
+              <w:left w:val="single" w:color="BFBFBF" w:sz="4"/>
+              <w:bottom w:val="single" w:color="BFBFBF" w:sz="4"/>
+              <w:right w:val="single" w:color="BFBFBF" w:sz="4"/>
+            </w:tcBorders>
+            <w:tcMar>
+              <w:top w:type="dxa" w:w="60"/>
+              <w:left w:type="dxa" w:w="100"/>
+              <w:bottom w:type="dxa" w:w="60"/>
+              <w:right w:type="dxa" w:w="100"/>
+            </w:tcMar>
+          </w:tcPr>
+          <w:p>
+            <w:r>
+              <w:rPr>
+                <w:sz w:val="18"/>
+                <w:szCs w:val="18"/>
+              </w:rPr>
+              <w:t xml:space="preserve">넛지 유형과 선택의 관계를 조절</w:t>
+            </w:r>
+          </w:p>
+        </w:tc>
+        <w:tc>
+          <w:tcPr>
+            <w:tcW w:type="dxa" w:w="932"/>
             <w:tcBorders>
               <w:top w:val="single" w:color="BFBFBF" w:sz="4"/>
               <w:left w:val="single" w:color="BFBFBF" w:sz="4"/>
@@ -1729,115 +1449,6 @@
                 <w:szCs w:val="18"/>
               </w:rPr>
               <w:t xml:space="preserve">H4</w:t>
-            </w:r>
-          </w:p>
-        </w:tc>
-      </w:tr>
-      <w:tr>
-        <w:trPr>
-          <w:tblHeader w:val="off"/>
-        </w:trPr>
-        <w:tc>
-          <w:tcPr>
-            <w:tcW w:type="dxa" w:w="1021"/>
-            <w:tcBorders>
-              <w:top w:val="single" w:color="BFBFBF" w:sz="4"/>
-              <w:left w:val="single" w:color="BFBFBF" w:sz="4"/>
-              <w:bottom w:val="single" w:color="BFBFBF" w:sz="4"/>
-              <w:right w:val="single" w:color="BFBFBF" w:sz="4"/>
-            </w:tcBorders>
-            <w:tcMar>
-              <w:top w:type="dxa" w:w="60"/>
-              <w:left w:type="dxa" w:w="100"/>
-              <w:bottom w:type="dxa" w:w="60"/>
-              <w:right w:type="dxa" w:w="100"/>
-            </w:tcMar>
-          </w:tcPr>
-          <w:p>
-            <w:r>
-              <w:rPr>
-                <w:sz w:val="18"/>
-                <w:szCs w:val="18"/>
-              </w:rPr>
-              <w:t xml:space="preserve">종속변수</w:t>
-            </w:r>
-          </w:p>
-        </w:tc>
-        <w:tc>
-          <w:tcPr>
-            <w:tcW w:type="dxa" w:w="4539"/>
-            <w:tcBorders>
-              <w:top w:val="single" w:color="BFBFBF" w:sz="4"/>
-              <w:left w:val="single" w:color="BFBFBF" w:sz="4"/>
-              <w:bottom w:val="single" w:color="BFBFBF" w:sz="4"/>
-              <w:right w:val="single" w:color="BFBFBF" w:sz="4"/>
-            </w:tcBorders>
-            <w:tcMar>
-              <w:top w:type="dxa" w:w="60"/>
-              <w:left w:type="dxa" w:w="100"/>
-              <w:bottom w:type="dxa" w:w="60"/>
-              <w:right w:type="dxa" w:w="100"/>
-            </w:tcMar>
-          </w:tcPr>
-          <w:p>
-            <w:r>
-              <w:rPr>
-                <w:sz w:val="18"/>
-                <w:szCs w:val="18"/>
-              </w:rPr>
-              <w:t xml:space="preserve">행동 (정리 / 결제 / 무시), 정리·결제 의향, 서비스 태도</w:t>
-            </w:r>
-          </w:p>
-        </w:tc>
-        <w:tc>
-          <w:tcPr>
-            <w:tcW w:type="dxa" w:w="2723"/>
-            <w:tcBorders>
-              <w:top w:val="single" w:color="BFBFBF" w:sz="4"/>
-              <w:left w:val="single" w:color="BFBFBF" w:sz="4"/>
-              <w:bottom w:val="single" w:color="BFBFBF" w:sz="4"/>
-              <w:right w:val="single" w:color="BFBFBF" w:sz="4"/>
-            </w:tcBorders>
-            <w:tcMar>
-              <w:top w:type="dxa" w:w="60"/>
-              <w:left w:type="dxa" w:w="100"/>
-              <w:bottom w:type="dxa" w:w="60"/>
-              <w:right w:type="dxa" w:w="100"/>
-            </w:tcMar>
-          </w:tcPr>
-          <w:p>
-            <w:r>
-              <w:rPr>
-                <w:sz w:val="18"/>
-                <w:szCs w:val="18"/>
-              </w:rPr>
-              <w:t xml:space="preserve">설득의 효과와 비용</w:t>
-            </w:r>
-          </w:p>
-        </w:tc>
-        <w:tc>
-          <w:tcPr>
-            <w:tcW w:type="dxa" w:w="1023"/>
-            <w:tcBorders>
-              <w:top w:val="single" w:color="BFBFBF" w:sz="4"/>
-              <w:left w:val="single" w:color="BFBFBF" w:sz="4"/>
-              <w:bottom w:val="single" w:color="BFBFBF" w:sz="4"/>
-              <w:right w:val="single" w:color="BFBFBF" w:sz="4"/>
-            </w:tcBorders>
-            <w:tcMar>
-              <w:top w:type="dxa" w:w="60"/>
-              <w:left w:type="dxa" w:w="100"/>
-              <w:bottom w:type="dxa" w:w="60"/>
-              <w:right w:type="dxa" w:w="100"/>
-            </w:tcMar>
-          </w:tcPr>
-          <w:p>
-            <w:r>
-              <w:rPr>
-                <w:sz w:val="18"/>
-                <w:szCs w:val="18"/>
-              </w:rPr>
-              <w:t xml:space="preserve">—</w:t>
             </w:r>
           </w:p>
         </w:tc>
@@ -1869,9 +1480,9 @@
         </w:tblBorders>
       </w:tblPr>
       <w:tblGrid>
-        <w:gridCol w:w="1021"/>
-        <w:gridCol w:w="4539"/>
-        <w:gridCol w:w="3746"/>
+        <w:gridCol w:w="919"/>
+        <w:gridCol w:w="4595"/>
+        <w:gridCol w:w="3792"/>
       </w:tblGrid>
       <w:tr>
         <w:trPr>
@@ -1879,7 +1490,7 @@
         </w:trPr>
         <w:tc>
           <w:tcPr>
-            <w:tcW w:type="dxa" w:w="1021"/>
+            <w:tcW w:type="dxa" w:w="919"/>
             <w:tcBorders>
               <w:top w:val="single" w:color="BFBFBF" w:sz="4"/>
               <w:left w:val="single" w:color="BFBFBF" w:sz="4"/>
@@ -1908,7 +1519,7 @@
         </w:tc>
         <w:tc>
           <w:tcPr>
-            <w:tcW w:type="dxa" w:w="4539"/>
+            <w:tcW w:type="dxa" w:w="4595"/>
             <w:tcBorders>
               <w:top w:val="single" w:color="BFBFBF" w:sz="4"/>
               <w:left w:val="single" w:color="BFBFBF" w:sz="4"/>
@@ -1937,7 +1548,7 @@
         </w:tc>
         <w:tc>
           <w:tcPr>
-            <w:tcW w:type="dxa" w:w="3746"/>
+            <w:tcW w:type="dxa" w:w="3792"/>
             <w:tcBorders>
               <w:top w:val="single" w:color="BFBFBF" w:sz="4"/>
               <w:left w:val="single" w:color="BFBFBF" w:sz="4"/>
@@ -1971,79 +1582,79 @@
         </w:trPr>
         <w:tc>
           <w:tcPr>
-            <w:tcW w:type="dxa" w:w="1021"/>
-            <w:tcBorders>
-              <w:top w:val="single" w:color="BFBFBF" w:sz="4"/>
-              <w:left w:val="single" w:color="BFBFBF" w:sz="4"/>
-              <w:bottom w:val="single" w:color="BFBFBF" w:sz="4"/>
-              <w:right w:val="single" w:color="BFBFBF" w:sz="4"/>
-            </w:tcBorders>
-            <w:tcMar>
-              <w:top w:type="dxa" w:w="60"/>
-              <w:left w:type="dxa" w:w="100"/>
-              <w:bottom w:type="dxa" w:w="60"/>
-              <w:right w:type="dxa" w:w="100"/>
-            </w:tcMar>
-          </w:tcPr>
-          <w:p>
-            <w:r>
-              <w:rPr>
-                <w:sz w:val="18"/>
-                <w:szCs w:val="18"/>
-              </w:rPr>
-              <w:t xml:space="preserve">설득 전략</w:t>
-            </w:r>
-          </w:p>
-        </w:tc>
-        <w:tc>
-          <w:tcPr>
-            <w:tcW w:type="dxa" w:w="4539"/>
-            <w:tcBorders>
-              <w:top w:val="single" w:color="BFBFBF" w:sz="4"/>
-              <w:left w:val="single" w:color="BFBFBF" w:sz="4"/>
-              <w:bottom w:val="single" w:color="BFBFBF" w:sz="4"/>
-              <w:right w:val="single" w:color="BFBFBF" w:sz="4"/>
-            </w:tcBorders>
-            <w:tcMar>
-              <w:top w:type="dxa" w:w="60"/>
-              <w:left w:type="dxa" w:w="100"/>
-              <w:bottom w:type="dxa" w:w="60"/>
-              <w:right w:type="dxa" w:w="100"/>
-            </w:tcMar>
-          </w:tcPr>
-          <w:p>
-            <w:r>
-              <w:rPr>
-                <w:sz w:val="18"/>
-                <w:szCs w:val="18"/>
-              </w:rPr>
-              <w:t xml:space="preserve">사용자의 행동을 바꾸기 위해 알림 메시지와 화면에 담는 정보·설계 방식</w:t>
-            </w:r>
-          </w:p>
-        </w:tc>
-        <w:tc>
-          <w:tcPr>
-            <w:tcW w:type="dxa" w:w="3746"/>
-            <w:tcBorders>
-              <w:top w:val="single" w:color="BFBFBF" w:sz="4"/>
-              <w:left w:val="single" w:color="BFBFBF" w:sz="4"/>
-              <w:bottom w:val="single" w:color="BFBFBF" w:sz="4"/>
-              <w:right w:val="single" w:color="BFBFBF" w:sz="4"/>
-            </w:tcBorders>
-            <w:tcMar>
-              <w:top w:type="dxa" w:w="60"/>
-              <w:left w:type="dxa" w:w="100"/>
-              <w:bottom w:type="dxa" w:w="60"/>
-              <w:right w:type="dxa" w:w="100"/>
-            </w:tcMar>
-          </w:tcPr>
-          <w:p>
-            <w:r>
-              <w:rPr>
-                <w:sz w:val="18"/>
-                <w:szCs w:val="18"/>
-              </w:rPr>
-              <w:t xml:space="preserve">Oinas-Kukkonen &amp; Harjumaa(2009)</w:t>
+            <w:tcW w:type="dxa" w:w="919"/>
+            <w:tcBorders>
+              <w:top w:val="single" w:color="BFBFBF" w:sz="4"/>
+              <w:left w:val="single" w:color="BFBFBF" w:sz="4"/>
+              <w:bottom w:val="single" w:color="BFBFBF" w:sz="4"/>
+              <w:right w:val="single" w:color="BFBFBF" w:sz="4"/>
+            </w:tcBorders>
+            <w:tcMar>
+              <w:top w:type="dxa" w:w="60"/>
+              <w:left w:type="dxa" w:w="100"/>
+              <w:bottom w:type="dxa" w:w="60"/>
+              <w:right w:type="dxa" w:w="100"/>
+            </w:tcMar>
+          </w:tcPr>
+          <w:p>
+            <w:r>
+              <w:rPr>
+                <w:sz w:val="18"/>
+                <w:szCs w:val="18"/>
+              </w:rPr>
+              <w:t xml:space="preserve">디지털 저장강박</w:t>
+            </w:r>
+          </w:p>
+        </w:tc>
+        <w:tc>
+          <w:tcPr>
+            <w:tcW w:type="dxa" w:w="4595"/>
+            <w:tcBorders>
+              <w:top w:val="single" w:color="BFBFBF" w:sz="4"/>
+              <w:left w:val="single" w:color="BFBFBF" w:sz="4"/>
+              <w:bottom w:val="single" w:color="BFBFBF" w:sz="4"/>
+              <w:right w:val="single" w:color="BFBFBF" w:sz="4"/>
+            </w:tcBorders>
+            <w:tcMar>
+              <w:top w:type="dxa" w:w="60"/>
+              <w:left w:type="dxa" w:w="100"/>
+              <w:bottom w:type="dxa" w:w="60"/>
+              <w:right w:type="dxa" w:w="100"/>
+            </w:tcMar>
+          </w:tcPr>
+          <w:p>
+            <w:r>
+              <w:rPr>
+                <w:sz w:val="18"/>
+                <w:szCs w:val="18"/>
+              </w:rPr>
+              <w:t xml:space="preserve">디지털 자료를 과도하게 모으고 삭제하기 어려워하는 경향</w:t>
+            </w:r>
+          </w:p>
+        </w:tc>
+        <w:tc>
+          <w:tcPr>
+            <w:tcW w:type="dxa" w:w="3792"/>
+            <w:tcBorders>
+              <w:top w:val="single" w:color="BFBFBF" w:sz="4"/>
+              <w:left w:val="single" w:color="BFBFBF" w:sz="4"/>
+              <w:bottom w:val="single" w:color="BFBFBF" w:sz="4"/>
+              <w:right w:val="single" w:color="BFBFBF" w:sz="4"/>
+            </w:tcBorders>
+            <w:tcMar>
+              <w:top w:type="dxa" w:w="60"/>
+              <w:left w:type="dxa" w:w="100"/>
+              <w:bottom w:type="dxa" w:w="60"/>
+              <w:right w:type="dxa" w:w="100"/>
+            </w:tcMar>
+          </w:tcPr>
+          <w:p>
+            <w:r>
+              <w:rPr>
+                <w:sz w:val="18"/>
+                <w:szCs w:val="18"/>
+              </w:rPr>
+              <w:t xml:space="preserve">Sweeten 외(2018), Neave 외(2019)</w:t>
             </w:r>
           </w:p>
         </w:tc>
@@ -2054,79 +1665,79 @@
         </w:trPr>
         <w:tc>
           <w:tcPr>
-            <w:tcW w:type="dxa" w:w="1021"/>
-            <w:tcBorders>
-              <w:top w:val="single" w:color="BFBFBF" w:sz="4"/>
-              <w:left w:val="single" w:color="BFBFBF" w:sz="4"/>
-              <w:bottom w:val="single" w:color="BFBFBF" w:sz="4"/>
-              <w:right w:val="single" w:color="BFBFBF" w:sz="4"/>
-            </w:tcBorders>
-            <w:tcMar>
-              <w:top w:type="dxa" w:w="60"/>
-              <w:left w:type="dxa" w:w="100"/>
-              <w:bottom w:type="dxa" w:w="60"/>
-              <w:right w:type="dxa" w:w="100"/>
-            </w:tcMar>
-          </w:tcPr>
-          <w:p>
-            <w:r>
-              <w:rPr>
-                <w:sz w:val="18"/>
-                <w:szCs w:val="18"/>
-              </w:rPr>
-              <w:t xml:space="preserve">보호 동기 이론</w:t>
-            </w:r>
-          </w:p>
-        </w:tc>
-        <w:tc>
-          <w:tcPr>
-            <w:tcW w:type="dxa" w:w="4539"/>
-            <w:tcBorders>
-              <w:top w:val="single" w:color="BFBFBF" w:sz="4"/>
-              <w:left w:val="single" w:color="BFBFBF" w:sz="4"/>
-              <w:bottom w:val="single" w:color="BFBFBF" w:sz="4"/>
-              <w:right w:val="single" w:color="BFBFBF" w:sz="4"/>
-            </w:tcBorders>
-            <w:tcMar>
-              <w:top w:type="dxa" w:w="60"/>
-              <w:left w:type="dxa" w:w="100"/>
-              <w:bottom w:type="dxa" w:w="60"/>
-              <w:right w:type="dxa" w:w="100"/>
-            </w:tcMar>
-          </w:tcPr>
-          <w:p>
-            <w:r>
-              <w:rPr>
-                <w:sz w:val="18"/>
-                <w:szCs w:val="18"/>
-              </w:rPr>
-              <w:t xml:space="preserve">위협 평가(심각성·가능성)와 대처 평가(효능·비용)가 보호 행동을 결정한다는 이론</w:t>
-            </w:r>
-          </w:p>
-        </w:tc>
-        <w:tc>
-          <w:tcPr>
-            <w:tcW w:type="dxa" w:w="3746"/>
-            <w:tcBorders>
-              <w:top w:val="single" w:color="BFBFBF" w:sz="4"/>
-              <w:left w:val="single" w:color="BFBFBF" w:sz="4"/>
-              <w:bottom w:val="single" w:color="BFBFBF" w:sz="4"/>
-              <w:right w:val="single" w:color="BFBFBF" w:sz="4"/>
-            </w:tcBorders>
-            <w:tcMar>
-              <w:top w:type="dxa" w:w="60"/>
-              <w:left w:type="dxa" w:w="100"/>
-              <w:bottom w:type="dxa" w:w="60"/>
-              <w:right w:type="dxa" w:w="100"/>
-            </w:tcMar>
-          </w:tcPr>
-          <w:p>
-            <w:r>
-              <w:rPr>
-                <w:sz w:val="18"/>
-                <w:szCs w:val="18"/>
-              </w:rPr>
-              <w:t xml:space="preserve">Rogers(1975)</w:t>
+            <w:tcW w:type="dxa" w:w="919"/>
+            <w:tcBorders>
+              <w:top w:val="single" w:color="BFBFBF" w:sz="4"/>
+              <w:left w:val="single" w:color="BFBFBF" w:sz="4"/>
+              <w:bottom w:val="single" w:color="BFBFBF" w:sz="4"/>
+              <w:right w:val="single" w:color="BFBFBF" w:sz="4"/>
+            </w:tcBorders>
+            <w:tcMar>
+              <w:top w:type="dxa" w:w="60"/>
+              <w:left w:type="dxa" w:w="100"/>
+              <w:bottom w:type="dxa" w:w="60"/>
+              <w:right w:type="dxa" w:w="100"/>
+            </w:tcMar>
+          </w:tcPr>
+          <w:p>
+            <w:r>
+              <w:rPr>
+                <w:sz w:val="18"/>
+                <w:szCs w:val="18"/>
+              </w:rPr>
+              <w:t xml:space="preserve">디지털 넛지</w:t>
+            </w:r>
+          </w:p>
+        </w:tc>
+        <w:tc>
+          <w:tcPr>
+            <w:tcW w:type="dxa" w:w="4595"/>
+            <w:tcBorders>
+              <w:top w:val="single" w:color="BFBFBF" w:sz="4"/>
+              <w:left w:val="single" w:color="BFBFBF" w:sz="4"/>
+              <w:bottom w:val="single" w:color="BFBFBF" w:sz="4"/>
+              <w:right w:val="single" w:color="BFBFBF" w:sz="4"/>
+            </w:tcBorders>
+            <w:tcMar>
+              <w:top w:type="dxa" w:w="60"/>
+              <w:left w:type="dxa" w:w="100"/>
+              <w:bottom w:type="dxa" w:w="60"/>
+              <w:right w:type="dxa" w:w="100"/>
+            </w:tcMar>
+          </w:tcPr>
+          <w:p>
+            <w:r>
+              <w:rPr>
+                <w:sz w:val="18"/>
+                <w:szCs w:val="18"/>
+              </w:rPr>
+              <w:t xml:space="preserve">사용자 인터페이스 설계 요소로 선택을 제한하지 않으면서 행동을 이끄는 방법</w:t>
+            </w:r>
+          </w:p>
+        </w:tc>
+        <w:tc>
+          <w:tcPr>
+            <w:tcW w:type="dxa" w:w="3792"/>
+            <w:tcBorders>
+              <w:top w:val="single" w:color="BFBFBF" w:sz="4"/>
+              <w:left w:val="single" w:color="BFBFBF" w:sz="4"/>
+              <w:bottom w:val="single" w:color="BFBFBF" w:sz="4"/>
+              <w:right w:val="single" w:color="BFBFBF" w:sz="4"/>
+            </w:tcBorders>
+            <w:tcMar>
+              <w:top w:type="dxa" w:w="60"/>
+              <w:left w:type="dxa" w:w="100"/>
+              <w:bottom w:type="dxa" w:w="60"/>
+              <w:right w:type="dxa" w:w="100"/>
+            </w:tcMar>
+          </w:tcPr>
+          <w:p>
+            <w:r>
+              <w:rPr>
+                <w:sz w:val="18"/>
+                <w:szCs w:val="18"/>
+              </w:rPr>
+              <w:t xml:space="preserve">Weinmann 외(2016)</w:t>
             </w:r>
           </w:p>
         </w:tc>
@@ -2137,79 +1748,79 @@
         </w:trPr>
         <w:tc>
           <w:tcPr>
-            <w:tcW w:type="dxa" w:w="1021"/>
-            <w:tcBorders>
-              <w:top w:val="single" w:color="BFBFBF" w:sz="4"/>
-              <w:left w:val="single" w:color="BFBFBF" w:sz="4"/>
-              <w:bottom w:val="single" w:color="BFBFBF" w:sz="4"/>
-              <w:right w:val="single" w:color="BFBFBF" w:sz="4"/>
-            </w:tcBorders>
-            <w:tcMar>
-              <w:top w:type="dxa" w:w="60"/>
-              <w:left w:type="dxa" w:w="100"/>
-              <w:bottom w:type="dxa" w:w="60"/>
-              <w:right w:type="dxa" w:w="100"/>
-            </w:tcMar>
-          </w:tcPr>
-          <w:p>
-            <w:r>
-              <w:rPr>
-                <w:sz w:val="18"/>
-                <w:szCs w:val="18"/>
-              </w:rPr>
-              <w:t xml:space="preserve">지각된 위협</w:t>
-            </w:r>
-          </w:p>
-        </w:tc>
-        <w:tc>
-          <w:tcPr>
-            <w:tcW w:type="dxa" w:w="4539"/>
-            <w:tcBorders>
-              <w:top w:val="single" w:color="BFBFBF" w:sz="4"/>
-              <w:left w:val="single" w:color="BFBFBF" w:sz="4"/>
-              <w:bottom w:val="single" w:color="BFBFBF" w:sz="4"/>
-              <w:right w:val="single" w:color="BFBFBF" w:sz="4"/>
-            </w:tcBorders>
-            <w:tcMar>
-              <w:top w:type="dxa" w:w="60"/>
-              <w:left w:type="dxa" w:w="100"/>
-              <w:bottom w:type="dxa" w:w="60"/>
-              <w:right w:type="dxa" w:w="100"/>
-            </w:tcMar>
-          </w:tcPr>
-          <w:p>
-            <w:r>
-              <w:rPr>
-                <w:sz w:val="18"/>
-                <w:szCs w:val="18"/>
-              </w:rPr>
-              <w:t xml:space="preserve">용량 부족이 자신에게 불이익(백업 중단 등)을 줄 것이라는 인식</w:t>
-            </w:r>
-          </w:p>
-        </w:tc>
-        <w:tc>
-          <w:tcPr>
-            <w:tcW w:type="dxa" w:w="3746"/>
-            <w:tcBorders>
-              <w:top w:val="single" w:color="BFBFBF" w:sz="4"/>
-              <w:left w:val="single" w:color="BFBFBF" w:sz="4"/>
-              <w:bottom w:val="single" w:color="BFBFBF" w:sz="4"/>
-              <w:right w:val="single" w:color="BFBFBF" w:sz="4"/>
-            </w:tcBorders>
-            <w:tcMar>
-              <w:top w:type="dxa" w:w="60"/>
-              <w:left w:type="dxa" w:w="100"/>
-              <w:bottom w:type="dxa" w:w="60"/>
-              <w:right w:type="dxa" w:w="100"/>
-            </w:tcMar>
-          </w:tcPr>
-          <w:p>
-            <w:r>
-              <w:rPr>
-                <w:sz w:val="18"/>
-                <w:szCs w:val="18"/>
-              </w:rPr>
-              <w:t xml:space="preserve">Rogers(1975)</w:t>
+            <w:tcW w:type="dxa" w:w="919"/>
+            <w:tcBorders>
+              <w:top w:val="single" w:color="BFBFBF" w:sz="4"/>
+              <w:left w:val="single" w:color="BFBFBF" w:sz="4"/>
+              <w:bottom w:val="single" w:color="BFBFBF" w:sz="4"/>
+              <w:right w:val="single" w:color="BFBFBF" w:sz="4"/>
+            </w:tcBorders>
+            <w:tcMar>
+              <w:top w:type="dxa" w:w="60"/>
+              <w:left w:type="dxa" w:w="100"/>
+              <w:bottom w:type="dxa" w:w="60"/>
+              <w:right w:type="dxa" w:w="100"/>
+            </w:tcMar>
+          </w:tcPr>
+          <w:p>
+            <w:r>
+              <w:rPr>
+                <w:sz w:val="18"/>
+                <w:szCs w:val="18"/>
+              </w:rPr>
+              <w:t xml:space="preserve">심리적 반발</w:t>
+            </w:r>
+          </w:p>
+        </w:tc>
+        <w:tc>
+          <w:tcPr>
+            <w:tcW w:type="dxa" w:w="4595"/>
+            <w:tcBorders>
+              <w:top w:val="single" w:color="BFBFBF" w:sz="4"/>
+              <w:left w:val="single" w:color="BFBFBF" w:sz="4"/>
+              <w:bottom w:val="single" w:color="BFBFBF" w:sz="4"/>
+              <w:right w:val="single" w:color="BFBFBF" w:sz="4"/>
+            </w:tcBorders>
+            <w:tcMar>
+              <w:top w:type="dxa" w:w="60"/>
+              <w:left w:type="dxa" w:w="100"/>
+              <w:bottom w:type="dxa" w:w="60"/>
+              <w:right w:type="dxa" w:w="100"/>
+            </w:tcMar>
+          </w:tcPr>
+          <w:p>
+            <w:r>
+              <w:rPr>
+                <w:sz w:val="18"/>
+                <w:szCs w:val="18"/>
+              </w:rPr>
+              <w:t xml:space="preserve">선택의 자유가 위협받는다고 느낄 때 생기는 분노와 부정적 인지</w:t>
+            </w:r>
+          </w:p>
+        </w:tc>
+        <w:tc>
+          <w:tcPr>
+            <w:tcW w:type="dxa" w:w="3792"/>
+            <w:tcBorders>
+              <w:top w:val="single" w:color="BFBFBF" w:sz="4"/>
+              <w:left w:val="single" w:color="BFBFBF" w:sz="4"/>
+              <w:bottom w:val="single" w:color="BFBFBF" w:sz="4"/>
+              <w:right w:val="single" w:color="BFBFBF" w:sz="4"/>
+            </w:tcBorders>
+            <w:tcMar>
+              <w:top w:type="dxa" w:w="60"/>
+              <w:left w:type="dxa" w:w="100"/>
+              <w:bottom w:type="dxa" w:w="60"/>
+              <w:right w:type="dxa" w:w="100"/>
+            </w:tcMar>
+          </w:tcPr>
+          <w:p>
+            <w:r>
+              <w:rPr>
+                <w:sz w:val="18"/>
+                <w:szCs w:val="18"/>
+              </w:rPr>
+              <w:t xml:space="preserve">Brehm(1966), Dillard &amp; Shen(2005)</w:t>
             </w:r>
           </w:p>
         </w:tc>
@@ -2220,79 +1831,79 @@
         </w:trPr>
         <w:tc>
           <w:tcPr>
-            <w:tcW w:type="dxa" w:w="1021"/>
-            <w:tcBorders>
-              <w:top w:val="single" w:color="BFBFBF" w:sz="4"/>
-              <w:left w:val="single" w:color="BFBFBF" w:sz="4"/>
-              <w:bottom w:val="single" w:color="BFBFBF" w:sz="4"/>
-              <w:right w:val="single" w:color="BFBFBF" w:sz="4"/>
-            </w:tcBorders>
-            <w:tcMar>
-              <w:top w:type="dxa" w:w="60"/>
-              <w:left w:type="dxa" w:w="100"/>
-              <w:bottom w:type="dxa" w:w="60"/>
-              <w:right w:type="dxa" w:w="100"/>
-            </w:tcMar>
-          </w:tcPr>
-          <w:p>
-            <w:r>
-              <w:rPr>
-                <w:sz w:val="18"/>
-                <w:szCs w:val="18"/>
-              </w:rPr>
-              <w:t xml:space="preserve">정리 효능감</w:t>
-            </w:r>
-          </w:p>
-        </w:tc>
-        <w:tc>
-          <w:tcPr>
-            <w:tcW w:type="dxa" w:w="4539"/>
-            <w:tcBorders>
-              <w:top w:val="single" w:color="BFBFBF" w:sz="4"/>
-              <w:left w:val="single" w:color="BFBFBF" w:sz="4"/>
-              <w:bottom w:val="single" w:color="BFBFBF" w:sz="4"/>
-              <w:right w:val="single" w:color="BFBFBF" w:sz="4"/>
-            </w:tcBorders>
-            <w:tcMar>
-              <w:top w:type="dxa" w:w="60"/>
-              <w:left w:type="dxa" w:w="100"/>
-              <w:bottom w:type="dxa" w:w="60"/>
-              <w:right w:type="dxa" w:w="100"/>
-            </w:tcMar>
-          </w:tcPr>
-          <w:p>
-            <w:r>
-              <w:rPr>
-                <w:sz w:val="18"/>
-                <w:szCs w:val="18"/>
-              </w:rPr>
-              <w:t xml:space="preserve">파일 정리가 용량 문제를 해결하고(반응 효능감), 자신이 쉽게 할 수 있다는(자기 효능감) 믿음</w:t>
-            </w:r>
-          </w:p>
-        </w:tc>
-        <w:tc>
-          <w:tcPr>
-            <w:tcW w:type="dxa" w:w="3746"/>
-            <w:tcBorders>
-              <w:top w:val="single" w:color="BFBFBF" w:sz="4"/>
-              <w:left w:val="single" w:color="BFBFBF" w:sz="4"/>
-              <w:bottom w:val="single" w:color="BFBFBF" w:sz="4"/>
-              <w:right w:val="single" w:color="BFBFBF" w:sz="4"/>
-            </w:tcBorders>
-            <w:tcMar>
-              <w:top w:type="dxa" w:w="60"/>
-              <w:left w:type="dxa" w:w="100"/>
-              <w:bottom w:type="dxa" w:w="60"/>
-              <w:right w:type="dxa" w:w="100"/>
-            </w:tcMar>
-          </w:tcPr>
-          <w:p>
-            <w:r>
-              <w:rPr>
-                <w:sz w:val="18"/>
-                <w:szCs w:val="18"/>
-              </w:rPr>
-              <w:t xml:space="preserve">Rogers(1975), Witte(1992)</w:t>
+            <w:tcW w:type="dxa" w:w="919"/>
+            <w:tcBorders>
+              <w:top w:val="single" w:color="BFBFBF" w:sz="4"/>
+              <w:left w:val="single" w:color="BFBFBF" w:sz="4"/>
+              <w:bottom w:val="single" w:color="BFBFBF" w:sz="4"/>
+              <w:right w:val="single" w:color="BFBFBF" w:sz="4"/>
+            </w:tcBorders>
+            <w:tcMar>
+              <w:top w:type="dxa" w:w="60"/>
+              <w:left w:type="dxa" w:w="100"/>
+              <w:bottom w:type="dxa" w:w="60"/>
+              <w:right w:type="dxa" w:w="100"/>
+            </w:tcMar>
+          </w:tcPr>
+          <w:p>
+            <w:r>
+              <w:rPr>
+                <w:sz w:val="18"/>
+                <w:szCs w:val="18"/>
+              </w:rPr>
+              <w:t xml:space="preserve">다크 패턴</w:t>
+            </w:r>
+          </w:p>
+        </w:tc>
+        <w:tc>
+          <w:tcPr>
+            <w:tcW w:type="dxa" w:w="4595"/>
+            <w:tcBorders>
+              <w:top w:val="single" w:color="BFBFBF" w:sz="4"/>
+              <w:left w:val="single" w:color="BFBFBF" w:sz="4"/>
+              <w:bottom w:val="single" w:color="BFBFBF" w:sz="4"/>
+              <w:right w:val="single" w:color="BFBFBF" w:sz="4"/>
+            </w:tcBorders>
+            <w:tcMar>
+              <w:top w:type="dxa" w:w="60"/>
+              <w:left w:type="dxa" w:w="100"/>
+              <w:bottom w:type="dxa" w:w="60"/>
+              <w:right w:type="dxa" w:w="100"/>
+            </w:tcMar>
+          </w:tcPr>
+          <w:p>
+            <w:r>
+              <w:rPr>
+                <w:sz w:val="18"/>
+                <w:szCs w:val="18"/>
+              </w:rPr>
+              <w:t xml:space="preserve">사용자의 이익보다 서비스의 이익을 위해 선택을 조작하는 인터페이스 설계</w:t>
+            </w:r>
+          </w:p>
+        </w:tc>
+        <w:tc>
+          <w:tcPr>
+            <w:tcW w:type="dxa" w:w="3792"/>
+            <w:tcBorders>
+              <w:top w:val="single" w:color="BFBFBF" w:sz="4"/>
+              <w:left w:val="single" w:color="BFBFBF" w:sz="4"/>
+              <w:bottom w:val="single" w:color="BFBFBF" w:sz="4"/>
+              <w:right w:val="single" w:color="BFBFBF" w:sz="4"/>
+            </w:tcBorders>
+            <w:tcMar>
+              <w:top w:type="dxa" w:w="60"/>
+              <w:left w:type="dxa" w:w="100"/>
+              <w:bottom w:type="dxa" w:w="60"/>
+              <w:right w:type="dxa" w:w="100"/>
+            </w:tcMar>
+          </w:tcPr>
+          <w:p>
+            <w:r>
+              <w:rPr>
+                <w:sz w:val="18"/>
+                <w:szCs w:val="18"/>
+              </w:rPr>
+              <w:t xml:space="preserve">Gray 외(2018)</w:t>
             </w:r>
           </w:p>
         </w:tc>
@@ -2303,245 +1914,79 @@
         </w:trPr>
         <w:tc>
           <w:tcPr>
-            <w:tcW w:type="dxa" w:w="1021"/>
-            <w:tcBorders>
-              <w:top w:val="single" w:color="BFBFBF" w:sz="4"/>
-              <w:left w:val="single" w:color="BFBFBF" w:sz="4"/>
-              <w:bottom w:val="single" w:color="BFBFBF" w:sz="4"/>
-              <w:right w:val="single" w:color="BFBFBF" w:sz="4"/>
-            </w:tcBorders>
-            <w:tcMar>
-              <w:top w:type="dxa" w:w="60"/>
-              <w:left w:type="dxa" w:w="100"/>
-              <w:bottom w:type="dxa" w:w="60"/>
-              <w:right w:type="dxa" w:w="100"/>
-            </w:tcMar>
-          </w:tcPr>
-          <w:p>
-            <w:r>
-              <w:rPr>
-                <w:sz w:val="18"/>
-                <w:szCs w:val="18"/>
-              </w:rPr>
-              <w:t xml:space="preserve">심리적 반발</w:t>
-            </w:r>
-          </w:p>
-        </w:tc>
-        <w:tc>
-          <w:tcPr>
-            <w:tcW w:type="dxa" w:w="4539"/>
-            <w:tcBorders>
-              <w:top w:val="single" w:color="BFBFBF" w:sz="4"/>
-              <w:left w:val="single" w:color="BFBFBF" w:sz="4"/>
-              <w:bottom w:val="single" w:color="BFBFBF" w:sz="4"/>
-              <w:right w:val="single" w:color="BFBFBF" w:sz="4"/>
-            </w:tcBorders>
-            <w:tcMar>
-              <w:top w:type="dxa" w:w="60"/>
-              <w:left w:type="dxa" w:w="100"/>
-              <w:bottom w:type="dxa" w:w="60"/>
-              <w:right w:type="dxa" w:w="100"/>
-            </w:tcMar>
-          </w:tcPr>
-          <w:p>
-            <w:r>
-              <w:rPr>
-                <w:sz w:val="18"/>
-                <w:szCs w:val="18"/>
-              </w:rPr>
-              <w:t xml:space="preserve">선택의 자유가 위협받는다고 느낄 때 생기는 분노와 부정적 인지. 이 연구에서는 설득의 비용</w:t>
-            </w:r>
-          </w:p>
-        </w:tc>
-        <w:tc>
-          <w:tcPr>
-            <w:tcW w:type="dxa" w:w="3746"/>
-            <w:tcBorders>
-              <w:top w:val="single" w:color="BFBFBF" w:sz="4"/>
-              <w:left w:val="single" w:color="BFBFBF" w:sz="4"/>
-              <w:bottom w:val="single" w:color="BFBFBF" w:sz="4"/>
-              <w:right w:val="single" w:color="BFBFBF" w:sz="4"/>
-            </w:tcBorders>
-            <w:tcMar>
-              <w:top w:type="dxa" w:w="60"/>
-              <w:left w:type="dxa" w:w="100"/>
-              <w:bottom w:type="dxa" w:w="60"/>
-              <w:right w:type="dxa" w:w="100"/>
-            </w:tcMar>
-          </w:tcPr>
-          <w:p>
-            <w:r>
-              <w:rPr>
-                <w:sz w:val="18"/>
-                <w:szCs w:val="18"/>
-              </w:rPr>
-              <w:t xml:space="preserve">Brehm(1966), Dillard &amp; Shen(2005)</w:t>
-            </w:r>
-          </w:p>
-        </w:tc>
-      </w:tr>
-      <w:tr>
-        <w:trPr>
-          <w:tblHeader w:val="off"/>
-        </w:trPr>
-        <w:tc>
-          <w:tcPr>
-            <w:tcW w:type="dxa" w:w="1021"/>
-            <w:tcBorders>
-              <w:top w:val="single" w:color="BFBFBF" w:sz="4"/>
-              <w:left w:val="single" w:color="BFBFBF" w:sz="4"/>
-              <w:bottom w:val="single" w:color="BFBFBF" w:sz="4"/>
-              <w:right w:val="single" w:color="BFBFBF" w:sz="4"/>
-            </w:tcBorders>
-            <w:tcMar>
-              <w:top w:type="dxa" w:w="60"/>
-              <w:left w:type="dxa" w:w="100"/>
-              <w:bottom w:type="dxa" w:w="60"/>
-              <w:right w:type="dxa" w:w="100"/>
-            </w:tcMar>
-          </w:tcPr>
-          <w:p>
-            <w:r>
-              <w:rPr>
-                <w:sz w:val="18"/>
-                <w:szCs w:val="18"/>
-              </w:rPr>
-              <w:t xml:space="preserve">디지털 저장강박</w:t>
-            </w:r>
-          </w:p>
-        </w:tc>
-        <w:tc>
-          <w:tcPr>
-            <w:tcW w:type="dxa" w:w="4539"/>
-            <w:tcBorders>
-              <w:top w:val="single" w:color="BFBFBF" w:sz="4"/>
-              <w:left w:val="single" w:color="BFBFBF" w:sz="4"/>
-              <w:bottom w:val="single" w:color="BFBFBF" w:sz="4"/>
-              <w:right w:val="single" w:color="BFBFBF" w:sz="4"/>
-            </w:tcBorders>
-            <w:tcMar>
-              <w:top w:type="dxa" w:w="60"/>
-              <w:left w:type="dxa" w:w="100"/>
-              <w:bottom w:type="dxa" w:w="60"/>
-              <w:right w:type="dxa" w:w="100"/>
-            </w:tcMar>
-          </w:tcPr>
-          <w:p>
-            <w:r>
-              <w:rPr>
-                <w:sz w:val="18"/>
-                <w:szCs w:val="18"/>
-              </w:rPr>
-              <w:t xml:space="preserve">디지털 자료를 과도하게 모으고 삭제하기 어려워하는 경향</w:t>
-            </w:r>
-          </w:p>
-        </w:tc>
-        <w:tc>
-          <w:tcPr>
-            <w:tcW w:type="dxa" w:w="3746"/>
-            <w:tcBorders>
-              <w:top w:val="single" w:color="BFBFBF" w:sz="4"/>
-              <w:left w:val="single" w:color="BFBFBF" w:sz="4"/>
-              <w:bottom w:val="single" w:color="BFBFBF" w:sz="4"/>
-              <w:right w:val="single" w:color="BFBFBF" w:sz="4"/>
-            </w:tcBorders>
-            <w:tcMar>
-              <w:top w:type="dxa" w:w="60"/>
-              <w:left w:type="dxa" w:w="100"/>
-              <w:bottom w:type="dxa" w:w="60"/>
-              <w:right w:type="dxa" w:w="100"/>
-            </w:tcMar>
-          </w:tcPr>
-          <w:p>
-            <w:r>
-              <w:rPr>
-                <w:sz w:val="18"/>
-                <w:szCs w:val="18"/>
-              </w:rPr>
-              <w:t xml:space="preserve">Sweeten 외(2018), Neave 외(2019)</w:t>
-            </w:r>
-          </w:p>
-        </w:tc>
-      </w:tr>
-      <w:tr>
-        <w:trPr>
-          <w:tblHeader w:val="off"/>
-        </w:trPr>
-        <w:tc>
-          <w:tcPr>
-            <w:tcW w:type="dxa" w:w="1021"/>
-            <w:tcBorders>
-              <w:top w:val="single" w:color="BFBFBF" w:sz="4"/>
-              <w:left w:val="single" w:color="BFBFBF" w:sz="4"/>
-              <w:bottom w:val="single" w:color="BFBFBF" w:sz="4"/>
-              <w:right w:val="single" w:color="BFBFBF" w:sz="4"/>
-            </w:tcBorders>
-            <w:tcMar>
-              <w:top w:type="dxa" w:w="60"/>
-              <w:left w:type="dxa" w:w="100"/>
-              <w:bottom w:type="dxa" w:w="60"/>
-              <w:right w:type="dxa" w:w="100"/>
-            </w:tcMar>
-          </w:tcPr>
-          <w:p>
-            <w:r>
-              <w:rPr>
-                <w:sz w:val="18"/>
-                <w:szCs w:val="18"/>
-              </w:rPr>
-              <w:t xml:space="preserve">다크 패턴</w:t>
-            </w:r>
-          </w:p>
-        </w:tc>
-        <w:tc>
-          <w:tcPr>
-            <w:tcW w:type="dxa" w:w="4539"/>
-            <w:tcBorders>
-              <w:top w:val="single" w:color="BFBFBF" w:sz="4"/>
-              <w:left w:val="single" w:color="BFBFBF" w:sz="4"/>
-              <w:bottom w:val="single" w:color="BFBFBF" w:sz="4"/>
-              <w:right w:val="single" w:color="BFBFBF" w:sz="4"/>
-            </w:tcBorders>
-            <w:tcMar>
-              <w:top w:type="dxa" w:w="60"/>
-              <w:left w:type="dxa" w:w="100"/>
-              <w:bottom w:type="dxa" w:w="60"/>
-              <w:right w:type="dxa" w:w="100"/>
-            </w:tcMar>
-          </w:tcPr>
-          <w:p>
-            <w:r>
-              <w:rPr>
-                <w:sz w:val="18"/>
-                <w:szCs w:val="18"/>
-              </w:rPr>
-              <w:t xml:space="preserve">사용자의 이익보다 서비스의 이익을 위해 선택을 조작하는 인터페이스 설계</w:t>
-            </w:r>
-          </w:p>
-        </w:tc>
-        <w:tc>
-          <w:tcPr>
-            <w:tcW w:type="dxa" w:w="3746"/>
-            <w:tcBorders>
-              <w:top w:val="single" w:color="BFBFBF" w:sz="4"/>
-              <w:left w:val="single" w:color="BFBFBF" w:sz="4"/>
-              <w:bottom w:val="single" w:color="BFBFBF" w:sz="4"/>
-              <w:right w:val="single" w:color="BFBFBF" w:sz="4"/>
-            </w:tcBorders>
-            <w:tcMar>
-              <w:top w:type="dxa" w:w="60"/>
-              <w:left w:type="dxa" w:w="100"/>
-              <w:bottom w:type="dxa" w:w="60"/>
-              <w:right w:type="dxa" w:w="100"/>
-            </w:tcMar>
-          </w:tcPr>
-          <w:p>
-            <w:r>
-              <w:rPr>
-                <w:sz w:val="18"/>
-                <w:szCs w:val="18"/>
-              </w:rPr>
-              <w:t xml:space="preserve">Gray 외(2018)</w:t>
+            <w:tcW w:type="dxa" w:w="919"/>
+            <w:tcBorders>
+              <w:top w:val="single" w:color="BFBFBF" w:sz="4"/>
+              <w:left w:val="single" w:color="BFBFBF" w:sz="4"/>
+              <w:bottom w:val="single" w:color="BFBFBF" w:sz="4"/>
+              <w:right w:val="single" w:color="BFBFBF" w:sz="4"/>
+            </w:tcBorders>
+            <w:tcMar>
+              <w:top w:type="dxa" w:w="60"/>
+              <w:left w:type="dxa" w:w="100"/>
+              <w:bottom w:type="dxa" w:w="60"/>
+              <w:right w:type="dxa" w:w="100"/>
+            </w:tcMar>
+          </w:tcPr>
+          <w:p>
+            <w:r>
+              <w:rPr>
+                <w:sz w:val="18"/>
+                <w:szCs w:val="18"/>
+              </w:rPr>
+              <w:t xml:space="preserve">프리미엄 전환</w:t>
+            </w:r>
+          </w:p>
+        </w:tc>
+        <w:tc>
+          <w:tcPr>
+            <w:tcW w:type="dxa" w:w="4595"/>
+            <w:tcBorders>
+              <w:top w:val="single" w:color="BFBFBF" w:sz="4"/>
+              <w:left w:val="single" w:color="BFBFBF" w:sz="4"/>
+              <w:bottom w:val="single" w:color="BFBFBF" w:sz="4"/>
+              <w:right w:val="single" w:color="BFBFBF" w:sz="4"/>
+            </w:tcBorders>
+            <w:tcMar>
+              <w:top w:type="dxa" w:w="60"/>
+              <w:left w:type="dxa" w:w="100"/>
+              <w:bottom w:type="dxa" w:w="60"/>
+              <w:right w:type="dxa" w:w="100"/>
+            </w:tcMar>
+          </w:tcPr>
+          <w:p>
+            <w:r>
+              <w:rPr>
+                <w:sz w:val="18"/>
+                <w:szCs w:val="18"/>
+              </w:rPr>
+              <w:t xml:space="preserve">무료 이용자가 유료 요금제로 업그레이드하는 것</w:t>
+            </w:r>
+          </w:p>
+        </w:tc>
+        <w:tc>
+          <w:tcPr>
+            <w:tcW w:type="dxa" w:w="3792"/>
+            <w:tcBorders>
+              <w:top w:val="single" w:color="BFBFBF" w:sz="4"/>
+              <w:left w:val="single" w:color="BFBFBF" w:sz="4"/>
+              <w:bottom w:val="single" w:color="BFBFBF" w:sz="4"/>
+              <w:right w:val="single" w:color="BFBFBF" w:sz="4"/>
+            </w:tcBorders>
+            <w:tcMar>
+              <w:top w:type="dxa" w:w="60"/>
+              <w:left w:type="dxa" w:w="100"/>
+              <w:bottom w:type="dxa" w:w="60"/>
+              <w:right w:type="dxa" w:w="100"/>
+            </w:tcMar>
+          </w:tcPr>
+          <w:p>
+            <w:r>
+              <w:rPr>
+                <w:sz w:val="18"/>
+                <w:szCs w:val="18"/>
+              </w:rPr>
+              <w:t xml:space="preserve">Mäntymäki 외(2020)</w:t>
             </w:r>
           </w:p>
         </w:tc>
@@ -2573,10 +2018,10 @@
         </w:tblBorders>
       </w:tblPr>
       <w:tblGrid>
-        <w:gridCol w:w="1070"/>
-        <w:gridCol w:w="2058"/>
-        <w:gridCol w:w="2882"/>
-        <w:gridCol w:w="3296"/>
+        <w:gridCol w:w="1174"/>
+        <w:gridCol w:w="1897"/>
+        <w:gridCol w:w="2620"/>
+        <w:gridCol w:w="3615"/>
       </w:tblGrid>
       <w:tr>
         <w:trPr>
@@ -2584,7 +2029,7 @@
         </w:trPr>
         <w:tc>
           <w:tcPr>
-            <w:tcW w:type="dxa" w:w="1070"/>
+            <w:tcW w:type="dxa" w:w="1174"/>
             <w:tcBorders>
               <w:top w:val="single" w:color="BFBFBF" w:sz="4"/>
               <w:left w:val="single" w:color="BFBFBF" w:sz="4"/>
@@ -2613,7 +2058,7 @@
         </w:tc>
         <w:tc>
           <w:tcPr>
-            <w:tcW w:type="dxa" w:w="2058"/>
+            <w:tcW w:type="dxa" w:w="1897"/>
             <w:tcBorders>
               <w:top w:val="single" w:color="BFBFBF" w:sz="4"/>
               <w:left w:val="single" w:color="BFBFBF" w:sz="4"/>
@@ -2642,7 +2087,7 @@
         </w:tc>
         <w:tc>
           <w:tcPr>
-            <w:tcW w:type="dxa" w:w="2882"/>
+            <w:tcW w:type="dxa" w:w="2620"/>
             <w:tcBorders>
               <w:top w:val="single" w:color="BFBFBF" w:sz="4"/>
               <w:left w:val="single" w:color="BFBFBF" w:sz="4"/>
@@ -2671,7 +2116,7 @@
         </w:tc>
         <w:tc>
           <w:tcPr>
-            <w:tcW w:type="dxa" w:w="3296"/>
+            <w:tcW w:type="dxa" w:w="3615"/>
             <w:tcBorders>
               <w:top w:val="single" w:color="BFBFBF" w:sz="4"/>
               <w:left w:val="single" w:color="BFBFBF" w:sz="4"/>
@@ -2705,7 +2150,7 @@
         </w:trPr>
         <w:tc>
           <w:tcPr>
-            <w:tcW w:type="dxa" w:w="1070"/>
+            <w:tcW w:type="dxa" w:w="1174"/>
             <w:tcBorders>
               <w:top w:val="single" w:color="BFBFBF" w:sz="4"/>
               <w:left w:val="single" w:color="BFBFBF" w:sz="4"/>
@@ -2731,7 +2176,7 @@
         </w:tc>
         <w:tc>
           <w:tcPr>
-            <w:tcW w:type="dxa" w:w="2058"/>
+            <w:tcW w:type="dxa" w:w="1897"/>
             <w:tcBorders>
               <w:top w:val="single" w:color="BFBFBF" w:sz="4"/>
               <w:left w:val="single" w:color="BFBFBF" w:sz="4"/>
@@ -2757,33 +2202,33 @@
         </w:tc>
         <w:tc>
           <w:tcPr>
-            <w:tcW w:type="dxa" w:w="2882"/>
-            <w:tcBorders>
-              <w:top w:val="single" w:color="BFBFBF" w:sz="4"/>
-              <w:left w:val="single" w:color="BFBFBF" w:sz="4"/>
-              <w:bottom w:val="single" w:color="BFBFBF" w:sz="4"/>
-              <w:right w:val="single" w:color="BFBFBF" w:sz="4"/>
-            </w:tcBorders>
-            <w:tcMar>
-              <w:top w:type="dxa" w:w="60"/>
-              <w:left w:type="dxa" w:w="100"/>
-              <w:bottom w:type="dxa" w:w="60"/>
-              <w:right w:type="dxa" w:w="100"/>
-            </w:tcMar>
-          </w:tcPr>
-          <w:p>
-            <w:r>
-              <w:rPr>
-                <w:sz w:val="18"/>
-                <w:szCs w:val="18"/>
-              </w:rPr>
-              <w:t xml:space="preserve">파일 축적 현상, 결제만 권하는 용량 알림</w:t>
-            </w:r>
-          </w:p>
-        </w:tc>
-        <w:tc>
-          <w:tcPr>
-            <w:tcW w:type="dxa" w:w="3296"/>
+            <w:tcW w:type="dxa" w:w="2620"/>
+            <w:tcBorders>
+              <w:top w:val="single" w:color="BFBFBF" w:sz="4"/>
+              <w:left w:val="single" w:color="BFBFBF" w:sz="4"/>
+              <w:bottom w:val="single" w:color="BFBFBF" w:sz="4"/>
+              <w:right w:val="single" w:color="BFBFBF" w:sz="4"/>
+            </w:tcBorders>
+            <w:tcMar>
+              <w:top w:type="dxa" w:w="60"/>
+              <w:left w:type="dxa" w:w="100"/>
+              <w:bottom w:type="dxa" w:w="60"/>
+              <w:right w:type="dxa" w:w="100"/>
+            </w:tcMar>
+          </w:tcPr>
+          <w:p>
+            <w:r>
+              <w:rPr>
+                <w:sz w:val="18"/>
+                <w:szCs w:val="18"/>
+              </w:rPr>
+              <w:t xml:space="preserve">디지털 자료 축적 현상, 스토리지 서비스의 현재 대응</w:t>
+            </w:r>
+          </w:p>
+        </w:tc>
+        <w:tc>
+          <w:tcPr>
+            <w:tcW w:type="dxa" w:w="3615"/>
             <w:tcBorders>
               <w:top w:val="single" w:color="BFBFBF" w:sz="4"/>
               <w:left w:val="single" w:color="BFBFBF" w:sz="4"/>
@@ -2814,7 +2259,7 @@
         </w:trPr>
         <w:tc>
           <w:tcPr>
-            <w:tcW w:type="dxa" w:w="1070"/>
+            <w:tcW w:type="dxa" w:w="1174"/>
             <w:tcBorders>
               <w:top w:val="single" w:color="BFBFBF" w:sz="4"/>
               <w:left w:val="single" w:color="BFBFBF" w:sz="4"/>
@@ -2832,7 +2277,7 @@
         </w:tc>
         <w:tc>
           <w:tcPr>
-            <w:tcW w:type="dxa" w:w="2058"/>
+            <w:tcW w:type="dxa" w:w="1897"/>
             <w:tcBorders>
               <w:top w:val="single" w:color="BFBFBF" w:sz="4"/>
               <w:left w:val="single" w:color="BFBFBF" w:sz="4"/>
@@ -2858,7 +2303,7 @@
         </w:tc>
         <w:tc>
           <w:tcPr>
-            <w:tcW w:type="dxa" w:w="2882"/>
+            <w:tcW w:type="dxa" w:w="2620"/>
             <w:tcBorders>
               <w:top w:val="single" w:color="BFBFBF" w:sz="4"/>
               <w:left w:val="single" w:color="BFBFBF" w:sz="4"/>
@@ -2884,7 +2329,7 @@
         </w:tc>
         <w:tc>
           <w:tcPr>
-            <w:tcW w:type="dxa" w:w="3296"/>
+            <w:tcW w:type="dxa" w:w="3615"/>
             <w:tcBorders>
               <w:top w:val="single" w:color="BFBFBF" w:sz="4"/>
               <w:left w:val="single" w:color="BFBFBF" w:sz="4"/>
@@ -2907,7 +2352,7 @@
         </w:trPr>
         <w:tc>
           <w:tcPr>
-            <w:tcW w:type="dxa" w:w="1070"/>
+            <w:tcW w:type="dxa" w:w="1174"/>
             <w:tcBorders>
               <w:top w:val="single" w:color="BFBFBF" w:sz="4"/>
               <w:left w:val="single" w:color="BFBFBF" w:sz="4"/>
@@ -2925,7 +2370,7 @@
         </w:tc>
         <w:tc>
           <w:tcPr>
-            <w:tcW w:type="dxa" w:w="2058"/>
+            <w:tcW w:type="dxa" w:w="1897"/>
             <w:tcBorders>
               <w:top w:val="single" w:color="BFBFBF" w:sz="4"/>
               <w:left w:val="single" w:color="BFBFBF" w:sz="4"/>
@@ -2951,7 +2396,7 @@
         </w:tc>
         <w:tc>
           <w:tcPr>
-            <w:tcW w:type="dxa" w:w="2882"/>
+            <w:tcW w:type="dxa" w:w="2620"/>
             <w:tcBorders>
               <w:top w:val="single" w:color="BFBFBF" w:sz="4"/>
               <w:left w:val="single" w:color="BFBFBF" w:sz="4"/>
@@ -2977,7 +2422,7 @@
         </w:tc>
         <w:tc>
           <w:tcPr>
-            <w:tcW w:type="dxa" w:w="3296"/>
+            <w:tcW w:type="dxa" w:w="3615"/>
             <w:tcBorders>
               <w:top w:val="single" w:color="BFBFBF" w:sz="4"/>
               <w:left w:val="single" w:color="BFBFBF" w:sz="4"/>
@@ -3000,7 +2445,7 @@
         </w:trPr>
         <w:tc>
           <w:tcPr>
-            <w:tcW w:type="dxa" w:w="1070"/>
+            <w:tcW w:type="dxa" w:w="1174"/>
             <w:tcBorders>
               <w:top w:val="single" w:color="BFBFBF" w:sz="4"/>
               <w:left w:val="single" w:color="BFBFBF" w:sz="4"/>
@@ -3018,7 +2463,7 @@
         </w:tc>
         <w:tc>
           <w:tcPr>
-            <w:tcW w:type="dxa" w:w="2058"/>
+            <w:tcW w:type="dxa" w:w="1897"/>
             <w:tcBorders>
               <w:top w:val="single" w:color="BFBFBF" w:sz="4"/>
               <w:left w:val="single" w:color="BFBFBF" w:sz="4"/>
@@ -3044,7 +2489,7 @@
         </w:tc>
         <w:tc>
           <w:tcPr>
-            <w:tcW w:type="dxa" w:w="2882"/>
+            <w:tcW w:type="dxa" w:w="2620"/>
             <w:tcBorders>
               <w:top w:val="single" w:color="BFBFBF" w:sz="4"/>
               <w:left w:val="single" w:color="BFBFBF" w:sz="4"/>
@@ -3070,7 +2515,7 @@
         </w:tc>
         <w:tc>
           <w:tcPr>
-            <w:tcW w:type="dxa" w:w="3296"/>
+            <w:tcW w:type="dxa" w:w="3615"/>
             <w:tcBorders>
               <w:top w:val="single" w:color="BFBFBF" w:sz="4"/>
               <w:left w:val="single" w:color="BFBFBF" w:sz="4"/>
@@ -3093,7 +2538,7 @@
         </w:trPr>
         <w:tc>
           <w:tcPr>
-            <w:tcW w:type="dxa" w:w="1070"/>
+            <w:tcW w:type="dxa" w:w="1174"/>
             <w:tcBorders>
               <w:top w:val="single" w:color="BFBFBF" w:sz="4"/>
               <w:left w:val="single" w:color="BFBFBF" w:sz="4"/>
@@ -3119,79 +2564,79 @@
         </w:tc>
         <w:tc>
           <w:tcPr>
-            <w:tcW w:type="dxa" w:w="2058"/>
-            <w:tcBorders>
-              <w:top w:val="single" w:color="BFBFBF" w:sz="4"/>
-              <w:left w:val="single" w:color="BFBFBF" w:sz="4"/>
-              <w:bottom w:val="single" w:color="BFBFBF" w:sz="4"/>
-              <w:right w:val="single" w:color="BFBFBF" w:sz="4"/>
-            </w:tcBorders>
-            <w:tcMar>
-              <w:top w:type="dxa" w:w="60"/>
-              <w:left w:type="dxa" w:w="100"/>
-              <w:bottom w:type="dxa" w:w="60"/>
-              <w:right w:type="dxa" w:w="100"/>
-            </w:tcMar>
-          </w:tcPr>
-          <w:p>
-            <w:r>
-              <w:rPr>
-                <w:sz w:val="18"/>
-                <w:szCs w:val="18"/>
-              </w:rPr>
-              <w:t xml:space="preserve">2.1 디지털 저장강박과 클라우드 정리</w:t>
-            </w:r>
-          </w:p>
-        </w:tc>
-        <w:tc>
-          <w:tcPr>
-            <w:tcW w:type="dxa" w:w="2882"/>
-            <w:tcBorders>
-              <w:top w:val="single" w:color="BFBFBF" w:sz="4"/>
-              <w:left w:val="single" w:color="BFBFBF" w:sz="4"/>
-              <w:bottom w:val="single" w:color="BFBFBF" w:sz="4"/>
-              <w:right w:val="single" w:color="BFBFBF" w:sz="4"/>
-            </w:tcBorders>
-            <w:tcMar>
-              <w:top w:type="dxa" w:w="60"/>
-              <w:left w:type="dxa" w:w="100"/>
-              <w:bottom w:type="dxa" w:w="60"/>
-              <w:right w:type="dxa" w:w="100"/>
-            </w:tcMar>
-          </w:tcPr>
-          <w:p>
-            <w:r>
-              <w:rPr>
-                <w:sz w:val="18"/>
-                <w:szCs w:val="18"/>
-              </w:rPr>
-              <w:t xml:space="preserve">정의, 원인, 정리 도구</w:t>
-            </w:r>
-          </w:p>
-        </w:tc>
-        <w:tc>
-          <w:tcPr>
-            <w:tcW w:type="dxa" w:w="3296"/>
-            <w:tcBorders>
-              <w:top w:val="single" w:color="BFBFBF" w:sz="4"/>
-              <w:left w:val="single" w:color="BFBFBF" w:sz="4"/>
-              <w:bottom w:val="single" w:color="BFBFBF" w:sz="4"/>
-              <w:right w:val="single" w:color="BFBFBF" w:sz="4"/>
-            </w:tcBorders>
-            <w:tcMar>
-              <w:top w:type="dxa" w:w="60"/>
-              <w:left w:type="dxa" w:w="100"/>
-              <w:bottom w:type="dxa" w:w="60"/>
-              <w:right w:type="dxa" w:w="100"/>
-            </w:tcMar>
-          </w:tcPr>
-          <w:p>
-            <w:r>
-              <w:rPr>
-                <w:sz w:val="18"/>
-                <w:szCs w:val="18"/>
-              </w:rPr>
-              <w:t xml:space="preserve">Sweeten, Neave, Vitale, Khan, Brackenbury</w:t>
+            <w:tcW w:type="dxa" w:w="1897"/>
+            <w:tcBorders>
+              <w:top w:val="single" w:color="BFBFBF" w:sz="4"/>
+              <w:left w:val="single" w:color="BFBFBF" w:sz="4"/>
+              <w:bottom w:val="single" w:color="BFBFBF" w:sz="4"/>
+              <w:right w:val="single" w:color="BFBFBF" w:sz="4"/>
+            </w:tcBorders>
+            <w:tcMar>
+              <w:top w:type="dxa" w:w="60"/>
+              <w:left w:type="dxa" w:w="100"/>
+              <w:bottom w:type="dxa" w:w="60"/>
+              <w:right w:type="dxa" w:w="100"/>
+            </w:tcMar>
+          </w:tcPr>
+          <w:p>
+            <w:r>
+              <w:rPr>
+                <w:sz w:val="18"/>
+                <w:szCs w:val="18"/>
+              </w:rPr>
+              <w:t xml:space="preserve">2.1 디지털 저장강박</w:t>
+            </w:r>
+          </w:p>
+        </w:tc>
+        <w:tc>
+          <w:tcPr>
+            <w:tcW w:type="dxa" w:w="2620"/>
+            <w:tcBorders>
+              <w:top w:val="single" w:color="BFBFBF" w:sz="4"/>
+              <w:left w:val="single" w:color="BFBFBF" w:sz="4"/>
+              <w:bottom w:val="single" w:color="BFBFBF" w:sz="4"/>
+              <w:right w:val="single" w:color="BFBFBF" w:sz="4"/>
+            </w:tcBorders>
+            <w:tcMar>
+              <w:top w:type="dxa" w:w="60"/>
+              <w:left w:type="dxa" w:w="100"/>
+              <w:bottom w:type="dxa" w:w="60"/>
+              <w:right w:type="dxa" w:w="100"/>
+            </w:tcMar>
+          </w:tcPr>
+          <w:p>
+            <w:r>
+              <w:rPr>
+                <w:sz w:val="18"/>
+                <w:szCs w:val="18"/>
+              </w:rPr>
+              <w:t xml:space="preserve">정의, 원인, 측정</w:t>
+            </w:r>
+          </w:p>
+        </w:tc>
+        <w:tc>
+          <w:tcPr>
+            <w:tcW w:type="dxa" w:w="3615"/>
+            <w:tcBorders>
+              <w:top w:val="single" w:color="BFBFBF" w:sz="4"/>
+              <w:left w:val="single" w:color="BFBFBF" w:sz="4"/>
+              <w:bottom w:val="single" w:color="BFBFBF" w:sz="4"/>
+              <w:right w:val="single" w:color="BFBFBF" w:sz="4"/>
+            </w:tcBorders>
+            <w:tcMar>
+              <w:top w:type="dxa" w:w="60"/>
+              <w:left w:type="dxa" w:w="100"/>
+              <w:bottom w:type="dxa" w:w="60"/>
+              <w:right w:type="dxa" w:w="100"/>
+            </w:tcMar>
+          </w:tcPr>
+          <w:p>
+            <w:r>
+              <w:rPr>
+                <w:sz w:val="18"/>
+                <w:szCs w:val="18"/>
+              </w:rPr>
+              <w:t xml:space="preserve">Sweeten, Neave, Vitale, Sedera</w:t>
             </w:r>
           </w:p>
         </w:tc>
@@ -3202,7 +2647,7 @@
         </w:trPr>
         <w:tc>
           <w:tcPr>
-            <w:tcW w:type="dxa" w:w="1070"/>
+            <w:tcW w:type="dxa" w:w="1174"/>
             <w:tcBorders>
               <w:top w:val="single" w:color="BFBFBF" w:sz="4"/>
               <w:left w:val="single" w:color="BFBFBF" w:sz="4"/>
@@ -3220,79 +2665,79 @@
         </w:tc>
         <w:tc>
           <w:tcPr>
-            <w:tcW w:type="dxa" w:w="2058"/>
-            <w:tcBorders>
-              <w:top w:val="single" w:color="BFBFBF" w:sz="4"/>
-              <w:left w:val="single" w:color="BFBFBF" w:sz="4"/>
-              <w:bottom w:val="single" w:color="BFBFBF" w:sz="4"/>
-              <w:right w:val="single" w:color="BFBFBF" w:sz="4"/>
-            </w:tcBorders>
-            <w:tcMar>
-              <w:top w:type="dxa" w:w="60"/>
-              <w:left w:type="dxa" w:w="100"/>
-              <w:bottom w:type="dxa" w:w="60"/>
-              <w:right w:type="dxa" w:w="100"/>
-            </w:tcMar>
-          </w:tcPr>
-          <w:p>
-            <w:r>
-              <w:rPr>
-                <w:sz w:val="18"/>
-                <w:szCs w:val="18"/>
-              </w:rPr>
-              <w:t xml:space="preserve">2.2 설득 이론</w:t>
-            </w:r>
-          </w:p>
-        </w:tc>
-        <w:tc>
-          <w:tcPr>
-            <w:tcW w:type="dxa" w:w="2882"/>
-            <w:tcBorders>
-              <w:top w:val="single" w:color="BFBFBF" w:sz="4"/>
-              <w:left w:val="single" w:color="BFBFBF" w:sz="4"/>
-              <w:bottom w:val="single" w:color="BFBFBF" w:sz="4"/>
-              <w:right w:val="single" w:color="BFBFBF" w:sz="4"/>
-            </w:tcBorders>
-            <w:tcMar>
-              <w:top w:type="dxa" w:w="60"/>
-              <w:left w:type="dxa" w:w="100"/>
-              <w:bottom w:type="dxa" w:w="60"/>
-              <w:right w:type="dxa" w:w="100"/>
-            </w:tcMar>
-          </w:tcPr>
-          <w:p>
-            <w:r>
-              <w:rPr>
-                <w:sz w:val="18"/>
-                <w:szCs w:val="18"/>
-              </w:rPr>
-              <w:t xml:space="preserve">보호 동기 이론, 위협 소구와 효능 메시지, 정교화 가능성 모델</w:t>
-            </w:r>
-          </w:p>
-        </w:tc>
-        <w:tc>
-          <w:tcPr>
-            <w:tcW w:type="dxa" w:w="3296"/>
-            <w:tcBorders>
-              <w:top w:val="single" w:color="BFBFBF" w:sz="4"/>
-              <w:left w:val="single" w:color="BFBFBF" w:sz="4"/>
-              <w:bottom w:val="single" w:color="BFBFBF" w:sz="4"/>
-              <w:right w:val="single" w:color="BFBFBF" w:sz="4"/>
-            </w:tcBorders>
-            <w:tcMar>
-              <w:top w:type="dxa" w:w="60"/>
-              <w:left w:type="dxa" w:w="100"/>
-              <w:bottom w:type="dxa" w:w="60"/>
-              <w:right w:type="dxa" w:w="100"/>
-            </w:tcMar>
-          </w:tcPr>
-          <w:p>
-            <w:r>
-              <w:rPr>
-                <w:sz w:val="18"/>
-                <w:szCs w:val="18"/>
-              </w:rPr>
-              <w:t xml:space="preserve">Rogers, Witte, Tannenbaum, Petty &amp; Cacioppo</w:t>
+            <w:tcW w:type="dxa" w:w="1897"/>
+            <w:tcBorders>
+              <w:top w:val="single" w:color="BFBFBF" w:sz="4"/>
+              <w:left w:val="single" w:color="BFBFBF" w:sz="4"/>
+              <w:bottom w:val="single" w:color="BFBFBF" w:sz="4"/>
+              <w:right w:val="single" w:color="BFBFBF" w:sz="4"/>
+            </w:tcBorders>
+            <w:tcMar>
+              <w:top w:type="dxa" w:w="60"/>
+              <w:left w:type="dxa" w:w="100"/>
+              <w:bottom w:type="dxa" w:w="60"/>
+              <w:right w:type="dxa" w:w="100"/>
+            </w:tcMar>
+          </w:tcPr>
+          <w:p>
+            <w:r>
+              <w:rPr>
+                <w:sz w:val="18"/>
+                <w:szCs w:val="18"/>
+              </w:rPr>
+              <w:t xml:space="preserve">2.2 개인 정보 관리와 클라우드 정리</w:t>
+            </w:r>
+          </w:p>
+        </w:tc>
+        <w:tc>
+          <w:tcPr>
+            <w:tcW w:type="dxa" w:w="2620"/>
+            <w:tcBorders>
+              <w:top w:val="single" w:color="BFBFBF" w:sz="4"/>
+              <w:left w:val="single" w:color="BFBFBF" w:sz="4"/>
+              <w:bottom w:val="single" w:color="BFBFBF" w:sz="4"/>
+              <w:right w:val="single" w:color="BFBFBF" w:sz="4"/>
+            </w:tcBorders>
+            <w:tcMar>
+              <w:top w:type="dxa" w:w="60"/>
+              <w:left w:type="dxa" w:w="100"/>
+              <w:bottom w:type="dxa" w:w="60"/>
+              <w:right w:type="dxa" w:w="100"/>
+            </w:tcMar>
+          </w:tcPr>
+          <w:p>
+            <w:r>
+              <w:rPr>
+                <w:sz w:val="18"/>
+                <w:szCs w:val="18"/>
+              </w:rPr>
+              <w:t xml:space="preserve">PIM 연구, 클라우드 정리 도구</w:t>
+            </w:r>
+          </w:p>
+        </w:tc>
+        <w:tc>
+          <w:tcPr>
+            <w:tcW w:type="dxa" w:w="3615"/>
+            <w:tcBorders>
+              <w:top w:val="single" w:color="BFBFBF" w:sz="4"/>
+              <w:left w:val="single" w:color="BFBFBF" w:sz="4"/>
+              <w:bottom w:val="single" w:color="BFBFBF" w:sz="4"/>
+              <w:right w:val="single" w:color="BFBFBF" w:sz="4"/>
+            </w:tcBorders>
+            <w:tcMar>
+              <w:top w:type="dxa" w:w="60"/>
+              <w:left w:type="dxa" w:w="100"/>
+              <w:bottom w:type="dxa" w:w="60"/>
+              <w:right w:type="dxa" w:w="100"/>
+            </w:tcMar>
+          </w:tcPr>
+          <w:p>
+            <w:r>
+              <w:rPr>
+                <w:sz w:val="18"/>
+                <w:szCs w:val="18"/>
+              </w:rPr>
+              <w:t xml:space="preserve">Boardman &amp; Sasse, Bergman &amp; Whittaker, Khan, Brackenbury</w:t>
             </w:r>
           </w:p>
         </w:tc>
@@ -3303,7 +2748,7 @@
         </w:trPr>
         <w:tc>
           <w:tcPr>
-            <w:tcW w:type="dxa" w:w="1070"/>
+            <w:tcW w:type="dxa" w:w="1174"/>
             <w:tcBorders>
               <w:top w:val="single" w:color="BFBFBF" w:sz="4"/>
               <w:left w:val="single" w:color="BFBFBF" w:sz="4"/>
@@ -3321,79 +2766,79 @@
         </w:tc>
         <w:tc>
           <w:tcPr>
-            <w:tcW w:type="dxa" w:w="2058"/>
-            <w:tcBorders>
-              <w:top w:val="single" w:color="BFBFBF" w:sz="4"/>
-              <w:left w:val="single" w:color="BFBFBF" w:sz="4"/>
-              <w:bottom w:val="single" w:color="BFBFBF" w:sz="4"/>
-              <w:right w:val="single" w:color="BFBFBF" w:sz="4"/>
-            </w:tcBorders>
-            <w:tcMar>
-              <w:top w:type="dxa" w:w="60"/>
-              <w:left w:type="dxa" w:w="100"/>
-              <w:bottom w:type="dxa" w:w="60"/>
-              <w:right w:type="dxa" w:w="100"/>
-            </w:tcMar>
-          </w:tcPr>
-          <w:p>
-            <w:r>
-              <w:rPr>
-                <w:sz w:val="18"/>
-                <w:szCs w:val="18"/>
-              </w:rPr>
-              <w:t xml:space="preserve">2.3 디지털 설득과 넛지</w:t>
-            </w:r>
-          </w:p>
-        </w:tc>
-        <w:tc>
-          <w:tcPr>
-            <w:tcW w:type="dxa" w:w="2882"/>
-            <w:tcBorders>
-              <w:top w:val="single" w:color="BFBFBF" w:sz="4"/>
-              <w:left w:val="single" w:color="BFBFBF" w:sz="4"/>
-              <w:bottom w:val="single" w:color="BFBFBF" w:sz="4"/>
-              <w:right w:val="single" w:color="BFBFBF" w:sz="4"/>
-            </w:tcBorders>
-            <w:tcMar>
-              <w:top w:type="dxa" w:w="60"/>
-              <w:left w:type="dxa" w:w="100"/>
-              <w:bottom w:type="dxa" w:w="60"/>
-              <w:right w:type="dxa" w:w="100"/>
-            </w:tcMar>
-          </w:tcPr>
-          <w:p>
-            <w:r>
-              <w:rPr>
-                <w:sz w:val="18"/>
-                <w:szCs w:val="18"/>
-              </w:rPr>
-              <w:t xml:space="preserve">설득 시스템 설계 모델, 디지털 넛지, 설득 개인화</w:t>
-            </w:r>
-          </w:p>
-        </w:tc>
-        <w:tc>
-          <w:tcPr>
-            <w:tcW w:type="dxa" w:w="3296"/>
-            <w:tcBorders>
-              <w:top w:val="single" w:color="BFBFBF" w:sz="4"/>
-              <w:left w:val="single" w:color="BFBFBF" w:sz="4"/>
-              <w:bottom w:val="single" w:color="BFBFBF" w:sz="4"/>
-              <w:right w:val="single" w:color="BFBFBF" w:sz="4"/>
-            </w:tcBorders>
-            <w:tcMar>
-              <w:top w:type="dxa" w:w="60"/>
-              <w:left w:type="dxa" w:w="100"/>
-              <w:bottom w:type="dxa" w:w="60"/>
-              <w:right w:type="dxa" w:w="100"/>
-            </w:tcMar>
-          </w:tcPr>
-          <w:p>
-            <w:r>
-              <w:rPr>
-                <w:sz w:val="18"/>
-                <w:szCs w:val="18"/>
-              </w:rPr>
-              <w:t xml:space="preserve">Oinas-Kukkonen &amp; Harjumaa, Weinmann, Caraban, Kaptein</w:t>
+            <w:tcW w:type="dxa" w:w="1897"/>
+            <w:tcBorders>
+              <w:top w:val="single" w:color="BFBFBF" w:sz="4"/>
+              <w:left w:val="single" w:color="BFBFBF" w:sz="4"/>
+              <w:bottom w:val="single" w:color="BFBFBF" w:sz="4"/>
+              <w:right w:val="single" w:color="BFBFBF" w:sz="4"/>
+            </w:tcBorders>
+            <w:tcMar>
+              <w:top w:type="dxa" w:w="60"/>
+              <w:left w:type="dxa" w:w="100"/>
+              <w:bottom w:type="dxa" w:w="60"/>
+              <w:right w:type="dxa" w:w="100"/>
+            </w:tcMar>
+          </w:tcPr>
+          <w:p>
+            <w:r>
+              <w:rPr>
+                <w:sz w:val="18"/>
+                <w:szCs w:val="18"/>
+              </w:rPr>
+              <w:t xml:space="preserve">2.3 디지털 넛지</w:t>
+            </w:r>
+          </w:p>
+        </w:tc>
+        <w:tc>
+          <w:tcPr>
+            <w:tcW w:type="dxa" w:w="2620"/>
+            <w:tcBorders>
+              <w:top w:val="single" w:color="BFBFBF" w:sz="4"/>
+              <w:left w:val="single" w:color="BFBFBF" w:sz="4"/>
+              <w:bottom w:val="single" w:color="BFBFBF" w:sz="4"/>
+              <w:right w:val="single" w:color="BFBFBF" w:sz="4"/>
+            </w:tcBorders>
+            <w:tcMar>
+              <w:top w:type="dxa" w:w="60"/>
+              <w:left w:type="dxa" w:w="100"/>
+              <w:bottom w:type="dxa" w:w="60"/>
+              <w:right w:type="dxa" w:w="100"/>
+            </w:tcMar>
+          </w:tcPr>
+          <w:p>
+            <w:r>
+              <w:rPr>
+                <w:sz w:val="18"/>
+                <w:szCs w:val="18"/>
+              </w:rPr>
+              <w:t xml:space="preserve">넛지 개념, 디지털 넛지 유형</w:t>
+            </w:r>
+          </w:p>
+        </w:tc>
+        <w:tc>
+          <w:tcPr>
+            <w:tcW w:type="dxa" w:w="3615"/>
+            <w:tcBorders>
+              <w:top w:val="single" w:color="BFBFBF" w:sz="4"/>
+              <w:left w:val="single" w:color="BFBFBF" w:sz="4"/>
+              <w:bottom w:val="single" w:color="BFBFBF" w:sz="4"/>
+              <w:right w:val="single" w:color="BFBFBF" w:sz="4"/>
+            </w:tcBorders>
+            <w:tcMar>
+              <w:top w:type="dxa" w:w="60"/>
+              <w:left w:type="dxa" w:w="100"/>
+              <w:bottom w:type="dxa" w:w="60"/>
+              <w:right w:type="dxa" w:w="100"/>
+            </w:tcMar>
+          </w:tcPr>
+          <w:p>
+            <w:r>
+              <w:rPr>
+                <w:sz w:val="18"/>
+                <w:szCs w:val="18"/>
+              </w:rPr>
+              <w:t xml:space="preserve">Thaler &amp; Sunstein, Weinmann, Caraban</w:t>
             </w:r>
           </w:p>
         </w:tc>
@@ -3404,7 +2849,7 @@
         </w:trPr>
         <w:tc>
           <w:tcPr>
-            <w:tcW w:type="dxa" w:w="1070"/>
+            <w:tcW w:type="dxa" w:w="1174"/>
             <w:tcBorders>
               <w:top w:val="single" w:color="BFBFBF" w:sz="4"/>
               <w:left w:val="single" w:color="BFBFBF" w:sz="4"/>
@@ -3422,79 +2867,79 @@
         </w:tc>
         <w:tc>
           <w:tcPr>
-            <w:tcW w:type="dxa" w:w="2058"/>
-            <w:tcBorders>
-              <w:top w:val="single" w:color="BFBFBF" w:sz="4"/>
-              <w:left w:val="single" w:color="BFBFBF" w:sz="4"/>
-              <w:bottom w:val="single" w:color="BFBFBF" w:sz="4"/>
-              <w:right w:val="single" w:color="BFBFBF" w:sz="4"/>
-            </w:tcBorders>
-            <w:tcMar>
-              <w:top w:type="dxa" w:w="60"/>
-              <w:left w:type="dxa" w:w="100"/>
-              <w:bottom w:type="dxa" w:w="60"/>
-              <w:right w:type="dxa" w:w="100"/>
-            </w:tcMar>
-          </w:tcPr>
-          <w:p>
-            <w:r>
-              <w:rPr>
-                <w:sz w:val="18"/>
-                <w:szCs w:val="18"/>
-              </w:rPr>
-              <w:t xml:space="preserve">2.4 설득의 비용: 심리적 반발과 다크 패턴</w:t>
-            </w:r>
-          </w:p>
-        </w:tc>
-        <w:tc>
-          <w:tcPr>
-            <w:tcW w:type="dxa" w:w="2882"/>
-            <w:tcBorders>
-              <w:top w:val="single" w:color="BFBFBF" w:sz="4"/>
-              <w:left w:val="single" w:color="BFBFBF" w:sz="4"/>
-              <w:bottom w:val="single" w:color="BFBFBF" w:sz="4"/>
-              <w:right w:val="single" w:color="BFBFBF" w:sz="4"/>
-            </w:tcBorders>
-            <w:tcMar>
-              <w:top w:type="dxa" w:w="60"/>
-              <w:left w:type="dxa" w:w="100"/>
-              <w:bottom w:type="dxa" w:w="60"/>
-              <w:right w:type="dxa" w:w="100"/>
-            </w:tcMar>
-          </w:tcPr>
-          <w:p>
-            <w:r>
-              <w:rPr>
-                <w:sz w:val="18"/>
-                <w:szCs w:val="18"/>
-              </w:rPr>
-              <w:t xml:space="preserve">반발 이론, 통제적 언어, 넛지 수용성, 다크 패턴</w:t>
-            </w:r>
-          </w:p>
-        </w:tc>
-        <w:tc>
-          <w:tcPr>
-            <w:tcW w:type="dxa" w:w="3296"/>
-            <w:tcBorders>
-              <w:top w:val="single" w:color="BFBFBF" w:sz="4"/>
-              <w:left w:val="single" w:color="BFBFBF" w:sz="4"/>
-              <w:bottom w:val="single" w:color="BFBFBF" w:sz="4"/>
-              <w:right w:val="single" w:color="BFBFBF" w:sz="4"/>
-            </w:tcBorders>
-            <w:tcMar>
-              <w:top w:type="dxa" w:w="60"/>
-              <w:left w:type="dxa" w:w="100"/>
-              <w:bottom w:type="dxa" w:w="60"/>
-              <w:right w:type="dxa" w:w="100"/>
-            </w:tcMar>
-          </w:tcPr>
-          <w:p>
-            <w:r>
-              <w:rPr>
-                <w:sz w:val="18"/>
-                <w:szCs w:val="18"/>
-              </w:rPr>
-              <w:t xml:space="preserve">Brehm, Dillard &amp; Shen, Miller, Bruns &amp; Perino, Gray, Luguri &amp; Strahilevitz</w:t>
+            <w:tcW w:type="dxa" w:w="1897"/>
+            <w:tcBorders>
+              <w:top w:val="single" w:color="BFBFBF" w:sz="4"/>
+              <w:left w:val="single" w:color="BFBFBF" w:sz="4"/>
+              <w:bottom w:val="single" w:color="BFBFBF" w:sz="4"/>
+              <w:right w:val="single" w:color="BFBFBF" w:sz="4"/>
+            </w:tcBorders>
+            <w:tcMar>
+              <w:top w:type="dxa" w:w="60"/>
+              <w:left w:type="dxa" w:w="100"/>
+              <w:bottom w:type="dxa" w:w="60"/>
+              <w:right w:type="dxa" w:w="100"/>
+            </w:tcMar>
+          </w:tcPr>
+          <w:p>
+            <w:r>
+              <w:rPr>
+                <w:sz w:val="18"/>
+                <w:szCs w:val="18"/>
+              </w:rPr>
+              <w:t xml:space="preserve">2.4 심리적 반발과 넛지의 윤리</w:t>
+            </w:r>
+          </w:p>
+        </w:tc>
+        <w:tc>
+          <w:tcPr>
+            <w:tcW w:type="dxa" w:w="2620"/>
+            <w:tcBorders>
+              <w:top w:val="single" w:color="BFBFBF" w:sz="4"/>
+              <w:left w:val="single" w:color="BFBFBF" w:sz="4"/>
+              <w:bottom w:val="single" w:color="BFBFBF" w:sz="4"/>
+              <w:right w:val="single" w:color="BFBFBF" w:sz="4"/>
+            </w:tcBorders>
+            <w:tcMar>
+              <w:top w:type="dxa" w:w="60"/>
+              <w:left w:type="dxa" w:w="100"/>
+              <w:bottom w:type="dxa" w:w="60"/>
+              <w:right w:type="dxa" w:w="100"/>
+            </w:tcMar>
+          </w:tcPr>
+          <w:p>
+            <w:r>
+              <w:rPr>
+                <w:sz w:val="18"/>
+                <w:szCs w:val="18"/>
+              </w:rPr>
+              <w:t xml:space="preserve">반발 이론, 넛지 수용성, 다크 패턴</w:t>
+            </w:r>
+          </w:p>
+        </w:tc>
+        <w:tc>
+          <w:tcPr>
+            <w:tcW w:type="dxa" w:w="3615"/>
+            <w:tcBorders>
+              <w:top w:val="single" w:color="BFBFBF" w:sz="4"/>
+              <w:left w:val="single" w:color="BFBFBF" w:sz="4"/>
+              <w:bottom w:val="single" w:color="BFBFBF" w:sz="4"/>
+              <w:right w:val="single" w:color="BFBFBF" w:sz="4"/>
+            </w:tcBorders>
+            <w:tcMar>
+              <w:top w:type="dxa" w:w="60"/>
+              <w:left w:type="dxa" w:w="100"/>
+              <w:bottom w:type="dxa" w:w="60"/>
+              <w:right w:type="dxa" w:w="100"/>
+            </w:tcMar>
+          </w:tcPr>
+          <w:p>
+            <w:r>
+              <w:rPr>
+                <w:sz w:val="18"/>
+                <w:szCs w:val="18"/>
+              </w:rPr>
+              <w:t xml:space="preserve">Brehm, Dillard &amp; Shen, Bruns &amp; Perino, Gray, Mathur</w:t>
             </w:r>
           </w:p>
         </w:tc>
@@ -3505,7 +2950,7 @@
         </w:trPr>
         <w:tc>
           <w:tcPr>
-            <w:tcW w:type="dxa" w:w="1070"/>
+            <w:tcW w:type="dxa" w:w="1174"/>
             <w:tcBorders>
               <w:top w:val="single" w:color="BFBFBF" w:sz="4"/>
               <w:left w:val="single" w:color="BFBFBF" w:sz="4"/>
@@ -3523,73 +2968,81 @@
         </w:tc>
         <w:tc>
           <w:tcPr>
-            <w:tcW w:type="dxa" w:w="2058"/>
-            <w:tcBorders>
-              <w:top w:val="single" w:color="BFBFBF" w:sz="4"/>
-              <w:left w:val="single" w:color="BFBFBF" w:sz="4"/>
-              <w:bottom w:val="single" w:color="BFBFBF" w:sz="4"/>
-              <w:right w:val="single" w:color="BFBFBF" w:sz="4"/>
-            </w:tcBorders>
-            <w:tcMar>
-              <w:top w:type="dxa" w:w="60"/>
-              <w:left w:type="dxa" w:w="100"/>
-              <w:bottom w:type="dxa" w:w="60"/>
-              <w:right w:type="dxa" w:w="100"/>
-            </w:tcMar>
-          </w:tcPr>
-          <w:p>
-            <w:r>
-              <w:rPr>
-                <w:sz w:val="18"/>
-                <w:szCs w:val="18"/>
-              </w:rPr>
-              <w:t xml:space="preserve">2.5 연구 가설</w:t>
-            </w:r>
-          </w:p>
-        </w:tc>
-        <w:tc>
-          <w:tcPr>
-            <w:tcW w:type="dxa" w:w="2882"/>
-            <w:tcBorders>
-              <w:top w:val="single" w:color="BFBFBF" w:sz="4"/>
-              <w:left w:val="single" w:color="BFBFBF" w:sz="4"/>
-              <w:bottom w:val="single" w:color="BFBFBF" w:sz="4"/>
-              <w:right w:val="single" w:color="BFBFBF" w:sz="4"/>
-            </w:tcBorders>
-            <w:tcMar>
-              <w:top w:type="dxa" w:w="60"/>
-              <w:left w:type="dxa" w:w="100"/>
-              <w:bottom w:type="dxa" w:w="60"/>
-              <w:right w:type="dxa" w:w="100"/>
-            </w:tcMar>
-          </w:tcPr>
-          <w:p>
-            <w:r>
-              <w:rPr>
-                <w:sz w:val="18"/>
-                <w:szCs w:val="18"/>
-              </w:rPr>
-              <w:t xml:space="preserve">가설 도출</w:t>
-            </w:r>
-          </w:p>
-        </w:tc>
-        <w:tc>
-          <w:tcPr>
-            <w:tcW w:type="dxa" w:w="3296"/>
-            <w:tcBorders>
-              <w:top w:val="single" w:color="BFBFBF" w:sz="4"/>
-              <w:left w:val="single" w:color="BFBFBF" w:sz="4"/>
-              <w:bottom w:val="single" w:color="BFBFBF" w:sz="4"/>
-              <w:right w:val="single" w:color="BFBFBF" w:sz="4"/>
-            </w:tcBorders>
-            <w:tcMar>
-              <w:top w:type="dxa" w:w="60"/>
-              <w:left w:type="dxa" w:w="100"/>
-              <w:bottom w:type="dxa" w:w="60"/>
-              <w:right w:type="dxa" w:w="100"/>
-            </w:tcMar>
-          </w:tcPr>
-          <w:p/>
+            <w:tcW w:type="dxa" w:w="1897"/>
+            <w:tcBorders>
+              <w:top w:val="single" w:color="BFBFBF" w:sz="4"/>
+              <w:left w:val="single" w:color="BFBFBF" w:sz="4"/>
+              <w:bottom w:val="single" w:color="BFBFBF" w:sz="4"/>
+              <w:right w:val="single" w:color="BFBFBF" w:sz="4"/>
+            </w:tcBorders>
+            <w:tcMar>
+              <w:top w:type="dxa" w:w="60"/>
+              <w:left w:type="dxa" w:w="100"/>
+              <w:bottom w:type="dxa" w:w="60"/>
+              <w:right w:type="dxa" w:w="100"/>
+            </w:tcMar>
+          </w:tcPr>
+          <w:p>
+            <w:r>
+              <w:rPr>
+                <w:sz w:val="18"/>
+                <w:szCs w:val="18"/>
+              </w:rPr>
+              <w:t xml:space="preserve">2.5 프리미엄 서비스의 유료 전환</w:t>
+            </w:r>
+          </w:p>
+        </w:tc>
+        <w:tc>
+          <w:tcPr>
+            <w:tcW w:type="dxa" w:w="2620"/>
+            <w:tcBorders>
+              <w:top w:val="single" w:color="BFBFBF" w:sz="4"/>
+              <w:left w:val="single" w:color="BFBFBF" w:sz="4"/>
+              <w:bottom w:val="single" w:color="BFBFBF" w:sz="4"/>
+              <w:right w:val="single" w:color="BFBFBF" w:sz="4"/>
+            </w:tcBorders>
+            <w:tcMar>
+              <w:top w:type="dxa" w:w="60"/>
+              <w:left w:type="dxa" w:w="100"/>
+              <w:bottom w:type="dxa" w:w="60"/>
+              <w:right w:type="dxa" w:w="100"/>
+            </w:tcMar>
+          </w:tcPr>
+          <w:p>
+            <w:r>
+              <w:rPr>
+                <w:sz w:val="18"/>
+                <w:szCs w:val="18"/>
+              </w:rPr>
+              <w:t xml:space="preserve">전환 요인</w:t>
+            </w:r>
+          </w:p>
+        </w:tc>
+        <w:tc>
+          <w:tcPr>
+            <w:tcW w:type="dxa" w:w="3615"/>
+            <w:tcBorders>
+              <w:top w:val="single" w:color="BFBFBF" w:sz="4"/>
+              <w:left w:val="single" w:color="BFBFBF" w:sz="4"/>
+              <w:bottom w:val="single" w:color="BFBFBF" w:sz="4"/>
+              <w:right w:val="single" w:color="BFBFBF" w:sz="4"/>
+            </w:tcBorders>
+            <w:tcMar>
+              <w:top w:type="dxa" w:w="60"/>
+              <w:left w:type="dxa" w:w="100"/>
+              <w:bottom w:type="dxa" w:w="60"/>
+              <w:right w:type="dxa" w:w="100"/>
+            </w:tcMar>
+          </w:tcPr>
+          <w:p>
+            <w:r>
+              <w:rPr>
+                <w:sz w:val="18"/>
+                <w:szCs w:val="18"/>
+              </w:rPr>
+              <w:t xml:space="preserve">Mäntymäki, Wagner</w:t>
+            </w:r>
+          </w:p>
         </w:tc>
       </w:tr>
       <w:tr>
@@ -3598,85 +3051,77 @@
         </w:trPr>
         <w:tc>
           <w:tcPr>
-            <w:tcW w:type="dxa" w:w="1070"/>
-            <w:tcBorders>
-              <w:top w:val="single" w:color="BFBFBF" w:sz="4"/>
-              <w:left w:val="single" w:color="BFBFBF" w:sz="4"/>
-              <w:bottom w:val="single" w:color="BFBFBF" w:sz="4"/>
-              <w:right w:val="single" w:color="BFBFBF" w:sz="4"/>
-            </w:tcBorders>
-            <w:tcMar>
-              <w:top w:type="dxa" w:w="60"/>
-              <w:left w:type="dxa" w:w="100"/>
-              <w:bottom w:type="dxa" w:w="60"/>
-              <w:right w:type="dxa" w:w="100"/>
-            </w:tcMar>
-          </w:tcPr>
-          <w:p>
-            <w:r>
-              <w:rPr>
-                <w:sz w:val="18"/>
-                <w:szCs w:val="18"/>
-              </w:rPr>
-              <w:t xml:space="preserve">3. 연구 방법</w:t>
-            </w:r>
-          </w:p>
-        </w:tc>
-        <w:tc>
-          <w:tcPr>
-            <w:tcW w:type="dxa" w:w="2058"/>
-            <w:tcBorders>
-              <w:top w:val="single" w:color="BFBFBF" w:sz="4"/>
-              <w:left w:val="single" w:color="BFBFBF" w:sz="4"/>
-              <w:bottom w:val="single" w:color="BFBFBF" w:sz="4"/>
-              <w:right w:val="single" w:color="BFBFBF" w:sz="4"/>
-            </w:tcBorders>
-            <w:tcMar>
-              <w:top w:type="dxa" w:w="60"/>
-              <w:left w:type="dxa" w:w="100"/>
-              <w:bottom w:type="dxa" w:w="60"/>
-              <w:right w:type="dxa" w:w="100"/>
-            </w:tcMar>
-          </w:tcPr>
-          <w:p>
-            <w:r>
-              <w:rPr>
-                <w:sz w:val="18"/>
-                <w:szCs w:val="18"/>
-              </w:rPr>
-              <w:t xml:space="preserve">3.1 연구 모형</w:t>
-            </w:r>
-          </w:p>
-        </w:tc>
-        <w:tc>
-          <w:tcPr>
-            <w:tcW w:type="dxa" w:w="2882"/>
-            <w:tcBorders>
-              <w:top w:val="single" w:color="BFBFBF" w:sz="4"/>
-              <w:left w:val="single" w:color="BFBFBF" w:sz="4"/>
-              <w:bottom w:val="single" w:color="BFBFBF" w:sz="4"/>
-              <w:right w:val="single" w:color="BFBFBF" w:sz="4"/>
-            </w:tcBorders>
-            <w:tcMar>
-              <w:top w:type="dxa" w:w="60"/>
-              <w:left w:type="dxa" w:w="100"/>
-              <w:bottom w:type="dxa" w:w="60"/>
-              <w:right w:type="dxa" w:w="100"/>
-            </w:tcMar>
-          </w:tcPr>
-          <w:p>
-            <w:r>
-              <w:rPr>
-                <w:sz w:val="18"/>
-                <w:szCs w:val="18"/>
-              </w:rPr>
-              <w:t xml:space="preserve">위 6절</w:t>
-            </w:r>
-          </w:p>
-        </w:tc>
-        <w:tc>
-          <w:tcPr>
-            <w:tcW w:type="dxa" w:w="3296"/>
+            <w:tcW w:type="dxa" w:w="1174"/>
+            <w:tcBorders>
+              <w:top w:val="single" w:color="BFBFBF" w:sz="4"/>
+              <w:left w:val="single" w:color="BFBFBF" w:sz="4"/>
+              <w:bottom w:val="single" w:color="BFBFBF" w:sz="4"/>
+              <w:right w:val="single" w:color="BFBFBF" w:sz="4"/>
+            </w:tcBorders>
+            <w:tcMar>
+              <w:top w:type="dxa" w:w="60"/>
+              <w:left w:type="dxa" w:w="100"/>
+              <w:bottom w:type="dxa" w:w="60"/>
+              <w:right w:type="dxa" w:w="100"/>
+            </w:tcMar>
+          </w:tcPr>
+          <w:p/>
+        </w:tc>
+        <w:tc>
+          <w:tcPr>
+            <w:tcW w:type="dxa" w:w="1897"/>
+            <w:tcBorders>
+              <w:top w:val="single" w:color="BFBFBF" w:sz="4"/>
+              <w:left w:val="single" w:color="BFBFBF" w:sz="4"/>
+              <w:bottom w:val="single" w:color="BFBFBF" w:sz="4"/>
+              <w:right w:val="single" w:color="BFBFBF" w:sz="4"/>
+            </w:tcBorders>
+            <w:tcMar>
+              <w:top w:type="dxa" w:w="60"/>
+              <w:left w:type="dxa" w:w="100"/>
+              <w:bottom w:type="dxa" w:w="60"/>
+              <w:right w:type="dxa" w:w="100"/>
+            </w:tcMar>
+          </w:tcPr>
+          <w:p>
+            <w:r>
+              <w:rPr>
+                <w:sz w:val="18"/>
+                <w:szCs w:val="18"/>
+              </w:rPr>
+              <w:t xml:space="preserve">2.6 연구 가설</w:t>
+            </w:r>
+          </w:p>
+        </w:tc>
+        <w:tc>
+          <w:tcPr>
+            <w:tcW w:type="dxa" w:w="2620"/>
+            <w:tcBorders>
+              <w:top w:val="single" w:color="BFBFBF" w:sz="4"/>
+              <w:left w:val="single" w:color="BFBFBF" w:sz="4"/>
+              <w:bottom w:val="single" w:color="BFBFBF" w:sz="4"/>
+              <w:right w:val="single" w:color="BFBFBF" w:sz="4"/>
+            </w:tcBorders>
+            <w:tcMar>
+              <w:top w:type="dxa" w:w="60"/>
+              <w:left w:type="dxa" w:w="100"/>
+              <w:bottom w:type="dxa" w:w="60"/>
+              <w:right w:type="dxa" w:w="100"/>
+            </w:tcMar>
+          </w:tcPr>
+          <w:p>
+            <w:r>
+              <w:rPr>
+                <w:sz w:val="18"/>
+                <w:szCs w:val="18"/>
+              </w:rPr>
+              <w:t xml:space="preserve">가설 도출</w:t>
+            </w:r>
+          </w:p>
+        </w:tc>
+        <w:tc>
+          <w:tcPr>
+            <w:tcW w:type="dxa" w:w="3615"/>
             <w:tcBorders>
               <w:top w:val="single" w:color="BFBFBF" w:sz="4"/>
               <w:left w:val="single" w:color="BFBFBF" w:sz="4"/>
@@ -3699,7 +3144,85 @@
         </w:trPr>
         <w:tc>
           <w:tcPr>
-            <w:tcW w:type="dxa" w:w="1070"/>
+            <w:tcW w:type="dxa" w:w="1174"/>
+            <w:tcBorders>
+              <w:top w:val="single" w:color="BFBFBF" w:sz="4"/>
+              <w:left w:val="single" w:color="BFBFBF" w:sz="4"/>
+              <w:bottom w:val="single" w:color="BFBFBF" w:sz="4"/>
+              <w:right w:val="single" w:color="BFBFBF" w:sz="4"/>
+            </w:tcBorders>
+            <w:tcMar>
+              <w:top w:type="dxa" w:w="60"/>
+              <w:left w:type="dxa" w:w="100"/>
+              <w:bottom w:type="dxa" w:w="60"/>
+              <w:right w:type="dxa" w:w="100"/>
+            </w:tcMar>
+          </w:tcPr>
+          <w:p>
+            <w:r>
+              <w:rPr>
+                <w:sz w:val="18"/>
+                <w:szCs w:val="18"/>
+              </w:rPr>
+              <w:t xml:space="preserve">3. 연구 방법</w:t>
+            </w:r>
+          </w:p>
+        </w:tc>
+        <w:tc>
+          <w:tcPr>
+            <w:tcW w:type="dxa" w:w="1897"/>
+            <w:tcBorders>
+              <w:top w:val="single" w:color="BFBFBF" w:sz="4"/>
+              <w:left w:val="single" w:color="BFBFBF" w:sz="4"/>
+              <w:bottom w:val="single" w:color="BFBFBF" w:sz="4"/>
+              <w:right w:val="single" w:color="BFBFBF" w:sz="4"/>
+            </w:tcBorders>
+            <w:tcMar>
+              <w:top w:type="dxa" w:w="60"/>
+              <w:left w:type="dxa" w:w="100"/>
+              <w:bottom w:type="dxa" w:w="60"/>
+              <w:right w:type="dxa" w:w="100"/>
+            </w:tcMar>
+          </w:tcPr>
+          <w:p>
+            <w:r>
+              <w:rPr>
+                <w:sz w:val="18"/>
+                <w:szCs w:val="18"/>
+              </w:rPr>
+              <w:t xml:space="preserve">3.1 연구 모형</w:t>
+            </w:r>
+          </w:p>
+        </w:tc>
+        <w:tc>
+          <w:tcPr>
+            <w:tcW w:type="dxa" w:w="2620"/>
+            <w:tcBorders>
+              <w:top w:val="single" w:color="BFBFBF" w:sz="4"/>
+              <w:left w:val="single" w:color="BFBFBF" w:sz="4"/>
+              <w:bottom w:val="single" w:color="BFBFBF" w:sz="4"/>
+              <w:right w:val="single" w:color="BFBFBF" w:sz="4"/>
+            </w:tcBorders>
+            <w:tcMar>
+              <w:top w:type="dxa" w:w="60"/>
+              <w:left w:type="dxa" w:w="100"/>
+              <w:bottom w:type="dxa" w:w="60"/>
+              <w:right w:type="dxa" w:w="100"/>
+            </w:tcMar>
+          </w:tcPr>
+          <w:p>
+            <w:r>
+              <w:rPr>
+                <w:sz w:val="18"/>
+                <w:szCs w:val="18"/>
+              </w:rPr>
+              <w:t xml:space="preserve">위 6절</w:t>
+            </w:r>
+          </w:p>
+        </w:tc>
+        <w:tc>
+          <w:tcPr>
+            <w:tcW w:type="dxa" w:w="3615"/>
             <w:tcBorders>
               <w:top w:val="single" w:color="BFBFBF" w:sz="4"/>
               <w:left w:val="single" w:color="BFBFBF" w:sz="4"/>
@@ -3714,84 +3237,6 @@
             </w:tcMar>
           </w:tcPr>
           <w:p/>
-        </w:tc>
-        <w:tc>
-          <w:tcPr>
-            <w:tcW w:type="dxa" w:w="2058"/>
-            <w:tcBorders>
-              <w:top w:val="single" w:color="BFBFBF" w:sz="4"/>
-              <w:left w:val="single" w:color="BFBFBF" w:sz="4"/>
-              <w:bottom w:val="single" w:color="BFBFBF" w:sz="4"/>
-              <w:right w:val="single" w:color="BFBFBF" w:sz="4"/>
-            </w:tcBorders>
-            <w:tcMar>
-              <w:top w:type="dxa" w:w="60"/>
-              <w:left w:type="dxa" w:w="100"/>
-              <w:bottom w:type="dxa" w:w="60"/>
-              <w:right w:type="dxa" w:w="100"/>
-            </w:tcMar>
-          </w:tcPr>
-          <w:p>
-            <w:r>
-              <w:rPr>
-                <w:sz w:val="18"/>
-                <w:szCs w:val="18"/>
-              </w:rPr>
-              <w:t xml:space="preserve">3.2 실험 설계</w:t>
-            </w:r>
-          </w:p>
-        </w:tc>
-        <w:tc>
-          <w:tcPr>
-            <w:tcW w:type="dxa" w:w="2882"/>
-            <w:tcBorders>
-              <w:top w:val="single" w:color="BFBFBF" w:sz="4"/>
-              <w:left w:val="single" w:color="BFBFBF" w:sz="4"/>
-              <w:bottom w:val="single" w:color="BFBFBF" w:sz="4"/>
-              <w:right w:val="single" w:color="BFBFBF" w:sz="4"/>
-            </w:tcBorders>
-            <w:tcMar>
-              <w:top w:type="dxa" w:w="60"/>
-              <w:left w:type="dxa" w:w="100"/>
-              <w:bottom w:type="dxa" w:w="60"/>
-              <w:right w:type="dxa" w:w="100"/>
-            </w:tcMar>
-          </w:tcPr>
-          <w:p>
-            <w:r>
-              <w:rPr>
-                <w:sz w:val="18"/>
-                <w:szCs w:val="18"/>
-              </w:rPr>
-              <w:t xml:space="preserve">조건(설득 전략), 자극물</w:t>
-            </w:r>
-          </w:p>
-        </w:tc>
-        <w:tc>
-          <w:tcPr>
-            <w:tcW w:type="dxa" w:w="3296"/>
-            <w:tcBorders>
-              <w:top w:val="single" w:color="BFBFBF" w:sz="4"/>
-              <w:left w:val="single" w:color="BFBFBF" w:sz="4"/>
-              <w:bottom w:val="single" w:color="BFBFBF" w:sz="4"/>
-              <w:right w:val="single" w:color="BFBFBF" w:sz="4"/>
-            </w:tcBorders>
-            <w:tcMar>
-              <w:top w:type="dxa" w:w="60"/>
-              <w:left w:type="dxa" w:w="100"/>
-              <w:bottom w:type="dxa" w:w="60"/>
-              <w:right w:type="dxa" w:w="100"/>
-            </w:tcMar>
-          </w:tcPr>
-          <w:p>
-            <w:r>
-              <w:rPr>
-                <w:sz w:val="18"/>
-                <w:szCs w:val="18"/>
-              </w:rPr>
-              <w:t xml:space="preserve">research-design.md</w:t>
-            </w:r>
-          </w:p>
         </w:tc>
       </w:tr>
       <w:tr>
@@ -3800,7 +3245,7 @@
         </w:trPr>
         <w:tc>
           <w:tcPr>
-            <w:tcW w:type="dxa" w:w="1070"/>
+            <w:tcW w:type="dxa" w:w="1174"/>
             <w:tcBorders>
               <w:top w:val="single" w:color="BFBFBF" w:sz="4"/>
               <w:left w:val="single" w:color="BFBFBF" w:sz="4"/>
@@ -3818,73 +3263,81 @@
         </w:tc>
         <w:tc>
           <w:tcPr>
-            <w:tcW w:type="dxa" w:w="2058"/>
-            <w:tcBorders>
-              <w:top w:val="single" w:color="BFBFBF" w:sz="4"/>
-              <w:left w:val="single" w:color="BFBFBF" w:sz="4"/>
-              <w:bottom w:val="single" w:color="BFBFBF" w:sz="4"/>
-              <w:right w:val="single" w:color="BFBFBF" w:sz="4"/>
-            </w:tcBorders>
-            <w:tcMar>
-              <w:top w:type="dxa" w:w="60"/>
-              <w:left w:type="dxa" w:w="100"/>
-              <w:bottom w:type="dxa" w:w="60"/>
-              <w:right w:type="dxa" w:w="100"/>
-            </w:tcMar>
-          </w:tcPr>
-          <w:p>
-            <w:r>
-              <w:rPr>
-                <w:sz w:val="18"/>
-                <w:szCs w:val="18"/>
-              </w:rPr>
-              <w:t xml:space="preserve">3.3 참가자</w:t>
-            </w:r>
-          </w:p>
-        </w:tc>
-        <w:tc>
-          <w:tcPr>
-            <w:tcW w:type="dxa" w:w="2882"/>
-            <w:tcBorders>
-              <w:top w:val="single" w:color="BFBFBF" w:sz="4"/>
-              <w:left w:val="single" w:color="BFBFBF" w:sz="4"/>
-              <w:bottom w:val="single" w:color="BFBFBF" w:sz="4"/>
-              <w:right w:val="single" w:color="BFBFBF" w:sz="4"/>
-            </w:tcBorders>
-            <w:tcMar>
-              <w:top w:type="dxa" w:w="60"/>
-              <w:left w:type="dxa" w:w="100"/>
-              <w:bottom w:type="dxa" w:w="60"/>
-              <w:right w:type="dxa" w:w="100"/>
-            </w:tcMar>
-          </w:tcPr>
-          <w:p>
-            <w:r>
-              <w:rPr>
-                <w:sz w:val="18"/>
-                <w:szCs w:val="18"/>
-              </w:rPr>
-              <w:t xml:space="preserve">모집, 표본 크기</w:t>
-            </w:r>
-          </w:p>
-        </w:tc>
-        <w:tc>
-          <w:tcPr>
-            <w:tcW w:type="dxa" w:w="3296"/>
-            <w:tcBorders>
-              <w:top w:val="single" w:color="BFBFBF" w:sz="4"/>
-              <w:left w:val="single" w:color="BFBFBF" w:sz="4"/>
-              <w:bottom w:val="single" w:color="BFBFBF" w:sz="4"/>
-              <w:right w:val="single" w:color="BFBFBF" w:sz="4"/>
-            </w:tcBorders>
-            <w:tcMar>
-              <w:top w:type="dxa" w:w="60"/>
-              <w:left w:type="dxa" w:w="100"/>
-              <w:bottom w:type="dxa" w:w="60"/>
-              <w:right w:type="dxa" w:w="100"/>
-            </w:tcMar>
-          </w:tcPr>
-          <w:p/>
+            <w:tcW w:type="dxa" w:w="1897"/>
+            <w:tcBorders>
+              <w:top w:val="single" w:color="BFBFBF" w:sz="4"/>
+              <w:left w:val="single" w:color="BFBFBF" w:sz="4"/>
+              <w:bottom w:val="single" w:color="BFBFBF" w:sz="4"/>
+              <w:right w:val="single" w:color="BFBFBF" w:sz="4"/>
+            </w:tcBorders>
+            <w:tcMar>
+              <w:top w:type="dxa" w:w="60"/>
+              <w:left w:type="dxa" w:w="100"/>
+              <w:bottom w:type="dxa" w:w="60"/>
+              <w:right w:type="dxa" w:w="100"/>
+            </w:tcMar>
+          </w:tcPr>
+          <w:p>
+            <w:r>
+              <w:rPr>
+                <w:sz w:val="18"/>
+                <w:szCs w:val="18"/>
+              </w:rPr>
+              <w:t xml:space="preserve">3.2 실험 설계</w:t>
+            </w:r>
+          </w:p>
+        </w:tc>
+        <w:tc>
+          <w:tcPr>
+            <w:tcW w:type="dxa" w:w="2620"/>
+            <w:tcBorders>
+              <w:top w:val="single" w:color="BFBFBF" w:sz="4"/>
+              <w:left w:val="single" w:color="BFBFBF" w:sz="4"/>
+              <w:bottom w:val="single" w:color="BFBFBF" w:sz="4"/>
+              <w:right w:val="single" w:color="BFBFBF" w:sz="4"/>
+            </w:tcBorders>
+            <w:tcMar>
+              <w:top w:type="dxa" w:w="60"/>
+              <w:left w:type="dxa" w:w="100"/>
+              <w:bottom w:type="dxa" w:w="60"/>
+              <w:right w:type="dxa" w:w="100"/>
+            </w:tcMar>
+          </w:tcPr>
+          <w:p>
+            <w:r>
+              <w:rPr>
+                <w:sz w:val="18"/>
+                <w:szCs w:val="18"/>
+              </w:rPr>
+              <w:t xml:space="preserve">조건, 자극물</w:t>
+            </w:r>
+          </w:p>
+        </w:tc>
+        <w:tc>
+          <w:tcPr>
+            <w:tcW w:type="dxa" w:w="3615"/>
+            <w:tcBorders>
+              <w:top w:val="single" w:color="BFBFBF" w:sz="4"/>
+              <w:left w:val="single" w:color="BFBFBF" w:sz="4"/>
+              <w:bottom w:val="single" w:color="BFBFBF" w:sz="4"/>
+              <w:right w:val="single" w:color="BFBFBF" w:sz="4"/>
+            </w:tcBorders>
+            <w:tcMar>
+              <w:top w:type="dxa" w:w="60"/>
+              <w:left w:type="dxa" w:w="100"/>
+              <w:bottom w:type="dxa" w:w="60"/>
+              <w:right w:type="dxa" w:w="100"/>
+            </w:tcMar>
+          </w:tcPr>
+          <w:p>
+            <w:r>
+              <w:rPr>
+                <w:sz w:val="18"/>
+                <w:szCs w:val="18"/>
+              </w:rPr>
+              <w:t xml:space="preserve">research-design.md</w:t>
+            </w:r>
+          </w:p>
         </w:tc>
       </w:tr>
       <w:tr>
@@ -3893,7 +3346,7 @@
         </w:trPr>
         <w:tc>
           <w:tcPr>
-            <w:tcW w:type="dxa" w:w="1070"/>
+            <w:tcW w:type="dxa" w:w="1174"/>
             <w:tcBorders>
               <w:top w:val="single" w:color="BFBFBF" w:sz="4"/>
               <w:left w:val="single" w:color="BFBFBF" w:sz="4"/>
@@ -3911,59 +3364,59 @@
         </w:tc>
         <w:tc>
           <w:tcPr>
-            <w:tcW w:type="dxa" w:w="2058"/>
-            <w:tcBorders>
-              <w:top w:val="single" w:color="BFBFBF" w:sz="4"/>
-              <w:left w:val="single" w:color="BFBFBF" w:sz="4"/>
-              <w:bottom w:val="single" w:color="BFBFBF" w:sz="4"/>
-              <w:right w:val="single" w:color="BFBFBF" w:sz="4"/>
-            </w:tcBorders>
-            <w:tcMar>
-              <w:top w:type="dxa" w:w="60"/>
-              <w:left w:type="dxa" w:w="100"/>
-              <w:bottom w:type="dxa" w:w="60"/>
-              <w:right w:type="dxa" w:w="100"/>
-            </w:tcMar>
-          </w:tcPr>
-          <w:p>
-            <w:r>
-              <w:rPr>
-                <w:sz w:val="18"/>
-                <w:szCs w:val="18"/>
-              </w:rPr>
-              <w:t xml:space="preserve">3.4 측정 도구</w:t>
-            </w:r>
-          </w:p>
-        </w:tc>
-        <w:tc>
-          <w:tcPr>
-            <w:tcW w:type="dxa" w:w="2882"/>
-            <w:tcBorders>
-              <w:top w:val="single" w:color="BFBFBF" w:sz="4"/>
-              <w:left w:val="single" w:color="BFBFBF" w:sz="4"/>
-              <w:bottom w:val="single" w:color="BFBFBF" w:sz="4"/>
-              <w:right w:val="single" w:color="BFBFBF" w:sz="4"/>
-            </w:tcBorders>
-            <w:tcMar>
-              <w:top w:type="dxa" w:w="60"/>
-              <w:left w:type="dxa" w:w="100"/>
-              <w:bottom w:type="dxa" w:w="60"/>
-              <w:right w:type="dxa" w:w="100"/>
-            </w:tcMar>
-          </w:tcPr>
-          <w:p>
-            <w:r>
-              <w:rPr>
-                <w:sz w:val="18"/>
-                <w:szCs w:val="18"/>
-              </w:rPr>
-              <w:t xml:space="preserve">위협, 효능감, 반발, 행동, 저장강박</w:t>
-            </w:r>
-          </w:p>
-        </w:tc>
-        <w:tc>
-          <w:tcPr>
-            <w:tcW w:type="dxa" w:w="3296"/>
+            <w:tcW w:type="dxa" w:w="1897"/>
+            <w:tcBorders>
+              <w:top w:val="single" w:color="BFBFBF" w:sz="4"/>
+              <w:left w:val="single" w:color="BFBFBF" w:sz="4"/>
+              <w:bottom w:val="single" w:color="BFBFBF" w:sz="4"/>
+              <w:right w:val="single" w:color="BFBFBF" w:sz="4"/>
+            </w:tcBorders>
+            <w:tcMar>
+              <w:top w:type="dxa" w:w="60"/>
+              <w:left w:type="dxa" w:w="100"/>
+              <w:bottom w:type="dxa" w:w="60"/>
+              <w:right w:type="dxa" w:w="100"/>
+            </w:tcMar>
+          </w:tcPr>
+          <w:p>
+            <w:r>
+              <w:rPr>
+                <w:sz w:val="18"/>
+                <w:szCs w:val="18"/>
+              </w:rPr>
+              <w:t xml:space="preserve">3.3 참가자</w:t>
+            </w:r>
+          </w:p>
+        </w:tc>
+        <w:tc>
+          <w:tcPr>
+            <w:tcW w:type="dxa" w:w="2620"/>
+            <w:tcBorders>
+              <w:top w:val="single" w:color="BFBFBF" w:sz="4"/>
+              <w:left w:val="single" w:color="BFBFBF" w:sz="4"/>
+              <w:bottom w:val="single" w:color="BFBFBF" w:sz="4"/>
+              <w:right w:val="single" w:color="BFBFBF" w:sz="4"/>
+            </w:tcBorders>
+            <w:tcMar>
+              <w:top w:type="dxa" w:w="60"/>
+              <w:left w:type="dxa" w:w="100"/>
+              <w:bottom w:type="dxa" w:w="60"/>
+              <w:right w:type="dxa" w:w="100"/>
+            </w:tcMar>
+          </w:tcPr>
+          <w:p>
+            <w:r>
+              <w:rPr>
+                <w:sz w:val="18"/>
+                <w:szCs w:val="18"/>
+              </w:rPr>
+              <w:t xml:space="preserve">모집, 표본 크기</w:t>
+            </w:r>
+          </w:p>
+        </w:tc>
+        <w:tc>
+          <w:tcPr>
+            <w:tcW w:type="dxa" w:w="3615"/>
             <w:tcBorders>
               <w:top w:val="single" w:color="BFBFBF" w:sz="4"/>
               <w:left w:val="single" w:color="BFBFBF" w:sz="4"/>
@@ -3986,7 +3439,7 @@
         </w:trPr>
         <w:tc>
           <w:tcPr>
-            <w:tcW w:type="dxa" w:w="1070"/>
+            <w:tcW w:type="dxa" w:w="1174"/>
             <w:tcBorders>
               <w:top w:val="single" w:color="BFBFBF" w:sz="4"/>
               <w:left w:val="single" w:color="BFBFBF" w:sz="4"/>
@@ -4004,59 +3457,59 @@
         </w:tc>
         <w:tc>
           <w:tcPr>
-            <w:tcW w:type="dxa" w:w="2058"/>
-            <w:tcBorders>
-              <w:top w:val="single" w:color="BFBFBF" w:sz="4"/>
-              <w:left w:val="single" w:color="BFBFBF" w:sz="4"/>
-              <w:bottom w:val="single" w:color="BFBFBF" w:sz="4"/>
-              <w:right w:val="single" w:color="BFBFBF" w:sz="4"/>
-            </w:tcBorders>
-            <w:tcMar>
-              <w:top w:type="dxa" w:w="60"/>
-              <w:left w:type="dxa" w:w="100"/>
-              <w:bottom w:type="dxa" w:w="60"/>
-              <w:right w:type="dxa" w:w="100"/>
-            </w:tcMar>
-          </w:tcPr>
-          <w:p>
-            <w:r>
-              <w:rPr>
-                <w:sz w:val="18"/>
-                <w:szCs w:val="18"/>
-              </w:rPr>
-              <w:t xml:space="preserve">3.5 절차</w:t>
-            </w:r>
-          </w:p>
-        </w:tc>
-        <w:tc>
-          <w:tcPr>
-            <w:tcW w:type="dxa" w:w="2882"/>
-            <w:tcBorders>
-              <w:top w:val="single" w:color="BFBFBF" w:sz="4"/>
-              <w:left w:val="single" w:color="BFBFBF" w:sz="4"/>
-              <w:bottom w:val="single" w:color="BFBFBF" w:sz="4"/>
-              <w:right w:val="single" w:color="BFBFBF" w:sz="4"/>
-            </w:tcBorders>
-            <w:tcMar>
-              <w:top w:type="dxa" w:w="60"/>
-              <w:left w:type="dxa" w:w="100"/>
-              <w:bottom w:type="dxa" w:w="60"/>
-              <w:right w:type="dxa" w:w="100"/>
-            </w:tcMar>
-          </w:tcPr>
-          <w:p>
-            <w:r>
-              <w:rPr>
-                <w:sz w:val="18"/>
-                <w:szCs w:val="18"/>
-              </w:rPr>
-              <w:t xml:space="preserve">실험 흐름, IRB</w:t>
-            </w:r>
-          </w:p>
-        </w:tc>
-        <w:tc>
-          <w:tcPr>
-            <w:tcW w:type="dxa" w:w="3296"/>
+            <w:tcW w:type="dxa" w:w="1897"/>
+            <w:tcBorders>
+              <w:top w:val="single" w:color="BFBFBF" w:sz="4"/>
+              <w:left w:val="single" w:color="BFBFBF" w:sz="4"/>
+              <w:bottom w:val="single" w:color="BFBFBF" w:sz="4"/>
+              <w:right w:val="single" w:color="BFBFBF" w:sz="4"/>
+            </w:tcBorders>
+            <w:tcMar>
+              <w:top w:type="dxa" w:w="60"/>
+              <w:left w:type="dxa" w:w="100"/>
+              <w:bottom w:type="dxa" w:w="60"/>
+              <w:right w:type="dxa" w:w="100"/>
+            </w:tcMar>
+          </w:tcPr>
+          <w:p>
+            <w:r>
+              <w:rPr>
+                <w:sz w:val="18"/>
+                <w:szCs w:val="18"/>
+              </w:rPr>
+              <w:t xml:space="preserve">3.4 측정 도구</w:t>
+            </w:r>
+          </w:p>
+        </w:tc>
+        <w:tc>
+          <w:tcPr>
+            <w:tcW w:type="dxa" w:w="2620"/>
+            <w:tcBorders>
+              <w:top w:val="single" w:color="BFBFBF" w:sz="4"/>
+              <w:left w:val="single" w:color="BFBFBF" w:sz="4"/>
+              <w:bottom w:val="single" w:color="BFBFBF" w:sz="4"/>
+              <w:right w:val="single" w:color="BFBFBF" w:sz="4"/>
+            </w:tcBorders>
+            <w:tcMar>
+              <w:top w:type="dxa" w:w="60"/>
+              <w:left w:type="dxa" w:w="100"/>
+              <w:bottom w:type="dxa" w:w="60"/>
+              <w:right w:type="dxa" w:w="100"/>
+            </w:tcMar>
+          </w:tcPr>
+          <w:p>
+            <w:r>
+              <w:rPr>
+                <w:sz w:val="18"/>
+                <w:szCs w:val="18"/>
+              </w:rPr>
+              <w:t xml:space="preserve">척도, 번역 절차</w:t>
+            </w:r>
+          </w:p>
+        </w:tc>
+        <w:tc>
+          <w:tcPr>
+            <w:tcW w:type="dxa" w:w="3615"/>
             <w:tcBorders>
               <w:top w:val="single" w:color="BFBFBF" w:sz="4"/>
               <w:left w:val="single" w:color="BFBFBF" w:sz="4"/>
@@ -4079,7 +3532,7 @@
         </w:trPr>
         <w:tc>
           <w:tcPr>
-            <w:tcW w:type="dxa" w:w="1070"/>
+            <w:tcW w:type="dxa" w:w="1174"/>
             <w:tcBorders>
               <w:top w:val="single" w:color="BFBFBF" w:sz="4"/>
               <w:left w:val="single" w:color="BFBFBF" w:sz="4"/>
@@ -4097,59 +3550,59 @@
         </w:tc>
         <w:tc>
           <w:tcPr>
-            <w:tcW w:type="dxa" w:w="2058"/>
-            <w:tcBorders>
-              <w:top w:val="single" w:color="BFBFBF" w:sz="4"/>
-              <w:left w:val="single" w:color="BFBFBF" w:sz="4"/>
-              <w:bottom w:val="single" w:color="BFBFBF" w:sz="4"/>
-              <w:right w:val="single" w:color="BFBFBF" w:sz="4"/>
-            </w:tcBorders>
-            <w:tcMar>
-              <w:top w:type="dxa" w:w="60"/>
-              <w:left w:type="dxa" w:w="100"/>
-              <w:bottom w:type="dxa" w:w="60"/>
-              <w:right w:type="dxa" w:w="100"/>
-            </w:tcMar>
-          </w:tcPr>
-          <w:p>
-            <w:r>
-              <w:rPr>
-                <w:sz w:val="18"/>
-                <w:szCs w:val="18"/>
-              </w:rPr>
-              <w:t xml:space="preserve">3.6 분석 방법</w:t>
-            </w:r>
-          </w:p>
-        </w:tc>
-        <w:tc>
-          <w:tcPr>
-            <w:tcW w:type="dxa" w:w="2882"/>
-            <w:tcBorders>
-              <w:top w:val="single" w:color="BFBFBF" w:sz="4"/>
-              <w:left w:val="single" w:color="BFBFBF" w:sz="4"/>
-              <w:bottom w:val="single" w:color="BFBFBF" w:sz="4"/>
-              <w:right w:val="single" w:color="BFBFBF" w:sz="4"/>
-            </w:tcBorders>
-            <w:tcMar>
-              <w:top w:type="dxa" w:w="60"/>
-              <w:left w:type="dxa" w:w="100"/>
-              <w:bottom w:type="dxa" w:w="60"/>
-              <w:right w:type="dxa" w:w="100"/>
-            </w:tcMar>
-          </w:tcPr>
-          <w:p>
-            <w:r>
-              <w:rPr>
-                <w:sz w:val="18"/>
-                <w:szCs w:val="18"/>
-              </w:rPr>
-              <w:t xml:space="preserve">ANOVA, 다항 로지스틱 회귀, PROCESS</w:t>
-            </w:r>
-          </w:p>
-        </w:tc>
-        <w:tc>
-          <w:tcPr>
-            <w:tcW w:type="dxa" w:w="3296"/>
+            <w:tcW w:type="dxa" w:w="1897"/>
+            <w:tcBorders>
+              <w:top w:val="single" w:color="BFBFBF" w:sz="4"/>
+              <w:left w:val="single" w:color="BFBFBF" w:sz="4"/>
+              <w:bottom w:val="single" w:color="BFBFBF" w:sz="4"/>
+              <w:right w:val="single" w:color="BFBFBF" w:sz="4"/>
+            </w:tcBorders>
+            <w:tcMar>
+              <w:top w:type="dxa" w:w="60"/>
+              <w:left w:type="dxa" w:w="100"/>
+              <w:bottom w:type="dxa" w:w="60"/>
+              <w:right w:type="dxa" w:w="100"/>
+            </w:tcMar>
+          </w:tcPr>
+          <w:p>
+            <w:r>
+              <w:rPr>
+                <w:sz w:val="18"/>
+                <w:szCs w:val="18"/>
+              </w:rPr>
+              <w:t xml:space="preserve">3.5 절차</w:t>
+            </w:r>
+          </w:p>
+        </w:tc>
+        <w:tc>
+          <w:tcPr>
+            <w:tcW w:type="dxa" w:w="2620"/>
+            <w:tcBorders>
+              <w:top w:val="single" w:color="BFBFBF" w:sz="4"/>
+              <w:left w:val="single" w:color="BFBFBF" w:sz="4"/>
+              <w:bottom w:val="single" w:color="BFBFBF" w:sz="4"/>
+              <w:right w:val="single" w:color="BFBFBF" w:sz="4"/>
+            </w:tcBorders>
+            <w:tcMar>
+              <w:top w:type="dxa" w:w="60"/>
+              <w:left w:type="dxa" w:w="100"/>
+              <w:bottom w:type="dxa" w:w="60"/>
+              <w:right w:type="dxa" w:w="100"/>
+            </w:tcMar>
+          </w:tcPr>
+          <w:p>
+            <w:r>
+              <w:rPr>
+                <w:sz w:val="18"/>
+                <w:szCs w:val="18"/>
+              </w:rPr>
+              <w:t xml:space="preserve">실험 흐름, IRB</w:t>
+            </w:r>
+          </w:p>
+        </w:tc>
+        <w:tc>
+          <w:tcPr>
+            <w:tcW w:type="dxa" w:w="3615"/>
             <w:tcBorders>
               <w:top w:val="single" w:color="BFBFBF" w:sz="4"/>
               <w:left w:val="single" w:color="BFBFBF" w:sz="4"/>
@@ -4172,59 +3625,7 @@
         </w:trPr>
         <w:tc>
           <w:tcPr>
-            <w:tcW w:type="dxa" w:w="1070"/>
-            <w:tcBorders>
-              <w:top w:val="single" w:color="BFBFBF" w:sz="4"/>
-              <w:left w:val="single" w:color="BFBFBF" w:sz="4"/>
-              <w:bottom w:val="single" w:color="BFBFBF" w:sz="4"/>
-              <w:right w:val="single" w:color="BFBFBF" w:sz="4"/>
-            </w:tcBorders>
-            <w:tcMar>
-              <w:top w:type="dxa" w:w="60"/>
-              <w:left w:type="dxa" w:w="100"/>
-              <w:bottom w:type="dxa" w:w="60"/>
-              <w:right w:type="dxa" w:w="100"/>
-            </w:tcMar>
-          </w:tcPr>
-          <w:p>
-            <w:r>
-              <w:rPr>
-                <w:sz w:val="18"/>
-                <w:szCs w:val="18"/>
-              </w:rPr>
-              <w:t xml:space="preserve">4. 연구 결과</w:t>
-            </w:r>
-          </w:p>
-        </w:tc>
-        <w:tc>
-          <w:tcPr>
-            <w:tcW w:type="dxa" w:w="2058"/>
-            <w:tcBorders>
-              <w:top w:val="single" w:color="BFBFBF" w:sz="4"/>
-              <w:left w:val="single" w:color="BFBFBF" w:sz="4"/>
-              <w:bottom w:val="single" w:color="BFBFBF" w:sz="4"/>
-              <w:right w:val="single" w:color="BFBFBF" w:sz="4"/>
-            </w:tcBorders>
-            <w:tcMar>
-              <w:top w:type="dxa" w:w="60"/>
-              <w:left w:type="dxa" w:w="100"/>
-              <w:bottom w:type="dxa" w:w="60"/>
-              <w:right w:type="dxa" w:w="100"/>
-            </w:tcMar>
-          </w:tcPr>
-          <w:p>
-            <w:r>
-              <w:rPr>
-                <w:sz w:val="18"/>
-                <w:szCs w:val="18"/>
-              </w:rPr>
-              <w:t xml:space="preserve">4.1 표본 특성</w:t>
-            </w:r>
-          </w:p>
-        </w:tc>
-        <w:tc>
-          <w:tcPr>
-            <w:tcW w:type="dxa" w:w="2882"/>
+            <w:tcW w:type="dxa" w:w="1174"/>
             <w:tcBorders>
               <w:top w:val="single" w:color="BFBFBF" w:sz="4"/>
               <w:left w:val="single" w:color="BFBFBF" w:sz="4"/>
@@ -4242,7 +3643,59 @@
         </w:tc>
         <w:tc>
           <w:tcPr>
-            <w:tcW w:type="dxa" w:w="3296"/>
+            <w:tcW w:type="dxa" w:w="1897"/>
+            <w:tcBorders>
+              <w:top w:val="single" w:color="BFBFBF" w:sz="4"/>
+              <w:left w:val="single" w:color="BFBFBF" w:sz="4"/>
+              <w:bottom w:val="single" w:color="BFBFBF" w:sz="4"/>
+              <w:right w:val="single" w:color="BFBFBF" w:sz="4"/>
+            </w:tcBorders>
+            <w:tcMar>
+              <w:top w:type="dxa" w:w="60"/>
+              <w:left w:type="dxa" w:w="100"/>
+              <w:bottom w:type="dxa" w:w="60"/>
+              <w:right w:type="dxa" w:w="100"/>
+            </w:tcMar>
+          </w:tcPr>
+          <w:p>
+            <w:r>
+              <w:rPr>
+                <w:sz w:val="18"/>
+                <w:szCs w:val="18"/>
+              </w:rPr>
+              <w:t xml:space="preserve">3.6 분석 방법</w:t>
+            </w:r>
+          </w:p>
+        </w:tc>
+        <w:tc>
+          <w:tcPr>
+            <w:tcW w:type="dxa" w:w="2620"/>
+            <w:tcBorders>
+              <w:top w:val="single" w:color="BFBFBF" w:sz="4"/>
+              <w:left w:val="single" w:color="BFBFBF" w:sz="4"/>
+              <w:bottom w:val="single" w:color="BFBFBF" w:sz="4"/>
+              <w:right w:val="single" w:color="BFBFBF" w:sz="4"/>
+            </w:tcBorders>
+            <w:tcMar>
+              <w:top w:type="dxa" w:w="60"/>
+              <w:left w:type="dxa" w:w="100"/>
+              <w:bottom w:type="dxa" w:w="60"/>
+              <w:right w:type="dxa" w:w="100"/>
+            </w:tcMar>
+          </w:tcPr>
+          <w:p>
+            <w:r>
+              <w:rPr>
+                <w:sz w:val="18"/>
+                <w:szCs w:val="18"/>
+              </w:rPr>
+              <w:t xml:space="preserve">ANOVA, 로지스틱 회귀, PROCESS</w:t>
+            </w:r>
+          </w:p>
+        </w:tc>
+        <w:tc>
+          <w:tcPr>
+            <w:tcW w:type="dxa" w:w="3615"/>
             <w:tcBorders>
               <w:top w:val="single" w:color="BFBFBF" w:sz="4"/>
               <w:left w:val="single" w:color="BFBFBF" w:sz="4"/>
@@ -4265,7 +3718,59 @@
         </w:trPr>
         <w:tc>
           <w:tcPr>
-            <w:tcW w:type="dxa" w:w="1070"/>
+            <w:tcW w:type="dxa" w:w="1174"/>
+            <w:tcBorders>
+              <w:top w:val="single" w:color="BFBFBF" w:sz="4"/>
+              <w:left w:val="single" w:color="BFBFBF" w:sz="4"/>
+              <w:bottom w:val="single" w:color="BFBFBF" w:sz="4"/>
+              <w:right w:val="single" w:color="BFBFBF" w:sz="4"/>
+            </w:tcBorders>
+            <w:tcMar>
+              <w:top w:type="dxa" w:w="60"/>
+              <w:left w:type="dxa" w:w="100"/>
+              <w:bottom w:type="dxa" w:w="60"/>
+              <w:right w:type="dxa" w:w="100"/>
+            </w:tcMar>
+          </w:tcPr>
+          <w:p>
+            <w:r>
+              <w:rPr>
+                <w:sz w:val="18"/>
+                <w:szCs w:val="18"/>
+              </w:rPr>
+              <w:t xml:space="preserve">4. 연구 결과</w:t>
+            </w:r>
+          </w:p>
+        </w:tc>
+        <w:tc>
+          <w:tcPr>
+            <w:tcW w:type="dxa" w:w="1897"/>
+            <w:tcBorders>
+              <w:top w:val="single" w:color="BFBFBF" w:sz="4"/>
+              <w:left w:val="single" w:color="BFBFBF" w:sz="4"/>
+              <w:bottom w:val="single" w:color="BFBFBF" w:sz="4"/>
+              <w:right w:val="single" w:color="BFBFBF" w:sz="4"/>
+            </w:tcBorders>
+            <w:tcMar>
+              <w:top w:type="dxa" w:w="60"/>
+              <w:left w:type="dxa" w:w="100"/>
+              <w:bottom w:type="dxa" w:w="60"/>
+              <w:right w:type="dxa" w:w="100"/>
+            </w:tcMar>
+          </w:tcPr>
+          <w:p>
+            <w:r>
+              <w:rPr>
+                <w:sz w:val="18"/>
+                <w:szCs w:val="18"/>
+              </w:rPr>
+              <w:t xml:space="preserve">4.1 표본 특성</w:t>
+            </w:r>
+          </w:p>
+        </w:tc>
+        <w:tc>
+          <w:tcPr>
+            <w:tcW w:type="dxa" w:w="2620"/>
             <w:tcBorders>
               <w:top w:val="single" w:color="BFBFBF" w:sz="4"/>
               <w:left w:val="single" w:color="BFBFBF" w:sz="4"/>
@@ -4283,51 +3788,7 @@
         </w:tc>
         <w:tc>
           <w:tcPr>
-            <w:tcW w:type="dxa" w:w="2058"/>
-            <w:tcBorders>
-              <w:top w:val="single" w:color="BFBFBF" w:sz="4"/>
-              <w:left w:val="single" w:color="BFBFBF" w:sz="4"/>
-              <w:bottom w:val="single" w:color="BFBFBF" w:sz="4"/>
-              <w:right w:val="single" w:color="BFBFBF" w:sz="4"/>
-            </w:tcBorders>
-            <w:tcMar>
-              <w:top w:type="dxa" w:w="60"/>
-              <w:left w:type="dxa" w:w="100"/>
-              <w:bottom w:type="dxa" w:w="60"/>
-              <w:right w:type="dxa" w:w="100"/>
-            </w:tcMar>
-          </w:tcPr>
-          <w:p>
-            <w:r>
-              <w:rPr>
-                <w:sz w:val="18"/>
-                <w:szCs w:val="18"/>
-              </w:rPr>
-              <w:t xml:space="preserve">4.2 조작 점검과 신뢰도</w:t>
-            </w:r>
-          </w:p>
-        </w:tc>
-        <w:tc>
-          <w:tcPr>
-            <w:tcW w:type="dxa" w:w="2882"/>
-            <w:tcBorders>
-              <w:top w:val="single" w:color="BFBFBF" w:sz="4"/>
-              <w:left w:val="single" w:color="BFBFBF" w:sz="4"/>
-              <w:bottom w:val="single" w:color="BFBFBF" w:sz="4"/>
-              <w:right w:val="single" w:color="BFBFBF" w:sz="4"/>
-            </w:tcBorders>
-            <w:tcMar>
-              <w:top w:type="dxa" w:w="60"/>
-              <w:left w:type="dxa" w:w="100"/>
-              <w:bottom w:type="dxa" w:w="60"/>
-              <w:right w:type="dxa" w:w="100"/>
-            </w:tcMar>
-          </w:tcPr>
-          <w:p/>
-        </w:tc>
-        <w:tc>
-          <w:tcPr>
-            <w:tcW w:type="dxa" w:w="3296"/>
+            <w:tcW w:type="dxa" w:w="3615"/>
             <w:tcBorders>
               <w:top w:val="single" w:color="BFBFBF" w:sz="4"/>
               <w:left w:val="single" w:color="BFBFBF" w:sz="4"/>
@@ -4350,7 +3811,7 @@
         </w:trPr>
         <w:tc>
           <w:tcPr>
-            <w:tcW w:type="dxa" w:w="1070"/>
+            <w:tcW w:type="dxa" w:w="1174"/>
             <w:tcBorders>
               <w:top w:val="single" w:color="BFBFBF" w:sz="4"/>
               <w:left w:val="single" w:color="BFBFBF" w:sz="4"/>
@@ -4368,59 +3829,51 @@
         </w:tc>
         <w:tc>
           <w:tcPr>
-            <w:tcW w:type="dxa" w:w="2058"/>
-            <w:tcBorders>
-              <w:top w:val="single" w:color="BFBFBF" w:sz="4"/>
-              <w:left w:val="single" w:color="BFBFBF" w:sz="4"/>
-              <w:bottom w:val="single" w:color="BFBFBF" w:sz="4"/>
-              <w:right w:val="single" w:color="BFBFBF" w:sz="4"/>
-            </w:tcBorders>
-            <w:tcMar>
-              <w:top w:type="dxa" w:w="60"/>
-              <w:left w:type="dxa" w:w="100"/>
-              <w:bottom w:type="dxa" w:w="60"/>
-              <w:right w:type="dxa" w:w="100"/>
-            </w:tcMar>
-          </w:tcPr>
-          <w:p>
-            <w:r>
-              <w:rPr>
-                <w:sz w:val="18"/>
-                <w:szCs w:val="18"/>
-              </w:rPr>
-              <w:t xml:space="preserve">4.3 가설 검증</w:t>
-            </w:r>
-          </w:p>
-        </w:tc>
-        <w:tc>
-          <w:tcPr>
-            <w:tcW w:type="dxa" w:w="2882"/>
-            <w:tcBorders>
-              <w:top w:val="single" w:color="BFBFBF" w:sz="4"/>
-              <w:left w:val="single" w:color="BFBFBF" w:sz="4"/>
-              <w:bottom w:val="single" w:color="BFBFBF" w:sz="4"/>
-              <w:right w:val="single" w:color="BFBFBF" w:sz="4"/>
-            </w:tcBorders>
-            <w:tcMar>
-              <w:top w:type="dxa" w:w="60"/>
-              <w:left w:type="dxa" w:w="100"/>
-              <w:bottom w:type="dxa" w:w="60"/>
-              <w:right w:type="dxa" w:w="100"/>
-            </w:tcMar>
-          </w:tcPr>
-          <w:p>
-            <w:r>
-              <w:rPr>
-                <w:sz w:val="18"/>
-                <w:szCs w:val="18"/>
-              </w:rPr>
-              <w:t xml:space="preserve">가설별 결과</w:t>
-            </w:r>
-          </w:p>
-        </w:tc>
-        <w:tc>
-          <w:tcPr>
-            <w:tcW w:type="dxa" w:w="3296"/>
+            <w:tcW w:type="dxa" w:w="1897"/>
+            <w:tcBorders>
+              <w:top w:val="single" w:color="BFBFBF" w:sz="4"/>
+              <w:left w:val="single" w:color="BFBFBF" w:sz="4"/>
+              <w:bottom w:val="single" w:color="BFBFBF" w:sz="4"/>
+              <w:right w:val="single" w:color="BFBFBF" w:sz="4"/>
+            </w:tcBorders>
+            <w:tcMar>
+              <w:top w:type="dxa" w:w="60"/>
+              <w:left w:type="dxa" w:w="100"/>
+              <w:bottom w:type="dxa" w:w="60"/>
+              <w:right w:type="dxa" w:w="100"/>
+            </w:tcMar>
+          </w:tcPr>
+          <w:p>
+            <w:r>
+              <w:rPr>
+                <w:sz w:val="18"/>
+                <w:szCs w:val="18"/>
+              </w:rPr>
+              <w:t xml:space="preserve">4.2 조작 점검과 신뢰도</w:t>
+            </w:r>
+          </w:p>
+        </w:tc>
+        <w:tc>
+          <w:tcPr>
+            <w:tcW w:type="dxa" w:w="2620"/>
+            <w:tcBorders>
+              <w:top w:val="single" w:color="BFBFBF" w:sz="4"/>
+              <w:left w:val="single" w:color="BFBFBF" w:sz="4"/>
+              <w:bottom w:val="single" w:color="BFBFBF" w:sz="4"/>
+              <w:right w:val="single" w:color="BFBFBF" w:sz="4"/>
+            </w:tcBorders>
+            <w:tcMar>
+              <w:top w:type="dxa" w:w="60"/>
+              <w:left w:type="dxa" w:w="100"/>
+              <w:bottom w:type="dxa" w:w="60"/>
+              <w:right w:type="dxa" w:w="100"/>
+            </w:tcMar>
+          </w:tcPr>
+          <w:p/>
+        </w:tc>
+        <w:tc>
+          <w:tcPr>
+            <w:tcW w:type="dxa" w:w="3615"/>
             <w:tcBorders>
               <w:top w:val="single" w:color="BFBFBF" w:sz="4"/>
               <w:left w:val="single" w:color="BFBFBF" w:sz="4"/>
@@ -4443,7 +3896,7 @@
         </w:trPr>
         <w:tc>
           <w:tcPr>
-            <w:tcW w:type="dxa" w:w="1070"/>
+            <w:tcW w:type="dxa" w:w="1174"/>
             <w:tcBorders>
               <w:top w:val="single" w:color="BFBFBF" w:sz="4"/>
               <w:left w:val="single" w:color="BFBFBF" w:sz="4"/>
@@ -4461,59 +3914,59 @@
         </w:tc>
         <w:tc>
           <w:tcPr>
-            <w:tcW w:type="dxa" w:w="2058"/>
-            <w:tcBorders>
-              <w:top w:val="single" w:color="BFBFBF" w:sz="4"/>
-              <w:left w:val="single" w:color="BFBFBF" w:sz="4"/>
-              <w:bottom w:val="single" w:color="BFBFBF" w:sz="4"/>
-              <w:right w:val="single" w:color="BFBFBF" w:sz="4"/>
-            </w:tcBorders>
-            <w:tcMar>
-              <w:top w:type="dxa" w:w="60"/>
-              <w:left w:type="dxa" w:w="100"/>
-              <w:bottom w:type="dxa" w:w="60"/>
-              <w:right w:type="dxa" w:w="100"/>
-            </w:tcMar>
-          </w:tcPr>
-          <w:p>
-            <w:r>
-              <w:rPr>
-                <w:sz w:val="18"/>
-                <w:szCs w:val="18"/>
-              </w:rPr>
-              <w:t xml:space="preserve">4.4 추가 분석</w:t>
-            </w:r>
-          </w:p>
-        </w:tc>
-        <w:tc>
-          <w:tcPr>
-            <w:tcW w:type="dxa" w:w="2882"/>
-            <w:tcBorders>
-              <w:top w:val="single" w:color="BFBFBF" w:sz="4"/>
-              <w:left w:val="single" w:color="BFBFBF" w:sz="4"/>
-              <w:bottom w:val="single" w:color="BFBFBF" w:sz="4"/>
-              <w:right w:val="single" w:color="BFBFBF" w:sz="4"/>
-            </w:tcBorders>
-            <w:tcMar>
-              <w:top w:type="dxa" w:w="60"/>
-              <w:left w:type="dxa" w:w="100"/>
-              <w:bottom w:type="dxa" w:w="60"/>
-              <w:right w:type="dxa" w:w="100"/>
-            </w:tcMar>
-          </w:tcPr>
-          <w:p>
-            <w:r>
-              <w:rPr>
-                <w:sz w:val="18"/>
-                <w:szCs w:val="18"/>
-              </w:rPr>
-              <w:t xml:space="preserve">사회적 증거(탐색적 질문)</w:t>
-            </w:r>
-          </w:p>
-        </w:tc>
-        <w:tc>
-          <w:tcPr>
-            <w:tcW w:type="dxa" w:w="3296"/>
+            <w:tcW w:type="dxa" w:w="1897"/>
+            <w:tcBorders>
+              <w:top w:val="single" w:color="BFBFBF" w:sz="4"/>
+              <w:left w:val="single" w:color="BFBFBF" w:sz="4"/>
+              <w:bottom w:val="single" w:color="BFBFBF" w:sz="4"/>
+              <w:right w:val="single" w:color="BFBFBF" w:sz="4"/>
+            </w:tcBorders>
+            <w:tcMar>
+              <w:top w:type="dxa" w:w="60"/>
+              <w:left w:type="dxa" w:w="100"/>
+              <w:bottom w:type="dxa" w:w="60"/>
+              <w:right w:type="dxa" w:w="100"/>
+            </w:tcMar>
+          </w:tcPr>
+          <w:p>
+            <w:r>
+              <w:rPr>
+                <w:sz w:val="18"/>
+                <w:szCs w:val="18"/>
+              </w:rPr>
+              <w:t xml:space="preserve">4.3 가설 검증</w:t>
+            </w:r>
+          </w:p>
+        </w:tc>
+        <w:tc>
+          <w:tcPr>
+            <w:tcW w:type="dxa" w:w="2620"/>
+            <w:tcBorders>
+              <w:top w:val="single" w:color="BFBFBF" w:sz="4"/>
+              <w:left w:val="single" w:color="BFBFBF" w:sz="4"/>
+              <w:bottom w:val="single" w:color="BFBFBF" w:sz="4"/>
+              <w:right w:val="single" w:color="BFBFBF" w:sz="4"/>
+            </w:tcBorders>
+            <w:tcMar>
+              <w:top w:type="dxa" w:w="60"/>
+              <w:left w:type="dxa" w:w="100"/>
+              <w:bottom w:type="dxa" w:w="60"/>
+              <w:right w:type="dxa" w:w="100"/>
+            </w:tcMar>
+          </w:tcPr>
+          <w:p>
+            <w:r>
+              <w:rPr>
+                <w:sz w:val="18"/>
+                <w:szCs w:val="18"/>
+              </w:rPr>
+              <w:t xml:space="preserve">가설별 결과</w:t>
+            </w:r>
+          </w:p>
+        </w:tc>
+        <w:tc>
+          <w:tcPr>
+            <w:tcW w:type="dxa" w:w="3615"/>
             <w:tcBorders>
               <w:top w:val="single" w:color="BFBFBF" w:sz="4"/>
               <w:left w:val="single" w:color="BFBFBF" w:sz="4"/>
@@ -4536,59 +3989,7 @@
         </w:trPr>
         <w:tc>
           <w:tcPr>
-            <w:tcW w:type="dxa" w:w="1070"/>
-            <w:tcBorders>
-              <w:top w:val="single" w:color="BFBFBF" w:sz="4"/>
-              <w:left w:val="single" w:color="BFBFBF" w:sz="4"/>
-              <w:bottom w:val="single" w:color="BFBFBF" w:sz="4"/>
-              <w:right w:val="single" w:color="BFBFBF" w:sz="4"/>
-            </w:tcBorders>
-            <w:tcMar>
-              <w:top w:type="dxa" w:w="60"/>
-              <w:left w:type="dxa" w:w="100"/>
-              <w:bottom w:type="dxa" w:w="60"/>
-              <w:right w:type="dxa" w:w="100"/>
-            </w:tcMar>
-          </w:tcPr>
-          <w:p>
-            <w:r>
-              <w:rPr>
-                <w:sz w:val="18"/>
-                <w:szCs w:val="18"/>
-              </w:rPr>
-              <w:t xml:space="preserve">5. 결론</w:t>
-            </w:r>
-          </w:p>
-        </w:tc>
-        <w:tc>
-          <w:tcPr>
-            <w:tcW w:type="dxa" w:w="2058"/>
-            <w:tcBorders>
-              <w:top w:val="single" w:color="BFBFBF" w:sz="4"/>
-              <w:left w:val="single" w:color="BFBFBF" w:sz="4"/>
-              <w:bottom w:val="single" w:color="BFBFBF" w:sz="4"/>
-              <w:right w:val="single" w:color="BFBFBF" w:sz="4"/>
-            </w:tcBorders>
-            <w:tcMar>
-              <w:top w:type="dxa" w:w="60"/>
-              <w:left w:type="dxa" w:w="100"/>
-              <w:bottom w:type="dxa" w:w="60"/>
-              <w:right w:type="dxa" w:w="100"/>
-            </w:tcMar>
-          </w:tcPr>
-          <w:p>
-            <w:r>
-              <w:rPr>
-                <w:sz w:val="18"/>
-                <w:szCs w:val="18"/>
-              </w:rPr>
-              <w:t xml:space="preserve">5.1 연구 요약</w:t>
-            </w:r>
-          </w:p>
-        </w:tc>
-        <w:tc>
-          <w:tcPr>
-            <w:tcW w:type="dxa" w:w="2882"/>
+            <w:tcW w:type="dxa" w:w="1174"/>
             <w:tcBorders>
               <w:top w:val="single" w:color="BFBFBF" w:sz="4"/>
               <w:left w:val="single" w:color="BFBFBF" w:sz="4"/>
@@ -4606,7 +4007,51 @@
         </w:tc>
         <w:tc>
           <w:tcPr>
-            <w:tcW w:type="dxa" w:w="3296"/>
+            <w:tcW w:type="dxa" w:w="1897"/>
+            <w:tcBorders>
+              <w:top w:val="single" w:color="BFBFBF" w:sz="4"/>
+              <w:left w:val="single" w:color="BFBFBF" w:sz="4"/>
+              <w:bottom w:val="single" w:color="BFBFBF" w:sz="4"/>
+              <w:right w:val="single" w:color="BFBFBF" w:sz="4"/>
+            </w:tcBorders>
+            <w:tcMar>
+              <w:top w:type="dxa" w:w="60"/>
+              <w:left w:type="dxa" w:w="100"/>
+              <w:bottom w:type="dxa" w:w="60"/>
+              <w:right w:type="dxa" w:w="100"/>
+            </w:tcMar>
+          </w:tcPr>
+          <w:p>
+            <w:r>
+              <w:rPr>
+                <w:sz w:val="18"/>
+                <w:szCs w:val="18"/>
+              </w:rPr>
+              <w:t xml:space="preserve">4.4 추가 분석</w:t>
+            </w:r>
+          </w:p>
+        </w:tc>
+        <w:tc>
+          <w:tcPr>
+            <w:tcW w:type="dxa" w:w="2620"/>
+            <w:tcBorders>
+              <w:top w:val="single" w:color="BFBFBF" w:sz="4"/>
+              <w:left w:val="single" w:color="BFBFBF" w:sz="4"/>
+              <w:bottom w:val="single" w:color="BFBFBF" w:sz="4"/>
+              <w:right w:val="single" w:color="BFBFBF" w:sz="4"/>
+            </w:tcBorders>
+            <w:tcMar>
+              <w:top w:type="dxa" w:w="60"/>
+              <w:left w:type="dxa" w:w="100"/>
+              <w:bottom w:type="dxa" w:w="60"/>
+              <w:right w:type="dxa" w:w="100"/>
+            </w:tcMar>
+          </w:tcPr>
+          <w:p/>
+        </w:tc>
+        <w:tc>
+          <w:tcPr>
+            <w:tcW w:type="dxa" w:w="3615"/>
             <w:tcBorders>
               <w:top w:val="single" w:color="BFBFBF" w:sz="4"/>
               <w:left w:val="single" w:color="BFBFBF" w:sz="4"/>
@@ -4629,7 +4074,59 @@
         </w:trPr>
         <w:tc>
           <w:tcPr>
-            <w:tcW w:type="dxa" w:w="1070"/>
+            <w:tcW w:type="dxa" w:w="1174"/>
+            <w:tcBorders>
+              <w:top w:val="single" w:color="BFBFBF" w:sz="4"/>
+              <w:left w:val="single" w:color="BFBFBF" w:sz="4"/>
+              <w:bottom w:val="single" w:color="BFBFBF" w:sz="4"/>
+              <w:right w:val="single" w:color="BFBFBF" w:sz="4"/>
+            </w:tcBorders>
+            <w:tcMar>
+              <w:top w:type="dxa" w:w="60"/>
+              <w:left w:type="dxa" w:w="100"/>
+              <w:bottom w:type="dxa" w:w="60"/>
+              <w:right w:type="dxa" w:w="100"/>
+            </w:tcMar>
+          </w:tcPr>
+          <w:p>
+            <w:r>
+              <w:rPr>
+                <w:sz w:val="18"/>
+                <w:szCs w:val="18"/>
+              </w:rPr>
+              <w:t xml:space="preserve">5. 결론</w:t>
+            </w:r>
+          </w:p>
+        </w:tc>
+        <w:tc>
+          <w:tcPr>
+            <w:tcW w:type="dxa" w:w="1897"/>
+            <w:tcBorders>
+              <w:top w:val="single" w:color="BFBFBF" w:sz="4"/>
+              <w:left w:val="single" w:color="BFBFBF" w:sz="4"/>
+              <w:bottom w:val="single" w:color="BFBFBF" w:sz="4"/>
+              <w:right w:val="single" w:color="BFBFBF" w:sz="4"/>
+            </w:tcBorders>
+            <w:tcMar>
+              <w:top w:type="dxa" w:w="60"/>
+              <w:left w:type="dxa" w:w="100"/>
+              <w:bottom w:type="dxa" w:w="60"/>
+              <w:right w:type="dxa" w:w="100"/>
+            </w:tcMar>
+          </w:tcPr>
+          <w:p>
+            <w:r>
+              <w:rPr>
+                <w:sz w:val="18"/>
+                <w:szCs w:val="18"/>
+              </w:rPr>
+              <w:t xml:space="preserve">5.1 연구 요약</w:t>
+            </w:r>
+          </w:p>
+        </w:tc>
+        <w:tc>
+          <w:tcPr>
+            <w:tcW w:type="dxa" w:w="2620"/>
             <w:tcBorders>
               <w:top w:val="single" w:color="BFBFBF" w:sz="4"/>
               <w:left w:val="single" w:color="BFBFBF" w:sz="4"/>
@@ -4647,59 +4144,7 @@
         </w:tc>
         <w:tc>
           <w:tcPr>
-            <w:tcW w:type="dxa" w:w="2058"/>
-            <w:tcBorders>
-              <w:top w:val="single" w:color="BFBFBF" w:sz="4"/>
-              <w:left w:val="single" w:color="BFBFBF" w:sz="4"/>
-              <w:bottom w:val="single" w:color="BFBFBF" w:sz="4"/>
-              <w:right w:val="single" w:color="BFBFBF" w:sz="4"/>
-            </w:tcBorders>
-            <w:tcMar>
-              <w:top w:type="dxa" w:w="60"/>
-              <w:left w:type="dxa" w:w="100"/>
-              <w:bottom w:type="dxa" w:w="60"/>
-              <w:right w:type="dxa" w:w="100"/>
-            </w:tcMar>
-          </w:tcPr>
-          <w:p>
-            <w:r>
-              <w:rPr>
-                <w:sz w:val="18"/>
-                <w:szCs w:val="18"/>
-              </w:rPr>
-              <w:t xml:space="preserve">5.2 이론적 시사점</w:t>
-            </w:r>
-          </w:p>
-        </w:tc>
-        <w:tc>
-          <w:tcPr>
-            <w:tcW w:type="dxa" w:w="2882"/>
-            <w:tcBorders>
-              <w:top w:val="single" w:color="BFBFBF" w:sz="4"/>
-              <w:left w:val="single" w:color="BFBFBF" w:sz="4"/>
-              <w:bottom w:val="single" w:color="BFBFBF" w:sz="4"/>
-              <w:right w:val="single" w:color="BFBFBF" w:sz="4"/>
-            </w:tcBorders>
-            <w:tcMar>
-              <w:top w:type="dxa" w:w="60"/>
-              <w:left w:type="dxa" w:w="100"/>
-              <w:bottom w:type="dxa" w:w="60"/>
-              <w:right w:type="dxa" w:w="100"/>
-            </w:tcMar>
-          </w:tcPr>
-          <w:p>
-            <w:r>
-              <w:rPr>
-                <w:sz w:val="18"/>
-                <w:szCs w:val="18"/>
-              </w:rPr>
-              <w:t xml:space="preserve">보호 동기 이론의 디지털 서비스 적용</w:t>
-            </w:r>
-          </w:p>
-        </w:tc>
-        <w:tc>
-          <w:tcPr>
-            <w:tcW w:type="dxa" w:w="3296"/>
+            <w:tcW w:type="dxa" w:w="3615"/>
             <w:tcBorders>
               <w:top w:val="single" w:color="BFBFBF" w:sz="4"/>
               <w:left w:val="single" w:color="BFBFBF" w:sz="4"/>
@@ -4722,7 +4167,7 @@
         </w:trPr>
         <w:tc>
           <w:tcPr>
-            <w:tcW w:type="dxa" w:w="1070"/>
+            <w:tcW w:type="dxa" w:w="1174"/>
             <w:tcBorders>
               <w:top w:val="single" w:color="BFBFBF" w:sz="4"/>
               <w:left w:val="single" w:color="BFBFBF" w:sz="4"/>
@@ -4740,59 +4185,51 @@
         </w:tc>
         <w:tc>
           <w:tcPr>
-            <w:tcW w:type="dxa" w:w="2058"/>
-            <w:tcBorders>
-              <w:top w:val="single" w:color="BFBFBF" w:sz="4"/>
-              <w:left w:val="single" w:color="BFBFBF" w:sz="4"/>
-              <w:bottom w:val="single" w:color="BFBFBF" w:sz="4"/>
-              <w:right w:val="single" w:color="BFBFBF" w:sz="4"/>
-            </w:tcBorders>
-            <w:tcMar>
-              <w:top w:type="dxa" w:w="60"/>
-              <w:left w:type="dxa" w:w="100"/>
-              <w:bottom w:type="dxa" w:w="60"/>
-              <w:right w:type="dxa" w:w="100"/>
-            </w:tcMar>
-          </w:tcPr>
-          <w:p>
-            <w:r>
-              <w:rPr>
-                <w:sz w:val="18"/>
-                <w:szCs w:val="18"/>
-              </w:rPr>
-              <w:t xml:space="preserve">5.3 실무적 시사점</w:t>
-            </w:r>
-          </w:p>
-        </w:tc>
-        <w:tc>
-          <w:tcPr>
-            <w:tcW w:type="dxa" w:w="2882"/>
-            <w:tcBorders>
-              <w:top w:val="single" w:color="BFBFBF" w:sz="4"/>
-              <w:left w:val="single" w:color="BFBFBF" w:sz="4"/>
-              <w:bottom w:val="single" w:color="BFBFBF" w:sz="4"/>
-              <w:right w:val="single" w:color="BFBFBF" w:sz="4"/>
-            </w:tcBorders>
-            <w:tcMar>
-              <w:top w:type="dxa" w:w="60"/>
-              <w:left w:type="dxa" w:w="100"/>
-              <w:bottom w:type="dxa" w:w="60"/>
-              <w:right w:type="dxa" w:w="100"/>
-            </w:tcMar>
-          </w:tcPr>
-          <w:p>
-            <w:r>
-              <w:rPr>
-                <w:sz w:val="18"/>
-                <w:szCs w:val="18"/>
-              </w:rPr>
-              <w:t xml:space="preserve">알림 설계 가이드라인</w:t>
-            </w:r>
-          </w:p>
-        </w:tc>
-        <w:tc>
-          <w:tcPr>
-            <w:tcW w:type="dxa" w:w="3296"/>
+            <w:tcW w:type="dxa" w:w="1897"/>
+            <w:tcBorders>
+              <w:top w:val="single" w:color="BFBFBF" w:sz="4"/>
+              <w:left w:val="single" w:color="BFBFBF" w:sz="4"/>
+              <w:bottom w:val="single" w:color="BFBFBF" w:sz="4"/>
+              <w:right w:val="single" w:color="BFBFBF" w:sz="4"/>
+            </w:tcBorders>
+            <w:tcMar>
+              <w:top w:type="dxa" w:w="60"/>
+              <w:left w:type="dxa" w:w="100"/>
+              <w:bottom w:type="dxa" w:w="60"/>
+              <w:right w:type="dxa" w:w="100"/>
+            </w:tcMar>
+          </w:tcPr>
+          <w:p>
+            <w:r>
+              <w:rPr>
+                <w:sz w:val="18"/>
+                <w:szCs w:val="18"/>
+              </w:rPr>
+              <w:t xml:space="preserve">5.2 이론적 시사점</w:t>
+            </w:r>
+          </w:p>
+        </w:tc>
+        <w:tc>
+          <w:tcPr>
+            <w:tcW w:type="dxa" w:w="2620"/>
+            <w:tcBorders>
+              <w:top w:val="single" w:color="BFBFBF" w:sz="4"/>
+              <w:left w:val="single" w:color="BFBFBF" w:sz="4"/>
+              <w:bottom w:val="single" w:color="BFBFBF" w:sz="4"/>
+              <w:right w:val="single" w:color="BFBFBF" w:sz="4"/>
+            </w:tcBorders>
+            <w:tcMar>
+              <w:top w:type="dxa" w:w="60"/>
+              <w:left w:type="dxa" w:w="100"/>
+              <w:bottom w:type="dxa" w:w="60"/>
+              <w:right w:type="dxa" w:w="100"/>
+            </w:tcMar>
+          </w:tcPr>
+          <w:p/>
+        </w:tc>
+        <w:tc>
+          <w:tcPr>
+            <w:tcW w:type="dxa" w:w="3615"/>
             <w:tcBorders>
               <w:top w:val="single" w:color="BFBFBF" w:sz="4"/>
               <w:left w:val="single" w:color="BFBFBF" w:sz="4"/>
@@ -4815,7 +4252,7 @@
         </w:trPr>
         <w:tc>
           <w:tcPr>
-            <w:tcW w:type="dxa" w:w="1070"/>
+            <w:tcW w:type="dxa" w:w="1174"/>
             <w:tcBorders>
               <w:top w:val="single" w:color="BFBFBF" w:sz="4"/>
               <w:left w:val="single" w:color="BFBFBF" w:sz="4"/>
@@ -4833,7 +4270,100 @@
         </w:tc>
         <w:tc>
           <w:tcPr>
-            <w:tcW w:type="dxa" w:w="2058"/>
+            <w:tcW w:type="dxa" w:w="1897"/>
+            <w:tcBorders>
+              <w:top w:val="single" w:color="BFBFBF" w:sz="4"/>
+              <w:left w:val="single" w:color="BFBFBF" w:sz="4"/>
+              <w:bottom w:val="single" w:color="BFBFBF" w:sz="4"/>
+              <w:right w:val="single" w:color="BFBFBF" w:sz="4"/>
+            </w:tcBorders>
+            <w:tcMar>
+              <w:top w:type="dxa" w:w="60"/>
+              <w:left w:type="dxa" w:w="100"/>
+              <w:bottom w:type="dxa" w:w="60"/>
+              <w:right w:type="dxa" w:w="100"/>
+            </w:tcMar>
+          </w:tcPr>
+          <w:p>
+            <w:r>
+              <w:rPr>
+                <w:sz w:val="18"/>
+                <w:szCs w:val="18"/>
+              </w:rPr>
+              <w:t xml:space="preserve">5.3 실무적 시사점</w:t>
+            </w:r>
+          </w:p>
+        </w:tc>
+        <w:tc>
+          <w:tcPr>
+            <w:tcW w:type="dxa" w:w="2620"/>
+            <w:tcBorders>
+              <w:top w:val="single" w:color="BFBFBF" w:sz="4"/>
+              <w:left w:val="single" w:color="BFBFBF" w:sz="4"/>
+              <w:bottom w:val="single" w:color="BFBFBF" w:sz="4"/>
+              <w:right w:val="single" w:color="BFBFBF" w:sz="4"/>
+            </w:tcBorders>
+            <w:tcMar>
+              <w:top w:type="dxa" w:w="60"/>
+              <w:left w:type="dxa" w:w="100"/>
+              <w:bottom w:type="dxa" w:w="60"/>
+              <w:right w:type="dxa" w:w="100"/>
+            </w:tcMar>
+          </w:tcPr>
+          <w:p>
+            <w:r>
+              <w:rPr>
+                <w:sz w:val="18"/>
+                <w:szCs w:val="18"/>
+              </w:rPr>
+              <w:t xml:space="preserve">넛지 설계 가이드라인</w:t>
+            </w:r>
+          </w:p>
+        </w:tc>
+        <w:tc>
+          <w:tcPr>
+            <w:tcW w:type="dxa" w:w="3615"/>
+            <w:tcBorders>
+              <w:top w:val="single" w:color="BFBFBF" w:sz="4"/>
+              <w:left w:val="single" w:color="BFBFBF" w:sz="4"/>
+              <w:bottom w:val="single" w:color="BFBFBF" w:sz="4"/>
+              <w:right w:val="single" w:color="BFBFBF" w:sz="4"/>
+            </w:tcBorders>
+            <w:tcMar>
+              <w:top w:type="dxa" w:w="60"/>
+              <w:left w:type="dxa" w:w="100"/>
+              <w:bottom w:type="dxa" w:w="60"/>
+              <w:right w:type="dxa" w:w="100"/>
+            </w:tcMar>
+          </w:tcPr>
+          <w:p/>
+        </w:tc>
+      </w:tr>
+      <w:tr>
+        <w:trPr>
+          <w:tblHeader w:val="off"/>
+        </w:trPr>
+        <w:tc>
+          <w:tcPr>
+            <w:tcW w:type="dxa" w:w="1174"/>
+            <w:tcBorders>
+              <w:top w:val="single" w:color="BFBFBF" w:sz="4"/>
+              <w:left w:val="single" w:color="BFBFBF" w:sz="4"/>
+              <w:bottom w:val="single" w:color="BFBFBF" w:sz="4"/>
+              <w:right w:val="single" w:color="BFBFBF" w:sz="4"/>
+            </w:tcBorders>
+            <w:tcMar>
+              <w:top w:type="dxa" w:w="60"/>
+              <w:left w:type="dxa" w:w="100"/>
+              <w:bottom w:type="dxa" w:w="60"/>
+              <w:right w:type="dxa" w:w="100"/>
+            </w:tcMar>
+          </w:tcPr>
+          <w:p/>
+        </w:tc>
+        <w:tc>
+          <w:tcPr>
+            <w:tcW w:type="dxa" w:w="1897"/>
             <w:tcBorders>
               <w:top w:val="single" w:color="BFBFBF" w:sz="4"/>
               <w:left w:val="single" w:color="BFBFBF" w:sz="4"/>
@@ -4859,7 +4389,7 @@
         </w:tc>
         <w:tc>
           <w:tcPr>
-            <w:tcW w:type="dxa" w:w="2882"/>
+            <w:tcW w:type="dxa" w:w="2620"/>
             <w:tcBorders>
               <w:top w:val="single" w:color="BFBFBF" w:sz="4"/>
               <w:left w:val="single" w:color="BFBFBF" w:sz="4"/>
@@ -4877,7 +4407,7 @@
         </w:tc>
         <w:tc>
           <w:tcPr>
-            <w:tcW w:type="dxa" w:w="3296"/>
+            <w:tcW w:type="dxa" w:w="3615"/>
             <w:tcBorders>
               <w:top w:val="single" w:color="BFBFBF" w:sz="4"/>
               <w:left w:val="single" w:color="BFBFBF" w:sz="4"/>
@@ -4930,17 +4460,7 @@
         <w:spacing w:after="60"/>
       </w:pPr>
       <w:r>
-        <w:t xml:space="preserve">보호 동기 이론을 건강·보안 분야에서 </w:t>
-      </w:r>
-      <w:r>
-        <w:rPr>
-          <w:b/>
-          <w:bCs/>
-        </w:rPr>
-        <w:t xml:space="preserve">구독형 디지털 서비스 알림</w:t>
-      </w:r>
-      <w:r>
-        <w:t xml:space="preserve">으로 확장</w:t>
+        <w:t xml:space="preserve">디지털 저장강박 연구를 "원인 설명"에서 "개입"으로 확장</w:t>
       </w:r>
     </w:p>
     <w:p>
@@ -4953,7 +4473,7 @@
         <w:spacing w:after="60"/>
       </w:pPr>
       <w:r>
-        <w:t xml:space="preserve">디지털 저장강박 연구를 "원인 설명"에서 "설득·개입"으로 확장</w:t>
+        <w:t xml:space="preserve">넛지 수용성·반발 연구를 구독형 디지털 서비스 맥락으로 확장</w:t>
       </w:r>
     </w:p>
     <w:p>
@@ -4966,27 +4486,7 @@
         <w:spacing w:after="60"/>
       </w:pPr>
       <w:r>
-        <w:t xml:space="preserve">설득의 </w:t>
-      </w:r>
-      <w:r>
-        <w:rPr>
-          <w:b/>
-          <w:bCs/>
-        </w:rPr>
-        <w:t xml:space="preserve">효과(행동)</w:t>
-      </w:r>
-      <w:r>
-        <w:t xml:space="preserve">와 </w:t>
-      </w:r>
-      <w:r>
-        <w:rPr>
-          <w:b/>
-          <w:bCs/>
-        </w:rPr>
-        <w:t xml:space="preserve">비용(반발)</w:t>
-      </w:r>
-      <w:r>
-        <w:t xml:space="preserve">을 한 연구에서 함께 측정</w:t>
+        <w:t xml:space="preserve">넛지와 다크 패턴의 경계를 사용자 반응(반발)으로 실증</w:t>
       </w:r>
     </w:p>
     <w:p>
@@ -5011,7 +4511,7 @@
         <w:spacing w:after="60"/>
       </w:pPr>
       <w:r>
-        <w:t xml:space="preserve">용량 부족 알림 설계 가이드라인: 위협만 알리지 말고, 쉬운 대처 방법을 함께 제시할 것</w:t>
+        <w:t xml:space="preserve">스토리지 서비스가 쓸 수 있는 넛지 설계 가이드라인 (어떤 문구·방식이 불쾌감 없이 효과적인가)</w:t>
       </w:r>
     </w:p>
     <w:p>
@@ -5024,7 +4524,15 @@
         <w:spacing w:after="60"/>
       </w:pPr>
       <w:r>
-        <w:t xml:space="preserve">결제만 권하는 알림의 한계와, 정리를 돕는 알림이 사용자 반응에 미치는 영향에 대한 근거</w:t>
+        <w:t xml:space="preserve">사용자 성향(저장강박)에 따른 맞춤형 넛지의 근거</w:t>
+      </w:r>
+    </w:p>
+    <w:p>
+      <w:pPr>
+        <w:pStyle w:val="Heading1"/>
+      </w:pPr>
+      <w:r>
+        <w:t xml:space="preserve">10. 연구 범위와 예상 한계</w:t>
       </w:r>
     </w:p>
     <w:p>
@@ -5037,15 +4545,14 @@
         <w:spacing w:after="60"/>
       </w:pPr>
       <w:r>
-        <w:t xml:space="preserve">사용자 성향(저장강박)에 따른 맞춤형 설득의 근거</w:t>
-      </w:r>
-    </w:p>
-    <w:p>
-      <w:pPr>
-        <w:pStyle w:val="Heading1"/>
-      </w:pPr>
-      <w:r>
-        <w:t xml:space="preserve">10. 연구 범위와 예상 한계</w:t>
+        <w:rPr>
+          <w:b/>
+          <w:bCs/>
+        </w:rPr>
+        <w:t xml:space="preserve">범위:</w:t>
+      </w:r>
+      <w:r>
+        <w:t xml:space="preserve"> 개인용 클라우드 스토리지, 용량 부족 순간의 1회성 넛지</w:t>
       </w:r>
     </w:p>
     <w:p>
@@ -5062,26 +4569,6 @@
           <w:b/>
           <w:bCs/>
         </w:rPr>
-        <w:t xml:space="preserve">범위:</w:t>
-      </w:r>
-      <w:r>
-        <w:t xml:space="preserve"> 개인용 클라우드 스토리지, 용량 부족 순간의 1회 알림</w:t>
-      </w:r>
-    </w:p>
-    <w:p>
-      <w:pPr>
-        <w:pStyle w:val="ListParagraph"/>
-        <w:numPr>
-          <w:ilvl w:val="0"/>
-          <w:numId w:val="2"/>
-        </w:numPr>
-        <w:spacing w:after="60"/>
-      </w:pPr>
-      <w:r>
-        <w:rPr>
-          <w:b/>
-          <w:bCs/>
-        </w:rPr>
         <w:t xml:space="preserve">예상 한계:</w:t>
       </w:r>
     </w:p>
@@ -5095,7 +4582,7 @@
         <w:spacing w:after="60"/>
       </w:pPr>
       <w:r>
-        <w:t xml:space="preserve">실험 상황이라 실제 행동과 다를 수 있음 (특히 시나리오 방식일 경우)</w:t>
+        <w:t xml:space="preserve">실제 서비스 데이터가 아닌 실험 상황이라 실제 행동과 다를 수 있음 (특히 시나리오 방식일 경우)</w:t>
       </w:r>
     </w:p>
     <w:p>
@@ -5108,7 +4595,7 @@
         <w:spacing w:after="60"/>
       </w:pPr>
       <w:r>
-        <w:t xml:space="preserve">1회 노출만 측정하므로 반복 알림에서 반발이 쌓이는 과정은 보지 못함</w:t>
+        <w:t xml:space="preserve">1회 노출 효과만 측정, 반복 알림의 장기 효과는 보지 못함</w:t>
       </w:r>
     </w:p>
     <w:p>
@@ -5121,7 +4608,7 @@
         <w:spacing w:after="60"/>
       </w:pPr>
       <w:r>
-        <w:t xml:space="preserve">실제 결제는 일어나지 않으므로 결제는 선택 의향으로 측정</w:t>
+        <w:t xml:space="preserve">실제 결제가 일어나지 않으므로 결제는 "의향"으로만 측정</w:t>
       </w:r>
     </w:p>
     <w:p>
@@ -5154,7 +4641,7 @@
         <w:t xml:space="preserve">☐ </w:t>
       </w:r>
       <w:r>
-        <w:t xml:space="preserve">다음 면담에서 "보호 동기 이론을 핵심 틀로 삼겠다"는 방향 확인받기</w:t>
+        <w:t xml:space="preserve">설득 관련 문헌 조사 후 이론적 틀에 반영 (2026-09-28 면담 피드백)</w:t>
       </w:r>
     </w:p>
     <w:p>
@@ -5163,10 +4650,10 @@
         <w:ind w:left="360" w:hanging="300"/>
       </w:pPr>
       <w:r>
-        <w:t xml:space="preserve">☑ </w:t>
-      </w:r>
-      <w:r>
-        <w:t xml:space="preserve">보호 동기 이론 변수(위협, 효능감)의 측정 척도 찾기 → literature-review.md 3.4절</w:t>
+        <w:t xml:space="preserve">☐ </w:t>
+      </w:r>
+      <w:r>
+        <w:t xml:space="preserve">이 개요를 들고 지도교수님 면담 (특히 5절 가설과 제목)</w:t>
       </w:r>
     </w:p>
     <w:p>
@@ -5178,7 +4665,7 @@
         <w:t xml:space="preserve">☐ </w:t>
       </w:r>
       <w:r>
-        <w:t xml:space="preserve">실험 조건 5개의 알림 문구와 자극물 형태 확정 (research-design.md)</w:t>
+        <w:t xml:space="preserve">실험 조건과 자극물 형태 확정 (research-design.md)</w:t>
       </w:r>
     </w:p>
     <w:p>
@@ -5199,7 +4686,7 @@
         <w:t xml:space="preserve">notes/reading/</w:t>
       </w:r>
       <w:r>
-        <w:t xml:space="preserve">에 읽기 노트 작성 (특히 Rogers, Witte, Tannenbaum)</w:t>
+        <w:t xml:space="preserve">에 읽기 노트 작성</w:t>
       </w:r>
     </w:p>
     <w:p>
@@ -5211,7 +4698,7 @@
         <w:t xml:space="preserve">☐ </w:t>
       </w:r>
       <w:r>
-        <w:t xml:space="preserve">국내 선행연구 검색 (RISS, KCI, DBpia): 보호 동기 이론, 공포 소구, 다크패턴</w:t>
+        <w:t xml:space="preserve">국내 선행연구 검색 (RISS, KCI, DBpia)</w:t>
       </w:r>
     </w:p>
     <w:p>
